--- a/5.人员管理/1.流程制度规范类文件/JXTX-05-07-人员入离职管理制度.docx
+++ b/5.人员管理/1.流程制度规范类文件/JXTX-05-07-人员入离职管理制度.docx
@@ -21,7 +21,7 @@
         <w:spacing w:before="3120" w:beforeLines="1000"/>
         <w:textAlignment w:val="baseline"/>
       </w:pPr>
-      <w:bookmarkStart w:id="0" w:name="_Toc13159"/>
+      <w:bookmarkStart w:id="0" w:name="_Toc3816"/>
       <w:r>
         <w:drawing>
           <wp:anchor distT="0" distB="0" distL="114300" distR="114300" simplePos="0" relativeHeight="251661312" behindDoc="1" locked="0" layoutInCell="1" allowOverlap="1">
@@ -210,7 +210,7 @@
           <w:lang w:val="en-US" w:eastAsia="zh-CN"/>
         </w:rPr>
       </w:pPr>
-      <w:bookmarkStart w:id="1" w:name="_Toc27854"/>
+      <w:bookmarkStart w:id="1" w:name="_Toc23169"/>
       <w:r>
         <w:rPr>
           <w:rFonts w:hint="eastAsia"/>
@@ -315,8 +315,6 @@
         </w:rPr>
         <w:t>07</w:t>
       </w:r>
-      <w:bookmarkStart w:id="22" w:name="_GoBack"/>
-      <w:bookmarkEnd w:id="22"/>
     </w:p>
     <w:tbl>
       <w:tblPr>
@@ -2087,6 +2085,8 @@
               <w:tab w:val="right" w:leader="dot" w:pos="8306"/>
             </w:tabs>
           </w:pPr>
+          <w:bookmarkStart w:id="22" w:name="_GoBack"/>
+          <w:bookmarkEnd w:id="22"/>
           <w:r>
             <w:rPr>
               <w:rFonts w:hint="eastAsia" w:ascii="宋体" w:hAnsi="宋体" w:eastAsia="宋体" w:cs="宋体"/>
@@ -2123,7 +2123,7 @@
               <w:rFonts w:hint="eastAsia" w:ascii="宋体" w:hAnsi="宋体" w:eastAsia="宋体" w:cs="宋体"/>
               <w:szCs w:val="21"/>
             </w:rPr>
-            <w:instrText xml:space="preserve"> HYPERLINK \l _Toc13159 </w:instrText>
+            <w:instrText xml:space="preserve"> HYPERLINK \l _Toc3816 </w:instrText>
           </w:r>
           <w:r>
             <w:rPr>
@@ -2146,7 +2146,7 @@
             <w:fldChar w:fldCharType="begin"/>
           </w:r>
           <w:r>
-            <w:instrText xml:space="preserve"> PAGEREF _Toc13159 \h </w:instrText>
+            <w:instrText xml:space="preserve"> PAGEREF _Toc3816 \h </w:instrText>
           </w:r>
           <w:r>
             <w:fldChar w:fldCharType="separate"/>
@@ -2184,7 +2184,7 @@
               <w:rFonts w:hint="eastAsia" w:ascii="宋体" w:hAnsi="宋体" w:eastAsia="宋体" w:cs="宋体"/>
               <w:szCs w:val="21"/>
             </w:rPr>
-            <w:instrText xml:space="preserve"> HYPERLINK \l _Toc27854 </w:instrText>
+            <w:instrText xml:space="preserve"> HYPERLINK \l _Toc23169 </w:instrText>
           </w:r>
           <w:r>
             <w:rPr>
@@ -2207,7 +2207,7 @@
             <w:fldChar w:fldCharType="begin"/>
           </w:r>
           <w:r>
-            <w:instrText xml:space="preserve"> PAGEREF _Toc27854 \h </w:instrText>
+            <w:instrText xml:space="preserve"> PAGEREF _Toc23169 \h </w:instrText>
           </w:r>
           <w:r>
             <w:fldChar w:fldCharType="separate"/>
@@ -2245,7 +2245,7 @@
               <w:rFonts w:hint="eastAsia" w:ascii="宋体" w:hAnsi="宋体" w:eastAsia="宋体" w:cs="宋体"/>
               <w:szCs w:val="21"/>
             </w:rPr>
-            <w:instrText xml:space="preserve"> HYPERLINK \l _Toc27985 </w:instrText>
+            <w:instrText xml:space="preserve"> HYPERLINK \l _Toc10904 </w:instrText>
           </w:r>
           <w:r>
             <w:rPr>
@@ -2268,7 +2268,7 @@
             <w:fldChar w:fldCharType="begin"/>
           </w:r>
           <w:r>
-            <w:instrText xml:space="preserve"> PAGEREF _Toc27985 \h </w:instrText>
+            <w:instrText xml:space="preserve"> PAGEREF _Toc10904 \h </w:instrText>
           </w:r>
           <w:r>
             <w:fldChar w:fldCharType="separate"/>
@@ -2306,7 +2306,7 @@
               <w:rFonts w:hint="eastAsia" w:ascii="宋体" w:hAnsi="宋体" w:eastAsia="宋体" w:cs="宋体"/>
               <w:szCs w:val="21"/>
             </w:rPr>
-            <w:instrText xml:space="preserve"> HYPERLINK \l _Toc10452 </w:instrText>
+            <w:instrText xml:space="preserve"> HYPERLINK \l _Toc18658 </w:instrText>
           </w:r>
           <w:r>
             <w:rPr>
@@ -2329,7 +2329,7 @@
             <w:fldChar w:fldCharType="begin"/>
           </w:r>
           <w:r>
-            <w:instrText xml:space="preserve"> PAGEREF _Toc10452 \h </w:instrText>
+            <w:instrText xml:space="preserve"> PAGEREF _Toc18658 \h </w:instrText>
           </w:r>
           <w:r>
             <w:fldChar w:fldCharType="separate"/>
@@ -2367,7 +2367,7 @@
               <w:rFonts w:hint="eastAsia" w:ascii="宋体" w:hAnsi="宋体" w:eastAsia="宋体" w:cs="宋体"/>
               <w:szCs w:val="21"/>
             </w:rPr>
-            <w:instrText xml:space="preserve"> HYPERLINK \l _Toc13723 </w:instrText>
+            <w:instrText xml:space="preserve"> HYPERLINK \l _Toc3268 </w:instrText>
           </w:r>
           <w:r>
             <w:rPr>
@@ -2390,7 +2390,7 @@
             <w:fldChar w:fldCharType="begin"/>
           </w:r>
           <w:r>
-            <w:instrText xml:space="preserve"> PAGEREF _Toc13723 \h </w:instrText>
+            <w:instrText xml:space="preserve"> PAGEREF _Toc3268 \h </w:instrText>
           </w:r>
           <w:r>
             <w:fldChar w:fldCharType="separate"/>
@@ -2428,7 +2428,7 @@
               <w:rFonts w:hint="eastAsia" w:ascii="宋体" w:hAnsi="宋体" w:eastAsia="宋体" w:cs="宋体"/>
               <w:szCs w:val="21"/>
             </w:rPr>
-            <w:instrText xml:space="preserve"> HYPERLINK \l _Toc11783 </w:instrText>
+            <w:instrText xml:space="preserve"> HYPERLINK \l _Toc17804 </w:instrText>
           </w:r>
           <w:r>
             <w:rPr>
@@ -2451,7 +2451,7 @@
             <w:fldChar w:fldCharType="begin"/>
           </w:r>
           <w:r>
-            <w:instrText xml:space="preserve"> PAGEREF _Toc11783 \h </w:instrText>
+            <w:instrText xml:space="preserve"> PAGEREF _Toc17804 \h </w:instrText>
           </w:r>
           <w:r>
             <w:fldChar w:fldCharType="separate"/>
@@ -2489,7 +2489,7 @@
               <w:rFonts w:hint="eastAsia" w:ascii="宋体" w:hAnsi="宋体" w:eastAsia="宋体" w:cs="宋体"/>
               <w:szCs w:val="21"/>
             </w:rPr>
-            <w:instrText xml:space="preserve"> HYPERLINK \l _Toc4715 </w:instrText>
+            <w:instrText xml:space="preserve"> HYPERLINK \l _Toc11225 </w:instrText>
           </w:r>
           <w:r>
             <w:rPr>
@@ -2512,7 +2512,7 @@
             <w:fldChar w:fldCharType="begin"/>
           </w:r>
           <w:r>
-            <w:instrText xml:space="preserve"> PAGEREF _Toc4715 \h </w:instrText>
+            <w:instrText xml:space="preserve"> PAGEREF _Toc11225 \h </w:instrText>
           </w:r>
           <w:r>
             <w:fldChar w:fldCharType="separate"/>
@@ -2550,7 +2550,7 @@
               <w:rFonts w:hint="eastAsia" w:ascii="宋体" w:hAnsi="宋体" w:eastAsia="宋体" w:cs="宋体"/>
               <w:szCs w:val="21"/>
             </w:rPr>
-            <w:instrText xml:space="preserve"> HYPERLINK \l _Toc15983 </w:instrText>
+            <w:instrText xml:space="preserve"> HYPERLINK \l _Toc11573 </w:instrText>
           </w:r>
           <w:r>
             <w:rPr>
@@ -2573,7 +2573,7 @@
             <w:fldChar w:fldCharType="begin"/>
           </w:r>
           <w:r>
-            <w:instrText xml:space="preserve"> PAGEREF _Toc15983 \h </w:instrText>
+            <w:instrText xml:space="preserve"> PAGEREF _Toc11573 \h </w:instrText>
           </w:r>
           <w:r>
             <w:fldChar w:fldCharType="separate"/>
@@ -2611,7 +2611,7 @@
               <w:rFonts w:hint="eastAsia" w:ascii="宋体" w:hAnsi="宋体" w:eastAsia="宋体" w:cs="宋体"/>
               <w:szCs w:val="21"/>
             </w:rPr>
-            <w:instrText xml:space="preserve"> HYPERLINK \l _Toc10309 </w:instrText>
+            <w:instrText xml:space="preserve"> HYPERLINK \l _Toc6597 </w:instrText>
           </w:r>
           <w:r>
             <w:rPr>
@@ -2634,7 +2634,7 @@
             <w:fldChar w:fldCharType="begin"/>
           </w:r>
           <w:r>
-            <w:instrText xml:space="preserve"> PAGEREF _Toc10309 \h </w:instrText>
+            <w:instrText xml:space="preserve"> PAGEREF _Toc6597 \h </w:instrText>
           </w:r>
           <w:r>
             <w:fldChar w:fldCharType="separate"/>
@@ -2672,7 +2672,7 @@
               <w:rFonts w:hint="eastAsia" w:ascii="宋体" w:hAnsi="宋体" w:eastAsia="宋体" w:cs="宋体"/>
               <w:szCs w:val="21"/>
             </w:rPr>
-            <w:instrText xml:space="preserve"> HYPERLINK \l _Toc29904 </w:instrText>
+            <w:instrText xml:space="preserve"> HYPERLINK \l _Toc6623 </w:instrText>
           </w:r>
           <w:r>
             <w:rPr>
@@ -2695,7 +2695,7 @@
             <w:fldChar w:fldCharType="begin"/>
           </w:r>
           <w:r>
-            <w:instrText xml:space="preserve"> PAGEREF _Toc29904 \h </w:instrText>
+            <w:instrText xml:space="preserve"> PAGEREF _Toc6623 \h </w:instrText>
           </w:r>
           <w:r>
             <w:fldChar w:fldCharType="separate"/>
@@ -2733,7 +2733,7 @@
               <w:rFonts w:hint="eastAsia" w:ascii="宋体" w:hAnsi="宋体" w:eastAsia="宋体" w:cs="宋体"/>
               <w:szCs w:val="21"/>
             </w:rPr>
-            <w:instrText xml:space="preserve"> HYPERLINK \l _Toc13817 </w:instrText>
+            <w:instrText xml:space="preserve"> HYPERLINK \l _Toc16674 </w:instrText>
           </w:r>
           <w:r>
             <w:rPr>
@@ -2756,7 +2756,7 @@
             <w:fldChar w:fldCharType="begin"/>
           </w:r>
           <w:r>
-            <w:instrText xml:space="preserve"> PAGEREF _Toc13817 \h </w:instrText>
+            <w:instrText xml:space="preserve"> PAGEREF _Toc16674 \h </w:instrText>
           </w:r>
           <w:r>
             <w:fldChar w:fldCharType="separate"/>
@@ -2794,7 +2794,7 @@
               <w:rFonts w:hint="eastAsia" w:ascii="宋体" w:hAnsi="宋体" w:eastAsia="宋体" w:cs="宋体"/>
               <w:szCs w:val="21"/>
             </w:rPr>
-            <w:instrText xml:space="preserve"> HYPERLINK \l _Toc28495 </w:instrText>
+            <w:instrText xml:space="preserve"> HYPERLINK \l _Toc10703 </w:instrText>
           </w:r>
           <w:r>
             <w:rPr>
@@ -2817,7 +2817,7 @@
             <w:fldChar w:fldCharType="begin"/>
           </w:r>
           <w:r>
-            <w:instrText xml:space="preserve"> PAGEREF _Toc28495 \h </w:instrText>
+            <w:instrText xml:space="preserve"> PAGEREF _Toc10703 \h </w:instrText>
           </w:r>
           <w:r>
             <w:fldChar w:fldCharType="separate"/>
@@ -2855,7 +2855,7 @@
               <w:rFonts w:hint="eastAsia" w:ascii="宋体" w:hAnsi="宋体" w:eastAsia="宋体" w:cs="宋体"/>
               <w:szCs w:val="21"/>
             </w:rPr>
-            <w:instrText xml:space="preserve"> HYPERLINK \l _Toc14669 </w:instrText>
+            <w:instrText xml:space="preserve"> HYPERLINK \l _Toc5338 </w:instrText>
           </w:r>
           <w:r>
             <w:rPr>
@@ -2878,7 +2878,7 @@
             <w:fldChar w:fldCharType="begin"/>
           </w:r>
           <w:r>
-            <w:instrText xml:space="preserve"> PAGEREF _Toc14669 \h </w:instrText>
+            <w:instrText xml:space="preserve"> PAGEREF _Toc5338 \h </w:instrText>
           </w:r>
           <w:r>
             <w:fldChar w:fldCharType="separate"/>
@@ -2916,7 +2916,7 @@
               <w:rFonts w:hint="eastAsia" w:ascii="宋体" w:hAnsi="宋体" w:eastAsia="宋体" w:cs="宋体"/>
               <w:szCs w:val="21"/>
             </w:rPr>
-            <w:instrText xml:space="preserve"> HYPERLINK \l _Toc29703 </w:instrText>
+            <w:instrText xml:space="preserve"> HYPERLINK \l _Toc25401 </w:instrText>
           </w:r>
           <w:r>
             <w:rPr>
@@ -2939,7 +2939,7 @@
             <w:fldChar w:fldCharType="begin"/>
           </w:r>
           <w:r>
-            <w:instrText xml:space="preserve"> PAGEREF _Toc29703 \h </w:instrText>
+            <w:instrText xml:space="preserve"> PAGEREF _Toc25401 \h </w:instrText>
           </w:r>
           <w:r>
             <w:fldChar w:fldCharType="separate"/>
@@ -2977,7 +2977,7 @@
               <w:rFonts w:hint="eastAsia" w:ascii="宋体" w:hAnsi="宋体" w:eastAsia="宋体" w:cs="宋体"/>
               <w:szCs w:val="21"/>
             </w:rPr>
-            <w:instrText xml:space="preserve"> HYPERLINK \l _Toc18863 </w:instrText>
+            <w:instrText xml:space="preserve"> HYPERLINK \l _Toc3467 </w:instrText>
           </w:r>
           <w:r>
             <w:rPr>
@@ -3000,7 +3000,7 @@
             <w:fldChar w:fldCharType="begin"/>
           </w:r>
           <w:r>
-            <w:instrText xml:space="preserve"> PAGEREF _Toc18863 \h </w:instrText>
+            <w:instrText xml:space="preserve"> PAGEREF _Toc3467 \h </w:instrText>
           </w:r>
           <w:r>
             <w:fldChar w:fldCharType="separate"/>
@@ -3038,7 +3038,7 @@
               <w:rFonts w:hint="eastAsia" w:ascii="宋体" w:hAnsi="宋体" w:eastAsia="宋体" w:cs="宋体"/>
               <w:szCs w:val="21"/>
             </w:rPr>
-            <w:instrText xml:space="preserve"> HYPERLINK \l _Toc1891 </w:instrText>
+            <w:instrText xml:space="preserve"> HYPERLINK \l _Toc17015 </w:instrText>
           </w:r>
           <w:r>
             <w:rPr>
@@ -3061,7 +3061,7 @@
             <w:fldChar w:fldCharType="begin"/>
           </w:r>
           <w:r>
-            <w:instrText xml:space="preserve"> PAGEREF _Toc1891 \h </w:instrText>
+            <w:instrText xml:space="preserve"> PAGEREF _Toc17015 \h </w:instrText>
           </w:r>
           <w:r>
             <w:fldChar w:fldCharType="separate"/>
@@ -3099,7 +3099,7 @@
               <w:rFonts w:hint="eastAsia" w:ascii="宋体" w:hAnsi="宋体" w:eastAsia="宋体" w:cs="宋体"/>
               <w:szCs w:val="21"/>
             </w:rPr>
-            <w:instrText xml:space="preserve"> HYPERLINK \l _Toc25006 </w:instrText>
+            <w:instrText xml:space="preserve"> HYPERLINK \l _Toc27516 </w:instrText>
           </w:r>
           <w:r>
             <w:rPr>
@@ -3122,7 +3122,7 @@
             <w:fldChar w:fldCharType="begin"/>
           </w:r>
           <w:r>
-            <w:instrText xml:space="preserve"> PAGEREF _Toc25006 \h </w:instrText>
+            <w:instrText xml:space="preserve"> PAGEREF _Toc27516 \h </w:instrText>
           </w:r>
           <w:r>
             <w:fldChar w:fldCharType="separate"/>
@@ -3160,7 +3160,7 @@
               <w:rFonts w:hint="eastAsia" w:ascii="宋体" w:hAnsi="宋体" w:eastAsia="宋体" w:cs="宋体"/>
               <w:szCs w:val="21"/>
             </w:rPr>
-            <w:instrText xml:space="preserve"> HYPERLINK \l _Toc27203 </w:instrText>
+            <w:instrText xml:space="preserve"> HYPERLINK \l _Toc11968 </w:instrText>
           </w:r>
           <w:r>
             <w:rPr>
@@ -3183,7 +3183,7 @@
             <w:fldChar w:fldCharType="begin"/>
           </w:r>
           <w:r>
-            <w:instrText xml:space="preserve"> PAGEREF _Toc27203 \h </w:instrText>
+            <w:instrText xml:space="preserve"> PAGEREF _Toc11968 \h </w:instrText>
           </w:r>
           <w:r>
             <w:fldChar w:fldCharType="separate"/>
@@ -3221,7 +3221,7 @@
               <w:rFonts w:hint="eastAsia" w:ascii="宋体" w:hAnsi="宋体" w:eastAsia="宋体" w:cs="宋体"/>
               <w:szCs w:val="21"/>
             </w:rPr>
-            <w:instrText xml:space="preserve"> HYPERLINK \l _Toc21779 </w:instrText>
+            <w:instrText xml:space="preserve"> HYPERLINK \l _Toc10476 </w:instrText>
           </w:r>
           <w:r>
             <w:rPr>
@@ -3244,7 +3244,7 @@
             <w:fldChar w:fldCharType="begin"/>
           </w:r>
           <w:r>
-            <w:instrText xml:space="preserve"> PAGEREF _Toc21779 \h </w:instrText>
+            <w:instrText xml:space="preserve"> PAGEREF _Toc10476 \h </w:instrText>
           </w:r>
           <w:r>
             <w:fldChar w:fldCharType="separate"/>
@@ -3282,7 +3282,7 @@
               <w:rFonts w:hint="eastAsia" w:ascii="宋体" w:hAnsi="宋体" w:eastAsia="宋体" w:cs="宋体"/>
               <w:szCs w:val="21"/>
             </w:rPr>
-            <w:instrText xml:space="preserve"> HYPERLINK \l _Toc26154 </w:instrText>
+            <w:instrText xml:space="preserve"> HYPERLINK \l _Toc12722 </w:instrText>
           </w:r>
           <w:r>
             <w:rPr>
@@ -3305,7 +3305,7 @@
             <w:fldChar w:fldCharType="begin"/>
           </w:r>
           <w:r>
-            <w:instrText xml:space="preserve"> PAGEREF _Toc26154 \h </w:instrText>
+            <w:instrText xml:space="preserve"> PAGEREF _Toc12722 \h </w:instrText>
           </w:r>
           <w:r>
             <w:fldChar w:fldCharType="separate"/>
@@ -3343,7 +3343,7 @@
               <w:rFonts w:hint="eastAsia" w:ascii="宋体" w:hAnsi="宋体" w:eastAsia="宋体" w:cs="宋体"/>
               <w:szCs w:val="21"/>
             </w:rPr>
-            <w:instrText xml:space="preserve"> HYPERLINK \l _Toc24771 </w:instrText>
+            <w:instrText xml:space="preserve"> HYPERLINK \l _Toc10223 </w:instrText>
           </w:r>
           <w:r>
             <w:rPr>
@@ -3366,7 +3366,7 @@
             <w:fldChar w:fldCharType="begin"/>
           </w:r>
           <w:r>
-            <w:instrText xml:space="preserve"> PAGEREF _Toc24771 \h </w:instrText>
+            <w:instrText xml:space="preserve"> PAGEREF _Toc10223 \h </w:instrText>
           </w:r>
           <w:r>
             <w:fldChar w:fldCharType="separate"/>
@@ -3404,7 +3404,7 @@
               <w:rFonts w:hint="eastAsia" w:ascii="宋体" w:hAnsi="宋体" w:eastAsia="宋体" w:cs="宋体"/>
               <w:szCs w:val="21"/>
             </w:rPr>
-            <w:instrText xml:space="preserve"> HYPERLINK \l _Toc16397 </w:instrText>
+            <w:instrText xml:space="preserve"> HYPERLINK \l _Toc28730 </w:instrText>
           </w:r>
           <w:r>
             <w:rPr>
@@ -3427,7 +3427,7 @@
             <w:fldChar w:fldCharType="begin"/>
           </w:r>
           <w:r>
-            <w:instrText xml:space="preserve"> PAGEREF _Toc16397 \h </w:instrText>
+            <w:instrText xml:space="preserve"> PAGEREF _Toc28730 \h </w:instrText>
           </w:r>
           <w:r>
             <w:fldChar w:fldCharType="separate"/>
@@ -3501,7 +3501,7 @@
           <w:lang w:val="en-US" w:eastAsia="zh-CN"/>
         </w:rPr>
       </w:pPr>
-      <w:bookmarkStart w:id="2" w:name="_Toc27985"/>
+      <w:bookmarkStart w:id="2" w:name="_Toc10904"/>
       <w:r>
         <w:rPr>
           <w:rFonts w:hint="default"/>
@@ -3520,7 +3520,7 @@
           <w:lang w:val="en-US" w:eastAsia="zh-CN"/>
         </w:rPr>
       </w:pPr>
-      <w:bookmarkStart w:id="3" w:name="_Toc10452"/>
+      <w:bookmarkStart w:id="3" w:name="_Toc18658"/>
       <w:r>
         <w:rPr>
           <w:rFonts w:hint="default"/>
@@ -3569,7 +3569,7 @@
           <w:lang w:val="en-US" w:eastAsia="zh-CN"/>
         </w:rPr>
       </w:pPr>
-      <w:bookmarkStart w:id="4" w:name="_Toc13723"/>
+      <w:bookmarkStart w:id="4" w:name="_Toc3268"/>
       <w:r>
         <w:rPr>
           <w:rFonts w:hint="default"/>
@@ -3618,7 +3618,7 @@
           <w:lang w:val="en-US" w:eastAsia="zh-CN"/>
         </w:rPr>
       </w:pPr>
-      <w:bookmarkStart w:id="5" w:name="_Toc11783"/>
+      <w:bookmarkStart w:id="5" w:name="_Toc17804"/>
       <w:r>
         <w:rPr>
           <w:rFonts w:hint="default"/>
@@ -3757,7 +3757,7 @@
           <w:lang w:val="en-US" w:eastAsia="zh-CN"/>
         </w:rPr>
       </w:pPr>
-      <w:bookmarkStart w:id="6" w:name="_Toc4715"/>
+      <w:bookmarkStart w:id="6" w:name="_Toc11225"/>
       <w:r>
         <w:rPr>
           <w:rFonts w:hint="default"/>
@@ -3776,7 +3776,7 @@
           <w:lang w:val="en-US" w:eastAsia="zh-CN"/>
         </w:rPr>
       </w:pPr>
-      <w:bookmarkStart w:id="7" w:name="_Toc15983"/>
+      <w:bookmarkStart w:id="7" w:name="_Toc11573"/>
       <w:r>
         <w:rPr>
           <w:rFonts w:hint="default"/>
@@ -3975,7 +3975,7 @@
           <w:lang w:val="en-US" w:eastAsia="zh-CN"/>
         </w:rPr>
       </w:pPr>
-      <w:bookmarkStart w:id="8" w:name="_Toc10309"/>
+      <w:bookmarkStart w:id="8" w:name="_Toc6597"/>
       <w:r>
         <w:rPr>
           <w:rFonts w:hint="default"/>
@@ -4144,7 +4144,7 @@
           <w:lang w:val="en-US" w:eastAsia="zh-CN"/>
         </w:rPr>
       </w:pPr>
-      <w:bookmarkStart w:id="9" w:name="_Toc29904"/>
+      <w:bookmarkStart w:id="9" w:name="_Toc6623"/>
       <w:r>
         <w:rPr>
           <w:rFonts w:hint="default"/>
@@ -4223,7 +4223,7 @@
           <w:lang w:val="en-US" w:eastAsia="zh-CN"/>
         </w:rPr>
       </w:pPr>
-      <w:bookmarkStart w:id="10" w:name="_Toc13817"/>
+      <w:bookmarkStart w:id="10" w:name="_Toc16674"/>
       <w:r>
         <w:rPr>
           <w:rFonts w:hint="default"/>
@@ -4242,7 +4242,7 @@
           <w:lang w:val="en-US" w:eastAsia="zh-CN"/>
         </w:rPr>
       </w:pPr>
-      <w:bookmarkStart w:id="11" w:name="_Toc28495"/>
+      <w:bookmarkStart w:id="11" w:name="_Toc10703"/>
       <w:r>
         <w:rPr>
           <w:rFonts w:hint="default"/>
@@ -4321,7 +4321,7 @@
           <w:lang w:val="en-US" w:eastAsia="zh-CN"/>
         </w:rPr>
       </w:pPr>
-      <w:bookmarkStart w:id="12" w:name="_Toc14669"/>
+      <w:bookmarkStart w:id="12" w:name="_Toc5338"/>
       <w:r>
         <w:rPr>
           <w:rFonts w:hint="default"/>
@@ -4460,7 +4460,7 @@
           <w:lang w:val="en-US" w:eastAsia="zh-CN"/>
         </w:rPr>
       </w:pPr>
-      <w:bookmarkStart w:id="13" w:name="_Toc29703"/>
+      <w:bookmarkStart w:id="13" w:name="_Toc25401"/>
       <w:r>
         <w:rPr>
           <w:rFonts w:hint="default"/>
@@ -4569,7 +4569,7 @@
           <w:lang w:val="en-US" w:eastAsia="zh-CN"/>
         </w:rPr>
       </w:pPr>
-      <w:bookmarkStart w:id="14" w:name="_Toc18863"/>
+      <w:bookmarkStart w:id="14" w:name="_Toc3467"/>
       <w:r>
         <w:rPr>
           <w:rFonts w:hint="default"/>
@@ -4678,7 +4678,7 @@
           <w:lang w:val="en-US" w:eastAsia="zh-CN"/>
         </w:rPr>
       </w:pPr>
-      <w:bookmarkStart w:id="15" w:name="_Toc1891"/>
+      <w:bookmarkStart w:id="15" w:name="_Toc17015"/>
       <w:r>
         <w:rPr>
           <w:rFonts w:hint="default"/>
@@ -4697,7 +4697,7 @@
           <w:lang w:val="en-US" w:eastAsia="zh-CN"/>
         </w:rPr>
       </w:pPr>
-      <w:bookmarkStart w:id="16" w:name="_Toc25006"/>
+      <w:bookmarkStart w:id="16" w:name="_Toc27516"/>
       <w:r>
         <w:rPr>
           <w:rFonts w:hint="default"/>
@@ -4806,7 +4806,7 @@
           <w:lang w:val="en-US" w:eastAsia="zh-CN"/>
         </w:rPr>
       </w:pPr>
-      <w:bookmarkStart w:id="17" w:name="_Toc27203"/>
+      <w:bookmarkStart w:id="17" w:name="_Toc11968"/>
       <w:r>
         <w:rPr>
           <w:rFonts w:hint="default"/>
@@ -4945,7 +4945,7 @@
           <w:lang w:val="en-US" w:eastAsia="zh-CN"/>
         </w:rPr>
       </w:pPr>
-      <w:bookmarkStart w:id="18" w:name="_Toc21779"/>
+      <w:bookmarkStart w:id="18" w:name="_Toc10476"/>
       <w:r>
         <w:rPr>
           <w:rFonts w:hint="default"/>
@@ -5264,7 +5264,7 @@
           <w:lang w:val="en-US" w:eastAsia="zh-CN"/>
         </w:rPr>
       </w:pPr>
-      <w:bookmarkStart w:id="19" w:name="_Toc26154"/>
+      <w:bookmarkStart w:id="19" w:name="_Toc12722"/>
       <w:r>
         <w:rPr>
           <w:rFonts w:hint="default"/>
@@ -5463,7 +5463,7 @@
           <w:lang w:val="en-US" w:eastAsia="zh-CN"/>
         </w:rPr>
       </w:pPr>
-      <w:bookmarkStart w:id="20" w:name="_Toc24771"/>
+      <w:bookmarkStart w:id="20" w:name="_Toc10223"/>
       <w:r>
         <w:rPr>
           <w:rFonts w:hint="default"/>
@@ -5572,7 +5572,7 @@
           <w:lang w:val="en-US" w:eastAsia="zh-CN"/>
         </w:rPr>
       </w:pPr>
-      <w:bookmarkStart w:id="21" w:name="_Toc16397"/>
+      <w:bookmarkStart w:id="21" w:name="_Toc28730"/>
       <w:r>
         <w:rPr>
           <w:rFonts w:hint="default"/>

--- a/5.人员管理/1.流程制度规范类文件/JXTX-05-07-人员入离职管理制度.docx
+++ b/5.人员管理/1.流程制度规范类文件/JXTX-05-07-人员入离职管理制度.docx
@@ -1,10 +1,11 @@
 
 <file path=word/document.xml><?xml version="1.0" encoding="utf-8"?>
-<w:document xmlns:wpc="http://schemas.microsoft.com/office/word/2010/wordprocessingCanvas" xmlns:mc="http://schemas.openxmlformats.org/markup-compatibility/2006" xmlns:o="urn:schemas-microsoft-com:office:office" xmlns:r="http://schemas.openxmlformats.org/officeDocument/2006/relationships" xmlns:m="http://schemas.openxmlformats.org/officeDocument/2006/math" xmlns:v="urn:schemas-microsoft-com:vml" xmlns:wp14="http://schemas.microsoft.com/office/word/2010/wordprocessingDrawing" xmlns:wp="http://schemas.openxmlformats.org/drawingml/2006/wordprocessingDrawing" xmlns:w="http://schemas.openxmlformats.org/wordprocessingml/2006/main" xmlns:w14="http://schemas.microsoft.com/office/word/2010/wordml" xmlns:w10="urn:schemas-microsoft-com:office:word" xmlns:w15="http://schemas.microsoft.com/office/word/2012/wordml" xmlns:wpg="http://schemas.microsoft.com/office/word/2010/wordprocessingGroup" xmlns:wpi="http://schemas.microsoft.com/office/word/2010/wordprocessingInk" xmlns:wne="http://schemas.microsoft.com/office/word/2006/wordml" xmlns:wps="http://schemas.microsoft.com/office/word/2010/wordprocessingShape" xmlns:wpsCustomData="http://www.wps.cn/officeDocument/2013/wpsCustomData" mc:Ignorable="w14 w15 wp14">
+<w:document xmlns:wpc="http://schemas.microsoft.com/office/word/2010/wordprocessingCanvas" xmlns:mc="http://schemas.openxmlformats.org/markup-compatibility/2006" xmlns:o="urn:schemas-microsoft-com:office:office" xmlns:r="http://schemas.openxmlformats.org/officeDocument/2006/relationships" xmlns:m="http://schemas.openxmlformats.org/officeDocument/2006/math" xmlns:v="urn:schemas-microsoft-com:vml" xmlns:wp14="http://schemas.microsoft.com/office/word/2010/wordprocessingDrawing" xmlns:wp="http://schemas.openxmlformats.org/drawingml/2006/wordprocessingDrawing" xmlns:w10="urn:schemas-microsoft-com:office:word" xmlns:w="http://schemas.openxmlformats.org/wordprocessingml/2006/main" xmlns:w14="http://schemas.microsoft.com/office/word/2010/wordml" xmlns:w15="http://schemas.microsoft.com/office/word/2012/wordml" xmlns:wne="http://schemas.microsoft.com/office/word/2006/wordml" xmlns:wpg="http://schemas.microsoft.com/office/word/2010/wordprocessingGroup" xmlns:wpi="http://schemas.microsoft.com/office/word/2010/wordprocessingInk" xmlns:wps="http://schemas.microsoft.com/office/word/2010/wordprocessingShape" mc:Ignorable="w14 w15 wp14">
+  <!-- Generated by Aspose.Words for .NET 13.3.0.1 -->
   <w:body>
     <w:p>
       <w:pPr>
-        <w:pStyle w:val="24"/>
+        <w:pStyle w:val="a"/>
         <w:keepNext w:val="0"/>
         <w:keepLines w:val="0"/>
         <w:pageBreakBefore w:val="0"/>
@@ -24,7 +25,7 @@
       <w:bookmarkStart w:id="0" w:name="_Toc3816"/>
       <w:r>
         <w:drawing>
-          <wp:anchor distT="0" distB="0" distL="114300" distR="114300" simplePos="0" relativeHeight="251661312" behindDoc="1" locked="0" layoutInCell="1" allowOverlap="1">
+          <wp:anchor distT="0" distB="0" distL="114300" distR="114300" simplePos="0" relativeHeight="251660288" behindDoc="1" locked="0" layoutInCell="1" allowOverlap="1">
             <wp:simplePos x="0" y="0"/>
             <wp:positionH relativeFrom="column">
               <wp:posOffset>-19050</wp:posOffset>
@@ -49,7 +50,7 @@
                     </pic:cNvPicPr>
                   </pic:nvPicPr>
                   <pic:blipFill>
-                    <a:blip r:embed="rId7"/>
+                    <a:blip xmlns:r="http://schemas.openxmlformats.org/officeDocument/2006/relationships" r:embed="rId4"/>
                     <a:stretch>
                       <a:fillRect/>
                     </a:stretch>
@@ -75,7 +76,7 @@
       </w:r>
       <w:r>
         <w:drawing>
-          <wp:anchor distT="0" distB="0" distL="114300" distR="114300" simplePos="0" relativeHeight="251660288" behindDoc="1" locked="0" layoutInCell="1" allowOverlap="1">
+          <wp:anchor distT="0" distB="0" distL="114300" distR="114300" simplePos="0" relativeHeight="251659264" behindDoc="1" locked="0" layoutInCell="1" allowOverlap="1">
             <wp:simplePos x="0" y="0"/>
             <wp:positionH relativeFrom="column">
               <wp:posOffset>0</wp:posOffset>
@@ -100,7 +101,7 @@
                     </pic:cNvPicPr>
                   </pic:nvPicPr>
                   <pic:blipFill>
-                    <a:blip r:embed="rId8"/>
+                    <a:blip xmlns:r="http://schemas.openxmlformats.org/officeDocument/2006/relationships" r:embed="rId5"/>
                     <a:stretch>
                       <a:fillRect/>
                     </a:stretch>
@@ -130,7 +131,7 @@
           <w:lang w:val="en-US" w:eastAsia="zh-CN"/>
         </w:rPr>
         <w:drawing>
-          <wp:anchor distT="0" distB="0" distL="114300" distR="114300" simplePos="0" relativeHeight="251659264" behindDoc="1" locked="0" layoutInCell="1" allowOverlap="1">
+          <wp:anchor distT="0" distB="0" distL="114300" distR="114300" simplePos="0" relativeHeight="251658240" behindDoc="1" locked="0" layoutInCell="1" allowOverlap="1">
             <wp:simplePos x="0" y="0"/>
             <wp:positionH relativeFrom="column">
               <wp:posOffset>635</wp:posOffset>
@@ -155,7 +156,7 @@
                     </pic:cNvPicPr>
                   </pic:nvPicPr>
                   <pic:blipFill>
-                    <a:blip r:embed="rId9">
+                    <a:blip xmlns:r="http://schemas.openxmlformats.org/officeDocument/2006/relationships" r:embed="rId6">
                       <a:alphaModFix amt="58000"/>
                       <a:lum contrast="-52000"/>
                     </a:blip>
@@ -189,7 +190,7 @@
     </w:p>
     <w:p>
       <w:pPr>
-        <w:pStyle w:val="25"/>
+        <w:pStyle w:val="a0"/>
         <w:keepNext w:val="0"/>
         <w:keepLines w:val="0"/>
         <w:pageBreakBefore w:val="0"/>
@@ -236,11 +237,11 @@
         <w:adjustRightInd w:val="0"/>
         <w:snapToGrid w:val="0"/>
         <w:spacing w:after="624" w:afterLines="200" w:line="219" w:lineRule="auto"/>
-        <w:ind w:left="0" w:leftChars="0" w:right="0" w:rightChars="0" w:firstLine="0" w:firstLineChars="0"/>
+        <w:ind w:left="0" w:right="0" w:firstLine="0" w:leftChars="0" w:rightChars="0" w:firstLineChars="0"/>
         <w:jc w:val="center"/>
         <w:textAlignment w:val="baseline"/>
         <w:rPr>
-          <w:rFonts w:hint="default" w:ascii="宋体" w:hAnsi="宋体" w:eastAsia="宋体" w:cs="宋体"/>
+          <w:rFonts w:ascii="宋体" w:eastAsia="宋体" w:hAnsi="宋体" w:cs="宋体" w:hint="default"/>
           <w:sz w:val="24"/>
           <w:szCs w:val="24"/>
           <w:lang w:val="en-US" w:eastAsia="zh-CN"/>
@@ -248,7 +249,7 @@
       </w:pPr>
       <w:r>
         <w:rPr>
-          <w:rFonts w:ascii="宋体" w:hAnsi="宋体" w:eastAsia="宋体" w:cs="宋体"/>
+          <w:rFonts w:ascii="宋体" w:eastAsia="宋体" w:hAnsi="宋体" w:cs="宋体"/>
           <w:b/>
           <w:bCs/>
           <w:spacing w:val="-3"/>
@@ -259,7 +260,7 @@
       </w:r>
       <w:r>
         <w:rPr>
-          <w:rFonts w:hint="eastAsia" w:ascii="宋体" w:hAnsi="宋体" w:eastAsia="宋体" w:cs="宋体"/>
+          <w:rFonts w:ascii="宋体" w:eastAsia="宋体" w:hAnsi="宋体" w:cs="宋体" w:hint="eastAsia"/>
           <w:b/>
           <w:bCs/>
           <w:spacing w:val="-3"/>
@@ -271,7 +272,7 @@
       </w:r>
       <w:r>
         <w:rPr>
-          <w:rFonts w:ascii="宋体" w:hAnsi="宋体" w:eastAsia="宋体" w:cs="宋体"/>
+          <w:rFonts w:ascii="宋体" w:eastAsia="宋体" w:hAnsi="宋体" w:cs="宋体"/>
           <w:b/>
           <w:bCs/>
           <w:spacing w:val="-3"/>
@@ -282,7 +283,7 @@
       </w:r>
       <w:r>
         <w:rPr>
-          <w:rFonts w:hint="eastAsia" w:ascii="宋体" w:hAnsi="宋体" w:eastAsia="宋体" w:cs="宋体"/>
+          <w:rFonts w:ascii="宋体" w:eastAsia="宋体" w:hAnsi="宋体" w:cs="宋体" w:hint="eastAsia"/>
           <w:b/>
           <w:bCs/>
           <w:spacing w:val="-3"/>
@@ -294,7 +295,7 @@
       </w:r>
       <w:r>
         <w:rPr>
-          <w:rFonts w:ascii="宋体" w:hAnsi="宋体" w:eastAsia="宋体" w:cs="宋体"/>
+          <w:rFonts w:ascii="宋体" w:eastAsia="宋体" w:hAnsi="宋体" w:cs="宋体"/>
           <w:b/>
           <w:bCs/>
           <w:spacing w:val="-3"/>
@@ -305,7 +306,7 @@
       </w:r>
       <w:r>
         <w:rPr>
-          <w:rFonts w:hint="eastAsia" w:ascii="宋体" w:hAnsi="宋体" w:cs="宋体"/>
+          <w:rFonts w:ascii="宋体" w:hAnsi="宋体" w:cs="宋体" w:hint="eastAsia"/>
           <w:b/>
           <w:bCs/>
           <w:spacing w:val="-3"/>
@@ -318,18 +319,17 @@
     </w:p>
     <w:tbl>
       <w:tblPr>
-        <w:tblStyle w:val="21"/>
+        <w:tblStyle w:val="TableGrid"/>
         <w:tblW w:w="0" w:type="auto"/>
         <w:jc w:val="center"/>
         <w:tblBorders>
-          <w:top w:val="none" w:color="auto" w:sz="0" w:space="0"/>
-          <w:left w:val="none" w:color="auto" w:sz="0" w:space="0"/>
-          <w:bottom w:val="none" w:color="auto" w:sz="0" w:space="0"/>
-          <w:right w:val="none" w:color="auto" w:sz="0" w:space="0"/>
-          <w:insideH w:val="none" w:color="auto" w:sz="0" w:space="0"/>
-          <w:insideV w:val="none" w:color="auto" w:sz="0" w:space="0"/>
+          <w:top w:val="nil"/>
+          <w:left w:val="nil"/>
+          <w:bottom w:val="nil"/>
+          <w:right w:val="nil"/>
+          <w:insideH w:val="nil"/>
+          <w:insideV w:val="nil"/>
         </w:tblBorders>
-        <w:tblLayout w:type="autofit"/>
         <w:tblCellMar>
           <w:top w:w="0" w:type="dxa"/>
           <w:left w:w="108" w:type="dxa"/>
@@ -343,13 +343,15 @@
       </w:tblGrid>
       <w:tr>
         <w:tblPrEx>
+          <w:tblW w:w="0" w:type="auto"/>
+          <w:jc w:val="center"/>
           <w:tblBorders>
-            <w:top w:val="none" w:color="auto" w:sz="0" w:space="0"/>
-            <w:left w:val="none" w:color="auto" w:sz="0" w:space="0"/>
-            <w:bottom w:val="none" w:color="auto" w:sz="0" w:space="0"/>
-            <w:right w:val="none" w:color="auto" w:sz="0" w:space="0"/>
-            <w:insideH w:val="none" w:color="auto" w:sz="0" w:space="0"/>
-            <w:insideV w:val="none" w:color="auto" w:sz="0" w:space="0"/>
+            <w:top w:val="nil"/>
+            <w:left w:val="nil"/>
+            <w:bottom w:val="nil"/>
+            <w:right w:val="nil"/>
+            <w:insideH w:val="nil"/>
+            <w:insideV w:val="nil"/>
           </w:tblBorders>
           <w:tblCellMar>
             <w:top w:w="0" w:type="dxa"/>
@@ -359,7 +361,7 @@
           </w:tblCellMar>
         </w:tblPrEx>
         <w:trPr>
-          <w:trHeight w:val="810" w:hRule="atLeast"/>
+          <w:trHeight w:val="810"/>
           <w:jc w:val="center"/>
         </w:trPr>
         <w:tc>
@@ -398,7 +400,7 @@
             </w:r>
             <w:r>
               <w:rPr>
-                <w:rFonts w:hint="default" w:asciiTheme="minorAscii" w:hAnsiTheme="minorAscii" w:eastAsiaTheme="minorEastAsia"/>
+                <w:rFonts w:asciiTheme="minorAscii" w:eastAsiaTheme="minorEastAsia" w:hAnsiTheme="minorAscii" w:hint="default"/>
                 <w:spacing w:val="227"/>
                 <w:sz w:val="21"/>
                 <w:vertAlign w:val="baseline"/>
@@ -453,7 +455,7 @@
             </w:r>
             <w:r>
               <w:rPr>
-                <w:rFonts w:hint="eastAsia" w:asciiTheme="minorAscii" w:hAnsiTheme="minorAscii" w:eastAsiaTheme="minorEastAsia"/>
+                <w:rFonts w:asciiTheme="minorAscii" w:eastAsiaTheme="minorEastAsia" w:hAnsiTheme="minorAscii" w:hint="eastAsia"/>
                 <w:spacing w:val="227"/>
                 <w:sz w:val="21"/>
                 <w:vertAlign w:val="baseline"/>
@@ -475,14 +477,8 @@
       </w:tr>
       <w:tr>
         <w:tblPrEx>
-          <w:tblBorders>
-            <w:top w:val="none" w:color="auto" w:sz="0" w:space="0"/>
-            <w:left w:val="none" w:color="auto" w:sz="0" w:space="0"/>
-            <w:bottom w:val="none" w:color="auto" w:sz="0" w:space="0"/>
-            <w:right w:val="none" w:color="auto" w:sz="0" w:space="0"/>
-            <w:insideH w:val="none" w:color="auto" w:sz="0" w:space="0"/>
-            <w:insideV w:val="none" w:color="auto" w:sz="0" w:space="0"/>
-          </w:tblBorders>
+          <w:tblW w:w="0" w:type="auto"/>
+          <w:jc w:val="center"/>
           <w:tblCellMar>
             <w:top w:w="0" w:type="dxa"/>
             <w:left w:w="108" w:type="dxa"/>
@@ -491,7 +487,7 @@
           </w:tblCellMar>
         </w:tblPrEx>
         <w:trPr>
-          <w:trHeight w:val="810" w:hRule="atLeast"/>
+          <w:trHeight w:val="810"/>
           <w:jc w:val="center"/>
         </w:trPr>
         <w:tc>
@@ -516,7 +512,7 @@
               <w:snapToGrid w:val="0"/>
               <w:textAlignment w:val="baseline"/>
               <w:rPr>
-                <w:rFonts w:hint="default" w:ascii="Arial" w:hAnsi="Arial" w:eastAsia="Arial" w:cs="Arial"/>
+                <w:rFonts w:ascii="Arial" w:eastAsia="Arial" w:hAnsi="Arial" w:cs="Arial" w:hint="default"/>
                 <w:snapToGrid w:val="0"/>
                 <w:color w:val="000000"/>
                 <w:kern w:val="0"/>
@@ -548,7 +544,7 @@
             </w:r>
             <w:r>
               <w:rPr>
-                <w:rFonts w:hint="default" w:asciiTheme="minorAscii" w:hAnsiTheme="minorAscii" w:eastAsiaTheme="minorEastAsia"/>
+                <w:rFonts w:asciiTheme="minorAscii" w:eastAsiaTheme="minorEastAsia" w:hAnsiTheme="minorAscii" w:hint="default"/>
                 <w:spacing w:val="227"/>
                 <w:sz w:val="21"/>
                 <w:vertAlign w:val="baseline"/>
@@ -602,7 +598,7 @@
               <w:snapToGrid w:val="0"/>
               <w:textAlignment w:val="baseline"/>
               <w:rPr>
-                <w:rFonts w:hint="default" w:ascii="Arial" w:hAnsi="Arial" w:eastAsia="Arial" w:cs="Arial"/>
+                <w:rFonts w:ascii="Arial" w:eastAsia="Arial" w:hAnsi="Arial" w:cs="Arial" w:hint="default"/>
                 <w:snapToGrid w:val="0"/>
                 <w:color w:val="000000"/>
                 <w:kern w:val="0"/>
@@ -622,7 +618,7 @@
             </w:r>
             <w:r>
               <w:rPr>
-                <w:rFonts w:hint="eastAsia" w:asciiTheme="minorAscii" w:hAnsiTheme="minorAscii" w:eastAsiaTheme="minorEastAsia"/>
+                <w:rFonts w:asciiTheme="minorAscii" w:eastAsiaTheme="minorEastAsia" w:hAnsiTheme="minorAscii" w:hint="eastAsia"/>
                 <w:spacing w:val="227"/>
                 <w:sz w:val="21"/>
                 <w:vertAlign w:val="baseline"/>
@@ -644,14 +640,8 @@
       </w:tr>
       <w:tr>
         <w:tblPrEx>
-          <w:tblBorders>
-            <w:top w:val="none" w:color="auto" w:sz="0" w:space="0"/>
-            <w:left w:val="none" w:color="auto" w:sz="0" w:space="0"/>
-            <w:bottom w:val="none" w:color="auto" w:sz="0" w:space="0"/>
-            <w:right w:val="none" w:color="auto" w:sz="0" w:space="0"/>
-            <w:insideH w:val="none" w:color="auto" w:sz="0" w:space="0"/>
-            <w:insideV w:val="none" w:color="auto" w:sz="0" w:space="0"/>
-          </w:tblBorders>
+          <w:tblW w:w="0" w:type="auto"/>
+          <w:jc w:val="center"/>
           <w:tblCellMar>
             <w:top w:w="0" w:type="dxa"/>
             <w:left w:w="108" w:type="dxa"/>
@@ -660,7 +650,7 @@
           </w:tblCellMar>
         </w:tblPrEx>
         <w:trPr>
-          <w:trHeight w:val="635" w:hRule="atLeast"/>
+          <w:trHeight w:val="635"/>
           <w:jc w:val="center"/>
         </w:trPr>
         <w:tc>
@@ -711,7 +701,7 @@
             </w:r>
             <w:r>
               <w:rPr>
-                <w:rFonts w:hint="eastAsia" w:asciiTheme="minorAscii" w:hAnsiTheme="minorAscii" w:eastAsiaTheme="minorEastAsia"/>
+                <w:rFonts w:asciiTheme="minorAscii" w:eastAsiaTheme="minorEastAsia" w:hAnsiTheme="minorAscii" w:hint="eastAsia"/>
                 <w:spacing w:val="227"/>
                 <w:sz w:val="21"/>
                 <w:vertAlign w:val="baseline"/>
@@ -765,7 +755,7 @@
             </w:r>
             <w:r>
               <w:rPr>
-                <w:rFonts w:hint="eastAsia" w:asciiTheme="minorAscii" w:hAnsiTheme="minorAscii" w:eastAsiaTheme="minorEastAsia"/>
+                <w:rFonts w:asciiTheme="minorAscii" w:eastAsiaTheme="minorEastAsia" w:hAnsiTheme="minorAscii" w:hint="eastAsia"/>
                 <w:spacing w:val="227"/>
                 <w:sz w:val="21"/>
                 <w:vertAlign w:val="baseline"/>
@@ -826,14 +816,14 @@
         <w:ind w:left="3634"/>
         <w:textAlignment w:val="baseline"/>
         <w:rPr>
-          <w:rFonts w:ascii="宋体" w:hAnsi="宋体" w:eastAsia="宋体" w:cs="宋体"/>
+          <w:rFonts w:ascii="宋体" w:eastAsia="宋体" w:hAnsi="宋体" w:cs="宋体"/>
           <w:sz w:val="31"/>
           <w:szCs w:val="31"/>
         </w:rPr>
       </w:pPr>
       <w:r>
         <w:rPr>
-          <w:rFonts w:ascii="宋体" w:hAnsi="宋体" w:eastAsia="宋体" w:cs="宋体"/>
+          <w:rFonts w:ascii="宋体" w:eastAsia="宋体" w:hAnsi="宋体" w:cs="宋体"/>
           <w:b/>
           <w:bCs/>
           <w:spacing w:val="4"/>
@@ -845,16 +835,16 @@
     </w:p>
     <w:tbl>
       <w:tblPr>
-        <w:tblStyle w:val="26"/>
+        <w:tblStyle w:val="TableNormal0"/>
         <w:tblW w:w="8214" w:type="dxa"/>
         <w:jc w:val="center"/>
         <w:tblBorders>
-          <w:top w:val="single" w:color="000000" w:sz="2" w:space="0"/>
-          <w:left w:val="single" w:color="000000" w:sz="2" w:space="0"/>
-          <w:bottom w:val="single" w:color="000000" w:sz="2" w:space="0"/>
-          <w:right w:val="single" w:color="000000" w:sz="2" w:space="0"/>
-          <w:insideH w:val="single" w:color="000000" w:sz="2" w:space="0"/>
-          <w:insideV w:val="single" w:color="000000" w:sz="2" w:space="0"/>
+          <w:top w:val="single" w:sz="2" w:space="0" w:color="000000"/>
+          <w:left w:val="single" w:sz="2" w:space="0" w:color="000000"/>
+          <w:bottom w:val="single" w:sz="2" w:space="0" w:color="000000"/>
+          <w:right w:val="single" w:sz="2" w:space="0" w:color="000000"/>
+          <w:insideH w:val="single" w:sz="2" w:space="0" w:color="000000"/>
+          <w:insideV w:val="single" w:sz="2" w:space="0" w:color="000000"/>
         </w:tblBorders>
         <w:tblLayout w:type="fixed"/>
         <w:tblCellMar>
@@ -874,14 +864,17 @@
       </w:tblGrid>
       <w:tr>
         <w:tblPrEx>
+          <w:tblW w:w="8214" w:type="dxa"/>
+          <w:jc w:val="center"/>
           <w:tblBorders>
-            <w:top w:val="single" w:color="000000" w:sz="2" w:space="0"/>
-            <w:left w:val="single" w:color="000000" w:sz="2" w:space="0"/>
-            <w:bottom w:val="single" w:color="000000" w:sz="2" w:space="0"/>
-            <w:right w:val="single" w:color="000000" w:sz="2" w:space="0"/>
-            <w:insideH w:val="single" w:color="000000" w:sz="2" w:space="0"/>
-            <w:insideV w:val="single" w:color="000000" w:sz="2" w:space="0"/>
+            <w:top w:val="single" w:sz="2" w:space="0" w:color="000000"/>
+            <w:left w:val="single" w:sz="2" w:space="0" w:color="000000"/>
+            <w:bottom w:val="single" w:sz="2" w:space="0" w:color="000000"/>
+            <w:right w:val="single" w:sz="2" w:space="0" w:color="000000"/>
+            <w:insideH w:val="single" w:sz="2" w:space="0" w:color="000000"/>
+            <w:insideV w:val="single" w:sz="2" w:space="0" w:color="000000"/>
           </w:tblBorders>
+          <w:tblLayout w:type="fixed"/>
           <w:tblCellMar>
             <w:top w:w="0" w:type="dxa"/>
             <w:left w:w="0" w:type="dxa"/>
@@ -890,7 +883,7 @@
           </w:tblCellMar>
         </w:tblPrEx>
         <w:trPr>
-          <w:trHeight w:val="593" w:hRule="atLeast"/>
+          <w:trHeight w:val="593"/>
           <w:jc w:val="center"/>
         </w:trPr>
         <w:tc>
@@ -912,18 +905,18 @@
               <w:adjustRightInd w:val="0"/>
               <w:snapToGrid w:val="0"/>
               <w:spacing w:before="176" w:line="228" w:lineRule="auto"/>
-              <w:ind w:left="0" w:leftChars="0" w:right="0" w:rightChars="0" w:firstLine="0" w:firstLineChars="0"/>
+              <w:ind w:left="0" w:right="0" w:firstLine="0" w:leftChars="0" w:rightChars="0" w:firstLineChars="0"/>
               <w:jc w:val="center"/>
               <w:textAlignment w:val="baseline"/>
               <w:rPr>
-                <w:rFonts w:ascii="宋体" w:hAnsi="宋体" w:eastAsia="宋体" w:cs="宋体"/>
+                <w:rFonts w:ascii="宋体" w:eastAsia="宋体" w:hAnsi="宋体" w:cs="宋体"/>
                 <w:sz w:val="20"/>
                 <w:szCs w:val="20"/>
               </w:rPr>
             </w:pPr>
             <w:r>
               <w:rPr>
-                <w:rFonts w:hint="eastAsia" w:ascii="宋体" w:hAnsi="宋体" w:cs="宋体"/>
+                <w:rFonts w:ascii="宋体" w:hAnsi="宋体" w:cs="宋体" w:hint="eastAsia"/>
                 <w:spacing w:val="-14"/>
                 <w:sz w:val="20"/>
                 <w:szCs w:val="20"/>
@@ -933,7 +926,7 @@
             </w:r>
             <w:r>
               <w:rPr>
-                <w:rFonts w:ascii="宋体" w:hAnsi="宋体" w:eastAsia="宋体" w:cs="宋体"/>
+                <w:rFonts w:ascii="宋体" w:eastAsia="宋体" w:hAnsi="宋体" w:cs="宋体"/>
                 <w:spacing w:val="-14"/>
                 <w:sz w:val="20"/>
                 <w:szCs w:val="20"/>
@@ -961,18 +954,18 @@
               <w:adjustRightInd w:val="0"/>
               <w:snapToGrid w:val="0"/>
               <w:spacing w:before="175" w:line="227" w:lineRule="auto"/>
-              <w:ind w:left="0" w:leftChars="0" w:right="0" w:rightChars="0" w:firstLine="0" w:firstLineChars="0"/>
+              <w:ind w:left="0" w:right="0" w:firstLine="0" w:leftChars="0" w:rightChars="0" w:firstLineChars="0"/>
               <w:jc w:val="center"/>
               <w:textAlignment w:val="baseline"/>
               <w:rPr>
-                <w:rFonts w:ascii="宋体" w:hAnsi="宋体" w:eastAsia="宋体" w:cs="宋体"/>
+                <w:rFonts w:ascii="宋体" w:eastAsia="宋体" w:hAnsi="宋体" w:cs="宋体"/>
                 <w:sz w:val="20"/>
                 <w:szCs w:val="20"/>
               </w:rPr>
             </w:pPr>
             <w:r>
               <w:rPr>
-                <w:rFonts w:ascii="宋体" w:hAnsi="宋体" w:eastAsia="宋体" w:cs="宋体"/>
+                <w:rFonts w:ascii="宋体" w:eastAsia="宋体" w:hAnsi="宋体" w:cs="宋体"/>
                 <w:spacing w:val="4"/>
                 <w:sz w:val="20"/>
                 <w:szCs w:val="20"/>
@@ -1000,18 +993,18 @@
               <w:adjustRightInd w:val="0"/>
               <w:snapToGrid w:val="0"/>
               <w:spacing w:before="175" w:line="228" w:lineRule="auto"/>
-              <w:ind w:left="0" w:leftChars="0" w:right="0" w:rightChars="0" w:firstLine="0" w:firstLineChars="0"/>
+              <w:ind w:left="0" w:right="0" w:firstLine="0" w:leftChars="0" w:rightChars="0" w:firstLineChars="0"/>
               <w:jc w:val="center"/>
               <w:textAlignment w:val="baseline"/>
               <w:rPr>
-                <w:rFonts w:ascii="宋体" w:hAnsi="宋体" w:eastAsia="宋体" w:cs="宋体"/>
+                <w:rFonts w:ascii="宋体" w:eastAsia="宋体" w:hAnsi="宋体" w:cs="宋体"/>
                 <w:sz w:val="20"/>
                 <w:szCs w:val="20"/>
               </w:rPr>
             </w:pPr>
             <w:r>
               <w:rPr>
-                <w:rFonts w:ascii="宋体" w:hAnsi="宋体" w:eastAsia="宋体" w:cs="宋体"/>
+                <w:rFonts w:ascii="宋体" w:eastAsia="宋体" w:hAnsi="宋体" w:cs="宋体"/>
                 <w:spacing w:val="7"/>
                 <w:sz w:val="20"/>
                 <w:szCs w:val="20"/>
@@ -1039,11 +1032,11 @@
               <w:adjustRightInd w:val="0"/>
               <w:snapToGrid w:val="0"/>
               <w:spacing w:before="175" w:line="228" w:lineRule="auto"/>
-              <w:ind w:left="0" w:leftChars="0" w:right="0" w:rightChars="0" w:firstLine="0" w:firstLineChars="0"/>
+              <w:ind w:left="0" w:right="0" w:firstLine="0" w:leftChars="0" w:rightChars="0" w:firstLineChars="0"/>
               <w:jc w:val="center"/>
               <w:textAlignment w:val="baseline"/>
               <w:rPr>
-                <w:rFonts w:hint="eastAsia" w:ascii="宋体" w:hAnsi="宋体" w:eastAsia="宋体" w:cs="宋体"/>
+                <w:rFonts w:ascii="宋体" w:eastAsia="宋体" w:hAnsi="宋体" w:cs="宋体" w:hint="eastAsia"/>
                 <w:spacing w:val="7"/>
                 <w:sz w:val="20"/>
                 <w:szCs w:val="20"/>
@@ -1052,7 +1045,7 @@
             </w:pPr>
             <w:r>
               <w:rPr>
-                <w:rFonts w:hint="eastAsia" w:ascii="宋体" w:hAnsi="宋体" w:cs="宋体"/>
+                <w:rFonts w:ascii="宋体" w:hAnsi="宋体" w:cs="宋体" w:hint="eastAsia"/>
                 <w:spacing w:val="7"/>
                 <w:sz w:val="20"/>
                 <w:szCs w:val="20"/>
@@ -1081,11 +1074,11 @@
               <w:adjustRightInd w:val="0"/>
               <w:snapToGrid w:val="0"/>
               <w:spacing w:before="175" w:line="228" w:lineRule="auto"/>
-              <w:ind w:left="0" w:leftChars="0" w:right="0" w:rightChars="0" w:firstLine="0" w:firstLineChars="0"/>
+              <w:ind w:left="0" w:right="0" w:firstLine="0" w:leftChars="0" w:rightChars="0" w:firstLineChars="0"/>
               <w:jc w:val="center"/>
               <w:textAlignment w:val="baseline"/>
               <w:rPr>
-                <w:rFonts w:hint="default" w:ascii="宋体" w:hAnsi="宋体" w:cs="宋体"/>
+                <w:rFonts w:ascii="宋体" w:hAnsi="宋体" w:cs="宋体" w:hint="default"/>
                 <w:spacing w:val="7"/>
                 <w:sz w:val="20"/>
                 <w:szCs w:val="20"/>
@@ -1094,7 +1087,7 @@
             </w:pPr>
             <w:r>
               <w:rPr>
-                <w:rFonts w:hint="eastAsia" w:ascii="宋体" w:hAnsi="宋体" w:cs="宋体"/>
+                <w:rFonts w:ascii="宋体" w:hAnsi="宋体" w:cs="宋体" w:hint="eastAsia"/>
                 <w:spacing w:val="7"/>
                 <w:sz w:val="20"/>
                 <w:szCs w:val="20"/>
@@ -1123,18 +1116,18 @@
               <w:adjustRightInd w:val="0"/>
               <w:snapToGrid w:val="0"/>
               <w:spacing w:before="176" w:line="229" w:lineRule="auto"/>
-              <w:ind w:left="0" w:leftChars="0" w:right="0" w:rightChars="0" w:firstLine="0" w:firstLineChars="0"/>
+              <w:ind w:left="0" w:right="0" w:firstLine="0" w:leftChars="0" w:rightChars="0" w:firstLineChars="0"/>
               <w:jc w:val="center"/>
               <w:textAlignment w:val="baseline"/>
               <w:rPr>
-                <w:rFonts w:ascii="宋体" w:hAnsi="宋体" w:eastAsia="宋体" w:cs="宋体"/>
+                <w:rFonts w:ascii="宋体" w:eastAsia="宋体" w:hAnsi="宋体" w:cs="宋体"/>
                 <w:sz w:val="20"/>
                 <w:szCs w:val="20"/>
               </w:rPr>
             </w:pPr>
             <w:r>
               <w:rPr>
-                <w:rFonts w:ascii="宋体" w:hAnsi="宋体" w:eastAsia="宋体" w:cs="宋体"/>
+                <w:rFonts w:ascii="宋体" w:eastAsia="宋体" w:hAnsi="宋体" w:cs="宋体"/>
                 <w:spacing w:val="7"/>
                 <w:sz w:val="20"/>
                 <w:szCs w:val="20"/>
@@ -1146,14 +1139,9 @@
       </w:tr>
       <w:tr>
         <w:tblPrEx>
-          <w:tblBorders>
-            <w:top w:val="single" w:color="000000" w:sz="2" w:space="0"/>
-            <w:left w:val="single" w:color="000000" w:sz="2" w:space="0"/>
-            <w:bottom w:val="single" w:color="000000" w:sz="2" w:space="0"/>
-            <w:right w:val="single" w:color="000000" w:sz="2" w:space="0"/>
-            <w:insideH w:val="single" w:color="000000" w:sz="2" w:space="0"/>
-            <w:insideV w:val="single" w:color="000000" w:sz="2" w:space="0"/>
-          </w:tblBorders>
+          <w:tblW w:w="8214" w:type="dxa"/>
+          <w:jc w:val="center"/>
+          <w:tblLayout w:type="fixed"/>
           <w:tblCellMar>
             <w:top w:w="0" w:type="dxa"/>
             <w:left w:w="0" w:type="dxa"/>
@@ -1162,7 +1150,7 @@
           </w:tblCellMar>
         </w:tblPrEx>
         <w:trPr>
-          <w:trHeight w:val="516" w:hRule="atLeast"/>
+          <w:trHeight w:val="516"/>
           <w:jc w:val="center"/>
         </w:trPr>
         <w:tc>
@@ -1184,11 +1172,11 @@
               <w:adjustRightInd w:val="0"/>
               <w:snapToGrid w:val="0"/>
               <w:spacing w:before="173" w:line="267" w:lineRule="exact"/>
-              <w:ind w:left="0" w:leftChars="0" w:right="0" w:rightChars="0" w:firstLine="0" w:firstLineChars="0"/>
+              <w:ind w:left="0" w:right="0" w:firstLine="0" w:leftChars="0" w:rightChars="0" w:firstLineChars="0"/>
               <w:jc w:val="center"/>
               <w:textAlignment w:val="baseline"/>
               <w:rPr>
-                <w:rFonts w:hint="default" w:ascii="宋体" w:hAnsi="宋体" w:eastAsia="宋体" w:cs="宋体"/>
+                <w:rFonts w:ascii="宋体" w:eastAsia="宋体" w:hAnsi="宋体" w:cs="宋体" w:hint="default"/>
                 <w:sz w:val="20"/>
                 <w:szCs w:val="20"/>
                 <w:lang w:val="en-US"/>
@@ -1196,7 +1184,7 @@
             </w:pPr>
             <w:r>
               <w:rPr>
-                <w:rFonts w:ascii="宋体" w:hAnsi="宋体" w:eastAsia="宋体" w:cs="宋体"/>
+                <w:rFonts w:ascii="宋体" w:eastAsia="宋体" w:hAnsi="宋体" w:cs="宋体"/>
                 <w:spacing w:val="3"/>
                 <w:position w:val="1"/>
                 <w:sz w:val="20"/>
@@ -1206,7 +1194,7 @@
             </w:r>
             <w:r>
               <w:rPr>
-                <w:rFonts w:hint="eastAsia" w:ascii="宋体" w:hAnsi="宋体" w:cs="宋体"/>
+                <w:rFonts w:ascii="宋体" w:hAnsi="宋体" w:cs="宋体" w:hint="eastAsia"/>
                 <w:spacing w:val="3"/>
                 <w:position w:val="1"/>
                 <w:sz w:val="20"/>
@@ -1217,7 +1205,7 @@
             </w:r>
             <w:r>
               <w:rPr>
-                <w:rFonts w:ascii="宋体" w:hAnsi="宋体" w:eastAsia="宋体" w:cs="宋体"/>
+                <w:rFonts w:ascii="宋体" w:eastAsia="宋体" w:hAnsi="宋体" w:cs="宋体"/>
                 <w:spacing w:val="3"/>
                 <w:position w:val="1"/>
                 <w:sz w:val="20"/>
@@ -1227,7 +1215,7 @@
             </w:r>
             <w:r>
               <w:rPr>
-                <w:rFonts w:hint="eastAsia" w:ascii="宋体" w:hAnsi="宋体" w:cs="宋体"/>
+                <w:rFonts w:ascii="宋体" w:hAnsi="宋体" w:cs="宋体" w:hint="eastAsia"/>
                 <w:spacing w:val="3"/>
                 <w:position w:val="1"/>
                 <w:sz w:val="20"/>
@@ -1257,18 +1245,18 @@
               <w:adjustRightInd w:val="0"/>
               <w:snapToGrid w:val="0"/>
               <w:spacing w:before="173" w:line="267" w:lineRule="exact"/>
-              <w:ind w:left="0" w:leftChars="0" w:right="0" w:rightChars="0" w:firstLine="0" w:firstLineChars="0"/>
+              <w:ind w:left="0" w:right="0" w:firstLine="0" w:leftChars="0" w:rightChars="0" w:firstLineChars="0"/>
               <w:jc w:val="center"/>
               <w:textAlignment w:val="baseline"/>
               <w:rPr>
-                <w:rFonts w:ascii="宋体" w:hAnsi="宋体" w:eastAsia="宋体" w:cs="宋体"/>
+                <w:rFonts w:ascii="宋体" w:eastAsia="宋体" w:hAnsi="宋体" w:cs="宋体"/>
                 <w:sz w:val="20"/>
                 <w:szCs w:val="20"/>
               </w:rPr>
             </w:pPr>
             <w:r>
               <w:rPr>
-                <w:rFonts w:ascii="宋体" w:hAnsi="宋体" w:eastAsia="宋体" w:cs="宋体"/>
+                <w:rFonts w:ascii="宋体" w:eastAsia="宋体" w:hAnsi="宋体" w:cs="宋体"/>
                 <w:spacing w:val="4"/>
                 <w:position w:val="1"/>
                 <w:sz w:val="20"/>
@@ -1297,18 +1285,18 @@
               <w:adjustRightInd w:val="0"/>
               <w:snapToGrid w:val="0"/>
               <w:spacing w:before="172" w:line="228" w:lineRule="auto"/>
-              <w:ind w:left="0" w:leftChars="0" w:right="0" w:rightChars="0" w:firstLine="0" w:firstLineChars="0"/>
+              <w:ind w:left="0" w:right="0" w:firstLine="0" w:leftChars="0" w:rightChars="0" w:firstLineChars="0"/>
               <w:jc w:val="center"/>
               <w:textAlignment w:val="baseline"/>
               <w:rPr>
-                <w:rFonts w:ascii="宋体" w:hAnsi="宋体" w:eastAsia="宋体" w:cs="宋体"/>
+                <w:rFonts w:ascii="宋体" w:eastAsia="宋体" w:hAnsi="宋体" w:cs="宋体"/>
                 <w:sz w:val="20"/>
                 <w:szCs w:val="20"/>
               </w:rPr>
             </w:pPr>
             <w:r>
               <w:rPr>
-                <w:rFonts w:ascii="宋体" w:hAnsi="宋体" w:eastAsia="宋体" w:cs="宋体"/>
+                <w:rFonts w:ascii="宋体" w:eastAsia="宋体" w:hAnsi="宋体" w:cs="宋体"/>
                 <w:spacing w:val="200"/>
                 <w:kern w:val="0"/>
                 <w:sz w:val="20"/>
@@ -1318,7 +1306,7 @@
             </w:r>
             <w:r>
               <w:rPr>
-                <w:rFonts w:ascii="宋体" w:hAnsi="宋体" w:eastAsia="宋体" w:cs="宋体"/>
+                <w:rFonts w:ascii="宋体" w:eastAsia="宋体" w:hAnsi="宋体" w:cs="宋体"/>
                 <w:spacing w:val="0"/>
                 <w:kern w:val="0"/>
                 <w:sz w:val="20"/>
@@ -1347,11 +1335,11 @@
               <w:adjustRightInd w:val="0"/>
               <w:snapToGrid w:val="0"/>
               <w:spacing w:before="172" w:line="228" w:lineRule="auto"/>
-              <w:ind w:left="0" w:leftChars="0" w:right="0" w:rightChars="0" w:firstLine="0" w:firstLineChars="0"/>
+              <w:ind w:left="0" w:right="0" w:firstLine="0" w:leftChars="0" w:rightChars="0" w:firstLineChars="0"/>
               <w:jc w:val="center"/>
               <w:textAlignment w:val="baseline"/>
               <w:rPr>
-                <w:rFonts w:ascii="宋体" w:hAnsi="宋体" w:eastAsia="宋体" w:cs="宋体"/>
+                <w:rFonts w:ascii="宋体" w:eastAsia="宋体" w:hAnsi="宋体" w:cs="宋体"/>
                 <w:spacing w:val="200"/>
                 <w:kern w:val="0"/>
                 <w:sz w:val="20"/>
@@ -1360,7 +1348,7 @@
             </w:pPr>
             <w:r>
               <w:rPr>
-                <w:rFonts w:hint="eastAsia" w:ascii="宋体" w:hAnsi="宋体" w:eastAsia="宋体" w:cs="宋体"/>
+                <w:rFonts w:ascii="宋体" w:eastAsia="宋体" w:hAnsi="宋体" w:cs="宋体" w:hint="eastAsia"/>
                 <w:spacing w:val="200"/>
                 <w:kern w:val="0"/>
                 <w:sz w:val="20"/>
@@ -1371,7 +1359,7 @@
             </w:r>
             <w:r>
               <w:rPr>
-                <w:rFonts w:hint="eastAsia" w:asciiTheme="minorAscii" w:hAnsiTheme="minorAscii" w:eastAsiaTheme="minorEastAsia"/>
+                <w:rFonts w:asciiTheme="minorAscii" w:eastAsiaTheme="minorEastAsia" w:hAnsiTheme="minorAscii" w:hint="eastAsia"/>
                 <w:spacing w:val="0"/>
                 <w:kern w:val="0"/>
                 <w:sz w:val="21"/>
@@ -1401,11 +1389,11 @@
               <w:adjustRightInd w:val="0"/>
               <w:snapToGrid w:val="0"/>
               <w:spacing w:before="172" w:line="228" w:lineRule="auto"/>
-              <w:ind w:left="0" w:leftChars="0" w:right="0" w:rightChars="0" w:firstLine="0" w:firstLineChars="0"/>
+              <w:ind w:left="0" w:right="0" w:firstLine="0" w:leftChars="0" w:rightChars="0" w:firstLineChars="0"/>
               <w:jc w:val="center"/>
               <w:textAlignment w:val="baseline"/>
               <w:rPr>
-                <w:rFonts w:ascii="宋体" w:hAnsi="宋体" w:eastAsia="宋体" w:cs="宋体"/>
+                <w:rFonts w:ascii="宋体" w:eastAsia="宋体" w:hAnsi="宋体" w:cs="宋体"/>
                 <w:spacing w:val="200"/>
                 <w:kern w:val="0"/>
                 <w:sz w:val="20"/>
@@ -1414,7 +1402,7 @@
             </w:pPr>
             <w:r>
               <w:rPr>
-                <w:rFonts w:hint="eastAsia" w:ascii="宋体" w:hAnsi="宋体" w:eastAsia="宋体" w:cs="宋体"/>
+                <w:rFonts w:ascii="宋体" w:eastAsia="宋体" w:hAnsi="宋体" w:cs="宋体" w:hint="eastAsia"/>
                 <w:spacing w:val="200"/>
                 <w:kern w:val="0"/>
                 <w:sz w:val="20"/>
@@ -1424,7 +1412,7 @@
             </w:r>
             <w:r>
               <w:rPr>
-                <w:rFonts w:hint="eastAsia" w:asciiTheme="minorAscii" w:hAnsiTheme="minorAscii" w:eastAsiaTheme="minorEastAsia"/>
+                <w:rFonts w:asciiTheme="minorAscii" w:eastAsiaTheme="minorEastAsia" w:hAnsiTheme="minorAscii" w:hint="eastAsia"/>
                 <w:spacing w:val="0"/>
                 <w:kern w:val="0"/>
                 <w:sz w:val="21"/>
@@ -1454,18 +1442,18 @@
               <w:adjustRightInd w:val="0"/>
               <w:snapToGrid w:val="0"/>
               <w:spacing w:before="173" w:line="229" w:lineRule="auto"/>
-              <w:ind w:left="0" w:leftChars="0" w:right="0" w:rightChars="0" w:firstLine="0" w:firstLineChars="0"/>
+              <w:ind w:left="0" w:right="0" w:firstLine="0" w:leftChars="0" w:rightChars="0" w:firstLineChars="0"/>
               <w:jc w:val="center"/>
               <w:textAlignment w:val="baseline"/>
               <w:rPr>
-                <w:rFonts w:ascii="宋体" w:hAnsi="宋体" w:eastAsia="宋体" w:cs="宋体"/>
+                <w:rFonts w:ascii="宋体" w:eastAsia="宋体" w:hAnsi="宋体" w:cs="宋体"/>
                 <w:sz w:val="20"/>
                 <w:szCs w:val="20"/>
               </w:rPr>
             </w:pPr>
             <w:r>
               <w:rPr>
-                <w:rFonts w:hint="eastAsia" w:asciiTheme="minorAscii" w:hAnsiTheme="minorAscii" w:eastAsiaTheme="minorEastAsia"/>
+                <w:rFonts w:asciiTheme="minorAscii" w:eastAsiaTheme="minorEastAsia" w:hAnsiTheme="minorAscii" w:hint="eastAsia"/>
                 <w:spacing w:val="0"/>
                 <w:kern w:val="0"/>
                 <w:sz w:val="21"/>
@@ -1479,14 +1467,9 @@
       </w:tr>
       <w:tr>
         <w:tblPrEx>
-          <w:tblBorders>
-            <w:top w:val="single" w:color="000000" w:sz="2" w:space="0"/>
-            <w:left w:val="single" w:color="000000" w:sz="2" w:space="0"/>
-            <w:bottom w:val="single" w:color="000000" w:sz="2" w:space="0"/>
-            <w:right w:val="single" w:color="000000" w:sz="2" w:space="0"/>
-            <w:insideH w:val="single" w:color="000000" w:sz="2" w:space="0"/>
-            <w:insideV w:val="single" w:color="000000" w:sz="2" w:space="0"/>
-          </w:tblBorders>
+          <w:tblW w:w="8214" w:type="dxa"/>
+          <w:jc w:val="center"/>
+          <w:tblLayout w:type="fixed"/>
           <w:tblCellMar>
             <w:top w:w="0" w:type="dxa"/>
             <w:left w:w="0" w:type="dxa"/>
@@ -1495,7 +1478,7 @@
           </w:tblCellMar>
         </w:tblPrEx>
         <w:trPr>
-          <w:trHeight w:val="556" w:hRule="atLeast"/>
+          <w:trHeight w:val="556"/>
           <w:jc w:val="center"/>
         </w:trPr>
         <w:tc>
@@ -1504,7 +1487,7 @@
           </w:tcPr>
           <w:p>
             <w:pPr>
-              <w:pStyle w:val="27"/>
+              <w:pStyle w:val="TableText"/>
               <w:keepNext w:val="0"/>
               <w:keepLines w:val="0"/>
               <w:pageBreakBefore w:val="0"/>
@@ -1517,7 +1500,7 @@
               <w:bidi w:val="0"/>
               <w:adjustRightInd w:val="0"/>
               <w:snapToGrid w:val="0"/>
-              <w:ind w:left="0" w:leftChars="0" w:right="0" w:rightChars="0" w:firstLine="0" w:firstLineChars="0"/>
+              <w:ind w:left="0" w:right="0" w:firstLine="0" w:leftChars="0" w:rightChars="0" w:firstLineChars="0"/>
               <w:jc w:val="center"/>
               <w:textAlignment w:val="baseline"/>
             </w:pPr>
@@ -1529,7 +1512,7 @@
           </w:tcPr>
           <w:p>
             <w:pPr>
-              <w:pStyle w:val="27"/>
+              <w:pStyle w:val="TableText"/>
               <w:keepNext w:val="0"/>
               <w:keepLines w:val="0"/>
               <w:pageBreakBefore w:val="0"/>
@@ -1542,7 +1525,7 @@
               <w:bidi w:val="0"/>
               <w:adjustRightInd w:val="0"/>
               <w:snapToGrid w:val="0"/>
-              <w:ind w:left="0" w:leftChars="0" w:right="0" w:rightChars="0" w:firstLine="0" w:firstLineChars="0"/>
+              <w:ind w:left="0" w:right="0" w:firstLine="0" w:leftChars="0" w:rightChars="0" w:firstLineChars="0"/>
               <w:jc w:val="center"/>
               <w:textAlignment w:val="baseline"/>
             </w:pPr>
@@ -1554,7 +1537,7 @@
           </w:tcPr>
           <w:p>
             <w:pPr>
-              <w:pStyle w:val="27"/>
+              <w:pStyle w:val="TableText"/>
               <w:keepNext w:val="0"/>
               <w:keepLines w:val="0"/>
               <w:pageBreakBefore w:val="0"/>
@@ -1567,7 +1550,7 @@
               <w:bidi w:val="0"/>
               <w:adjustRightInd w:val="0"/>
               <w:snapToGrid w:val="0"/>
-              <w:ind w:left="0" w:leftChars="0" w:right="0" w:rightChars="0" w:firstLine="0" w:firstLineChars="0"/>
+              <w:ind w:left="0" w:right="0" w:firstLine="0" w:leftChars="0" w:rightChars="0" w:firstLineChars="0"/>
               <w:jc w:val="center"/>
               <w:textAlignment w:val="baseline"/>
             </w:pPr>
@@ -1579,7 +1562,7 @@
           </w:tcPr>
           <w:p>
             <w:pPr>
-              <w:pStyle w:val="27"/>
+              <w:pStyle w:val="TableText"/>
               <w:keepNext w:val="0"/>
               <w:keepLines w:val="0"/>
               <w:pageBreakBefore w:val="0"/>
@@ -1592,7 +1575,7 @@
               <w:bidi w:val="0"/>
               <w:adjustRightInd w:val="0"/>
               <w:snapToGrid w:val="0"/>
-              <w:ind w:left="0" w:leftChars="0" w:right="0" w:rightChars="0" w:firstLine="0" w:firstLineChars="0"/>
+              <w:ind w:left="0" w:right="0" w:firstLine="0" w:leftChars="0" w:rightChars="0" w:firstLineChars="0"/>
               <w:jc w:val="center"/>
               <w:textAlignment w:val="baseline"/>
             </w:pPr>
@@ -1604,7 +1587,7 @@
           </w:tcPr>
           <w:p>
             <w:pPr>
-              <w:pStyle w:val="27"/>
+              <w:pStyle w:val="TableText"/>
               <w:keepNext w:val="0"/>
               <w:keepLines w:val="0"/>
               <w:pageBreakBefore w:val="0"/>
@@ -1617,7 +1600,7 @@
               <w:bidi w:val="0"/>
               <w:adjustRightInd w:val="0"/>
               <w:snapToGrid w:val="0"/>
-              <w:ind w:left="0" w:leftChars="0" w:right="0" w:rightChars="0" w:firstLine="0" w:firstLineChars="0"/>
+              <w:ind w:left="0" w:right="0" w:firstLine="0" w:leftChars="0" w:rightChars="0" w:firstLineChars="0"/>
               <w:jc w:val="center"/>
               <w:textAlignment w:val="baseline"/>
             </w:pPr>
@@ -1629,7 +1612,7 @@
           </w:tcPr>
           <w:p>
             <w:pPr>
-              <w:pStyle w:val="27"/>
+              <w:pStyle w:val="TableText"/>
               <w:keepNext w:val="0"/>
               <w:keepLines w:val="0"/>
               <w:pageBreakBefore w:val="0"/>
@@ -1642,7 +1625,7 @@
               <w:bidi w:val="0"/>
               <w:adjustRightInd w:val="0"/>
               <w:snapToGrid w:val="0"/>
-              <w:ind w:left="0" w:leftChars="0" w:right="0" w:rightChars="0" w:firstLine="0" w:firstLineChars="0"/>
+              <w:ind w:left="0" w:right="0" w:firstLine="0" w:leftChars="0" w:rightChars="0" w:firstLineChars="0"/>
               <w:jc w:val="center"/>
               <w:textAlignment w:val="baseline"/>
             </w:pPr>
@@ -1651,14 +1634,9 @@
       </w:tr>
       <w:tr>
         <w:tblPrEx>
-          <w:tblBorders>
-            <w:top w:val="single" w:color="000000" w:sz="2" w:space="0"/>
-            <w:left w:val="single" w:color="000000" w:sz="2" w:space="0"/>
-            <w:bottom w:val="single" w:color="000000" w:sz="2" w:space="0"/>
-            <w:right w:val="single" w:color="000000" w:sz="2" w:space="0"/>
-            <w:insideH w:val="single" w:color="000000" w:sz="2" w:space="0"/>
-            <w:insideV w:val="single" w:color="000000" w:sz="2" w:space="0"/>
-          </w:tblBorders>
+          <w:tblW w:w="8214" w:type="dxa"/>
+          <w:jc w:val="center"/>
+          <w:tblLayout w:type="fixed"/>
           <w:tblCellMar>
             <w:top w:w="0" w:type="dxa"/>
             <w:left w:w="0" w:type="dxa"/>
@@ -1667,7 +1645,7 @@
           </w:tblCellMar>
         </w:tblPrEx>
         <w:trPr>
-          <w:trHeight w:val="556" w:hRule="atLeast"/>
+          <w:trHeight w:val="556"/>
           <w:jc w:val="center"/>
         </w:trPr>
         <w:tc>
@@ -1676,7 +1654,7 @@
           </w:tcPr>
           <w:p>
             <w:pPr>
-              <w:pStyle w:val="27"/>
+              <w:pStyle w:val="TableText"/>
               <w:keepNext w:val="0"/>
               <w:keepLines w:val="0"/>
               <w:pageBreakBefore w:val="0"/>
@@ -1689,7 +1667,7 @@
               <w:bidi w:val="0"/>
               <w:adjustRightInd w:val="0"/>
               <w:snapToGrid w:val="0"/>
-              <w:ind w:left="0" w:leftChars="0" w:right="0" w:rightChars="0" w:firstLine="0" w:firstLineChars="0"/>
+              <w:ind w:left="0" w:right="0" w:firstLine="0" w:leftChars="0" w:rightChars="0" w:firstLineChars="0"/>
               <w:jc w:val="center"/>
               <w:textAlignment w:val="baseline"/>
             </w:pPr>
@@ -1701,7 +1679,7 @@
           </w:tcPr>
           <w:p>
             <w:pPr>
-              <w:pStyle w:val="27"/>
+              <w:pStyle w:val="TableText"/>
               <w:keepNext w:val="0"/>
               <w:keepLines w:val="0"/>
               <w:pageBreakBefore w:val="0"/>
@@ -1714,7 +1692,7 @@
               <w:bidi w:val="0"/>
               <w:adjustRightInd w:val="0"/>
               <w:snapToGrid w:val="0"/>
-              <w:ind w:left="0" w:leftChars="0" w:right="0" w:rightChars="0" w:firstLine="0" w:firstLineChars="0"/>
+              <w:ind w:left="0" w:right="0" w:firstLine="0" w:leftChars="0" w:rightChars="0" w:firstLineChars="0"/>
               <w:jc w:val="center"/>
               <w:textAlignment w:val="baseline"/>
             </w:pPr>
@@ -1726,7 +1704,7 @@
           </w:tcPr>
           <w:p>
             <w:pPr>
-              <w:pStyle w:val="27"/>
+              <w:pStyle w:val="TableText"/>
               <w:keepNext w:val="0"/>
               <w:keepLines w:val="0"/>
               <w:pageBreakBefore w:val="0"/>
@@ -1739,7 +1717,7 @@
               <w:bidi w:val="0"/>
               <w:adjustRightInd w:val="0"/>
               <w:snapToGrid w:val="0"/>
-              <w:ind w:left="0" w:leftChars="0" w:right="0" w:rightChars="0" w:firstLine="0" w:firstLineChars="0"/>
+              <w:ind w:left="0" w:right="0" w:firstLine="0" w:leftChars="0" w:rightChars="0" w:firstLineChars="0"/>
               <w:jc w:val="center"/>
               <w:textAlignment w:val="baseline"/>
             </w:pPr>
@@ -1751,7 +1729,7 @@
           </w:tcPr>
           <w:p>
             <w:pPr>
-              <w:pStyle w:val="27"/>
+              <w:pStyle w:val="TableText"/>
               <w:keepNext w:val="0"/>
               <w:keepLines w:val="0"/>
               <w:pageBreakBefore w:val="0"/>
@@ -1764,7 +1742,7 @@
               <w:bidi w:val="0"/>
               <w:adjustRightInd w:val="0"/>
               <w:snapToGrid w:val="0"/>
-              <w:ind w:left="0" w:leftChars="0" w:right="0" w:rightChars="0" w:firstLine="0" w:firstLineChars="0"/>
+              <w:ind w:left="0" w:right="0" w:firstLine="0" w:leftChars="0" w:rightChars="0" w:firstLineChars="0"/>
               <w:jc w:val="center"/>
               <w:textAlignment w:val="baseline"/>
             </w:pPr>
@@ -1776,7 +1754,7 @@
           </w:tcPr>
           <w:p>
             <w:pPr>
-              <w:pStyle w:val="27"/>
+              <w:pStyle w:val="TableText"/>
               <w:keepNext w:val="0"/>
               <w:keepLines w:val="0"/>
               <w:pageBreakBefore w:val="0"/>
@@ -1789,7 +1767,7 @@
               <w:bidi w:val="0"/>
               <w:adjustRightInd w:val="0"/>
               <w:snapToGrid w:val="0"/>
-              <w:ind w:left="0" w:leftChars="0" w:right="0" w:rightChars="0" w:firstLine="0" w:firstLineChars="0"/>
+              <w:ind w:left="0" w:right="0" w:firstLine="0" w:leftChars="0" w:rightChars="0" w:firstLineChars="0"/>
               <w:jc w:val="center"/>
               <w:textAlignment w:val="baseline"/>
             </w:pPr>
@@ -1801,7 +1779,7 @@
           </w:tcPr>
           <w:p>
             <w:pPr>
-              <w:pStyle w:val="27"/>
+              <w:pStyle w:val="TableText"/>
               <w:keepNext w:val="0"/>
               <w:keepLines w:val="0"/>
               <w:pageBreakBefore w:val="0"/>
@@ -1814,7 +1792,7 @@
               <w:bidi w:val="0"/>
               <w:adjustRightInd w:val="0"/>
               <w:snapToGrid w:val="0"/>
-              <w:ind w:left="0" w:leftChars="0" w:right="0" w:rightChars="0" w:firstLine="0" w:firstLineChars="0"/>
+              <w:ind w:left="0" w:right="0" w:firstLine="0" w:leftChars="0" w:rightChars="0" w:firstLineChars="0"/>
               <w:jc w:val="center"/>
               <w:textAlignment w:val="baseline"/>
             </w:pPr>
@@ -1823,14 +1801,9 @@
       </w:tr>
       <w:tr>
         <w:tblPrEx>
-          <w:tblBorders>
-            <w:top w:val="single" w:color="000000" w:sz="2" w:space="0"/>
-            <w:left w:val="single" w:color="000000" w:sz="2" w:space="0"/>
-            <w:bottom w:val="single" w:color="000000" w:sz="2" w:space="0"/>
-            <w:right w:val="single" w:color="000000" w:sz="2" w:space="0"/>
-            <w:insideH w:val="single" w:color="000000" w:sz="2" w:space="0"/>
-            <w:insideV w:val="single" w:color="000000" w:sz="2" w:space="0"/>
-          </w:tblBorders>
+          <w:tblW w:w="8214" w:type="dxa"/>
+          <w:jc w:val="center"/>
+          <w:tblLayout w:type="fixed"/>
           <w:tblCellMar>
             <w:top w:w="0" w:type="dxa"/>
             <w:left w:w="0" w:type="dxa"/>
@@ -1839,7 +1812,7 @@
           </w:tblCellMar>
         </w:tblPrEx>
         <w:trPr>
-          <w:trHeight w:val="557" w:hRule="atLeast"/>
+          <w:trHeight w:val="557"/>
           <w:jc w:val="center"/>
         </w:trPr>
         <w:tc>
@@ -1848,7 +1821,7 @@
           </w:tcPr>
           <w:p>
             <w:pPr>
-              <w:pStyle w:val="27"/>
+              <w:pStyle w:val="TableText"/>
               <w:keepNext w:val="0"/>
               <w:keepLines w:val="0"/>
               <w:pageBreakBefore w:val="0"/>
@@ -1861,7 +1834,7 @@
               <w:bidi w:val="0"/>
               <w:adjustRightInd w:val="0"/>
               <w:snapToGrid w:val="0"/>
-              <w:ind w:left="0" w:leftChars="0" w:right="0" w:rightChars="0" w:firstLine="0" w:firstLineChars="0"/>
+              <w:ind w:left="0" w:right="0" w:firstLine="0" w:leftChars="0" w:rightChars="0" w:firstLineChars="0"/>
               <w:jc w:val="center"/>
               <w:textAlignment w:val="baseline"/>
             </w:pPr>
@@ -1873,7 +1846,7 @@
           </w:tcPr>
           <w:p>
             <w:pPr>
-              <w:pStyle w:val="27"/>
+              <w:pStyle w:val="TableText"/>
               <w:keepNext w:val="0"/>
               <w:keepLines w:val="0"/>
               <w:pageBreakBefore w:val="0"/>
@@ -1886,7 +1859,7 @@
               <w:bidi w:val="0"/>
               <w:adjustRightInd w:val="0"/>
               <w:snapToGrid w:val="0"/>
-              <w:ind w:left="0" w:leftChars="0" w:right="0" w:rightChars="0" w:firstLine="0" w:firstLineChars="0"/>
+              <w:ind w:left="0" w:right="0" w:firstLine="0" w:leftChars="0" w:rightChars="0" w:firstLineChars="0"/>
               <w:jc w:val="center"/>
               <w:textAlignment w:val="baseline"/>
             </w:pPr>
@@ -1898,7 +1871,7 @@
           </w:tcPr>
           <w:p>
             <w:pPr>
-              <w:pStyle w:val="27"/>
+              <w:pStyle w:val="TableText"/>
               <w:keepNext w:val="0"/>
               <w:keepLines w:val="0"/>
               <w:pageBreakBefore w:val="0"/>
@@ -1911,7 +1884,7 @@
               <w:bidi w:val="0"/>
               <w:adjustRightInd w:val="0"/>
               <w:snapToGrid w:val="0"/>
-              <w:ind w:left="0" w:leftChars="0" w:right="0" w:rightChars="0" w:firstLine="0" w:firstLineChars="0"/>
+              <w:ind w:left="0" w:right="0" w:firstLine="0" w:leftChars="0" w:rightChars="0" w:firstLineChars="0"/>
               <w:jc w:val="center"/>
               <w:textAlignment w:val="baseline"/>
             </w:pPr>
@@ -1923,7 +1896,7 @@
           </w:tcPr>
           <w:p>
             <w:pPr>
-              <w:pStyle w:val="27"/>
+              <w:pStyle w:val="TableText"/>
               <w:keepNext w:val="0"/>
               <w:keepLines w:val="0"/>
               <w:pageBreakBefore w:val="0"/>
@@ -1936,7 +1909,7 @@
               <w:bidi w:val="0"/>
               <w:adjustRightInd w:val="0"/>
               <w:snapToGrid w:val="0"/>
-              <w:ind w:left="0" w:leftChars="0" w:right="0" w:rightChars="0" w:firstLine="0" w:firstLineChars="0"/>
+              <w:ind w:left="0" w:right="0" w:firstLine="0" w:leftChars="0" w:rightChars="0" w:firstLineChars="0"/>
               <w:jc w:val="center"/>
               <w:textAlignment w:val="baseline"/>
             </w:pPr>
@@ -1948,7 +1921,7 @@
           </w:tcPr>
           <w:p>
             <w:pPr>
-              <w:pStyle w:val="27"/>
+              <w:pStyle w:val="TableText"/>
               <w:keepNext w:val="0"/>
               <w:keepLines w:val="0"/>
               <w:pageBreakBefore w:val="0"/>
@@ -1961,7 +1934,7 @@
               <w:bidi w:val="0"/>
               <w:adjustRightInd w:val="0"/>
               <w:snapToGrid w:val="0"/>
-              <w:ind w:left="0" w:leftChars="0" w:right="0" w:rightChars="0" w:firstLine="0" w:firstLineChars="0"/>
+              <w:ind w:left="0" w:right="0" w:firstLine="0" w:leftChars="0" w:rightChars="0" w:firstLineChars="0"/>
               <w:jc w:val="center"/>
               <w:textAlignment w:val="baseline"/>
             </w:pPr>
@@ -1973,7 +1946,7 @@
           </w:tcPr>
           <w:p>
             <w:pPr>
-              <w:pStyle w:val="27"/>
+              <w:pStyle w:val="TableText"/>
               <w:keepNext w:val="0"/>
               <w:keepLines w:val="0"/>
               <w:pageBreakBefore w:val="0"/>
@@ -1986,7 +1959,7 @@
               <w:bidi w:val="0"/>
               <w:adjustRightInd w:val="0"/>
               <w:snapToGrid w:val="0"/>
-              <w:ind w:left="0" w:leftChars="0" w:right="0" w:rightChars="0" w:firstLine="0" w:firstLineChars="0"/>
+              <w:ind w:left="0" w:right="0" w:firstLine="0" w:leftChars="0" w:rightChars="0" w:firstLineChars="0"/>
               <w:jc w:val="center"/>
               <w:textAlignment w:val="baseline"/>
             </w:pPr>
@@ -2018,7 +1991,7 @@
     <w:sdt>
       <w:sdtPr>
         <w:rPr>
-          <w:rFonts w:hint="eastAsia" w:ascii="宋体" w:hAnsi="宋体" w:eastAsia="宋体" w:cs="宋体"/>
+          <w:rFonts w:ascii="宋体" w:eastAsia="宋体" w:hAnsi="宋体" w:cs="宋体" w:hint="eastAsia"/>
           <w:snapToGrid w:val="0"/>
           <w:color w:val="000000"/>
           <w:kern w:val="0"/>
@@ -2034,7 +2007,7 @@
       </w:sdtPr>
       <w:sdtEndPr>
         <w:rPr>
-          <w:rFonts w:hint="eastAsia" w:ascii="宋体" w:hAnsi="宋体" w:eastAsia="宋体" w:cs="宋体"/>
+          <w:rFonts w:ascii="宋体" w:eastAsia="宋体" w:hAnsi="宋体" w:cs="宋体" w:hint="eastAsia"/>
           <w:snapToGrid w:val="0"/>
           <w:color w:val="000000"/>
           <w:kern w:val="0"/>
@@ -2060,18 +2033,18 @@
             <w:adjustRightInd w:val="0"/>
             <w:snapToGrid w:val="0"/>
             <w:spacing w:before="0" w:beforeLines="0" w:after="0" w:afterLines="0" w:line="240" w:lineRule="atLeast"/>
-            <w:ind w:left="0" w:leftChars="0" w:right="0" w:rightChars="0" w:firstLine="0" w:firstLineChars="0"/>
+            <w:ind w:left="0" w:right="0" w:firstLine="0" w:leftChars="0" w:rightChars="0" w:firstLineChars="0"/>
             <w:jc w:val="center"/>
             <w:textAlignment w:val="baseline"/>
             <w:rPr>
-              <w:rFonts w:hint="eastAsia" w:ascii="宋体" w:hAnsi="宋体" w:eastAsia="宋体" w:cs="宋体"/>
+              <w:rFonts w:ascii="宋体" w:eastAsia="宋体" w:hAnsi="宋体" w:cs="宋体" w:hint="eastAsia"/>
               <w:sz w:val="21"/>
               <w:szCs w:val="21"/>
             </w:rPr>
           </w:pPr>
           <w:r>
             <w:rPr>
-              <w:rFonts w:hint="eastAsia" w:ascii="宋体" w:hAnsi="宋体" w:eastAsia="宋体" w:cs="宋体"/>
+              <w:rFonts w:ascii="宋体" w:eastAsia="宋体" w:hAnsi="宋体" w:cs="宋体" w:hint="eastAsia"/>
               <w:sz w:val="21"/>
               <w:szCs w:val="21"/>
             </w:rPr>
@@ -2080,16 +2053,16 @@
         </w:p>
         <w:p>
           <w:pPr>
-            <w:pStyle w:val="16"/>
+            <w:pStyle w:val="TOC1"/>
             <w:tabs>
               <w:tab w:val="right" w:leader="dot" w:pos="8306"/>
             </w:tabs>
           </w:pPr>
-          <w:bookmarkStart w:id="22" w:name="_GoBack"/>
-          <w:bookmarkEnd w:id="22"/>
-          <w:r>
-            <w:rPr>
-              <w:rFonts w:hint="eastAsia" w:ascii="宋体" w:hAnsi="宋体" w:eastAsia="宋体" w:cs="宋体"/>
+          <w:bookmarkStart w:id="2" w:name="_GoBack"/>
+          <w:bookmarkEnd w:id="2"/>
+          <w:r>
+            <w:rPr>
+              <w:rFonts w:ascii="宋体" w:eastAsia="宋体" w:hAnsi="宋体" w:cs="宋体" w:hint="eastAsia"/>
               <w:sz w:val="21"/>
               <w:szCs w:val="21"/>
             </w:rPr>
@@ -2097,7 +2070,7 @@
           </w:r>
           <w:r>
             <w:rPr>
-              <w:rFonts w:hint="eastAsia" w:ascii="宋体" w:hAnsi="宋体" w:eastAsia="宋体" w:cs="宋体"/>
+              <w:rFonts w:ascii="宋体" w:eastAsia="宋体" w:hAnsi="宋体" w:cs="宋体" w:hint="eastAsia"/>
               <w:sz w:val="21"/>
               <w:szCs w:val="21"/>
             </w:rPr>
@@ -2105,7 +2078,7 @@
           </w:r>
           <w:r>
             <w:rPr>
-              <w:rFonts w:hint="eastAsia" w:ascii="宋体" w:hAnsi="宋体" w:eastAsia="宋体" w:cs="宋体"/>
+              <w:rFonts w:ascii="宋体" w:eastAsia="宋体" w:hAnsi="宋体" w:cs="宋体" w:hint="eastAsia"/>
               <w:sz w:val="21"/>
               <w:szCs w:val="21"/>
             </w:rPr>
@@ -2113,21 +2086,21 @@
           </w:r>
           <w:r>
             <w:rPr>
-              <w:rFonts w:hint="eastAsia" w:ascii="宋体" w:hAnsi="宋体" w:eastAsia="宋体" w:cs="宋体"/>
+              <w:rFonts w:ascii="宋体" w:eastAsia="宋体" w:hAnsi="宋体" w:cs="宋体" w:hint="eastAsia"/>
               <w:szCs w:val="21"/>
             </w:rPr>
             <w:fldChar w:fldCharType="begin"/>
           </w:r>
           <w:r>
             <w:rPr>
-              <w:rFonts w:hint="eastAsia" w:ascii="宋体" w:hAnsi="宋体" w:eastAsia="宋体" w:cs="宋体"/>
+              <w:rFonts w:ascii="宋体" w:eastAsia="宋体" w:hAnsi="宋体" w:cs="宋体" w:hint="eastAsia"/>
               <w:szCs w:val="21"/>
             </w:rPr>
             <w:instrText xml:space="preserve"> HYPERLINK \l _Toc3816 </w:instrText>
           </w:r>
           <w:r>
             <w:rPr>
-              <w:rFonts w:hint="eastAsia" w:ascii="宋体" w:hAnsi="宋体" w:eastAsia="宋体" w:cs="宋体"/>
+              <w:rFonts w:ascii="宋体" w:eastAsia="宋体" w:hAnsi="宋体" w:cs="宋体" w:hint="eastAsia"/>
               <w:szCs w:val="21"/>
             </w:rPr>
             <w:fldChar w:fldCharType="separate"/>
@@ -2159,7 +2132,7 @@
           </w:r>
           <w:r>
             <w:rPr>
-              <w:rFonts w:hint="eastAsia" w:ascii="宋体" w:hAnsi="宋体" w:eastAsia="宋体" w:cs="宋体"/>
+              <w:rFonts w:ascii="宋体" w:eastAsia="宋体" w:hAnsi="宋体" w:cs="宋体" w:hint="eastAsia"/>
               <w:szCs w:val="21"/>
             </w:rPr>
             <w:fldChar w:fldCharType="end"/>
@@ -2167,28 +2140,28 @@
         </w:p>
         <w:p>
           <w:pPr>
-            <w:pStyle w:val="16"/>
+            <w:pStyle w:val="TOC1"/>
             <w:tabs>
               <w:tab w:val="right" w:leader="dot" w:pos="8306"/>
             </w:tabs>
           </w:pPr>
           <w:r>
             <w:rPr>
-              <w:rFonts w:hint="eastAsia" w:ascii="宋体" w:hAnsi="宋体" w:eastAsia="宋体" w:cs="宋体"/>
+              <w:rFonts w:ascii="宋体" w:eastAsia="宋体" w:hAnsi="宋体" w:cs="宋体" w:hint="eastAsia"/>
               <w:szCs w:val="21"/>
             </w:rPr>
             <w:fldChar w:fldCharType="begin"/>
           </w:r>
           <w:r>
             <w:rPr>
-              <w:rFonts w:hint="eastAsia" w:ascii="宋体" w:hAnsi="宋体" w:eastAsia="宋体" w:cs="宋体"/>
+              <w:rFonts w:ascii="宋体" w:eastAsia="宋体" w:hAnsi="宋体" w:cs="宋体" w:hint="eastAsia"/>
               <w:szCs w:val="21"/>
             </w:rPr>
             <w:instrText xml:space="preserve"> HYPERLINK \l _Toc23169 </w:instrText>
           </w:r>
           <w:r>
             <w:rPr>
-              <w:rFonts w:hint="eastAsia" w:ascii="宋体" w:hAnsi="宋体" w:eastAsia="宋体" w:cs="宋体"/>
+              <w:rFonts w:ascii="宋体" w:eastAsia="宋体" w:hAnsi="宋体" w:cs="宋体" w:hint="eastAsia"/>
               <w:szCs w:val="21"/>
             </w:rPr>
             <w:fldChar w:fldCharType="separate"/>
@@ -2220,7 +2193,7 @@
           </w:r>
           <w:r>
             <w:rPr>
-              <w:rFonts w:hint="eastAsia" w:ascii="宋体" w:hAnsi="宋体" w:eastAsia="宋体" w:cs="宋体"/>
+              <w:rFonts w:ascii="宋体" w:eastAsia="宋体" w:hAnsi="宋体" w:cs="宋体" w:hint="eastAsia"/>
               <w:szCs w:val="21"/>
             </w:rPr>
             <w:fldChar w:fldCharType="end"/>
@@ -2228,28 +2201,28 @@
         </w:p>
         <w:p>
           <w:pPr>
-            <w:pStyle w:val="16"/>
+            <w:pStyle w:val="TOC1"/>
             <w:tabs>
               <w:tab w:val="right" w:leader="dot" w:pos="8306"/>
             </w:tabs>
           </w:pPr>
           <w:r>
             <w:rPr>
-              <w:rFonts w:hint="eastAsia" w:ascii="宋体" w:hAnsi="宋体" w:eastAsia="宋体" w:cs="宋体"/>
+              <w:rFonts w:ascii="宋体" w:eastAsia="宋体" w:hAnsi="宋体" w:cs="宋体" w:hint="eastAsia"/>
               <w:szCs w:val="21"/>
             </w:rPr>
             <w:fldChar w:fldCharType="begin"/>
           </w:r>
           <w:r>
             <w:rPr>
-              <w:rFonts w:hint="eastAsia" w:ascii="宋体" w:hAnsi="宋体" w:eastAsia="宋体" w:cs="宋体"/>
+              <w:rFonts w:ascii="宋体" w:eastAsia="宋体" w:hAnsi="宋体" w:cs="宋体" w:hint="eastAsia"/>
               <w:szCs w:val="21"/>
             </w:rPr>
             <w:instrText xml:space="preserve"> HYPERLINK \l _Toc10904 </w:instrText>
           </w:r>
           <w:r>
             <w:rPr>
-              <w:rFonts w:hint="eastAsia" w:ascii="宋体" w:hAnsi="宋体" w:eastAsia="宋体" w:cs="宋体"/>
+              <w:rFonts w:ascii="宋体" w:eastAsia="宋体" w:hAnsi="宋体" w:cs="宋体" w:hint="eastAsia"/>
               <w:szCs w:val="21"/>
             </w:rPr>
             <w:fldChar w:fldCharType="separate"/>
@@ -2281,7 +2254,7 @@
           </w:r>
           <w:r>
             <w:rPr>
-              <w:rFonts w:hint="eastAsia" w:ascii="宋体" w:hAnsi="宋体" w:eastAsia="宋体" w:cs="宋体"/>
+              <w:rFonts w:ascii="宋体" w:eastAsia="宋体" w:hAnsi="宋体" w:cs="宋体" w:hint="eastAsia"/>
               <w:szCs w:val="21"/>
             </w:rPr>
             <w:fldChar w:fldCharType="end"/>
@@ -2289,28 +2262,28 @@
         </w:p>
         <w:p>
           <w:pPr>
-            <w:pStyle w:val="17"/>
+            <w:pStyle w:val="TOC2"/>
             <w:tabs>
               <w:tab w:val="right" w:leader="dot" w:pos="8306"/>
             </w:tabs>
           </w:pPr>
           <w:r>
             <w:rPr>
-              <w:rFonts w:hint="eastAsia" w:ascii="宋体" w:hAnsi="宋体" w:eastAsia="宋体" w:cs="宋体"/>
+              <w:rFonts w:ascii="宋体" w:eastAsia="宋体" w:hAnsi="宋体" w:cs="宋体" w:hint="eastAsia"/>
               <w:szCs w:val="21"/>
             </w:rPr>
             <w:fldChar w:fldCharType="begin"/>
           </w:r>
           <w:r>
             <w:rPr>
-              <w:rFonts w:hint="eastAsia" w:ascii="宋体" w:hAnsi="宋体" w:eastAsia="宋体" w:cs="宋体"/>
+              <w:rFonts w:ascii="宋体" w:eastAsia="宋体" w:hAnsi="宋体" w:cs="宋体" w:hint="eastAsia"/>
               <w:szCs w:val="21"/>
             </w:rPr>
             <w:instrText xml:space="preserve"> HYPERLINK \l _Toc18658 </w:instrText>
           </w:r>
           <w:r>
             <w:rPr>
-              <w:rFonts w:hint="eastAsia" w:ascii="宋体" w:hAnsi="宋体" w:eastAsia="宋体" w:cs="宋体"/>
+              <w:rFonts w:ascii="宋体" w:eastAsia="宋体" w:hAnsi="宋体" w:cs="宋体" w:hint="eastAsia"/>
               <w:szCs w:val="21"/>
             </w:rPr>
             <w:fldChar w:fldCharType="separate"/>
@@ -2342,7 +2315,7 @@
           </w:r>
           <w:r>
             <w:rPr>
-              <w:rFonts w:hint="eastAsia" w:ascii="宋体" w:hAnsi="宋体" w:eastAsia="宋体" w:cs="宋体"/>
+              <w:rFonts w:ascii="宋体" w:eastAsia="宋体" w:hAnsi="宋体" w:cs="宋体" w:hint="eastAsia"/>
               <w:szCs w:val="21"/>
             </w:rPr>
             <w:fldChar w:fldCharType="end"/>
@@ -2350,28 +2323,28 @@
         </w:p>
         <w:p>
           <w:pPr>
-            <w:pStyle w:val="17"/>
+            <w:pStyle w:val="TOC2"/>
             <w:tabs>
               <w:tab w:val="right" w:leader="dot" w:pos="8306"/>
             </w:tabs>
           </w:pPr>
           <w:r>
             <w:rPr>
-              <w:rFonts w:hint="eastAsia" w:ascii="宋体" w:hAnsi="宋体" w:eastAsia="宋体" w:cs="宋体"/>
+              <w:rFonts w:ascii="宋体" w:eastAsia="宋体" w:hAnsi="宋体" w:cs="宋体" w:hint="eastAsia"/>
               <w:szCs w:val="21"/>
             </w:rPr>
             <w:fldChar w:fldCharType="begin"/>
           </w:r>
           <w:r>
             <w:rPr>
-              <w:rFonts w:hint="eastAsia" w:ascii="宋体" w:hAnsi="宋体" w:eastAsia="宋体" w:cs="宋体"/>
+              <w:rFonts w:ascii="宋体" w:eastAsia="宋体" w:hAnsi="宋体" w:cs="宋体" w:hint="eastAsia"/>
               <w:szCs w:val="21"/>
             </w:rPr>
             <w:instrText xml:space="preserve"> HYPERLINK \l _Toc3268 </w:instrText>
           </w:r>
           <w:r>
             <w:rPr>
-              <w:rFonts w:hint="eastAsia" w:ascii="宋体" w:hAnsi="宋体" w:eastAsia="宋体" w:cs="宋体"/>
+              <w:rFonts w:ascii="宋体" w:eastAsia="宋体" w:hAnsi="宋体" w:cs="宋体" w:hint="eastAsia"/>
               <w:szCs w:val="21"/>
             </w:rPr>
             <w:fldChar w:fldCharType="separate"/>
@@ -2403,7 +2376,7 @@
           </w:r>
           <w:r>
             <w:rPr>
-              <w:rFonts w:hint="eastAsia" w:ascii="宋体" w:hAnsi="宋体" w:eastAsia="宋体" w:cs="宋体"/>
+              <w:rFonts w:ascii="宋体" w:eastAsia="宋体" w:hAnsi="宋体" w:cs="宋体" w:hint="eastAsia"/>
               <w:szCs w:val="21"/>
             </w:rPr>
             <w:fldChar w:fldCharType="end"/>
@@ -2411,28 +2384,28 @@
         </w:p>
         <w:p>
           <w:pPr>
-            <w:pStyle w:val="17"/>
+            <w:pStyle w:val="TOC2"/>
             <w:tabs>
               <w:tab w:val="right" w:leader="dot" w:pos="8306"/>
             </w:tabs>
           </w:pPr>
           <w:r>
             <w:rPr>
-              <w:rFonts w:hint="eastAsia" w:ascii="宋体" w:hAnsi="宋体" w:eastAsia="宋体" w:cs="宋体"/>
+              <w:rFonts w:ascii="宋体" w:eastAsia="宋体" w:hAnsi="宋体" w:cs="宋体" w:hint="eastAsia"/>
               <w:szCs w:val="21"/>
             </w:rPr>
             <w:fldChar w:fldCharType="begin"/>
           </w:r>
           <w:r>
             <w:rPr>
-              <w:rFonts w:hint="eastAsia" w:ascii="宋体" w:hAnsi="宋体" w:eastAsia="宋体" w:cs="宋体"/>
+              <w:rFonts w:ascii="宋体" w:eastAsia="宋体" w:hAnsi="宋体" w:cs="宋体" w:hint="eastAsia"/>
               <w:szCs w:val="21"/>
             </w:rPr>
             <w:instrText xml:space="preserve"> HYPERLINK \l _Toc17804 </w:instrText>
           </w:r>
           <w:r>
             <w:rPr>
-              <w:rFonts w:hint="eastAsia" w:ascii="宋体" w:hAnsi="宋体" w:eastAsia="宋体" w:cs="宋体"/>
+              <w:rFonts w:ascii="宋体" w:eastAsia="宋体" w:hAnsi="宋体" w:cs="宋体" w:hint="eastAsia"/>
               <w:szCs w:val="21"/>
             </w:rPr>
             <w:fldChar w:fldCharType="separate"/>
@@ -2464,7 +2437,7 @@
           </w:r>
           <w:r>
             <w:rPr>
-              <w:rFonts w:hint="eastAsia" w:ascii="宋体" w:hAnsi="宋体" w:eastAsia="宋体" w:cs="宋体"/>
+              <w:rFonts w:ascii="宋体" w:eastAsia="宋体" w:hAnsi="宋体" w:cs="宋体" w:hint="eastAsia"/>
               <w:szCs w:val="21"/>
             </w:rPr>
             <w:fldChar w:fldCharType="end"/>
@@ -2472,28 +2445,28 @@
         </w:p>
         <w:p>
           <w:pPr>
-            <w:pStyle w:val="16"/>
+            <w:pStyle w:val="TOC1"/>
             <w:tabs>
               <w:tab w:val="right" w:leader="dot" w:pos="8306"/>
             </w:tabs>
           </w:pPr>
           <w:r>
             <w:rPr>
-              <w:rFonts w:hint="eastAsia" w:ascii="宋体" w:hAnsi="宋体" w:eastAsia="宋体" w:cs="宋体"/>
+              <w:rFonts w:ascii="宋体" w:eastAsia="宋体" w:hAnsi="宋体" w:cs="宋体" w:hint="eastAsia"/>
               <w:szCs w:val="21"/>
             </w:rPr>
             <w:fldChar w:fldCharType="begin"/>
           </w:r>
           <w:r>
             <w:rPr>
-              <w:rFonts w:hint="eastAsia" w:ascii="宋体" w:hAnsi="宋体" w:eastAsia="宋体" w:cs="宋体"/>
+              <w:rFonts w:ascii="宋体" w:eastAsia="宋体" w:hAnsi="宋体" w:cs="宋体" w:hint="eastAsia"/>
               <w:szCs w:val="21"/>
             </w:rPr>
             <w:instrText xml:space="preserve"> HYPERLINK \l _Toc11225 </w:instrText>
           </w:r>
           <w:r>
             <w:rPr>
-              <w:rFonts w:hint="eastAsia" w:ascii="宋体" w:hAnsi="宋体" w:eastAsia="宋体" w:cs="宋体"/>
+              <w:rFonts w:ascii="宋体" w:eastAsia="宋体" w:hAnsi="宋体" w:cs="宋体" w:hint="eastAsia"/>
               <w:szCs w:val="21"/>
             </w:rPr>
             <w:fldChar w:fldCharType="separate"/>
@@ -2525,7 +2498,7 @@
           </w:r>
           <w:r>
             <w:rPr>
-              <w:rFonts w:hint="eastAsia" w:ascii="宋体" w:hAnsi="宋体" w:eastAsia="宋体" w:cs="宋体"/>
+              <w:rFonts w:ascii="宋体" w:eastAsia="宋体" w:hAnsi="宋体" w:cs="宋体" w:hint="eastAsia"/>
               <w:szCs w:val="21"/>
             </w:rPr>
             <w:fldChar w:fldCharType="end"/>
@@ -2533,28 +2506,28 @@
         </w:p>
         <w:p>
           <w:pPr>
-            <w:pStyle w:val="17"/>
+            <w:pStyle w:val="TOC2"/>
             <w:tabs>
               <w:tab w:val="right" w:leader="dot" w:pos="8306"/>
             </w:tabs>
           </w:pPr>
           <w:r>
             <w:rPr>
-              <w:rFonts w:hint="eastAsia" w:ascii="宋体" w:hAnsi="宋体" w:eastAsia="宋体" w:cs="宋体"/>
+              <w:rFonts w:ascii="宋体" w:eastAsia="宋体" w:hAnsi="宋体" w:cs="宋体" w:hint="eastAsia"/>
               <w:szCs w:val="21"/>
             </w:rPr>
             <w:fldChar w:fldCharType="begin"/>
           </w:r>
           <w:r>
             <w:rPr>
-              <w:rFonts w:hint="eastAsia" w:ascii="宋体" w:hAnsi="宋体" w:eastAsia="宋体" w:cs="宋体"/>
+              <w:rFonts w:ascii="宋体" w:eastAsia="宋体" w:hAnsi="宋体" w:cs="宋体" w:hint="eastAsia"/>
               <w:szCs w:val="21"/>
             </w:rPr>
             <w:instrText xml:space="preserve"> HYPERLINK \l _Toc11573 </w:instrText>
           </w:r>
           <w:r>
             <w:rPr>
-              <w:rFonts w:hint="eastAsia" w:ascii="宋体" w:hAnsi="宋体" w:eastAsia="宋体" w:cs="宋体"/>
+              <w:rFonts w:ascii="宋体" w:eastAsia="宋体" w:hAnsi="宋体" w:cs="宋体" w:hint="eastAsia"/>
               <w:szCs w:val="21"/>
             </w:rPr>
             <w:fldChar w:fldCharType="separate"/>
@@ -2586,7 +2559,7 @@
           </w:r>
           <w:r>
             <w:rPr>
-              <w:rFonts w:hint="eastAsia" w:ascii="宋体" w:hAnsi="宋体" w:eastAsia="宋体" w:cs="宋体"/>
+              <w:rFonts w:ascii="宋体" w:eastAsia="宋体" w:hAnsi="宋体" w:cs="宋体" w:hint="eastAsia"/>
               <w:szCs w:val="21"/>
             </w:rPr>
             <w:fldChar w:fldCharType="end"/>
@@ -2594,28 +2567,28 @@
         </w:p>
         <w:p>
           <w:pPr>
-            <w:pStyle w:val="17"/>
+            <w:pStyle w:val="TOC2"/>
             <w:tabs>
               <w:tab w:val="right" w:leader="dot" w:pos="8306"/>
             </w:tabs>
           </w:pPr>
           <w:r>
             <w:rPr>
-              <w:rFonts w:hint="eastAsia" w:ascii="宋体" w:hAnsi="宋体" w:eastAsia="宋体" w:cs="宋体"/>
+              <w:rFonts w:ascii="宋体" w:eastAsia="宋体" w:hAnsi="宋体" w:cs="宋体" w:hint="eastAsia"/>
               <w:szCs w:val="21"/>
             </w:rPr>
             <w:fldChar w:fldCharType="begin"/>
           </w:r>
           <w:r>
             <w:rPr>
-              <w:rFonts w:hint="eastAsia" w:ascii="宋体" w:hAnsi="宋体" w:eastAsia="宋体" w:cs="宋体"/>
+              <w:rFonts w:ascii="宋体" w:eastAsia="宋体" w:hAnsi="宋体" w:cs="宋体" w:hint="eastAsia"/>
               <w:szCs w:val="21"/>
             </w:rPr>
             <w:instrText xml:space="preserve"> HYPERLINK \l _Toc6597 </w:instrText>
           </w:r>
           <w:r>
             <w:rPr>
-              <w:rFonts w:hint="eastAsia" w:ascii="宋体" w:hAnsi="宋体" w:eastAsia="宋体" w:cs="宋体"/>
+              <w:rFonts w:ascii="宋体" w:eastAsia="宋体" w:hAnsi="宋体" w:cs="宋体" w:hint="eastAsia"/>
               <w:szCs w:val="21"/>
             </w:rPr>
             <w:fldChar w:fldCharType="separate"/>
@@ -2647,7 +2620,7 @@
           </w:r>
           <w:r>
             <w:rPr>
-              <w:rFonts w:hint="eastAsia" w:ascii="宋体" w:hAnsi="宋体" w:eastAsia="宋体" w:cs="宋体"/>
+              <w:rFonts w:ascii="宋体" w:eastAsia="宋体" w:hAnsi="宋体" w:cs="宋体" w:hint="eastAsia"/>
               <w:szCs w:val="21"/>
             </w:rPr>
             <w:fldChar w:fldCharType="end"/>
@@ -2655,28 +2628,28 @@
         </w:p>
         <w:p>
           <w:pPr>
-            <w:pStyle w:val="17"/>
+            <w:pStyle w:val="TOC2"/>
             <w:tabs>
               <w:tab w:val="right" w:leader="dot" w:pos="8306"/>
             </w:tabs>
           </w:pPr>
           <w:r>
             <w:rPr>
-              <w:rFonts w:hint="eastAsia" w:ascii="宋体" w:hAnsi="宋体" w:eastAsia="宋体" w:cs="宋体"/>
+              <w:rFonts w:ascii="宋体" w:eastAsia="宋体" w:hAnsi="宋体" w:cs="宋体" w:hint="eastAsia"/>
               <w:szCs w:val="21"/>
             </w:rPr>
             <w:fldChar w:fldCharType="begin"/>
           </w:r>
           <w:r>
             <w:rPr>
-              <w:rFonts w:hint="eastAsia" w:ascii="宋体" w:hAnsi="宋体" w:eastAsia="宋体" w:cs="宋体"/>
+              <w:rFonts w:ascii="宋体" w:eastAsia="宋体" w:hAnsi="宋体" w:cs="宋体" w:hint="eastAsia"/>
               <w:szCs w:val="21"/>
             </w:rPr>
             <w:instrText xml:space="preserve"> HYPERLINK \l _Toc6623 </w:instrText>
           </w:r>
           <w:r>
             <w:rPr>
-              <w:rFonts w:hint="eastAsia" w:ascii="宋体" w:hAnsi="宋体" w:eastAsia="宋体" w:cs="宋体"/>
+              <w:rFonts w:ascii="宋体" w:eastAsia="宋体" w:hAnsi="宋体" w:cs="宋体" w:hint="eastAsia"/>
               <w:szCs w:val="21"/>
             </w:rPr>
             <w:fldChar w:fldCharType="separate"/>
@@ -2708,7 +2681,7 @@
           </w:r>
           <w:r>
             <w:rPr>
-              <w:rFonts w:hint="eastAsia" w:ascii="宋体" w:hAnsi="宋体" w:eastAsia="宋体" w:cs="宋体"/>
+              <w:rFonts w:ascii="宋体" w:eastAsia="宋体" w:hAnsi="宋体" w:cs="宋体" w:hint="eastAsia"/>
               <w:szCs w:val="21"/>
             </w:rPr>
             <w:fldChar w:fldCharType="end"/>
@@ -2716,28 +2689,28 @@
         </w:p>
         <w:p>
           <w:pPr>
-            <w:pStyle w:val="16"/>
+            <w:pStyle w:val="TOC1"/>
             <w:tabs>
               <w:tab w:val="right" w:leader="dot" w:pos="8306"/>
             </w:tabs>
           </w:pPr>
           <w:r>
             <w:rPr>
-              <w:rFonts w:hint="eastAsia" w:ascii="宋体" w:hAnsi="宋体" w:eastAsia="宋体" w:cs="宋体"/>
+              <w:rFonts w:ascii="宋体" w:eastAsia="宋体" w:hAnsi="宋体" w:cs="宋体" w:hint="eastAsia"/>
               <w:szCs w:val="21"/>
             </w:rPr>
             <w:fldChar w:fldCharType="begin"/>
           </w:r>
           <w:r>
             <w:rPr>
-              <w:rFonts w:hint="eastAsia" w:ascii="宋体" w:hAnsi="宋体" w:eastAsia="宋体" w:cs="宋体"/>
+              <w:rFonts w:ascii="宋体" w:eastAsia="宋体" w:hAnsi="宋体" w:cs="宋体" w:hint="eastAsia"/>
               <w:szCs w:val="21"/>
             </w:rPr>
             <w:instrText xml:space="preserve"> HYPERLINK \l _Toc16674 </w:instrText>
           </w:r>
           <w:r>
             <w:rPr>
-              <w:rFonts w:hint="eastAsia" w:ascii="宋体" w:hAnsi="宋体" w:eastAsia="宋体" w:cs="宋体"/>
+              <w:rFonts w:ascii="宋体" w:eastAsia="宋体" w:hAnsi="宋体" w:cs="宋体" w:hint="eastAsia"/>
               <w:szCs w:val="21"/>
             </w:rPr>
             <w:fldChar w:fldCharType="separate"/>
@@ -2769,7 +2742,7 @@
           </w:r>
           <w:r>
             <w:rPr>
-              <w:rFonts w:hint="eastAsia" w:ascii="宋体" w:hAnsi="宋体" w:eastAsia="宋体" w:cs="宋体"/>
+              <w:rFonts w:ascii="宋体" w:eastAsia="宋体" w:hAnsi="宋体" w:cs="宋体" w:hint="eastAsia"/>
               <w:szCs w:val="21"/>
             </w:rPr>
             <w:fldChar w:fldCharType="end"/>
@@ -2777,28 +2750,28 @@
         </w:p>
         <w:p>
           <w:pPr>
-            <w:pStyle w:val="17"/>
+            <w:pStyle w:val="TOC2"/>
             <w:tabs>
               <w:tab w:val="right" w:leader="dot" w:pos="8306"/>
             </w:tabs>
           </w:pPr>
           <w:r>
             <w:rPr>
-              <w:rFonts w:hint="eastAsia" w:ascii="宋体" w:hAnsi="宋体" w:eastAsia="宋体" w:cs="宋体"/>
+              <w:rFonts w:ascii="宋体" w:eastAsia="宋体" w:hAnsi="宋体" w:cs="宋体" w:hint="eastAsia"/>
               <w:szCs w:val="21"/>
             </w:rPr>
             <w:fldChar w:fldCharType="begin"/>
           </w:r>
           <w:r>
             <w:rPr>
-              <w:rFonts w:hint="eastAsia" w:ascii="宋体" w:hAnsi="宋体" w:eastAsia="宋体" w:cs="宋体"/>
+              <w:rFonts w:ascii="宋体" w:eastAsia="宋体" w:hAnsi="宋体" w:cs="宋体" w:hint="eastAsia"/>
               <w:szCs w:val="21"/>
             </w:rPr>
             <w:instrText xml:space="preserve"> HYPERLINK \l _Toc10703 </w:instrText>
           </w:r>
           <w:r>
             <w:rPr>
-              <w:rFonts w:hint="eastAsia" w:ascii="宋体" w:hAnsi="宋体" w:eastAsia="宋体" w:cs="宋体"/>
+              <w:rFonts w:ascii="宋体" w:eastAsia="宋体" w:hAnsi="宋体" w:cs="宋体" w:hint="eastAsia"/>
               <w:szCs w:val="21"/>
             </w:rPr>
             <w:fldChar w:fldCharType="separate"/>
@@ -2830,7 +2803,7 @@
           </w:r>
           <w:r>
             <w:rPr>
-              <w:rFonts w:hint="eastAsia" w:ascii="宋体" w:hAnsi="宋体" w:eastAsia="宋体" w:cs="宋体"/>
+              <w:rFonts w:ascii="宋体" w:eastAsia="宋体" w:hAnsi="宋体" w:cs="宋体" w:hint="eastAsia"/>
               <w:szCs w:val="21"/>
             </w:rPr>
             <w:fldChar w:fldCharType="end"/>
@@ -2838,28 +2811,28 @@
         </w:p>
         <w:p>
           <w:pPr>
-            <w:pStyle w:val="17"/>
+            <w:pStyle w:val="TOC2"/>
             <w:tabs>
               <w:tab w:val="right" w:leader="dot" w:pos="8306"/>
             </w:tabs>
           </w:pPr>
           <w:r>
             <w:rPr>
-              <w:rFonts w:hint="eastAsia" w:ascii="宋体" w:hAnsi="宋体" w:eastAsia="宋体" w:cs="宋体"/>
+              <w:rFonts w:ascii="宋体" w:eastAsia="宋体" w:hAnsi="宋体" w:cs="宋体" w:hint="eastAsia"/>
               <w:szCs w:val="21"/>
             </w:rPr>
             <w:fldChar w:fldCharType="begin"/>
           </w:r>
           <w:r>
             <w:rPr>
-              <w:rFonts w:hint="eastAsia" w:ascii="宋体" w:hAnsi="宋体" w:eastAsia="宋体" w:cs="宋体"/>
+              <w:rFonts w:ascii="宋体" w:eastAsia="宋体" w:hAnsi="宋体" w:cs="宋体" w:hint="eastAsia"/>
               <w:szCs w:val="21"/>
             </w:rPr>
             <w:instrText xml:space="preserve"> HYPERLINK \l _Toc5338 </w:instrText>
           </w:r>
           <w:r>
             <w:rPr>
-              <w:rFonts w:hint="eastAsia" w:ascii="宋体" w:hAnsi="宋体" w:eastAsia="宋体" w:cs="宋体"/>
+              <w:rFonts w:ascii="宋体" w:eastAsia="宋体" w:hAnsi="宋体" w:cs="宋体" w:hint="eastAsia"/>
               <w:szCs w:val="21"/>
             </w:rPr>
             <w:fldChar w:fldCharType="separate"/>
@@ -2891,7 +2864,7 @@
           </w:r>
           <w:r>
             <w:rPr>
-              <w:rFonts w:hint="eastAsia" w:ascii="宋体" w:hAnsi="宋体" w:eastAsia="宋体" w:cs="宋体"/>
+              <w:rFonts w:ascii="宋体" w:eastAsia="宋体" w:hAnsi="宋体" w:cs="宋体" w:hint="eastAsia"/>
               <w:szCs w:val="21"/>
             </w:rPr>
             <w:fldChar w:fldCharType="end"/>
@@ -2899,28 +2872,28 @@
         </w:p>
         <w:p>
           <w:pPr>
-            <w:pStyle w:val="17"/>
+            <w:pStyle w:val="TOC2"/>
             <w:tabs>
               <w:tab w:val="right" w:leader="dot" w:pos="8306"/>
             </w:tabs>
           </w:pPr>
           <w:r>
             <w:rPr>
-              <w:rFonts w:hint="eastAsia" w:ascii="宋体" w:hAnsi="宋体" w:eastAsia="宋体" w:cs="宋体"/>
+              <w:rFonts w:ascii="宋体" w:eastAsia="宋体" w:hAnsi="宋体" w:cs="宋体" w:hint="eastAsia"/>
               <w:szCs w:val="21"/>
             </w:rPr>
             <w:fldChar w:fldCharType="begin"/>
           </w:r>
           <w:r>
             <w:rPr>
-              <w:rFonts w:hint="eastAsia" w:ascii="宋体" w:hAnsi="宋体" w:eastAsia="宋体" w:cs="宋体"/>
+              <w:rFonts w:ascii="宋体" w:eastAsia="宋体" w:hAnsi="宋体" w:cs="宋体" w:hint="eastAsia"/>
               <w:szCs w:val="21"/>
             </w:rPr>
             <w:instrText xml:space="preserve"> HYPERLINK \l _Toc25401 </w:instrText>
           </w:r>
           <w:r>
             <w:rPr>
-              <w:rFonts w:hint="eastAsia" w:ascii="宋体" w:hAnsi="宋体" w:eastAsia="宋体" w:cs="宋体"/>
+              <w:rFonts w:ascii="宋体" w:eastAsia="宋体" w:hAnsi="宋体" w:cs="宋体" w:hint="eastAsia"/>
               <w:szCs w:val="21"/>
             </w:rPr>
             <w:fldChar w:fldCharType="separate"/>
@@ -2952,7 +2925,7 @@
           </w:r>
           <w:r>
             <w:rPr>
-              <w:rFonts w:hint="eastAsia" w:ascii="宋体" w:hAnsi="宋体" w:eastAsia="宋体" w:cs="宋体"/>
+              <w:rFonts w:ascii="宋体" w:eastAsia="宋体" w:hAnsi="宋体" w:cs="宋体" w:hint="eastAsia"/>
               <w:szCs w:val="21"/>
             </w:rPr>
             <w:fldChar w:fldCharType="end"/>
@@ -2960,28 +2933,28 @@
         </w:p>
         <w:p>
           <w:pPr>
-            <w:pStyle w:val="17"/>
+            <w:pStyle w:val="TOC2"/>
             <w:tabs>
               <w:tab w:val="right" w:leader="dot" w:pos="8306"/>
             </w:tabs>
           </w:pPr>
           <w:r>
             <w:rPr>
-              <w:rFonts w:hint="eastAsia" w:ascii="宋体" w:hAnsi="宋体" w:eastAsia="宋体" w:cs="宋体"/>
+              <w:rFonts w:ascii="宋体" w:eastAsia="宋体" w:hAnsi="宋体" w:cs="宋体" w:hint="eastAsia"/>
               <w:szCs w:val="21"/>
             </w:rPr>
             <w:fldChar w:fldCharType="begin"/>
           </w:r>
           <w:r>
             <w:rPr>
-              <w:rFonts w:hint="eastAsia" w:ascii="宋体" w:hAnsi="宋体" w:eastAsia="宋体" w:cs="宋体"/>
+              <w:rFonts w:ascii="宋体" w:eastAsia="宋体" w:hAnsi="宋体" w:cs="宋体" w:hint="eastAsia"/>
               <w:szCs w:val="21"/>
             </w:rPr>
             <w:instrText xml:space="preserve"> HYPERLINK \l _Toc3467 </w:instrText>
           </w:r>
           <w:r>
             <w:rPr>
-              <w:rFonts w:hint="eastAsia" w:ascii="宋体" w:hAnsi="宋体" w:eastAsia="宋体" w:cs="宋体"/>
+              <w:rFonts w:ascii="宋体" w:eastAsia="宋体" w:hAnsi="宋体" w:cs="宋体" w:hint="eastAsia"/>
               <w:szCs w:val="21"/>
             </w:rPr>
             <w:fldChar w:fldCharType="separate"/>
@@ -3013,7 +2986,7 @@
           </w:r>
           <w:r>
             <w:rPr>
-              <w:rFonts w:hint="eastAsia" w:ascii="宋体" w:hAnsi="宋体" w:eastAsia="宋体" w:cs="宋体"/>
+              <w:rFonts w:ascii="宋体" w:eastAsia="宋体" w:hAnsi="宋体" w:cs="宋体" w:hint="eastAsia"/>
               <w:szCs w:val="21"/>
             </w:rPr>
             <w:fldChar w:fldCharType="end"/>
@@ -3021,28 +2994,28 @@
         </w:p>
         <w:p>
           <w:pPr>
-            <w:pStyle w:val="16"/>
+            <w:pStyle w:val="TOC1"/>
             <w:tabs>
               <w:tab w:val="right" w:leader="dot" w:pos="8306"/>
             </w:tabs>
           </w:pPr>
           <w:r>
             <w:rPr>
-              <w:rFonts w:hint="eastAsia" w:ascii="宋体" w:hAnsi="宋体" w:eastAsia="宋体" w:cs="宋体"/>
+              <w:rFonts w:ascii="宋体" w:eastAsia="宋体" w:hAnsi="宋体" w:cs="宋体" w:hint="eastAsia"/>
               <w:szCs w:val="21"/>
             </w:rPr>
             <w:fldChar w:fldCharType="begin"/>
           </w:r>
           <w:r>
             <w:rPr>
-              <w:rFonts w:hint="eastAsia" w:ascii="宋体" w:hAnsi="宋体" w:eastAsia="宋体" w:cs="宋体"/>
+              <w:rFonts w:ascii="宋体" w:eastAsia="宋体" w:hAnsi="宋体" w:cs="宋体" w:hint="eastAsia"/>
               <w:szCs w:val="21"/>
             </w:rPr>
             <w:instrText xml:space="preserve"> HYPERLINK \l _Toc17015 </w:instrText>
           </w:r>
           <w:r>
             <w:rPr>
-              <w:rFonts w:hint="eastAsia" w:ascii="宋体" w:hAnsi="宋体" w:eastAsia="宋体" w:cs="宋体"/>
+              <w:rFonts w:ascii="宋体" w:eastAsia="宋体" w:hAnsi="宋体" w:cs="宋体" w:hint="eastAsia"/>
               <w:szCs w:val="21"/>
             </w:rPr>
             <w:fldChar w:fldCharType="separate"/>
@@ -3074,7 +3047,7 @@
           </w:r>
           <w:r>
             <w:rPr>
-              <w:rFonts w:hint="eastAsia" w:ascii="宋体" w:hAnsi="宋体" w:eastAsia="宋体" w:cs="宋体"/>
+              <w:rFonts w:ascii="宋体" w:eastAsia="宋体" w:hAnsi="宋体" w:cs="宋体" w:hint="eastAsia"/>
               <w:szCs w:val="21"/>
             </w:rPr>
             <w:fldChar w:fldCharType="end"/>
@@ -3082,28 +3055,28 @@
         </w:p>
         <w:p>
           <w:pPr>
-            <w:pStyle w:val="17"/>
+            <w:pStyle w:val="TOC2"/>
             <w:tabs>
               <w:tab w:val="right" w:leader="dot" w:pos="8306"/>
             </w:tabs>
           </w:pPr>
           <w:r>
             <w:rPr>
-              <w:rFonts w:hint="eastAsia" w:ascii="宋体" w:hAnsi="宋体" w:eastAsia="宋体" w:cs="宋体"/>
+              <w:rFonts w:ascii="宋体" w:eastAsia="宋体" w:hAnsi="宋体" w:cs="宋体" w:hint="eastAsia"/>
               <w:szCs w:val="21"/>
             </w:rPr>
             <w:fldChar w:fldCharType="begin"/>
           </w:r>
           <w:r>
             <w:rPr>
-              <w:rFonts w:hint="eastAsia" w:ascii="宋体" w:hAnsi="宋体" w:eastAsia="宋体" w:cs="宋体"/>
+              <w:rFonts w:ascii="宋体" w:eastAsia="宋体" w:hAnsi="宋体" w:cs="宋体" w:hint="eastAsia"/>
               <w:szCs w:val="21"/>
             </w:rPr>
             <w:instrText xml:space="preserve"> HYPERLINK \l _Toc27516 </w:instrText>
           </w:r>
           <w:r>
             <w:rPr>
-              <w:rFonts w:hint="eastAsia" w:ascii="宋体" w:hAnsi="宋体" w:eastAsia="宋体" w:cs="宋体"/>
+              <w:rFonts w:ascii="宋体" w:eastAsia="宋体" w:hAnsi="宋体" w:cs="宋体" w:hint="eastAsia"/>
               <w:szCs w:val="21"/>
             </w:rPr>
             <w:fldChar w:fldCharType="separate"/>
@@ -3135,7 +3108,7 @@
           </w:r>
           <w:r>
             <w:rPr>
-              <w:rFonts w:hint="eastAsia" w:ascii="宋体" w:hAnsi="宋体" w:eastAsia="宋体" w:cs="宋体"/>
+              <w:rFonts w:ascii="宋体" w:eastAsia="宋体" w:hAnsi="宋体" w:cs="宋体" w:hint="eastAsia"/>
               <w:szCs w:val="21"/>
             </w:rPr>
             <w:fldChar w:fldCharType="end"/>
@@ -3143,28 +3116,28 @@
         </w:p>
         <w:p>
           <w:pPr>
-            <w:pStyle w:val="17"/>
+            <w:pStyle w:val="TOC2"/>
             <w:tabs>
               <w:tab w:val="right" w:leader="dot" w:pos="8306"/>
             </w:tabs>
           </w:pPr>
           <w:r>
             <w:rPr>
-              <w:rFonts w:hint="eastAsia" w:ascii="宋体" w:hAnsi="宋体" w:eastAsia="宋体" w:cs="宋体"/>
+              <w:rFonts w:ascii="宋体" w:eastAsia="宋体" w:hAnsi="宋体" w:cs="宋体" w:hint="eastAsia"/>
               <w:szCs w:val="21"/>
             </w:rPr>
             <w:fldChar w:fldCharType="begin"/>
           </w:r>
           <w:r>
             <w:rPr>
-              <w:rFonts w:hint="eastAsia" w:ascii="宋体" w:hAnsi="宋体" w:eastAsia="宋体" w:cs="宋体"/>
+              <w:rFonts w:ascii="宋体" w:eastAsia="宋体" w:hAnsi="宋体" w:cs="宋体" w:hint="eastAsia"/>
               <w:szCs w:val="21"/>
             </w:rPr>
             <w:instrText xml:space="preserve"> HYPERLINK \l _Toc11968 </w:instrText>
           </w:r>
           <w:r>
             <w:rPr>
-              <w:rFonts w:hint="eastAsia" w:ascii="宋体" w:hAnsi="宋体" w:eastAsia="宋体" w:cs="宋体"/>
+              <w:rFonts w:ascii="宋体" w:eastAsia="宋体" w:hAnsi="宋体" w:cs="宋体" w:hint="eastAsia"/>
               <w:szCs w:val="21"/>
             </w:rPr>
             <w:fldChar w:fldCharType="separate"/>
@@ -3196,7 +3169,7 @@
           </w:r>
           <w:r>
             <w:rPr>
-              <w:rFonts w:hint="eastAsia" w:ascii="宋体" w:hAnsi="宋体" w:eastAsia="宋体" w:cs="宋体"/>
+              <w:rFonts w:ascii="宋体" w:eastAsia="宋体" w:hAnsi="宋体" w:cs="宋体" w:hint="eastAsia"/>
               <w:szCs w:val="21"/>
             </w:rPr>
             <w:fldChar w:fldCharType="end"/>
@@ -3204,28 +3177,28 @@
         </w:p>
         <w:p>
           <w:pPr>
-            <w:pStyle w:val="17"/>
+            <w:pStyle w:val="TOC2"/>
             <w:tabs>
               <w:tab w:val="right" w:leader="dot" w:pos="8306"/>
             </w:tabs>
           </w:pPr>
           <w:r>
             <w:rPr>
-              <w:rFonts w:hint="eastAsia" w:ascii="宋体" w:hAnsi="宋体" w:eastAsia="宋体" w:cs="宋体"/>
+              <w:rFonts w:ascii="宋体" w:eastAsia="宋体" w:hAnsi="宋体" w:cs="宋体" w:hint="eastAsia"/>
               <w:szCs w:val="21"/>
             </w:rPr>
             <w:fldChar w:fldCharType="begin"/>
           </w:r>
           <w:r>
             <w:rPr>
-              <w:rFonts w:hint="eastAsia" w:ascii="宋体" w:hAnsi="宋体" w:eastAsia="宋体" w:cs="宋体"/>
+              <w:rFonts w:ascii="宋体" w:eastAsia="宋体" w:hAnsi="宋体" w:cs="宋体" w:hint="eastAsia"/>
               <w:szCs w:val="21"/>
             </w:rPr>
             <w:instrText xml:space="preserve"> HYPERLINK \l _Toc10476 </w:instrText>
           </w:r>
           <w:r>
             <w:rPr>
-              <w:rFonts w:hint="eastAsia" w:ascii="宋体" w:hAnsi="宋体" w:eastAsia="宋体" w:cs="宋体"/>
+              <w:rFonts w:ascii="宋体" w:eastAsia="宋体" w:hAnsi="宋体" w:cs="宋体" w:hint="eastAsia"/>
               <w:szCs w:val="21"/>
             </w:rPr>
             <w:fldChar w:fldCharType="separate"/>
@@ -3257,7 +3230,7 @@
           </w:r>
           <w:r>
             <w:rPr>
-              <w:rFonts w:hint="eastAsia" w:ascii="宋体" w:hAnsi="宋体" w:eastAsia="宋体" w:cs="宋体"/>
+              <w:rFonts w:ascii="宋体" w:eastAsia="宋体" w:hAnsi="宋体" w:cs="宋体" w:hint="eastAsia"/>
               <w:szCs w:val="21"/>
             </w:rPr>
             <w:fldChar w:fldCharType="end"/>
@@ -3265,28 +3238,28 @@
         </w:p>
         <w:p>
           <w:pPr>
-            <w:pStyle w:val="17"/>
+            <w:pStyle w:val="TOC2"/>
             <w:tabs>
               <w:tab w:val="right" w:leader="dot" w:pos="8306"/>
             </w:tabs>
           </w:pPr>
           <w:r>
             <w:rPr>
-              <w:rFonts w:hint="eastAsia" w:ascii="宋体" w:hAnsi="宋体" w:eastAsia="宋体" w:cs="宋体"/>
+              <w:rFonts w:ascii="宋体" w:eastAsia="宋体" w:hAnsi="宋体" w:cs="宋体" w:hint="eastAsia"/>
               <w:szCs w:val="21"/>
             </w:rPr>
             <w:fldChar w:fldCharType="begin"/>
           </w:r>
           <w:r>
             <w:rPr>
-              <w:rFonts w:hint="eastAsia" w:ascii="宋体" w:hAnsi="宋体" w:eastAsia="宋体" w:cs="宋体"/>
+              <w:rFonts w:ascii="宋体" w:eastAsia="宋体" w:hAnsi="宋体" w:cs="宋体" w:hint="eastAsia"/>
               <w:szCs w:val="21"/>
             </w:rPr>
             <w:instrText xml:space="preserve"> HYPERLINK \l _Toc12722 </w:instrText>
           </w:r>
           <w:r>
             <w:rPr>
-              <w:rFonts w:hint="eastAsia" w:ascii="宋体" w:hAnsi="宋体" w:eastAsia="宋体" w:cs="宋体"/>
+              <w:rFonts w:ascii="宋体" w:eastAsia="宋体" w:hAnsi="宋体" w:cs="宋体" w:hint="eastAsia"/>
               <w:szCs w:val="21"/>
             </w:rPr>
             <w:fldChar w:fldCharType="separate"/>
@@ -3318,7 +3291,7 @@
           </w:r>
           <w:r>
             <w:rPr>
-              <w:rFonts w:hint="eastAsia" w:ascii="宋体" w:hAnsi="宋体" w:eastAsia="宋体" w:cs="宋体"/>
+              <w:rFonts w:ascii="宋体" w:eastAsia="宋体" w:hAnsi="宋体" w:cs="宋体" w:hint="eastAsia"/>
               <w:szCs w:val="21"/>
             </w:rPr>
             <w:fldChar w:fldCharType="end"/>
@@ -3326,28 +3299,28 @@
         </w:p>
         <w:p>
           <w:pPr>
-            <w:pStyle w:val="17"/>
+            <w:pStyle w:val="TOC2"/>
             <w:tabs>
               <w:tab w:val="right" w:leader="dot" w:pos="8306"/>
             </w:tabs>
           </w:pPr>
           <w:r>
             <w:rPr>
-              <w:rFonts w:hint="eastAsia" w:ascii="宋体" w:hAnsi="宋体" w:eastAsia="宋体" w:cs="宋体"/>
+              <w:rFonts w:ascii="宋体" w:eastAsia="宋体" w:hAnsi="宋体" w:cs="宋体" w:hint="eastAsia"/>
               <w:szCs w:val="21"/>
             </w:rPr>
             <w:fldChar w:fldCharType="begin"/>
           </w:r>
           <w:r>
             <w:rPr>
-              <w:rFonts w:hint="eastAsia" w:ascii="宋体" w:hAnsi="宋体" w:eastAsia="宋体" w:cs="宋体"/>
+              <w:rFonts w:ascii="宋体" w:eastAsia="宋体" w:hAnsi="宋体" w:cs="宋体" w:hint="eastAsia"/>
               <w:szCs w:val="21"/>
             </w:rPr>
             <w:instrText xml:space="preserve"> HYPERLINK \l _Toc10223 </w:instrText>
           </w:r>
           <w:r>
             <w:rPr>
-              <w:rFonts w:hint="eastAsia" w:ascii="宋体" w:hAnsi="宋体" w:eastAsia="宋体" w:cs="宋体"/>
+              <w:rFonts w:ascii="宋体" w:eastAsia="宋体" w:hAnsi="宋体" w:cs="宋体" w:hint="eastAsia"/>
               <w:szCs w:val="21"/>
             </w:rPr>
             <w:fldChar w:fldCharType="separate"/>
@@ -3379,7 +3352,7 @@
           </w:r>
           <w:r>
             <w:rPr>
-              <w:rFonts w:hint="eastAsia" w:ascii="宋体" w:hAnsi="宋体" w:eastAsia="宋体" w:cs="宋体"/>
+              <w:rFonts w:ascii="宋体" w:eastAsia="宋体" w:hAnsi="宋体" w:cs="宋体" w:hint="eastAsia"/>
               <w:szCs w:val="21"/>
             </w:rPr>
             <w:fldChar w:fldCharType="end"/>
@@ -3387,28 +3360,28 @@
         </w:p>
         <w:p>
           <w:pPr>
-            <w:pStyle w:val="16"/>
+            <w:pStyle w:val="TOC1"/>
             <w:tabs>
               <w:tab w:val="right" w:leader="dot" w:pos="8306"/>
             </w:tabs>
           </w:pPr>
           <w:r>
             <w:rPr>
-              <w:rFonts w:hint="eastAsia" w:ascii="宋体" w:hAnsi="宋体" w:eastAsia="宋体" w:cs="宋体"/>
+              <w:rFonts w:ascii="宋体" w:eastAsia="宋体" w:hAnsi="宋体" w:cs="宋体" w:hint="eastAsia"/>
               <w:szCs w:val="21"/>
             </w:rPr>
             <w:fldChar w:fldCharType="begin"/>
           </w:r>
           <w:r>
             <w:rPr>
-              <w:rFonts w:hint="eastAsia" w:ascii="宋体" w:hAnsi="宋体" w:eastAsia="宋体" w:cs="宋体"/>
+              <w:rFonts w:ascii="宋体" w:eastAsia="宋体" w:hAnsi="宋体" w:cs="宋体" w:hint="eastAsia"/>
               <w:szCs w:val="21"/>
             </w:rPr>
             <w:instrText xml:space="preserve"> HYPERLINK \l _Toc28730 </w:instrText>
           </w:r>
           <w:r>
             <w:rPr>
-              <w:rFonts w:hint="eastAsia" w:ascii="宋体" w:hAnsi="宋体" w:eastAsia="宋体" w:cs="宋体"/>
+              <w:rFonts w:ascii="宋体" w:eastAsia="宋体" w:hAnsi="宋体" w:cs="宋体" w:hint="eastAsia"/>
               <w:szCs w:val="21"/>
             </w:rPr>
             <w:fldChar w:fldCharType="separate"/>
@@ -3440,7 +3413,7 @@
           </w:r>
           <w:r>
             <w:rPr>
-              <w:rFonts w:hint="eastAsia" w:ascii="宋体" w:hAnsi="宋体" w:eastAsia="宋体" w:cs="宋体"/>
+              <w:rFonts w:ascii="宋体" w:eastAsia="宋体" w:hAnsi="宋体" w:cs="宋体" w:hint="eastAsia"/>
               <w:szCs w:val="21"/>
             </w:rPr>
             <w:fldChar w:fldCharType="end"/>
@@ -3464,7 +3437,7 @@
             <w:spacing w:line="240" w:lineRule="atLeast"/>
             <w:textAlignment w:val="baseline"/>
             <w:rPr>
-              <w:rFonts w:hint="eastAsia" w:ascii="宋体" w:hAnsi="宋体" w:eastAsia="宋体" w:cs="宋体"/>
+              <w:rFonts w:ascii="宋体" w:eastAsia="宋体" w:hAnsi="宋体" w:cs="宋体" w:hint="eastAsia"/>
               <w:snapToGrid w:val="0"/>
               <w:color w:val="000000"/>
               <w:kern w:val="0"/>
@@ -3475,7 +3448,7 @@
           </w:pPr>
           <w:r>
             <w:rPr>
-              <w:rFonts w:hint="eastAsia" w:ascii="宋体" w:hAnsi="宋体" w:eastAsia="宋体" w:cs="宋体"/>
+              <w:rFonts w:ascii="宋体" w:eastAsia="宋体" w:hAnsi="宋体" w:cs="宋体" w:hint="eastAsia"/>
               <w:szCs w:val="21"/>
             </w:rPr>
             <w:fldChar w:fldCharType="end"/>
@@ -3494,14 +3467,14 @@
     </w:p>
     <w:p>
       <w:pPr>
-        <w:pStyle w:val="28"/>
-        <w:bidi w:val="0"/>
-        <w:rPr>
-          <w:rFonts w:hint="default"/>
-          <w:lang w:val="en-US" w:eastAsia="zh-CN"/>
-        </w:rPr>
-      </w:pPr>
-      <w:bookmarkStart w:id="2" w:name="_Toc10904"/>
+        <w:pStyle w:val="1"/>
+        <w:bidi w:val="0"/>
+        <w:rPr>
+          <w:rFonts w:hint="default"/>
+          <w:lang w:val="en-US" w:eastAsia="zh-CN"/>
+        </w:rPr>
+      </w:pPr>
+      <w:bookmarkStart w:id="3" w:name="_Toc10904"/>
       <w:r>
         <w:rPr>
           <w:rFonts w:hint="default"/>
@@ -3509,18 +3482,18 @@
         </w:rPr>
         <w:t>总则</w:t>
       </w:r>
-      <w:bookmarkEnd w:id="2"/>
-    </w:p>
-    <w:p>
-      <w:pPr>
-        <w:pStyle w:val="30"/>
-        <w:bidi w:val="0"/>
-        <w:rPr>
-          <w:rFonts w:hint="default"/>
-          <w:lang w:val="en-US" w:eastAsia="zh-CN"/>
-        </w:rPr>
-      </w:pPr>
-      <w:bookmarkStart w:id="3" w:name="_Toc18658"/>
+      <w:bookmarkEnd w:id="3"/>
+    </w:p>
+    <w:p>
+      <w:pPr>
+        <w:pStyle w:val="2"/>
+        <w:bidi w:val="0"/>
+        <w:rPr>
+          <w:rFonts w:hint="default"/>
+          <w:lang w:val="en-US" w:eastAsia="zh-CN"/>
+        </w:rPr>
+      </w:pPr>
+      <w:bookmarkStart w:id="4" w:name="_Toc18658"/>
       <w:r>
         <w:rPr>
           <w:rFonts w:hint="default"/>
@@ -3528,11 +3501,11 @@
         </w:rPr>
         <w:t>目的</w:t>
       </w:r>
-      <w:bookmarkEnd w:id="3"/>
-    </w:p>
-    <w:p>
-      <w:pPr>
-        <w:pStyle w:val="29"/>
+      <w:bookmarkEnd w:id="4"/>
+    </w:p>
+    <w:p>
+      <w:pPr>
+        <w:pStyle w:val="a1"/>
         <w:keepNext w:val="0"/>
         <w:keepLines w:val="0"/>
         <w:pageBreakBefore w:val="0"/>
@@ -3562,14 +3535,14 @@
     </w:p>
     <w:p>
       <w:pPr>
-        <w:pStyle w:val="30"/>
-        <w:bidi w:val="0"/>
-        <w:rPr>
-          <w:rFonts w:hint="default"/>
-          <w:lang w:val="en-US" w:eastAsia="zh-CN"/>
-        </w:rPr>
-      </w:pPr>
-      <w:bookmarkStart w:id="4" w:name="_Toc3268"/>
+        <w:pStyle w:val="2"/>
+        <w:bidi w:val="0"/>
+        <w:rPr>
+          <w:rFonts w:hint="default"/>
+          <w:lang w:val="en-US" w:eastAsia="zh-CN"/>
+        </w:rPr>
+      </w:pPr>
+      <w:bookmarkStart w:id="5" w:name="_Toc3268"/>
       <w:r>
         <w:rPr>
           <w:rFonts w:hint="default"/>
@@ -3577,11 +3550,11 @@
         </w:rPr>
         <w:t>适用范围</w:t>
       </w:r>
-      <w:bookmarkEnd w:id="4"/>
-    </w:p>
-    <w:p>
-      <w:pPr>
-        <w:pStyle w:val="29"/>
+      <w:bookmarkEnd w:id="5"/>
+    </w:p>
+    <w:p>
+      <w:pPr>
+        <w:pStyle w:val="a1"/>
         <w:keepNext w:val="0"/>
         <w:keepLines w:val="0"/>
         <w:pageBreakBefore w:val="0"/>
@@ -3611,14 +3584,14 @@
     </w:p>
     <w:p>
       <w:pPr>
-        <w:pStyle w:val="30"/>
-        <w:bidi w:val="0"/>
-        <w:rPr>
-          <w:rFonts w:hint="default"/>
-          <w:lang w:val="en-US" w:eastAsia="zh-CN"/>
-        </w:rPr>
-      </w:pPr>
-      <w:bookmarkStart w:id="5" w:name="_Toc17804"/>
+        <w:pStyle w:val="2"/>
+        <w:bidi w:val="0"/>
+        <w:rPr>
+          <w:rFonts w:hint="default"/>
+          <w:lang w:val="en-US" w:eastAsia="zh-CN"/>
+        </w:rPr>
+      </w:pPr>
+      <w:bookmarkStart w:id="6" w:name="_Toc17804"/>
       <w:r>
         <w:rPr>
           <w:rFonts w:hint="default"/>
@@ -3626,11 +3599,11 @@
         </w:rPr>
         <w:t>原则</w:t>
       </w:r>
-      <w:bookmarkEnd w:id="5"/>
-    </w:p>
-    <w:p>
-      <w:pPr>
-        <w:pStyle w:val="29"/>
+      <w:bookmarkEnd w:id="6"/>
+    </w:p>
+    <w:p>
+      <w:pPr>
+        <w:pStyle w:val="a1"/>
         <w:keepNext w:val="0"/>
         <w:keepLines w:val="0"/>
         <w:pageBreakBefore w:val="0"/>
@@ -3660,7 +3633,7 @@
     </w:p>
     <w:p>
       <w:pPr>
-        <w:pStyle w:val="29"/>
+        <w:pStyle w:val="a1"/>
         <w:keepNext w:val="0"/>
         <w:keepLines w:val="0"/>
         <w:pageBreakBefore w:val="0"/>
@@ -3690,7 +3663,7 @@
     </w:p>
     <w:p>
       <w:pPr>
-        <w:pStyle w:val="29"/>
+        <w:pStyle w:val="a1"/>
         <w:keepNext w:val="0"/>
         <w:keepLines w:val="0"/>
         <w:pageBreakBefore w:val="0"/>
@@ -3720,7 +3693,7 @@
     </w:p>
     <w:p>
       <w:pPr>
-        <w:pStyle w:val="29"/>
+        <w:pStyle w:val="a1"/>
         <w:keepNext w:val="0"/>
         <w:keepLines w:val="0"/>
         <w:pageBreakBefore w:val="0"/>
@@ -3750,14 +3723,14 @@
     </w:p>
     <w:p>
       <w:pPr>
-        <w:pStyle w:val="28"/>
-        <w:bidi w:val="0"/>
-        <w:rPr>
-          <w:rFonts w:hint="default"/>
-          <w:lang w:val="en-US" w:eastAsia="zh-CN"/>
-        </w:rPr>
-      </w:pPr>
-      <w:bookmarkStart w:id="6" w:name="_Toc11225"/>
+        <w:pStyle w:val="1"/>
+        <w:bidi w:val="0"/>
+        <w:rPr>
+          <w:rFonts w:hint="default"/>
+          <w:lang w:val="en-US" w:eastAsia="zh-CN"/>
+        </w:rPr>
+      </w:pPr>
+      <w:bookmarkStart w:id="7" w:name="_Toc11225"/>
       <w:r>
         <w:rPr>
           <w:rFonts w:hint="default"/>
@@ -3765,18 +3738,18 @@
         </w:rPr>
         <w:t>职责分工</w:t>
       </w:r>
-      <w:bookmarkEnd w:id="6"/>
-    </w:p>
-    <w:p>
-      <w:pPr>
-        <w:pStyle w:val="30"/>
-        <w:bidi w:val="0"/>
-        <w:rPr>
-          <w:rFonts w:hint="default"/>
-          <w:lang w:val="en-US" w:eastAsia="zh-CN"/>
-        </w:rPr>
-      </w:pPr>
-      <w:bookmarkStart w:id="7" w:name="_Toc11573"/>
+      <w:bookmarkEnd w:id="7"/>
+    </w:p>
+    <w:p>
+      <w:pPr>
+        <w:pStyle w:val="2"/>
+        <w:bidi w:val="0"/>
+        <w:rPr>
+          <w:rFonts w:hint="default"/>
+          <w:lang w:val="en-US" w:eastAsia="zh-CN"/>
+        </w:rPr>
+      </w:pPr>
+      <w:bookmarkStart w:id="8" w:name="_Toc11573"/>
       <w:r>
         <w:rPr>
           <w:rFonts w:hint="default"/>
@@ -3784,11 +3757,11 @@
         </w:rPr>
         <w:t>人力部</w:t>
       </w:r>
-      <w:bookmarkEnd w:id="7"/>
-    </w:p>
-    <w:p>
-      <w:pPr>
-        <w:pStyle w:val="29"/>
+      <w:bookmarkEnd w:id="8"/>
+    </w:p>
+    <w:p>
+      <w:pPr>
+        <w:pStyle w:val="a1"/>
         <w:keepNext w:val="0"/>
         <w:keepLines w:val="0"/>
         <w:pageBreakBefore w:val="0"/>
@@ -3818,7 +3791,7 @@
     </w:p>
     <w:p>
       <w:pPr>
-        <w:pStyle w:val="29"/>
+        <w:pStyle w:val="a1"/>
         <w:keepNext w:val="0"/>
         <w:keepLines w:val="0"/>
         <w:pageBreakBefore w:val="0"/>
@@ -3848,7 +3821,7 @@
     </w:p>
     <w:p>
       <w:pPr>
-        <w:pStyle w:val="29"/>
+        <w:pStyle w:val="a1"/>
         <w:keepNext w:val="0"/>
         <w:keepLines w:val="0"/>
         <w:pageBreakBefore w:val="0"/>
@@ -3878,7 +3851,7 @@
     </w:p>
     <w:p>
       <w:pPr>
-        <w:pStyle w:val="29"/>
+        <w:pStyle w:val="a1"/>
         <w:keepNext w:val="0"/>
         <w:keepLines w:val="0"/>
         <w:pageBreakBefore w:val="0"/>
@@ -3908,7 +3881,7 @@
     </w:p>
     <w:p>
       <w:pPr>
-        <w:pStyle w:val="29"/>
+        <w:pStyle w:val="a1"/>
         <w:keepNext w:val="0"/>
         <w:keepLines w:val="0"/>
         <w:pageBreakBefore w:val="0"/>
@@ -3938,7 +3911,7 @@
     </w:p>
     <w:p>
       <w:pPr>
-        <w:pStyle w:val="29"/>
+        <w:pStyle w:val="a1"/>
         <w:keepNext w:val="0"/>
         <w:keepLines w:val="0"/>
         <w:pageBreakBefore w:val="0"/>
@@ -3968,14 +3941,14 @@
     </w:p>
     <w:p>
       <w:pPr>
-        <w:pStyle w:val="30"/>
-        <w:bidi w:val="0"/>
-        <w:rPr>
-          <w:rFonts w:hint="default"/>
-          <w:lang w:val="en-US" w:eastAsia="zh-CN"/>
-        </w:rPr>
-      </w:pPr>
-      <w:bookmarkStart w:id="8" w:name="_Toc6597"/>
+        <w:pStyle w:val="2"/>
+        <w:bidi w:val="0"/>
+        <w:rPr>
+          <w:rFonts w:hint="default"/>
+          <w:lang w:val="en-US" w:eastAsia="zh-CN"/>
+        </w:rPr>
+      </w:pPr>
+      <w:bookmarkStart w:id="9" w:name="_Toc6597"/>
       <w:r>
         <w:rPr>
           <w:rFonts w:hint="default"/>
@@ -3983,11 +3956,11 @@
         </w:rPr>
         <w:t>各用人部门</w:t>
       </w:r>
-      <w:bookmarkEnd w:id="8"/>
-    </w:p>
-    <w:p>
-      <w:pPr>
-        <w:pStyle w:val="29"/>
+      <w:bookmarkEnd w:id="9"/>
+    </w:p>
+    <w:p>
+      <w:pPr>
+        <w:pStyle w:val="a1"/>
         <w:keepNext w:val="0"/>
         <w:keepLines w:val="0"/>
         <w:pageBreakBefore w:val="0"/>
@@ -4017,7 +3990,7 @@
     </w:p>
     <w:p>
       <w:pPr>
-        <w:pStyle w:val="29"/>
+        <w:pStyle w:val="a1"/>
         <w:keepNext w:val="0"/>
         <w:keepLines w:val="0"/>
         <w:pageBreakBefore w:val="0"/>
@@ -4047,7 +4020,7 @@
     </w:p>
     <w:p>
       <w:pPr>
-        <w:pStyle w:val="29"/>
+        <w:pStyle w:val="a1"/>
         <w:keepNext w:val="0"/>
         <w:keepLines w:val="0"/>
         <w:pageBreakBefore w:val="0"/>
@@ -4077,7 +4050,7 @@
     </w:p>
     <w:p>
       <w:pPr>
-        <w:pStyle w:val="29"/>
+        <w:pStyle w:val="a1"/>
         <w:keepNext w:val="0"/>
         <w:keepLines w:val="0"/>
         <w:pageBreakBefore w:val="0"/>
@@ -4107,7 +4080,7 @@
     </w:p>
     <w:p>
       <w:pPr>
-        <w:pStyle w:val="29"/>
+        <w:pStyle w:val="a1"/>
         <w:keepNext w:val="0"/>
         <w:keepLines w:val="0"/>
         <w:pageBreakBefore w:val="0"/>
@@ -4137,14 +4110,14 @@
     </w:p>
     <w:p>
       <w:pPr>
-        <w:pStyle w:val="30"/>
-        <w:bidi w:val="0"/>
-        <w:rPr>
-          <w:rFonts w:hint="default"/>
-          <w:lang w:val="en-US" w:eastAsia="zh-CN"/>
-        </w:rPr>
-      </w:pPr>
-      <w:bookmarkStart w:id="9" w:name="_Toc6623"/>
+        <w:pStyle w:val="2"/>
+        <w:bidi w:val="0"/>
+        <w:rPr>
+          <w:rFonts w:hint="default"/>
+          <w:lang w:val="en-US" w:eastAsia="zh-CN"/>
+        </w:rPr>
+      </w:pPr>
+      <w:bookmarkStart w:id="10" w:name="_Toc6623"/>
       <w:r>
         <w:rPr>
           <w:rFonts w:hint="default"/>
@@ -4152,11 +4125,11 @@
         </w:rPr>
         <w:t>数智运营部</w:t>
       </w:r>
-      <w:bookmarkEnd w:id="9"/>
-    </w:p>
-    <w:p>
-      <w:pPr>
-        <w:pStyle w:val="29"/>
+      <w:bookmarkEnd w:id="10"/>
+    </w:p>
+    <w:p>
+      <w:pPr>
+        <w:pStyle w:val="a1"/>
         <w:keepNext w:val="0"/>
         <w:keepLines w:val="0"/>
         <w:pageBreakBefore w:val="0"/>
@@ -4186,7 +4159,7 @@
     </w:p>
     <w:p>
       <w:pPr>
-        <w:pStyle w:val="29"/>
+        <w:pStyle w:val="a1"/>
         <w:keepNext w:val="0"/>
         <w:keepLines w:val="0"/>
         <w:pageBreakBefore w:val="0"/>
@@ -4216,14 +4189,14 @@
     </w:p>
     <w:p>
       <w:pPr>
-        <w:pStyle w:val="28"/>
-        <w:bidi w:val="0"/>
-        <w:rPr>
-          <w:rFonts w:hint="default"/>
-          <w:lang w:val="en-US" w:eastAsia="zh-CN"/>
-        </w:rPr>
-      </w:pPr>
-      <w:bookmarkStart w:id="10" w:name="_Toc16674"/>
+        <w:pStyle w:val="1"/>
+        <w:bidi w:val="0"/>
+        <w:rPr>
+          <w:rFonts w:hint="default"/>
+          <w:lang w:val="en-US" w:eastAsia="zh-CN"/>
+        </w:rPr>
+      </w:pPr>
+      <w:bookmarkStart w:id="11" w:name="_Toc16674"/>
       <w:r>
         <w:rPr>
           <w:rFonts w:hint="default"/>
@@ -4231,18 +4204,18 @@
         </w:rPr>
         <w:t>入职管理</w:t>
       </w:r>
-      <w:bookmarkEnd w:id="10"/>
-    </w:p>
-    <w:p>
-      <w:pPr>
-        <w:pStyle w:val="30"/>
-        <w:bidi w:val="0"/>
-        <w:rPr>
-          <w:rFonts w:hint="default"/>
-          <w:lang w:val="en-US" w:eastAsia="zh-CN"/>
-        </w:rPr>
-      </w:pPr>
-      <w:bookmarkStart w:id="11" w:name="_Toc10703"/>
+      <w:bookmarkEnd w:id="11"/>
+    </w:p>
+    <w:p>
+      <w:pPr>
+        <w:pStyle w:val="2"/>
+        <w:bidi w:val="0"/>
+        <w:rPr>
+          <w:rFonts w:hint="default"/>
+          <w:lang w:val="en-US" w:eastAsia="zh-CN"/>
+        </w:rPr>
+      </w:pPr>
+      <w:bookmarkStart w:id="12" w:name="_Toc10703"/>
       <w:r>
         <w:rPr>
           <w:rFonts w:hint="default"/>
@@ -4250,11 +4223,11 @@
         </w:rPr>
         <w:t>入职前准备</w:t>
       </w:r>
-      <w:bookmarkEnd w:id="11"/>
-    </w:p>
-    <w:p>
-      <w:pPr>
-        <w:pStyle w:val="29"/>
+      <w:bookmarkEnd w:id="12"/>
+    </w:p>
+    <w:p>
+      <w:pPr>
+        <w:pStyle w:val="a1"/>
         <w:keepNext w:val="0"/>
         <w:keepLines w:val="0"/>
         <w:pageBreakBefore w:val="0"/>
@@ -4284,7 +4257,7 @@
     </w:p>
     <w:p>
       <w:pPr>
-        <w:pStyle w:val="29"/>
+        <w:pStyle w:val="a1"/>
         <w:keepNext w:val="0"/>
         <w:keepLines w:val="0"/>
         <w:pageBreakBefore w:val="0"/>
@@ -4314,14 +4287,14 @@
     </w:p>
     <w:p>
       <w:pPr>
-        <w:pStyle w:val="30"/>
-        <w:bidi w:val="0"/>
-        <w:rPr>
-          <w:rFonts w:hint="default"/>
-          <w:lang w:val="en-US" w:eastAsia="zh-CN"/>
-        </w:rPr>
-      </w:pPr>
-      <w:bookmarkStart w:id="12" w:name="_Toc5338"/>
+        <w:pStyle w:val="2"/>
+        <w:bidi w:val="0"/>
+        <w:rPr>
+          <w:rFonts w:hint="default"/>
+          <w:lang w:val="en-US" w:eastAsia="zh-CN"/>
+        </w:rPr>
+      </w:pPr>
+      <w:bookmarkStart w:id="13" w:name="_Toc5338"/>
       <w:r>
         <w:rPr>
           <w:rFonts w:hint="default"/>
@@ -4329,11 +4302,11 @@
         </w:rPr>
         <w:t>报到手续办理</w:t>
       </w:r>
-      <w:bookmarkEnd w:id="12"/>
-    </w:p>
-    <w:p>
-      <w:pPr>
-        <w:pStyle w:val="29"/>
+      <w:bookmarkEnd w:id="13"/>
+    </w:p>
+    <w:p>
+      <w:pPr>
+        <w:pStyle w:val="a1"/>
         <w:keepNext w:val="0"/>
         <w:keepLines w:val="0"/>
         <w:pageBreakBefore w:val="0"/>
@@ -4363,7 +4336,7 @@
     </w:p>
     <w:p>
       <w:pPr>
-        <w:pStyle w:val="29"/>
+        <w:pStyle w:val="a1"/>
         <w:keepNext w:val="0"/>
         <w:keepLines w:val="0"/>
         <w:pageBreakBefore w:val="0"/>
@@ -4393,7 +4366,7 @@
     </w:p>
     <w:p>
       <w:pPr>
-        <w:pStyle w:val="29"/>
+        <w:pStyle w:val="a1"/>
         <w:keepNext w:val="0"/>
         <w:keepLines w:val="0"/>
         <w:pageBreakBefore w:val="0"/>
@@ -4423,7 +4396,7 @@
     </w:p>
     <w:p>
       <w:pPr>
-        <w:pStyle w:val="29"/>
+        <w:pStyle w:val="a1"/>
         <w:keepNext w:val="0"/>
         <w:keepLines w:val="0"/>
         <w:pageBreakBefore w:val="0"/>
@@ -4453,14 +4426,14 @@
     </w:p>
     <w:p>
       <w:pPr>
-        <w:pStyle w:val="30"/>
-        <w:bidi w:val="0"/>
-        <w:rPr>
-          <w:rFonts w:hint="default"/>
-          <w:lang w:val="en-US" w:eastAsia="zh-CN"/>
-        </w:rPr>
-      </w:pPr>
-      <w:bookmarkStart w:id="13" w:name="_Toc25401"/>
+        <w:pStyle w:val="2"/>
+        <w:bidi w:val="0"/>
+        <w:rPr>
+          <w:rFonts w:hint="default"/>
+          <w:lang w:val="en-US" w:eastAsia="zh-CN"/>
+        </w:rPr>
+      </w:pPr>
+      <w:bookmarkStart w:id="14" w:name="_Toc25401"/>
       <w:r>
         <w:rPr>
           <w:rFonts w:hint="default"/>
@@ -4468,11 +4441,11 @@
         </w:rPr>
         <w:t>入职引导与培训</w:t>
       </w:r>
-      <w:bookmarkEnd w:id="13"/>
-    </w:p>
-    <w:p>
-      <w:pPr>
-        <w:pStyle w:val="29"/>
+      <w:bookmarkEnd w:id="14"/>
+    </w:p>
+    <w:p>
+      <w:pPr>
+        <w:pStyle w:val="a1"/>
         <w:keepNext w:val="0"/>
         <w:keepLines w:val="0"/>
         <w:pageBreakBefore w:val="0"/>
@@ -4502,7 +4475,7 @@
     </w:p>
     <w:p>
       <w:pPr>
-        <w:pStyle w:val="29"/>
+        <w:pStyle w:val="a1"/>
         <w:keepNext w:val="0"/>
         <w:keepLines w:val="0"/>
         <w:pageBreakBefore w:val="0"/>
@@ -4532,7 +4505,7 @@
     </w:p>
     <w:p>
       <w:pPr>
-        <w:pStyle w:val="29"/>
+        <w:pStyle w:val="a1"/>
         <w:keepNext w:val="0"/>
         <w:keepLines w:val="0"/>
         <w:pageBreakBefore w:val="0"/>
@@ -4562,14 +4535,14 @@
     </w:p>
     <w:p>
       <w:pPr>
-        <w:pStyle w:val="30"/>
-        <w:bidi w:val="0"/>
-        <w:rPr>
-          <w:rFonts w:hint="default"/>
-          <w:lang w:val="en-US" w:eastAsia="zh-CN"/>
-        </w:rPr>
-      </w:pPr>
-      <w:bookmarkStart w:id="14" w:name="_Toc3467"/>
+        <w:pStyle w:val="2"/>
+        <w:bidi w:val="0"/>
+        <w:rPr>
+          <w:rFonts w:hint="default"/>
+          <w:lang w:val="en-US" w:eastAsia="zh-CN"/>
+        </w:rPr>
+      </w:pPr>
+      <w:bookmarkStart w:id="15" w:name="_Toc3467"/>
       <w:r>
         <w:rPr>
           <w:rFonts w:hint="default"/>
@@ -4577,11 +4550,11 @@
         </w:rPr>
         <w:t>试用期管理</w:t>
       </w:r>
-      <w:bookmarkEnd w:id="14"/>
-    </w:p>
-    <w:p>
-      <w:pPr>
-        <w:pStyle w:val="29"/>
+      <w:bookmarkEnd w:id="15"/>
+    </w:p>
+    <w:p>
+      <w:pPr>
+        <w:pStyle w:val="a1"/>
         <w:keepNext w:val="0"/>
         <w:keepLines w:val="0"/>
         <w:pageBreakBefore w:val="0"/>
@@ -4611,7 +4584,7 @@
     </w:p>
     <w:p>
       <w:pPr>
-        <w:pStyle w:val="29"/>
+        <w:pStyle w:val="a1"/>
         <w:keepNext w:val="0"/>
         <w:keepLines w:val="0"/>
         <w:pageBreakBefore w:val="0"/>
@@ -4641,7 +4614,7 @@
     </w:p>
     <w:p>
       <w:pPr>
-        <w:pStyle w:val="29"/>
+        <w:pStyle w:val="a1"/>
         <w:keepNext w:val="0"/>
         <w:keepLines w:val="0"/>
         <w:pageBreakBefore w:val="0"/>
@@ -4671,14 +4644,14 @@
     </w:p>
     <w:p>
       <w:pPr>
-        <w:pStyle w:val="28"/>
-        <w:bidi w:val="0"/>
-        <w:rPr>
-          <w:rFonts w:hint="default"/>
-          <w:lang w:val="en-US" w:eastAsia="zh-CN"/>
-        </w:rPr>
-      </w:pPr>
-      <w:bookmarkStart w:id="15" w:name="_Toc17015"/>
+        <w:pStyle w:val="1"/>
+        <w:bidi w:val="0"/>
+        <w:rPr>
+          <w:rFonts w:hint="default"/>
+          <w:lang w:val="en-US" w:eastAsia="zh-CN"/>
+        </w:rPr>
+      </w:pPr>
+      <w:bookmarkStart w:id="16" w:name="_Toc17015"/>
       <w:r>
         <w:rPr>
           <w:rFonts w:hint="default"/>
@@ -4686,18 +4659,18 @@
         </w:rPr>
         <w:t>离职管理</w:t>
       </w:r>
-      <w:bookmarkEnd w:id="15"/>
-    </w:p>
-    <w:p>
-      <w:pPr>
-        <w:pStyle w:val="30"/>
-        <w:bidi w:val="0"/>
-        <w:rPr>
-          <w:rFonts w:hint="default"/>
-          <w:lang w:val="en-US" w:eastAsia="zh-CN"/>
-        </w:rPr>
-      </w:pPr>
-      <w:bookmarkStart w:id="16" w:name="_Toc27516"/>
+      <w:bookmarkEnd w:id="16"/>
+    </w:p>
+    <w:p>
+      <w:pPr>
+        <w:pStyle w:val="2"/>
+        <w:bidi w:val="0"/>
+        <w:rPr>
+          <w:rFonts w:hint="default"/>
+          <w:lang w:val="en-US" w:eastAsia="zh-CN"/>
+        </w:rPr>
+      </w:pPr>
+      <w:bookmarkStart w:id="17" w:name="_Toc27516"/>
       <w:r>
         <w:rPr>
           <w:rFonts w:hint="default"/>
@@ -4705,11 +4678,11 @@
         </w:rPr>
         <w:t>离职类型与申请</w:t>
       </w:r>
-      <w:bookmarkEnd w:id="16"/>
-    </w:p>
-    <w:p>
-      <w:pPr>
-        <w:pStyle w:val="29"/>
+      <w:bookmarkEnd w:id="17"/>
+    </w:p>
+    <w:p>
+      <w:pPr>
+        <w:pStyle w:val="a1"/>
         <w:keepNext w:val="0"/>
         <w:keepLines w:val="0"/>
         <w:pageBreakBefore w:val="0"/>
@@ -4739,7 +4712,7 @@
     </w:p>
     <w:p>
       <w:pPr>
-        <w:pStyle w:val="29"/>
+        <w:pStyle w:val="a1"/>
         <w:keepNext w:val="0"/>
         <w:keepLines w:val="0"/>
         <w:pageBreakBefore w:val="0"/>
@@ -4769,7 +4742,7 @@
     </w:p>
     <w:p>
       <w:pPr>
-        <w:pStyle w:val="29"/>
+        <w:pStyle w:val="a1"/>
         <w:keepNext w:val="0"/>
         <w:keepLines w:val="0"/>
         <w:pageBreakBefore w:val="0"/>
@@ -4799,14 +4772,14 @@
     </w:p>
     <w:p>
       <w:pPr>
-        <w:pStyle w:val="30"/>
-        <w:bidi w:val="0"/>
-        <w:rPr>
-          <w:rFonts w:hint="default"/>
-          <w:lang w:val="en-US" w:eastAsia="zh-CN"/>
-        </w:rPr>
-      </w:pPr>
-      <w:bookmarkStart w:id="17" w:name="_Toc11968"/>
+        <w:pStyle w:val="2"/>
+        <w:bidi w:val="0"/>
+        <w:rPr>
+          <w:rFonts w:hint="default"/>
+          <w:lang w:val="en-US" w:eastAsia="zh-CN"/>
+        </w:rPr>
+      </w:pPr>
+      <w:bookmarkStart w:id="18" w:name="_Toc11968"/>
       <w:r>
         <w:rPr>
           <w:rFonts w:hint="default"/>
@@ -4814,11 +4787,11 @@
         </w:rPr>
         <w:t>离职审批流程</w:t>
       </w:r>
-      <w:bookmarkEnd w:id="17"/>
-    </w:p>
-    <w:p>
-      <w:pPr>
-        <w:pStyle w:val="29"/>
+      <w:bookmarkEnd w:id="18"/>
+    </w:p>
+    <w:p>
+      <w:pPr>
+        <w:pStyle w:val="a1"/>
         <w:keepNext w:val="0"/>
         <w:keepLines w:val="0"/>
         <w:pageBreakBefore w:val="0"/>
@@ -4848,7 +4821,7 @@
     </w:p>
     <w:p>
       <w:pPr>
-        <w:pStyle w:val="29"/>
+        <w:pStyle w:val="a1"/>
         <w:keepNext w:val="0"/>
         <w:keepLines w:val="0"/>
         <w:pageBreakBefore w:val="0"/>
@@ -4878,7 +4851,7 @@
     </w:p>
     <w:p>
       <w:pPr>
-        <w:pStyle w:val="29"/>
+        <w:pStyle w:val="a1"/>
         <w:keepNext w:val="0"/>
         <w:keepLines w:val="0"/>
         <w:pageBreakBefore w:val="0"/>
@@ -4908,7 +4881,7 @@
     </w:p>
     <w:p>
       <w:pPr>
-        <w:pStyle w:val="29"/>
+        <w:pStyle w:val="a1"/>
         <w:keepNext w:val="0"/>
         <w:keepLines w:val="0"/>
         <w:pageBreakBefore w:val="0"/>
@@ -4938,14 +4911,14 @@
     </w:p>
     <w:p>
       <w:pPr>
-        <w:pStyle w:val="30"/>
-        <w:bidi w:val="0"/>
-        <w:rPr>
-          <w:rFonts w:hint="default"/>
-          <w:lang w:val="en-US" w:eastAsia="zh-CN"/>
-        </w:rPr>
-      </w:pPr>
-      <w:bookmarkStart w:id="18" w:name="_Toc10476"/>
+        <w:pStyle w:val="2"/>
+        <w:bidi w:val="0"/>
+        <w:rPr>
+          <w:rFonts w:hint="default"/>
+          <w:lang w:val="en-US" w:eastAsia="zh-CN"/>
+        </w:rPr>
+      </w:pPr>
+      <w:bookmarkStart w:id="19" w:name="_Toc10476"/>
       <w:r>
         <w:rPr>
           <w:rFonts w:hint="default"/>
@@ -4953,11 +4926,11 @@
         </w:rPr>
         <w:t>工作交接（核心环节）</w:t>
       </w:r>
-      <w:bookmarkEnd w:id="18"/>
-    </w:p>
-    <w:p>
-      <w:pPr>
-        <w:pStyle w:val="29"/>
+      <w:bookmarkEnd w:id="19"/>
+    </w:p>
+    <w:p>
+      <w:pPr>
+        <w:pStyle w:val="a1"/>
         <w:keepNext w:val="0"/>
         <w:keepLines w:val="0"/>
         <w:pageBreakBefore w:val="0"/>
@@ -4987,7 +4960,7 @@
     </w:p>
     <w:p>
       <w:pPr>
-        <w:pStyle w:val="29"/>
+        <w:pStyle w:val="a1"/>
         <w:keepNext w:val="0"/>
         <w:keepLines w:val="0"/>
         <w:pageBreakBefore w:val="0"/>
@@ -5017,7 +4990,7 @@
     </w:p>
     <w:p>
       <w:pPr>
-        <w:pStyle w:val="29"/>
+        <w:pStyle w:val="a1"/>
         <w:keepNext w:val="0"/>
         <w:keepLines w:val="0"/>
         <w:pageBreakBefore w:val="0"/>
@@ -5047,7 +5020,7 @@
     </w:p>
     <w:p>
       <w:pPr>
-        <w:pStyle w:val="29"/>
+        <w:pStyle w:val="a1"/>
         <w:keepNext w:val="0"/>
         <w:keepLines w:val="0"/>
         <w:pageBreakBefore w:val="0"/>
@@ -5077,7 +5050,7 @@
     </w:p>
     <w:p>
       <w:pPr>
-        <w:pStyle w:val="29"/>
+        <w:pStyle w:val="a1"/>
         <w:keepNext w:val="0"/>
         <w:keepLines w:val="0"/>
         <w:pageBreakBefore w:val="0"/>
@@ -5107,7 +5080,7 @@
     </w:p>
     <w:p>
       <w:pPr>
-        <w:pStyle w:val="29"/>
+        <w:pStyle w:val="a1"/>
         <w:keepNext w:val="0"/>
         <w:keepLines w:val="0"/>
         <w:pageBreakBefore w:val="0"/>
@@ -5137,7 +5110,7 @@
     </w:p>
     <w:p>
       <w:pPr>
-        <w:pStyle w:val="29"/>
+        <w:pStyle w:val="a1"/>
         <w:keepNext w:val="0"/>
         <w:keepLines w:val="0"/>
         <w:pageBreakBefore w:val="0"/>
@@ -5167,7 +5140,7 @@
     </w:p>
     <w:p>
       <w:pPr>
-        <w:pStyle w:val="29"/>
+        <w:pStyle w:val="a1"/>
         <w:keepNext w:val="0"/>
         <w:keepLines w:val="0"/>
         <w:pageBreakBefore w:val="0"/>
@@ -5197,7 +5170,7 @@
     </w:p>
     <w:p>
       <w:pPr>
-        <w:pStyle w:val="29"/>
+        <w:pStyle w:val="a1"/>
         <w:keepNext w:val="0"/>
         <w:keepLines w:val="0"/>
         <w:pageBreakBefore w:val="0"/>
@@ -5227,7 +5200,7 @@
     </w:p>
     <w:p>
       <w:pPr>
-        <w:pStyle w:val="29"/>
+        <w:pStyle w:val="a1"/>
         <w:keepNext w:val="0"/>
         <w:keepLines w:val="0"/>
         <w:pageBreakBefore w:val="0"/>
@@ -5257,14 +5230,14 @@
     </w:p>
     <w:p>
       <w:pPr>
-        <w:pStyle w:val="30"/>
-        <w:bidi w:val="0"/>
-        <w:rPr>
-          <w:rFonts w:hint="default"/>
-          <w:lang w:val="en-US" w:eastAsia="zh-CN"/>
-        </w:rPr>
-      </w:pPr>
-      <w:bookmarkStart w:id="19" w:name="_Toc12722"/>
+        <w:pStyle w:val="2"/>
+        <w:bidi w:val="0"/>
+        <w:rPr>
+          <w:rFonts w:hint="default"/>
+          <w:lang w:val="en-US" w:eastAsia="zh-CN"/>
+        </w:rPr>
+      </w:pPr>
+      <w:bookmarkStart w:id="20" w:name="_Toc12722"/>
       <w:r>
         <w:rPr>
           <w:rFonts w:hint="default"/>
@@ -5272,11 +5245,11 @@
         </w:rPr>
         <w:t>离职手续会签</w:t>
       </w:r>
-      <w:bookmarkEnd w:id="19"/>
-    </w:p>
-    <w:p>
-      <w:pPr>
-        <w:pStyle w:val="29"/>
+      <w:bookmarkEnd w:id="20"/>
+    </w:p>
+    <w:p>
+      <w:pPr>
+        <w:pStyle w:val="a1"/>
         <w:keepNext w:val="0"/>
         <w:keepLines w:val="0"/>
         <w:pageBreakBefore w:val="0"/>
@@ -5306,7 +5279,7 @@
     </w:p>
     <w:p>
       <w:pPr>
-        <w:pStyle w:val="29"/>
+        <w:pStyle w:val="a1"/>
         <w:keepNext w:val="0"/>
         <w:keepLines w:val="0"/>
         <w:pageBreakBefore w:val="0"/>
@@ -5336,7 +5309,7 @@
     </w:p>
     <w:p>
       <w:pPr>
-        <w:pStyle w:val="29"/>
+        <w:pStyle w:val="a1"/>
         <w:keepNext w:val="0"/>
         <w:keepLines w:val="0"/>
         <w:pageBreakBefore w:val="0"/>
@@ -5366,7 +5339,7 @@
     </w:p>
     <w:p>
       <w:pPr>
-        <w:pStyle w:val="29"/>
+        <w:pStyle w:val="a1"/>
         <w:keepNext w:val="0"/>
         <w:keepLines w:val="0"/>
         <w:pageBreakBefore w:val="0"/>
@@ -5396,7 +5369,7 @@
     </w:p>
     <w:p>
       <w:pPr>
-        <w:pStyle w:val="29"/>
+        <w:pStyle w:val="a1"/>
         <w:keepNext w:val="0"/>
         <w:keepLines w:val="0"/>
         <w:pageBreakBefore w:val="0"/>
@@ -5426,7 +5399,7 @@
     </w:p>
     <w:p>
       <w:pPr>
-        <w:pStyle w:val="29"/>
+        <w:pStyle w:val="a1"/>
         <w:keepNext w:val="0"/>
         <w:keepLines w:val="0"/>
         <w:pageBreakBefore w:val="0"/>
@@ -5456,14 +5429,14 @@
     </w:p>
     <w:p>
       <w:pPr>
-        <w:pStyle w:val="30"/>
-        <w:bidi w:val="0"/>
-        <w:rPr>
-          <w:rFonts w:hint="default"/>
-          <w:lang w:val="en-US" w:eastAsia="zh-CN"/>
-        </w:rPr>
-      </w:pPr>
-      <w:bookmarkStart w:id="20" w:name="_Toc10223"/>
+        <w:pStyle w:val="2"/>
+        <w:bidi w:val="0"/>
+        <w:rPr>
+          <w:rFonts w:hint="default"/>
+          <w:lang w:val="en-US" w:eastAsia="zh-CN"/>
+        </w:rPr>
+      </w:pPr>
+      <w:bookmarkStart w:id="21" w:name="_Toc10223"/>
       <w:r>
         <w:rPr>
           <w:rFonts w:hint="default"/>
@@ -5471,11 +5444,11 @@
         </w:rPr>
         <w:t>离职后管理</w:t>
       </w:r>
-      <w:bookmarkEnd w:id="20"/>
-    </w:p>
-    <w:p>
-      <w:pPr>
-        <w:pStyle w:val="29"/>
+      <w:bookmarkEnd w:id="21"/>
+    </w:p>
+    <w:p>
+      <w:pPr>
+        <w:pStyle w:val="a1"/>
         <w:keepNext w:val="0"/>
         <w:keepLines w:val="0"/>
         <w:pageBreakBefore w:val="0"/>
@@ -5505,7 +5478,7 @@
     </w:p>
     <w:p>
       <w:pPr>
-        <w:pStyle w:val="29"/>
+        <w:pStyle w:val="a1"/>
         <w:keepNext w:val="0"/>
         <w:keepLines w:val="0"/>
         <w:pageBreakBefore w:val="0"/>
@@ -5535,7 +5508,7 @@
     </w:p>
     <w:p>
       <w:pPr>
-        <w:pStyle w:val="29"/>
+        <w:pStyle w:val="a1"/>
         <w:keepNext w:val="0"/>
         <w:keepLines w:val="0"/>
         <w:pageBreakBefore w:val="0"/>
@@ -5565,14 +5538,14 @@
     </w:p>
     <w:p>
       <w:pPr>
-        <w:pStyle w:val="28"/>
-        <w:bidi w:val="0"/>
-        <w:rPr>
-          <w:rFonts w:hint="default"/>
-          <w:lang w:val="en-US" w:eastAsia="zh-CN"/>
-        </w:rPr>
-      </w:pPr>
-      <w:bookmarkStart w:id="21" w:name="_Toc28730"/>
+        <w:pStyle w:val="1"/>
+        <w:bidi w:val="0"/>
+        <w:rPr>
+          <w:rFonts w:hint="default"/>
+          <w:lang w:val="en-US" w:eastAsia="zh-CN"/>
+        </w:rPr>
+      </w:pPr>
+      <w:bookmarkStart w:id="22" w:name="_Toc28730"/>
       <w:r>
         <w:rPr>
           <w:rFonts w:hint="default"/>
@@ -5580,11 +5553,11 @@
         </w:rPr>
         <w:t>附则</w:t>
       </w:r>
-      <w:bookmarkEnd w:id="21"/>
-    </w:p>
-    <w:p>
-      <w:pPr>
-        <w:pStyle w:val="29"/>
+      <w:bookmarkEnd w:id="22"/>
+    </w:p>
+    <w:p>
+      <w:pPr>
+        <w:pStyle w:val="a1"/>
         <w:keepNext w:val="0"/>
         <w:keepLines w:val="0"/>
         <w:pageBreakBefore w:val="0"/>
@@ -5614,7 +5587,7 @@
     </w:p>
     <w:p>
       <w:pPr>
-        <w:pStyle w:val="29"/>
+        <w:pStyle w:val="a1"/>
         <w:keepNext w:val="0"/>
         <w:keepLines w:val="0"/>
         <w:pageBreakBefore w:val="0"/>
@@ -5644,7 +5617,7 @@
     </w:p>
     <w:p>
       <w:pPr>
-        <w:pStyle w:val="29"/>
+        <w:pStyle w:val="a1"/>
         <w:keepNext w:val="0"/>
         <w:keepLines w:val="0"/>
         <w:pageBreakBefore w:val="0"/>
@@ -5673,73 +5646,23 @@
       </w:r>
     </w:p>
     <w:sectPr>
-      <w:headerReference r:id="rId5" w:type="default"/>
+      <w:headerReference w:type="default" r:id="rId7"/>
       <w:pgSz w:w="11906" w:h="16838"/>
       <w:pgMar w:top="1417" w:right="1800" w:bottom="1440" w:left="1800" w:header="1140" w:footer="992" w:gutter="0"/>
-      <w:cols w:space="425" w:num="1"/>
+      <w:cols w:num="1" w:space="425"/>
       <w:docGrid w:type="lines" w:linePitch="312" w:charSpace="0"/>
     </w:sectPr>
   </w:body>
 </w:document>
 </file>
 
-<file path=word/endnotes.xml><?xml version="1.0" encoding="utf-8"?>
-<w:endnotes xmlns:wpc="http://schemas.microsoft.com/office/word/2010/wordprocessingCanvas" xmlns:mc="http://schemas.openxmlformats.org/markup-compatibility/2006" xmlns:o="urn:schemas-microsoft-com:office:office" xmlns:r="http://schemas.openxmlformats.org/officeDocument/2006/relationships" xmlns:m="http://schemas.openxmlformats.org/officeDocument/2006/math" xmlns:v="urn:schemas-microsoft-com:vml" xmlns:wp14="http://schemas.microsoft.com/office/word/2010/wordprocessingDrawing" xmlns:wp="http://schemas.openxmlformats.org/drawingml/2006/wordprocessingDrawing" xmlns:w="http://schemas.openxmlformats.org/wordprocessingml/2006/main" xmlns:w14="http://schemas.microsoft.com/office/word/2010/wordml" xmlns:w15="http://schemas.microsoft.com/office/word/2012/wordml" xmlns:w10="urn:schemas-microsoft-com:office:word" xmlns:wpg="http://schemas.microsoft.com/office/word/2010/wordprocessingGroup" xmlns:wpi="http://schemas.microsoft.com/office/word/2010/wordprocessingInk" xmlns:wne="http://schemas.microsoft.com/office/word/2006/wordml" xmlns:wps="http://schemas.microsoft.com/office/word/2010/wordprocessingShape" xmlns:wpsCustomData="http://www.wps.cn/officeDocument/2013/wpsCustomData" mc:Ignorable="w14 w15 wp14">
-  <w:endnote w:type="separator" w:id="0">
-    <w:p>
-      <w:pPr>
-        <w:spacing w:line="240" w:lineRule="auto"/>
-      </w:pPr>
-      <w:r>
-        <w:separator/>
-      </w:r>
-    </w:p>
-  </w:endnote>
-  <w:endnote w:type="continuationSeparator" w:id="1">
-    <w:p>
-      <w:pPr>
-        <w:spacing w:line="240" w:lineRule="auto"/>
-      </w:pPr>
-      <w:r>
-        <w:continuationSeparator/>
-      </w:r>
-    </w:p>
-  </w:endnote>
-</w:endnotes>
-</file>
-
-<file path=word/footnotes.xml><?xml version="1.0" encoding="utf-8"?>
-<w:footnotes xmlns:wpc="http://schemas.microsoft.com/office/word/2010/wordprocessingCanvas" xmlns:mc="http://schemas.openxmlformats.org/markup-compatibility/2006" xmlns:o="urn:schemas-microsoft-com:office:office" xmlns:r="http://schemas.openxmlformats.org/officeDocument/2006/relationships" xmlns:m="http://schemas.openxmlformats.org/officeDocument/2006/math" xmlns:v="urn:schemas-microsoft-com:vml" xmlns:wp14="http://schemas.microsoft.com/office/word/2010/wordprocessingDrawing" xmlns:wp="http://schemas.openxmlformats.org/drawingml/2006/wordprocessingDrawing" xmlns:w="http://schemas.openxmlformats.org/wordprocessingml/2006/main" xmlns:w14="http://schemas.microsoft.com/office/word/2010/wordml" xmlns:w15="http://schemas.microsoft.com/office/word/2012/wordml" xmlns:w10="urn:schemas-microsoft-com:office:word" xmlns:wpg="http://schemas.microsoft.com/office/word/2010/wordprocessingGroup" xmlns:wpi="http://schemas.microsoft.com/office/word/2010/wordprocessingInk" xmlns:wne="http://schemas.microsoft.com/office/word/2006/wordml" xmlns:wps="http://schemas.microsoft.com/office/word/2010/wordprocessingShape" xmlns:wpsCustomData="http://www.wps.cn/officeDocument/2013/wpsCustomData" mc:Ignorable="w14 w15 wp14">
-  <w:footnote w:type="separator" w:id="0">
-    <w:p>
-      <w:pPr>
-        <w:spacing w:line="360" w:lineRule="auto"/>
-      </w:pPr>
-      <w:r>
-        <w:separator/>
-      </w:r>
-    </w:p>
-  </w:footnote>
-  <w:footnote w:type="continuationSeparator" w:id="1">
-    <w:p>
-      <w:pPr>
-        <w:spacing w:line="360" w:lineRule="auto"/>
-      </w:pPr>
-      <w:r>
-        <w:continuationSeparator/>
-      </w:r>
-    </w:p>
-  </w:footnote>
-</w:footnotes>
-</file>
-
 <file path=word/header1.xml><?xml version="1.0" encoding="utf-8"?>
-<w:hdr xmlns:wpc="http://schemas.microsoft.com/office/word/2010/wordprocessingCanvas" xmlns:mc="http://schemas.openxmlformats.org/markup-compatibility/2006" xmlns:o="urn:schemas-microsoft-com:office:office" xmlns:r="http://schemas.openxmlformats.org/officeDocument/2006/relationships" xmlns:m="http://schemas.openxmlformats.org/officeDocument/2006/math" xmlns:v="urn:schemas-microsoft-com:vml" xmlns:wp14="http://schemas.microsoft.com/office/word/2010/wordprocessingDrawing" xmlns:wp="http://schemas.openxmlformats.org/drawingml/2006/wordprocessingDrawing" xmlns:w10="urn:schemas-microsoft-com:office:word" xmlns:w="http://schemas.openxmlformats.org/wordprocessingml/2006/main" xmlns:w14="http://schemas.microsoft.com/office/word/2010/wordml" xmlns:w15="http://schemas.microsoft.com/office/word/2012/wordml" xmlns:wpg="http://schemas.microsoft.com/office/word/2010/wordprocessingGroup" xmlns:wpi="http://schemas.microsoft.com/office/word/2010/wordprocessingInk" xmlns:wne="http://schemas.microsoft.com/office/word/2006/wordml" xmlns:wps="http://schemas.microsoft.com/office/word/2010/wordprocessingShape" xmlns:wpsCustomData="http://www.wps.cn/officeDocument/2013/wpsCustomData" mc:Ignorable="w14 w15 wp14">
+<w:hdr xmlns:wpc="http://schemas.microsoft.com/office/word/2010/wordprocessingCanvas" xmlns:mc="http://schemas.openxmlformats.org/markup-compatibility/2006" xmlns:o="urn:schemas-microsoft-com:office:office" xmlns:r="http://schemas.openxmlformats.org/officeDocument/2006/relationships" xmlns:m="http://schemas.openxmlformats.org/officeDocument/2006/math" xmlns:v="urn:schemas-microsoft-com:vml" xmlns:wp14="http://schemas.microsoft.com/office/word/2010/wordprocessingDrawing" xmlns:wp="http://schemas.openxmlformats.org/drawingml/2006/wordprocessingDrawing" xmlns:w10="urn:schemas-microsoft-com:office:word" xmlns:w="http://schemas.openxmlformats.org/wordprocessingml/2006/main" xmlns:w14="http://schemas.microsoft.com/office/word/2010/wordml" xmlns:w15="http://schemas.microsoft.com/office/word/2012/wordml" xmlns:wne="http://schemas.microsoft.com/office/word/2006/wordml" xmlns:wpg="http://schemas.microsoft.com/office/word/2010/wordprocessingGroup" xmlns:wpi="http://schemas.microsoft.com/office/word/2010/wordprocessingInk" xmlns:wps="http://schemas.microsoft.com/office/word/2010/wordprocessingShape" mc:Ignorable="w14 w15 wp14">
   <w:p>
     <w:pPr>
-      <w:pStyle w:val="15"/>
+      <w:pStyle w:val="Header"/>
       <w:pBdr>
-        <w:bottom w:val="single" w:color="auto" w:sz="4" w:space="1"/>
+        <w:bottom w:val="single" w:sz="4" w:space="1" w:color="auto"/>
       </w:pBdr>
       <w:tabs>
         <w:tab w:val="left" w:pos="335"/>
@@ -5747,27 +5670,27 @@
       </w:tabs>
       <w:jc w:val="right"/>
       <w:rPr>
-        <w:rFonts w:hint="eastAsia" w:eastAsiaTheme="minorEastAsia"/>
+        <w:rFonts w:eastAsiaTheme="minorEastAsia" w:hint="eastAsia"/>
         <w:lang w:eastAsia="zh-CN"/>
       </w:rPr>
     </w:pPr>
     <w:r>
       <w:rPr>
-        <w:rFonts w:hint="eastAsia" w:eastAsiaTheme="minorEastAsia"/>
+        <w:rFonts w:eastAsiaTheme="minorEastAsia" w:hint="eastAsia"/>
         <w:lang w:val="en-US" w:eastAsia="zh-CN"/>
       </w:rPr>
       <w:tab/>
     </w:r>
     <w:r>
       <w:rPr>
-        <w:rFonts w:hint="eastAsia" w:eastAsiaTheme="minorEastAsia"/>
+        <w:rFonts w:eastAsiaTheme="minorEastAsia" w:hint="eastAsia"/>
         <w:lang w:val="en-US" w:eastAsia="zh-CN"/>
       </w:rPr>
       <w:tab/>
     </w:r>
     <w:r>
       <w:rPr>
-        <w:rFonts w:hint="eastAsia" w:eastAsiaTheme="minorEastAsia"/>
+        <w:rFonts w:eastAsiaTheme="minorEastAsia" w:hint="eastAsia"/>
         <w:lang w:val="en-US" w:eastAsia="zh-CN"/>
       </w:rPr>
       <w:t>江西通信产业服务有限公司</w:t>
@@ -5777,15 +5700,15 @@
 </file>
 
 <file path=word/numbering.xml><?xml version="1.0" encoding="utf-8"?>
-<w:numbering xmlns:wpc="http://schemas.microsoft.com/office/word/2010/wordprocessingCanvas" xmlns:mc="http://schemas.openxmlformats.org/markup-compatibility/2006" xmlns:o="urn:schemas-microsoft-com:office:office" xmlns:r="http://schemas.openxmlformats.org/officeDocument/2006/relationships" xmlns:m="http://schemas.openxmlformats.org/officeDocument/2006/math" xmlns:v="urn:schemas-microsoft-com:vml" xmlns:wp14="http://schemas.microsoft.com/office/word/2010/wordprocessingDrawing" xmlns:wp="http://schemas.openxmlformats.org/drawingml/2006/wordprocessingDrawing" xmlns:w10="urn:schemas-microsoft-com:office:word" xmlns:w="http://schemas.openxmlformats.org/wordprocessingml/2006/main" xmlns:w14="http://schemas.microsoft.com/office/word/2010/wordml" xmlns:wpg="http://schemas.microsoft.com/office/word/2010/wordprocessingGroup" xmlns:wpi="http://schemas.microsoft.com/office/word/2010/wordprocessingInk" xmlns:wne="http://schemas.microsoft.com/office/word/2006/wordml" xmlns:wps="http://schemas.microsoft.com/office/word/2010/wordprocessingShape" xmlns:wpsCustomData="http://www.wps.cn/officeDocument/2013/wpsCustomData" mc:Ignorable="w14 wp14">
+<w:numbering xmlns:wpc="http://schemas.microsoft.com/office/word/2010/wordprocessingCanvas" xmlns:mc="http://schemas.openxmlformats.org/markup-compatibility/2006" xmlns:o="urn:schemas-microsoft-com:office:office" xmlns:r="http://schemas.openxmlformats.org/officeDocument/2006/relationships" xmlns:m="http://schemas.openxmlformats.org/officeDocument/2006/math" xmlns:v="urn:schemas-microsoft-com:vml" xmlns:wp14="http://schemas.microsoft.com/office/word/2010/wordprocessingDrawing" xmlns:wp="http://schemas.openxmlformats.org/drawingml/2006/wordprocessingDrawing" xmlns:w10="urn:schemas-microsoft-com:office:word" xmlns:w="http://schemas.openxmlformats.org/wordprocessingml/2006/main" xmlns:w14="http://schemas.microsoft.com/office/word/2010/wordml" xmlns:w15="http://schemas.microsoft.com/office/word/2012/wordml" xmlns:wne="http://schemas.microsoft.com/office/word/2006/wordml" xmlns:wpg="http://schemas.microsoft.com/office/word/2010/wordprocessingGroup" xmlns:wpi="http://schemas.microsoft.com/office/word/2010/wordprocessingInk" xmlns:wps="http://schemas.microsoft.com/office/word/2010/wordprocessingShape" mc:Ignorable="w14 w15 wp14">
   <w:abstractNum w:abstractNumId="0">
     <w:nsid w:val="8E964DCE"/>
     <w:multiLevelType w:val="multilevel"/>
     <w:tmpl w:val="8E964DCE"/>
-    <w:lvl w:ilvl="0" w:tentative="0">
+    <w:lvl w:ilvl="0">
       <w:start w:val="1"/>
       <w:numFmt w:val="decimal"/>
-      <w:pStyle w:val="2"/>
+      <w:pStyle w:val="Heading1"/>
       <w:lvlText w:val="%1."/>
       <w:lvlJc w:val="left"/>
       <w:pPr>
@@ -5795,10 +5718,10 @@
         <w:rFonts w:hint="default"/>
       </w:rPr>
     </w:lvl>
-    <w:lvl w:ilvl="1" w:tentative="0">
+    <w:lvl w:ilvl="1">
       <w:start w:val="1"/>
       <w:numFmt w:val="decimal"/>
-      <w:pStyle w:val="3"/>
+      <w:pStyle w:val="Heading2"/>
       <w:lvlText w:val="%1.%2."/>
       <w:lvlJc w:val="left"/>
       <w:pPr>
@@ -5808,10 +5731,10 @@
         <w:rFonts w:hint="default"/>
       </w:rPr>
     </w:lvl>
-    <w:lvl w:ilvl="2" w:tentative="0">
+    <w:lvl w:ilvl="2">
       <w:start w:val="1"/>
       <w:numFmt w:val="decimal"/>
-      <w:pStyle w:val="4"/>
+      <w:pStyle w:val="Heading3"/>
       <w:lvlText w:val="%1.%2.%3."/>
       <w:lvlJc w:val="left"/>
       <w:pPr>
@@ -5821,10 +5744,10 @@
         <w:rFonts w:hint="default"/>
       </w:rPr>
     </w:lvl>
-    <w:lvl w:ilvl="3" w:tentative="0">
+    <w:lvl w:ilvl="3">
       <w:start w:val="1"/>
       <w:numFmt w:val="decimal"/>
-      <w:pStyle w:val="5"/>
+      <w:pStyle w:val="Heading4"/>
       <w:lvlText w:val="%1.%2.%3.%4."/>
       <w:lvlJc w:val="left"/>
       <w:pPr>
@@ -5834,10 +5757,10 @@
         <w:rFonts w:hint="default"/>
       </w:rPr>
     </w:lvl>
-    <w:lvl w:ilvl="4" w:tentative="0">
+    <w:lvl w:ilvl="4">
       <w:start w:val="1"/>
       <w:numFmt w:val="decimal"/>
-      <w:pStyle w:val="6"/>
+      <w:pStyle w:val="Heading5"/>
       <w:lvlText w:val="%1.%2.%3.%4.%5."/>
       <w:lvlJc w:val="left"/>
       <w:pPr>
@@ -5847,10 +5770,10 @@
         <w:rFonts w:hint="default"/>
       </w:rPr>
     </w:lvl>
-    <w:lvl w:ilvl="5" w:tentative="0">
+    <w:lvl w:ilvl="5">
       <w:start w:val="1"/>
       <w:numFmt w:val="decimal"/>
-      <w:pStyle w:val="7"/>
+      <w:pStyle w:val="Heading6"/>
       <w:lvlText w:val="%1.%2.%3.%4.%5.%6."/>
       <w:lvlJc w:val="left"/>
       <w:pPr>
@@ -5860,10 +5783,10 @@
         <w:rFonts w:hint="default"/>
       </w:rPr>
     </w:lvl>
-    <w:lvl w:ilvl="6" w:tentative="0">
+    <w:lvl w:ilvl="6">
       <w:start w:val="1"/>
       <w:numFmt w:val="decimal"/>
-      <w:pStyle w:val="8"/>
+      <w:pStyle w:val="Heading7"/>
       <w:lvlText w:val="%1.%2.%3.%4.%5.%6.%7."/>
       <w:lvlJc w:val="left"/>
       <w:pPr>
@@ -5873,10 +5796,10 @@
         <w:rFonts w:hint="default"/>
       </w:rPr>
     </w:lvl>
-    <w:lvl w:ilvl="7" w:tentative="0">
+    <w:lvl w:ilvl="7">
       <w:start w:val="1"/>
       <w:numFmt w:val="decimal"/>
-      <w:pStyle w:val="9"/>
+      <w:pStyle w:val="Heading8"/>
       <w:lvlText w:val="%1.%2.%3.%4.%5.%6.%7.%8."/>
       <w:lvlJc w:val="left"/>
       <w:pPr>
@@ -5886,10 +5809,10 @@
         <w:rFonts w:hint="default"/>
       </w:rPr>
     </w:lvl>
-    <w:lvl w:ilvl="8" w:tentative="0">
+    <w:lvl w:ilvl="8">
       <w:start w:val="1"/>
       <w:numFmt w:val="decimal"/>
-      <w:pStyle w:val="10"/>
+      <w:pStyle w:val="Heading9"/>
       <w:lvlText w:val="%1.%2.%3.%4.%5.%6.%7.%8.%9."/>
       <w:lvlJc w:val="left"/>
       <w:pPr>
@@ -5907,269 +5830,267 @@
 </file>
 
 <file path=word/styles.xml><?xml version="1.0" encoding="utf-8"?>
-<w:styles xmlns:mc="http://schemas.openxmlformats.org/markup-compatibility/2006" xmlns:o="urn:schemas-microsoft-com:office:office" xmlns:r="http://schemas.openxmlformats.org/officeDocument/2006/relationships" xmlns:m="http://schemas.openxmlformats.org/officeDocument/2006/math" xmlns:v="urn:schemas-microsoft-com:vml" xmlns:w="http://schemas.openxmlformats.org/wordprocessingml/2006/main" xmlns:w14="http://schemas.microsoft.com/office/word/2010/wordml" xmlns:w10="urn:schemas-microsoft-com:office:word" xmlns:sl="http://schemas.openxmlformats.org/schemaLibrary/2006/main" xmlns:wpsCustomData="http://www.wps.cn/officeDocument/2013/wpsCustomData" mc:Ignorable="w14">
+<w:styles xmlns:mc="http://schemas.openxmlformats.org/markup-compatibility/2006" xmlns:r="http://schemas.openxmlformats.org/officeDocument/2006/relationships" xmlns:w="http://schemas.openxmlformats.org/wordprocessingml/2006/main" xmlns:w14="http://schemas.microsoft.com/office/word/2010/wordml" xmlns:w15="http://schemas.microsoft.com/office/word/2012/wordml" mc:Ignorable="w14 w15">
   <w:docDefaults>
     <w:rPrDefault>
       <w:rPr>
-        <w:rFonts w:ascii="Times New Roman" w:hAnsi="Times New Roman" w:eastAsia="宋体" w:cs="Times New Roman"/>
+        <w:rFonts w:ascii="Times New Roman" w:eastAsia="宋体" w:hAnsi="Times New Roman" w:cs="Times New Roman"/>
       </w:rPr>
     </w:rPrDefault>
     <w:pPrDefault/>
   </w:docDefaults>
-  <w:latentStyles w:count="260" w:defQFormat="0" w:defUnhideWhenUsed="1" w:defSemiHidden="1" w:defUIPriority="99" w:defLockedState="0">
-    <w:lsdException w:qFormat="1" w:unhideWhenUsed="0" w:uiPriority="0" w:semiHidden="0" w:name="Normal"/>
-    <w:lsdException w:qFormat="1" w:unhideWhenUsed="0" w:uiPriority="0" w:semiHidden="0" w:name="heading 1"/>
-    <w:lsdException w:qFormat="1" w:uiPriority="0" w:semiHidden="0" w:name="heading 2"/>
-    <w:lsdException w:qFormat="1" w:uiPriority="0" w:name="heading 3"/>
-    <w:lsdException w:qFormat="1" w:uiPriority="0" w:semiHidden="0" w:name="heading 4"/>
-    <w:lsdException w:qFormat="1" w:uiPriority="0" w:name="heading 5"/>
-    <w:lsdException w:qFormat="1" w:uiPriority="0" w:name="heading 6"/>
-    <w:lsdException w:qFormat="1" w:uiPriority="0" w:name="heading 7"/>
-    <w:lsdException w:qFormat="1" w:uiPriority="0" w:name="heading 8"/>
-    <w:lsdException w:qFormat="1" w:uiPriority="0" w:name="heading 9"/>
-    <w:lsdException w:unhideWhenUsed="0" w:uiPriority="0" w:semiHidden="0" w:name="index 1"/>
-    <w:lsdException w:unhideWhenUsed="0" w:uiPriority="0" w:semiHidden="0" w:name="index 2"/>
-    <w:lsdException w:unhideWhenUsed="0" w:uiPriority="0" w:semiHidden="0" w:name="index 3"/>
-    <w:lsdException w:unhideWhenUsed="0" w:uiPriority="0" w:semiHidden="0" w:name="index 4"/>
-    <w:lsdException w:unhideWhenUsed="0" w:uiPriority="0" w:semiHidden="0" w:name="index 5"/>
-    <w:lsdException w:unhideWhenUsed="0" w:uiPriority="0" w:semiHidden="0" w:name="index 6"/>
-    <w:lsdException w:unhideWhenUsed="0" w:uiPriority="0" w:semiHidden="0" w:name="index 7"/>
-    <w:lsdException w:unhideWhenUsed="0" w:uiPriority="0" w:semiHidden="0" w:name="index 8"/>
-    <w:lsdException w:unhideWhenUsed="0" w:uiPriority="0" w:semiHidden="0" w:name="index 9"/>
-    <w:lsdException w:qFormat="1" w:unhideWhenUsed="0" w:uiPriority="0" w:semiHidden="0" w:name="toc 1"/>
-    <w:lsdException w:qFormat="1" w:unhideWhenUsed="0" w:uiPriority="0" w:semiHidden="0" w:name="toc 2"/>
-    <w:lsdException w:qFormat="1" w:unhideWhenUsed="0" w:uiPriority="0" w:semiHidden="0" w:name="toc 3"/>
-    <w:lsdException w:unhideWhenUsed="0" w:uiPriority="0" w:semiHidden="0" w:name="toc 4"/>
-    <w:lsdException w:unhideWhenUsed="0" w:uiPriority="0" w:semiHidden="0" w:name="toc 5"/>
-    <w:lsdException w:unhideWhenUsed="0" w:uiPriority="0" w:semiHidden="0" w:name="toc 6"/>
-    <w:lsdException w:unhideWhenUsed="0" w:uiPriority="0" w:semiHidden="0" w:name="toc 7"/>
-    <w:lsdException w:unhideWhenUsed="0" w:uiPriority="0" w:semiHidden="0" w:name="toc 8"/>
-    <w:lsdException w:unhideWhenUsed="0" w:uiPriority="0" w:semiHidden="0" w:name="toc 9"/>
-    <w:lsdException w:unhideWhenUsed="0" w:uiPriority="0" w:semiHidden="0" w:name="Normal Indent"/>
-    <w:lsdException w:unhideWhenUsed="0" w:uiPriority="0" w:semiHidden="0" w:name="footnote text"/>
-    <w:lsdException w:qFormat="1" w:unhideWhenUsed="0" w:uiPriority="0" w:semiHidden="0" w:name="annotation text"/>
-    <w:lsdException w:qFormat="1" w:unhideWhenUsed="0" w:uiPriority="0" w:semiHidden="0" w:name="header"/>
-    <w:lsdException w:qFormat="1" w:unhideWhenUsed="0" w:uiPriority="0" w:semiHidden="0" w:name="footer"/>
-    <w:lsdException w:unhideWhenUsed="0" w:uiPriority="0" w:semiHidden="0" w:name="index heading"/>
-    <w:lsdException w:qFormat="1" w:uiPriority="0" w:name="caption"/>
-    <w:lsdException w:unhideWhenUsed="0" w:uiPriority="0" w:semiHidden="0" w:name="table of figures"/>
-    <w:lsdException w:unhideWhenUsed="0" w:uiPriority="0" w:semiHidden="0" w:name="envelope address"/>
-    <w:lsdException w:unhideWhenUsed="0" w:uiPriority="0" w:semiHidden="0" w:name="envelope return"/>
-    <w:lsdException w:unhideWhenUsed="0" w:uiPriority="0" w:semiHidden="0" w:name="footnote reference"/>
-    <w:lsdException w:unhideWhenUsed="0" w:uiPriority="0" w:semiHidden="0" w:name="annotation reference"/>
-    <w:lsdException w:unhideWhenUsed="0" w:uiPriority="0" w:semiHidden="0" w:name="line number"/>
-    <w:lsdException w:unhideWhenUsed="0" w:uiPriority="0" w:semiHidden="0" w:name="page number"/>
-    <w:lsdException w:unhideWhenUsed="0" w:uiPriority="0" w:semiHidden="0" w:name="endnote reference"/>
-    <w:lsdException w:unhideWhenUsed="0" w:uiPriority="0" w:semiHidden="0" w:name="endnote text"/>
-    <w:lsdException w:unhideWhenUsed="0" w:uiPriority="0" w:semiHidden="0" w:name="table of authorities"/>
-    <w:lsdException w:unhideWhenUsed="0" w:uiPriority="0" w:semiHidden="0" w:name="macro"/>
-    <w:lsdException w:unhideWhenUsed="0" w:uiPriority="0" w:semiHidden="0" w:name="toa heading"/>
-    <w:lsdException w:unhideWhenUsed="0" w:uiPriority="0" w:semiHidden="0" w:name="List"/>
-    <w:lsdException w:unhideWhenUsed="0" w:uiPriority="0" w:semiHidden="0" w:name="List Bullet"/>
-    <w:lsdException w:unhideWhenUsed="0" w:uiPriority="0" w:semiHidden="0" w:name="List Number"/>
-    <w:lsdException w:unhideWhenUsed="0" w:uiPriority="0" w:semiHidden="0" w:name="List 2"/>
-    <w:lsdException w:unhideWhenUsed="0" w:uiPriority="0" w:semiHidden="0" w:name="List 3"/>
-    <w:lsdException w:unhideWhenUsed="0" w:uiPriority="0" w:semiHidden="0" w:name="List 4"/>
-    <w:lsdException w:unhideWhenUsed="0" w:uiPriority="0" w:semiHidden="0" w:name="List 5"/>
-    <w:lsdException w:unhideWhenUsed="0" w:uiPriority="0" w:semiHidden="0" w:name="List Bullet 2"/>
-    <w:lsdException w:unhideWhenUsed="0" w:uiPriority="0" w:semiHidden="0" w:name="List Bullet 3"/>
-    <w:lsdException w:unhideWhenUsed="0" w:uiPriority="0" w:semiHidden="0" w:name="List Bullet 4"/>
-    <w:lsdException w:unhideWhenUsed="0" w:uiPriority="0" w:semiHidden="0" w:name="List Bullet 5"/>
-    <w:lsdException w:unhideWhenUsed="0" w:uiPriority="0" w:semiHidden="0" w:name="List Number 2"/>
-    <w:lsdException w:unhideWhenUsed="0" w:uiPriority="0" w:semiHidden="0" w:name="List Number 3"/>
-    <w:lsdException w:unhideWhenUsed="0" w:uiPriority="0" w:semiHidden="0" w:name="List Number 4"/>
-    <w:lsdException w:unhideWhenUsed="0" w:uiPriority="0" w:semiHidden="0" w:name="List Number 5"/>
-    <w:lsdException w:qFormat="1" w:unhideWhenUsed="0" w:uiPriority="0" w:semiHidden="0" w:name="Title"/>
-    <w:lsdException w:unhideWhenUsed="0" w:uiPriority="0" w:semiHidden="0" w:name="Closing"/>
-    <w:lsdException w:unhideWhenUsed="0" w:uiPriority="0" w:semiHidden="0" w:name="Signature"/>
-    <w:lsdException w:qFormat="1" w:unhideWhenUsed="0" w:uiPriority="0" w:name="Default Paragraph Font"/>
-    <w:lsdException w:qFormat="1" w:unhideWhenUsed="0" w:uiPriority="0" w:name="Body Text"/>
-    <w:lsdException w:unhideWhenUsed="0" w:uiPriority="0" w:semiHidden="0" w:name="Body Text Indent"/>
-    <w:lsdException w:unhideWhenUsed="0" w:uiPriority="0" w:semiHidden="0" w:name="List Continue"/>
-    <w:lsdException w:unhideWhenUsed="0" w:uiPriority="0" w:semiHidden="0" w:name="List Continue 2"/>
-    <w:lsdException w:unhideWhenUsed="0" w:uiPriority="0" w:semiHidden="0" w:name="List Continue 3"/>
-    <w:lsdException w:unhideWhenUsed="0" w:uiPriority="0" w:semiHidden="0" w:name="List Continue 4"/>
-    <w:lsdException w:unhideWhenUsed="0" w:uiPriority="0" w:semiHidden="0" w:name="List Continue 5"/>
-    <w:lsdException w:unhideWhenUsed="0" w:uiPriority="0" w:semiHidden="0" w:name="Message Header"/>
-    <w:lsdException w:qFormat="1" w:unhideWhenUsed="0" w:uiPriority="0" w:semiHidden="0" w:name="Subtitle"/>
-    <w:lsdException w:unhideWhenUsed="0" w:uiPriority="0" w:semiHidden="0" w:name="Salutation"/>
-    <w:lsdException w:unhideWhenUsed="0" w:uiPriority="0" w:semiHidden="0" w:name="Date"/>
-    <w:lsdException w:unhideWhenUsed="0" w:uiPriority="0" w:semiHidden="0" w:name="Body Text First Indent"/>
-    <w:lsdException w:unhideWhenUsed="0" w:uiPriority="0" w:semiHidden="0" w:name="Body Text First Indent 2"/>
-    <w:lsdException w:uiPriority="99" w:name="Note Heading"/>
-    <w:lsdException w:unhideWhenUsed="0" w:uiPriority="0" w:semiHidden="0" w:name="Body Text 2"/>
-    <w:lsdException w:unhideWhenUsed="0" w:uiPriority="0" w:semiHidden="0" w:name="Body Text 3"/>
-    <w:lsdException w:unhideWhenUsed="0" w:uiPriority="0" w:semiHidden="0" w:name="Body Text Indent 2"/>
-    <w:lsdException w:unhideWhenUsed="0" w:uiPriority="0" w:semiHidden="0" w:name="Body Text Indent 3"/>
-    <w:lsdException w:unhideWhenUsed="0" w:uiPriority="0" w:semiHidden="0" w:name="Block Text"/>
-    <w:lsdException w:unhideWhenUsed="0" w:uiPriority="0" w:semiHidden="0" w:name="Hyperlink"/>
-    <w:lsdException w:unhideWhenUsed="0" w:uiPriority="0" w:semiHidden="0" w:name="FollowedHyperlink"/>
-    <w:lsdException w:qFormat="1" w:unhideWhenUsed="0" w:uiPriority="0" w:semiHidden="0" w:name="Strong"/>
-    <w:lsdException w:qFormat="1" w:unhideWhenUsed="0" w:uiPriority="0" w:semiHidden="0" w:name="Emphasis"/>
-    <w:lsdException w:unhideWhenUsed="0" w:uiPriority="0" w:semiHidden="0" w:name="Document Map"/>
-    <w:lsdException w:unhideWhenUsed="0" w:uiPriority="0" w:semiHidden="0" w:name="Plain Text"/>
-    <w:lsdException w:unhideWhenUsed="0" w:uiPriority="0" w:semiHidden="0" w:name="E-mail Signature"/>
-    <w:lsdException w:qFormat="1" w:unhideWhenUsed="0" w:uiPriority="0" w:semiHidden="0" w:name="Normal (Web)"/>
-    <w:lsdException w:unhideWhenUsed="0" w:uiPriority="0" w:semiHidden="0" w:name="HTML Acronym"/>
-    <w:lsdException w:unhideWhenUsed="0" w:uiPriority="0" w:semiHidden="0" w:name="HTML Address"/>
-    <w:lsdException w:unhideWhenUsed="0" w:uiPriority="0" w:semiHidden="0" w:name="HTML Cite"/>
-    <w:lsdException w:unhideWhenUsed="0" w:uiPriority="0" w:semiHidden="0" w:name="HTML Code"/>
-    <w:lsdException w:unhideWhenUsed="0" w:uiPriority="0" w:semiHidden="0" w:name="HTML Definition"/>
-    <w:lsdException w:unhideWhenUsed="0" w:uiPriority="0" w:semiHidden="0" w:name="HTML Keyboard"/>
-    <w:lsdException w:unhideWhenUsed="0" w:uiPriority="0" w:semiHidden="0" w:name="HTML Preformatted"/>
-    <w:lsdException w:unhideWhenUsed="0" w:uiPriority="0" w:semiHidden="0" w:name="HTML Sample"/>
-    <w:lsdException w:unhideWhenUsed="0" w:uiPriority="0" w:semiHidden="0" w:name="HTML Typewriter"/>
-    <w:lsdException w:unhideWhenUsed="0" w:uiPriority="0" w:semiHidden="0" w:name="HTML Variable"/>
-    <w:lsdException w:qFormat="1" w:unhideWhenUsed="0" w:uiPriority="0" w:name="Normal Table"/>
-    <w:lsdException w:unhideWhenUsed="0" w:uiPriority="0" w:semiHidden="0" w:name="annotation subject"/>
-    <w:lsdException w:unhideWhenUsed="0" w:uiPriority="0" w:semiHidden="0" w:name="Table Simple 1"/>
-    <w:lsdException w:unhideWhenUsed="0" w:uiPriority="0" w:semiHidden="0" w:name="Table Simple 2"/>
-    <w:lsdException w:unhideWhenUsed="0" w:uiPriority="0" w:semiHidden="0" w:name="Table Simple 3"/>
-    <w:lsdException w:unhideWhenUsed="0" w:uiPriority="0" w:semiHidden="0" w:name="Table Classic 1"/>
-    <w:lsdException w:unhideWhenUsed="0" w:uiPriority="0" w:semiHidden="0" w:name="Table Classic 2"/>
-    <w:lsdException w:unhideWhenUsed="0" w:uiPriority="0" w:semiHidden="0" w:name="Table Classic 3"/>
-    <w:lsdException w:unhideWhenUsed="0" w:uiPriority="0" w:semiHidden="0" w:name="Table Classic 4"/>
-    <w:lsdException w:unhideWhenUsed="0" w:uiPriority="0" w:semiHidden="0" w:name="Table Colorful 1"/>
-    <w:lsdException w:unhideWhenUsed="0" w:uiPriority="0" w:semiHidden="0" w:name="Table Colorful 2"/>
-    <w:lsdException w:unhideWhenUsed="0" w:uiPriority="0" w:semiHidden="0" w:name="Table Colorful 3"/>
-    <w:lsdException w:unhideWhenUsed="0" w:uiPriority="0" w:semiHidden="0" w:name="Table Columns 1"/>
-    <w:lsdException w:unhideWhenUsed="0" w:uiPriority="0" w:semiHidden="0" w:name="Table Columns 2"/>
-    <w:lsdException w:unhideWhenUsed="0" w:uiPriority="0" w:semiHidden="0" w:name="Table Columns 3"/>
-    <w:lsdException w:unhideWhenUsed="0" w:uiPriority="0" w:semiHidden="0" w:name="Table Columns 4"/>
-    <w:lsdException w:unhideWhenUsed="0" w:uiPriority="0" w:semiHidden="0" w:name="Table Columns 5"/>
-    <w:lsdException w:unhideWhenUsed="0" w:uiPriority="0" w:semiHidden="0" w:name="Table Grid 1"/>
-    <w:lsdException w:unhideWhenUsed="0" w:uiPriority="0" w:semiHidden="0" w:name="Table Grid 2"/>
-    <w:lsdException w:unhideWhenUsed="0" w:uiPriority="0" w:semiHidden="0" w:name="Table Grid 3"/>
-    <w:lsdException w:unhideWhenUsed="0" w:uiPriority="0" w:semiHidden="0" w:name="Table Grid 4"/>
-    <w:lsdException w:unhideWhenUsed="0" w:uiPriority="0" w:semiHidden="0" w:name="Table Grid 5"/>
-    <w:lsdException w:unhideWhenUsed="0" w:uiPriority="0" w:semiHidden="0" w:name="Table Grid 6"/>
-    <w:lsdException w:unhideWhenUsed="0" w:uiPriority="0" w:semiHidden="0" w:name="Table Grid 7"/>
-    <w:lsdException w:unhideWhenUsed="0" w:uiPriority="0" w:semiHidden="0" w:name="Table Grid 8"/>
-    <w:lsdException w:unhideWhenUsed="0" w:uiPriority="0" w:semiHidden="0" w:name="Table List 1"/>
-    <w:lsdException w:unhideWhenUsed="0" w:uiPriority="0" w:semiHidden="0" w:name="Table List 2"/>
-    <w:lsdException w:unhideWhenUsed="0" w:uiPriority="0" w:semiHidden="0" w:name="Table List 3"/>
-    <w:lsdException w:unhideWhenUsed="0" w:uiPriority="0" w:semiHidden="0" w:name="Table List 4"/>
-    <w:lsdException w:unhideWhenUsed="0" w:uiPriority="0" w:semiHidden="0" w:name="Table List 5"/>
-    <w:lsdException w:unhideWhenUsed="0" w:uiPriority="0" w:semiHidden="0" w:name="Table List 6"/>
-    <w:lsdException w:unhideWhenUsed="0" w:uiPriority="0" w:semiHidden="0" w:name="Table List 7"/>
-    <w:lsdException w:unhideWhenUsed="0" w:uiPriority="0" w:semiHidden="0" w:name="Table List 8"/>
-    <w:lsdException w:unhideWhenUsed="0" w:uiPriority="0" w:semiHidden="0" w:name="Table 3D effects 1"/>
-    <w:lsdException w:unhideWhenUsed="0" w:uiPriority="0" w:semiHidden="0" w:name="Table 3D effects 2"/>
-    <w:lsdException w:unhideWhenUsed="0" w:uiPriority="0" w:semiHidden="0" w:name="Table 3D effects 3"/>
-    <w:lsdException w:unhideWhenUsed="0" w:uiPriority="0" w:semiHidden="0" w:name="Table Contemporary"/>
-    <w:lsdException w:unhideWhenUsed="0" w:uiPriority="0" w:semiHidden="0" w:name="Table Elegant"/>
-    <w:lsdException w:unhideWhenUsed="0" w:uiPriority="0" w:semiHidden="0" w:name="Table Professional"/>
-    <w:lsdException w:unhideWhenUsed="0" w:uiPriority="0" w:semiHidden="0" w:name="Table Subtle 1"/>
-    <w:lsdException w:unhideWhenUsed="0" w:uiPriority="0" w:semiHidden="0" w:name="Table Subtle 2"/>
-    <w:lsdException w:unhideWhenUsed="0" w:uiPriority="0" w:semiHidden="0" w:name="Table Web 1"/>
-    <w:lsdException w:unhideWhenUsed="0" w:uiPriority="0" w:semiHidden="0" w:name="Table Web 2"/>
-    <w:lsdException w:unhideWhenUsed="0" w:uiPriority="0" w:semiHidden="0" w:name="Table Web 3"/>
-    <w:lsdException w:unhideWhenUsed="0" w:uiPriority="0" w:semiHidden="0" w:name="Balloon Text"/>
-    <w:lsdException w:qFormat="1" w:unhideWhenUsed="0" w:uiPriority="0" w:semiHidden="0" w:name="Table Grid"/>
-    <w:lsdException w:unhideWhenUsed="0" w:uiPriority="0" w:semiHidden="0" w:name="Table Theme"/>
-    <w:lsdException w:unhideWhenUsed="0" w:uiPriority="60" w:semiHidden="0" w:name="Light Shading"/>
-    <w:lsdException w:unhideWhenUsed="0" w:uiPriority="61" w:semiHidden="0" w:name="Light List"/>
-    <w:lsdException w:unhideWhenUsed="0" w:uiPriority="62" w:semiHidden="0" w:name="Light Grid"/>
-    <w:lsdException w:unhideWhenUsed="0" w:uiPriority="63" w:semiHidden="0" w:name="Medium Shading 1"/>
-    <w:lsdException w:unhideWhenUsed="0" w:uiPriority="64" w:semiHidden="0" w:name="Medium Shading 2"/>
-    <w:lsdException w:unhideWhenUsed="0" w:uiPriority="65" w:semiHidden="0" w:name="Medium List 1"/>
-    <w:lsdException w:unhideWhenUsed="0" w:uiPriority="66" w:semiHidden="0" w:name="Medium List 2"/>
-    <w:lsdException w:unhideWhenUsed="0" w:uiPriority="67" w:semiHidden="0" w:name="Medium Grid 1"/>
-    <w:lsdException w:unhideWhenUsed="0" w:uiPriority="68" w:semiHidden="0" w:name="Medium Grid 2"/>
-    <w:lsdException w:unhideWhenUsed="0" w:uiPriority="69" w:semiHidden="0" w:name="Medium Grid 3"/>
-    <w:lsdException w:unhideWhenUsed="0" w:uiPriority="70" w:semiHidden="0" w:name="Dark List"/>
-    <w:lsdException w:unhideWhenUsed="0" w:uiPriority="71" w:semiHidden="0" w:name="Colorful Shading"/>
-    <w:lsdException w:unhideWhenUsed="0" w:uiPriority="72" w:semiHidden="0" w:name="Colorful List"/>
-    <w:lsdException w:unhideWhenUsed="0" w:uiPriority="73" w:semiHidden="0" w:name="Colorful Grid"/>
-    <w:lsdException w:unhideWhenUsed="0" w:uiPriority="60" w:semiHidden="0" w:name="Light Shading Accent 1"/>
-    <w:lsdException w:unhideWhenUsed="0" w:uiPriority="61" w:semiHidden="0" w:name="Light List Accent 1"/>
-    <w:lsdException w:unhideWhenUsed="0" w:uiPriority="62" w:semiHidden="0" w:name="Light Grid Accent 1"/>
-    <w:lsdException w:unhideWhenUsed="0" w:uiPriority="63" w:semiHidden="0" w:name="Medium Shading 1 Accent 1"/>
-    <w:lsdException w:unhideWhenUsed="0" w:uiPriority="64" w:semiHidden="0" w:name="Medium Shading 2 Accent 1"/>
-    <w:lsdException w:unhideWhenUsed="0" w:uiPriority="65" w:semiHidden="0" w:name="Medium List 1 Accent 1"/>
-    <w:lsdException w:unhideWhenUsed="0" w:uiPriority="66" w:semiHidden="0" w:name="Medium List 2 Accent 1"/>
-    <w:lsdException w:unhideWhenUsed="0" w:uiPriority="67" w:semiHidden="0" w:name="Medium Grid 1 Accent 1"/>
-    <w:lsdException w:unhideWhenUsed="0" w:uiPriority="68" w:semiHidden="0" w:name="Medium Grid 2 Accent 1"/>
-    <w:lsdException w:unhideWhenUsed="0" w:uiPriority="69" w:semiHidden="0" w:name="Medium Grid 3 Accent 1"/>
-    <w:lsdException w:unhideWhenUsed="0" w:uiPriority="70" w:semiHidden="0" w:name="Dark List Accent 1"/>
-    <w:lsdException w:unhideWhenUsed="0" w:uiPriority="71" w:semiHidden="0" w:name="Colorful Shading Accent 1"/>
-    <w:lsdException w:unhideWhenUsed="0" w:uiPriority="72" w:semiHidden="0" w:name="Colorful List Accent 1"/>
-    <w:lsdException w:unhideWhenUsed="0" w:uiPriority="73" w:semiHidden="0" w:name="Colorful Grid Accent 1"/>
-    <w:lsdException w:unhideWhenUsed="0" w:uiPriority="60" w:semiHidden="0" w:name="Light Shading Accent 2"/>
-    <w:lsdException w:unhideWhenUsed="0" w:uiPriority="61" w:semiHidden="0" w:name="Light List Accent 2"/>
-    <w:lsdException w:unhideWhenUsed="0" w:uiPriority="62" w:semiHidden="0" w:name="Light Grid Accent 2"/>
-    <w:lsdException w:unhideWhenUsed="0" w:uiPriority="63" w:semiHidden="0" w:name="Medium Shading 1 Accent 2"/>
-    <w:lsdException w:unhideWhenUsed="0" w:uiPriority="64" w:semiHidden="0" w:name="Medium Shading 2 Accent 2"/>
-    <w:lsdException w:unhideWhenUsed="0" w:uiPriority="65" w:semiHidden="0" w:name="Medium List 1 Accent 2"/>
-    <w:lsdException w:unhideWhenUsed="0" w:uiPriority="66" w:semiHidden="0" w:name="Medium List 2 Accent 2"/>
-    <w:lsdException w:unhideWhenUsed="0" w:uiPriority="67" w:semiHidden="0" w:name="Medium Grid 1 Accent 2"/>
-    <w:lsdException w:unhideWhenUsed="0" w:uiPriority="68" w:semiHidden="0" w:name="Medium Grid 2 Accent 2"/>
-    <w:lsdException w:unhideWhenUsed="0" w:uiPriority="69" w:semiHidden="0" w:name="Medium Grid 3 Accent 2"/>
-    <w:lsdException w:unhideWhenUsed="0" w:uiPriority="70" w:semiHidden="0" w:name="Dark List Accent 2"/>
-    <w:lsdException w:unhideWhenUsed="0" w:uiPriority="71" w:semiHidden="0" w:name="Colorful Shading Accent 2"/>
-    <w:lsdException w:unhideWhenUsed="0" w:uiPriority="72" w:semiHidden="0" w:name="Colorful List Accent 2"/>
-    <w:lsdException w:unhideWhenUsed="0" w:uiPriority="73" w:semiHidden="0" w:name="Colorful Grid Accent 2"/>
-    <w:lsdException w:unhideWhenUsed="0" w:uiPriority="60" w:semiHidden="0" w:name="Light Shading Accent 3"/>
-    <w:lsdException w:unhideWhenUsed="0" w:uiPriority="61" w:semiHidden="0" w:name="Light List Accent 3"/>
-    <w:lsdException w:unhideWhenUsed="0" w:uiPriority="62" w:semiHidden="0" w:name="Light Grid Accent 3"/>
-    <w:lsdException w:unhideWhenUsed="0" w:uiPriority="63" w:semiHidden="0" w:name="Medium Shading 1 Accent 3"/>
-    <w:lsdException w:unhideWhenUsed="0" w:uiPriority="64" w:semiHidden="0" w:name="Medium Shading 2 Accent 3"/>
-    <w:lsdException w:unhideWhenUsed="0" w:uiPriority="65" w:semiHidden="0" w:name="Medium List 1 Accent 3"/>
-    <w:lsdException w:unhideWhenUsed="0" w:uiPriority="66" w:semiHidden="0" w:name="Medium List 2 Accent 3"/>
-    <w:lsdException w:unhideWhenUsed="0" w:uiPriority="67" w:semiHidden="0" w:name="Medium Grid 1 Accent 3"/>
-    <w:lsdException w:unhideWhenUsed="0" w:uiPriority="68" w:semiHidden="0" w:name="Medium Grid 2 Accent 3"/>
-    <w:lsdException w:unhideWhenUsed="0" w:uiPriority="69" w:semiHidden="0" w:name="Medium Grid 3 Accent 3"/>
-    <w:lsdException w:unhideWhenUsed="0" w:uiPriority="70" w:semiHidden="0" w:name="Dark List Accent 3"/>
-    <w:lsdException w:unhideWhenUsed="0" w:uiPriority="71" w:semiHidden="0" w:name="Colorful Shading Accent 3"/>
-    <w:lsdException w:unhideWhenUsed="0" w:uiPriority="72" w:semiHidden="0" w:name="Colorful List Accent 3"/>
-    <w:lsdException w:unhideWhenUsed="0" w:uiPriority="73" w:semiHidden="0" w:name="Colorful Grid Accent 3"/>
-    <w:lsdException w:unhideWhenUsed="0" w:uiPriority="60" w:semiHidden="0" w:name="Light Shading Accent 4"/>
-    <w:lsdException w:unhideWhenUsed="0" w:uiPriority="61" w:semiHidden="0" w:name="Light List Accent 4"/>
-    <w:lsdException w:unhideWhenUsed="0" w:uiPriority="62" w:semiHidden="0" w:name="Light Grid Accent 4"/>
-    <w:lsdException w:unhideWhenUsed="0" w:uiPriority="63" w:semiHidden="0" w:name="Medium Shading 1 Accent 4"/>
-    <w:lsdException w:unhideWhenUsed="0" w:uiPriority="64" w:semiHidden="0" w:name="Medium Shading 2 Accent 4"/>
-    <w:lsdException w:unhideWhenUsed="0" w:uiPriority="65" w:semiHidden="0" w:name="Medium List 1 Accent 4"/>
-    <w:lsdException w:unhideWhenUsed="0" w:uiPriority="66" w:semiHidden="0" w:name="Medium List 2 Accent 4"/>
-    <w:lsdException w:unhideWhenUsed="0" w:uiPriority="67" w:semiHidden="0" w:name="Medium Grid 1 Accent 4"/>
-    <w:lsdException w:unhideWhenUsed="0" w:uiPriority="68" w:semiHidden="0" w:name="Medium Grid 2 Accent 4"/>
-    <w:lsdException w:unhideWhenUsed="0" w:uiPriority="69" w:semiHidden="0" w:name="Medium Grid 3 Accent 4"/>
-    <w:lsdException w:unhideWhenUsed="0" w:uiPriority="70" w:semiHidden="0" w:name="Dark List Accent 4"/>
-    <w:lsdException w:unhideWhenUsed="0" w:uiPriority="71" w:semiHidden="0" w:name="Colorful Shading Accent 4"/>
-    <w:lsdException w:unhideWhenUsed="0" w:uiPriority="72" w:semiHidden="0" w:name="Colorful List Accent 4"/>
-    <w:lsdException w:unhideWhenUsed="0" w:uiPriority="73" w:semiHidden="0" w:name="Colorful Grid Accent 4"/>
-    <w:lsdException w:unhideWhenUsed="0" w:uiPriority="60" w:semiHidden="0" w:name="Light Shading Accent 5"/>
-    <w:lsdException w:unhideWhenUsed="0" w:uiPriority="61" w:semiHidden="0" w:name="Light List Accent 5"/>
-    <w:lsdException w:unhideWhenUsed="0" w:uiPriority="62" w:semiHidden="0" w:name="Light Grid Accent 5"/>
-    <w:lsdException w:unhideWhenUsed="0" w:uiPriority="63" w:semiHidden="0" w:name="Medium Shading 1 Accent 5"/>
-    <w:lsdException w:unhideWhenUsed="0" w:uiPriority="64" w:semiHidden="0" w:name="Medium Shading 2 Accent 5"/>
-    <w:lsdException w:unhideWhenUsed="0" w:uiPriority="65" w:semiHidden="0" w:name="Medium List 1 Accent 5"/>
-    <w:lsdException w:unhideWhenUsed="0" w:uiPriority="66" w:semiHidden="0" w:name="Medium List 2 Accent 5"/>
-    <w:lsdException w:unhideWhenUsed="0" w:uiPriority="67" w:semiHidden="0" w:name="Medium Grid 1 Accent 5"/>
-    <w:lsdException w:unhideWhenUsed="0" w:uiPriority="68" w:semiHidden="0" w:name="Medium Grid 2 Accent 5"/>
-    <w:lsdException w:unhideWhenUsed="0" w:uiPriority="69" w:semiHidden="0" w:name="Medium Grid 3 Accent 5"/>
-    <w:lsdException w:unhideWhenUsed="0" w:uiPriority="70" w:semiHidden="0" w:name="Dark List Accent 5"/>
-    <w:lsdException w:unhideWhenUsed="0" w:uiPriority="71" w:semiHidden="0" w:name="Colorful Shading Accent 5"/>
-    <w:lsdException w:unhideWhenUsed="0" w:uiPriority="72" w:semiHidden="0" w:name="Colorful List Accent 5"/>
-    <w:lsdException w:unhideWhenUsed="0" w:uiPriority="73" w:semiHidden="0" w:name="Colorful Grid Accent 5"/>
-    <w:lsdException w:unhideWhenUsed="0" w:uiPriority="60" w:semiHidden="0" w:name="Light Shading Accent 6"/>
-    <w:lsdException w:unhideWhenUsed="0" w:uiPriority="61" w:semiHidden="0" w:name="Light List Accent 6"/>
-    <w:lsdException w:unhideWhenUsed="0" w:uiPriority="62" w:semiHidden="0" w:name="Light Grid Accent 6"/>
-    <w:lsdException w:unhideWhenUsed="0" w:uiPriority="63" w:semiHidden="0" w:name="Medium Shading 1 Accent 6"/>
-    <w:lsdException w:unhideWhenUsed="0" w:uiPriority="64" w:semiHidden="0" w:name="Medium Shading 2 Accent 6"/>
-    <w:lsdException w:unhideWhenUsed="0" w:uiPriority="65" w:semiHidden="0" w:name="Medium List 1 Accent 6"/>
-    <w:lsdException w:unhideWhenUsed="0" w:uiPriority="66" w:semiHidden="0" w:name="Medium List 2 Accent 6"/>
-    <w:lsdException w:unhideWhenUsed="0" w:uiPriority="67" w:semiHidden="0" w:name="Medium Grid 1 Accent 6"/>
-    <w:lsdException w:unhideWhenUsed="0" w:uiPriority="68" w:semiHidden="0" w:name="Medium Grid 2 Accent 6"/>
-    <w:lsdException w:unhideWhenUsed="0" w:uiPriority="69" w:semiHidden="0" w:name="Medium Grid 3 Accent 6"/>
-    <w:lsdException w:unhideWhenUsed="0" w:uiPriority="70" w:semiHidden="0" w:name="Dark List Accent 6"/>
-    <w:lsdException w:unhideWhenUsed="0" w:uiPriority="71" w:semiHidden="0" w:name="Colorful Shading Accent 6"/>
-    <w:lsdException w:unhideWhenUsed="0" w:uiPriority="72" w:semiHidden="0" w:name="Colorful List Accent 6"/>
-    <w:lsdException w:unhideWhenUsed="0" w:uiPriority="73" w:semiHidden="0" w:name="Colorful Grid Accent 6"/>
+  <w:latentStyles w:defLockedState="0" w:defUIPriority="99" w:defSemiHidden="1" w:defUnhideWhenUsed="1" w:defQFormat="0" w:count="260">
+    <w:lsdException w:name="Normal" w:semiHidden="0" w:uiPriority="0" w:unhideWhenUsed="0" w:qFormat="1"/>
+    <w:lsdException w:name="heading 1" w:semiHidden="0" w:uiPriority="0" w:unhideWhenUsed="0" w:qFormat="1"/>
+    <w:lsdException w:name="heading 2" w:semiHidden="0" w:uiPriority="0" w:qFormat="1"/>
+    <w:lsdException w:name="heading 3" w:uiPriority="0" w:qFormat="1"/>
+    <w:lsdException w:name="heading 4" w:semiHidden="0" w:uiPriority="0" w:qFormat="1"/>
+    <w:lsdException w:name="heading 5" w:uiPriority="0" w:qFormat="1"/>
+    <w:lsdException w:name="heading 6" w:uiPriority="0" w:qFormat="1"/>
+    <w:lsdException w:name="heading 7" w:uiPriority="0" w:qFormat="1"/>
+    <w:lsdException w:name="heading 8" w:uiPriority="0" w:qFormat="1"/>
+    <w:lsdException w:name="heading 9" w:uiPriority="0" w:qFormat="1"/>
+    <w:lsdException w:name="index 1" w:semiHidden="0" w:uiPriority="0" w:unhideWhenUsed="0"/>
+    <w:lsdException w:name="index 2" w:semiHidden="0" w:uiPriority="0" w:unhideWhenUsed="0"/>
+    <w:lsdException w:name="index 3" w:semiHidden="0" w:uiPriority="0" w:unhideWhenUsed="0"/>
+    <w:lsdException w:name="index 4" w:semiHidden="0" w:uiPriority="0" w:unhideWhenUsed="0"/>
+    <w:lsdException w:name="index 5" w:semiHidden="0" w:uiPriority="0" w:unhideWhenUsed="0"/>
+    <w:lsdException w:name="index 6" w:semiHidden="0" w:uiPriority="0" w:unhideWhenUsed="0"/>
+    <w:lsdException w:name="index 7" w:semiHidden="0" w:uiPriority="0" w:unhideWhenUsed="0"/>
+    <w:lsdException w:name="index 8" w:semiHidden="0" w:uiPriority="0" w:unhideWhenUsed="0"/>
+    <w:lsdException w:name="index 9" w:semiHidden="0" w:uiPriority="0" w:unhideWhenUsed="0"/>
+    <w:lsdException w:name="toc 1" w:semiHidden="0" w:uiPriority="0" w:unhideWhenUsed="0" w:qFormat="1"/>
+    <w:lsdException w:name="toc 2" w:semiHidden="0" w:uiPriority="0" w:unhideWhenUsed="0" w:qFormat="1"/>
+    <w:lsdException w:name="toc 3" w:semiHidden="0" w:uiPriority="0" w:unhideWhenUsed="0" w:qFormat="1"/>
+    <w:lsdException w:name="toc 4" w:semiHidden="0" w:uiPriority="0" w:unhideWhenUsed="0"/>
+    <w:lsdException w:name="toc 5" w:semiHidden="0" w:uiPriority="0" w:unhideWhenUsed="0"/>
+    <w:lsdException w:name="toc 6" w:semiHidden="0" w:uiPriority="0" w:unhideWhenUsed="0"/>
+    <w:lsdException w:name="toc 7" w:semiHidden="0" w:uiPriority="0" w:unhideWhenUsed="0"/>
+    <w:lsdException w:name="toc 8" w:semiHidden="0" w:uiPriority="0" w:unhideWhenUsed="0"/>
+    <w:lsdException w:name="toc 9" w:semiHidden="0" w:uiPriority="0" w:unhideWhenUsed="0"/>
+    <w:lsdException w:name="Normal Indent" w:semiHidden="0" w:uiPriority="0" w:unhideWhenUsed="0"/>
+    <w:lsdException w:name="footnote text" w:semiHidden="0" w:uiPriority="0" w:unhideWhenUsed="0"/>
+    <w:lsdException w:name="annotation text" w:semiHidden="0" w:uiPriority="0" w:unhideWhenUsed="0" w:qFormat="1"/>
+    <w:lsdException w:name="header" w:semiHidden="0" w:uiPriority="0" w:unhideWhenUsed="0" w:qFormat="1"/>
+    <w:lsdException w:name="footer" w:semiHidden="0" w:uiPriority="0" w:unhideWhenUsed="0" w:qFormat="1"/>
+    <w:lsdException w:name="index heading" w:semiHidden="0" w:uiPriority="0" w:unhideWhenUsed="0"/>
+    <w:lsdException w:name="caption" w:uiPriority="0" w:qFormat="1"/>
+    <w:lsdException w:name="table of figures" w:semiHidden="0" w:uiPriority="0" w:unhideWhenUsed="0"/>
+    <w:lsdException w:name="envelope address" w:semiHidden="0" w:uiPriority="0" w:unhideWhenUsed="0"/>
+    <w:lsdException w:name="envelope return" w:semiHidden="0" w:uiPriority="0" w:unhideWhenUsed="0"/>
+    <w:lsdException w:name="footnote reference" w:semiHidden="0" w:uiPriority="0" w:unhideWhenUsed="0"/>
+    <w:lsdException w:name="annotation reference" w:semiHidden="0" w:uiPriority="0" w:unhideWhenUsed="0"/>
+    <w:lsdException w:name="line number" w:semiHidden="0" w:uiPriority="0" w:unhideWhenUsed="0"/>
+    <w:lsdException w:name="page number" w:semiHidden="0" w:uiPriority="0" w:unhideWhenUsed="0"/>
+    <w:lsdException w:name="endnote reference" w:semiHidden="0" w:uiPriority="0" w:unhideWhenUsed="0"/>
+    <w:lsdException w:name="endnote text" w:semiHidden="0" w:uiPriority="0" w:unhideWhenUsed="0"/>
+    <w:lsdException w:name="table of authorities" w:semiHidden="0" w:uiPriority="0" w:unhideWhenUsed="0"/>
+    <w:lsdException w:name="macro" w:semiHidden="0" w:uiPriority="0" w:unhideWhenUsed="0"/>
+    <w:lsdException w:name="toa heading" w:semiHidden="0" w:uiPriority="0" w:unhideWhenUsed="0"/>
+    <w:lsdException w:name="List" w:semiHidden="0" w:uiPriority="0" w:unhideWhenUsed="0"/>
+    <w:lsdException w:name="List Bullet" w:semiHidden="0" w:uiPriority="0" w:unhideWhenUsed="0"/>
+    <w:lsdException w:name="List Number" w:semiHidden="0" w:uiPriority="0" w:unhideWhenUsed="0"/>
+    <w:lsdException w:name="List 2" w:semiHidden="0" w:uiPriority="0" w:unhideWhenUsed="0"/>
+    <w:lsdException w:name="List 3" w:semiHidden="0" w:uiPriority="0" w:unhideWhenUsed="0"/>
+    <w:lsdException w:name="List 4" w:semiHidden="0" w:uiPriority="0" w:unhideWhenUsed="0"/>
+    <w:lsdException w:name="List 5" w:semiHidden="0" w:uiPriority="0" w:unhideWhenUsed="0"/>
+    <w:lsdException w:name="List Bullet 2" w:semiHidden="0" w:uiPriority="0" w:unhideWhenUsed="0"/>
+    <w:lsdException w:name="List Bullet 3" w:semiHidden="0" w:uiPriority="0" w:unhideWhenUsed="0"/>
+    <w:lsdException w:name="List Bullet 4" w:semiHidden="0" w:uiPriority="0" w:unhideWhenUsed="0"/>
+    <w:lsdException w:name="List Bullet 5" w:semiHidden="0" w:uiPriority="0" w:unhideWhenUsed="0"/>
+    <w:lsdException w:name="List Number 2" w:semiHidden="0" w:uiPriority="0" w:unhideWhenUsed="0"/>
+    <w:lsdException w:name="List Number 3" w:semiHidden="0" w:uiPriority="0" w:unhideWhenUsed="0"/>
+    <w:lsdException w:name="List Number 4" w:semiHidden="0" w:uiPriority="0" w:unhideWhenUsed="0"/>
+    <w:lsdException w:name="List Number 5" w:semiHidden="0" w:uiPriority="0" w:unhideWhenUsed="0"/>
+    <w:lsdException w:name="Title" w:semiHidden="0" w:uiPriority="0" w:unhideWhenUsed="0" w:qFormat="1"/>
+    <w:lsdException w:name="Closing" w:semiHidden="0" w:uiPriority="0" w:unhideWhenUsed="0"/>
+    <w:lsdException w:name="Signature" w:semiHidden="0" w:uiPriority="0" w:unhideWhenUsed="0"/>
+    <w:lsdException w:name="Default Paragraph Font" w:uiPriority="0" w:unhideWhenUsed="0" w:qFormat="1"/>
+    <w:lsdException w:name="Body Text" w:uiPriority="0" w:unhideWhenUsed="0" w:qFormat="1"/>
+    <w:lsdException w:name="Body Text Indent" w:semiHidden="0" w:uiPriority="0" w:unhideWhenUsed="0"/>
+    <w:lsdException w:name="List Continue" w:semiHidden="0" w:uiPriority="0" w:unhideWhenUsed="0"/>
+    <w:lsdException w:name="List Continue 2" w:semiHidden="0" w:uiPriority="0" w:unhideWhenUsed="0"/>
+    <w:lsdException w:name="List Continue 3" w:semiHidden="0" w:uiPriority="0" w:unhideWhenUsed="0"/>
+    <w:lsdException w:name="List Continue 4" w:semiHidden="0" w:uiPriority="0" w:unhideWhenUsed="0"/>
+    <w:lsdException w:name="List Continue 5" w:semiHidden="0" w:uiPriority="0" w:unhideWhenUsed="0"/>
+    <w:lsdException w:name="Message Header" w:semiHidden="0" w:uiPriority="0" w:unhideWhenUsed="0"/>
+    <w:lsdException w:name="Subtitle" w:semiHidden="0" w:uiPriority="0" w:unhideWhenUsed="0" w:qFormat="1"/>
+    <w:lsdException w:name="Salutation" w:semiHidden="0" w:uiPriority="0" w:unhideWhenUsed="0"/>
+    <w:lsdException w:name="Date" w:semiHidden="0" w:uiPriority="0" w:unhideWhenUsed="0"/>
+    <w:lsdException w:name="Body Text First Indent" w:semiHidden="0" w:uiPriority="0" w:unhideWhenUsed="0"/>
+    <w:lsdException w:name="Body Text First Indent 2" w:semiHidden="0" w:uiPriority="0" w:unhideWhenUsed="0"/>
+    <w:lsdException w:name="Body Text 2" w:semiHidden="0" w:uiPriority="0" w:unhideWhenUsed="0"/>
+    <w:lsdException w:name="Body Text 3" w:semiHidden="0" w:uiPriority="0" w:unhideWhenUsed="0"/>
+    <w:lsdException w:name="Body Text Indent 2" w:semiHidden="0" w:uiPriority="0" w:unhideWhenUsed="0"/>
+    <w:lsdException w:name="Body Text Indent 3" w:semiHidden="0" w:uiPriority="0" w:unhideWhenUsed="0"/>
+    <w:lsdException w:name="Block Text" w:semiHidden="0" w:uiPriority="0" w:unhideWhenUsed="0"/>
+    <w:lsdException w:name="Hyperlink" w:semiHidden="0" w:uiPriority="0" w:unhideWhenUsed="0"/>
+    <w:lsdException w:name="FollowedHyperlink" w:semiHidden="0" w:uiPriority="0" w:unhideWhenUsed="0"/>
+    <w:lsdException w:name="Strong" w:semiHidden="0" w:uiPriority="0" w:unhideWhenUsed="0" w:qFormat="1"/>
+    <w:lsdException w:name="Emphasis" w:semiHidden="0" w:uiPriority="0" w:unhideWhenUsed="0" w:qFormat="1"/>
+    <w:lsdException w:name="Document Map" w:semiHidden="0" w:uiPriority="0" w:unhideWhenUsed="0"/>
+    <w:lsdException w:name="Plain Text" w:semiHidden="0" w:uiPriority="0" w:unhideWhenUsed="0"/>
+    <w:lsdException w:name="E-mail Signature" w:semiHidden="0" w:uiPriority="0" w:unhideWhenUsed="0"/>
+    <w:lsdException w:name="Normal (Web)" w:semiHidden="0" w:uiPriority="0" w:unhideWhenUsed="0" w:qFormat="1"/>
+    <w:lsdException w:name="HTML Acronym" w:semiHidden="0" w:uiPriority="0" w:unhideWhenUsed="0"/>
+    <w:lsdException w:name="HTML Address" w:semiHidden="0" w:uiPriority="0" w:unhideWhenUsed="0"/>
+    <w:lsdException w:name="HTML Cite" w:semiHidden="0" w:uiPriority="0" w:unhideWhenUsed="0"/>
+    <w:lsdException w:name="HTML Code" w:semiHidden="0" w:uiPriority="0" w:unhideWhenUsed="0"/>
+    <w:lsdException w:name="HTML Definition" w:semiHidden="0" w:uiPriority="0" w:unhideWhenUsed="0"/>
+    <w:lsdException w:name="HTML Keyboard" w:semiHidden="0" w:uiPriority="0" w:unhideWhenUsed="0"/>
+    <w:lsdException w:name="HTML Preformatted" w:semiHidden="0" w:uiPriority="0" w:unhideWhenUsed="0"/>
+    <w:lsdException w:name="HTML Sample" w:semiHidden="0" w:uiPriority="0" w:unhideWhenUsed="0"/>
+    <w:lsdException w:name="HTML Typewriter" w:semiHidden="0" w:uiPriority="0" w:unhideWhenUsed="0"/>
+    <w:lsdException w:name="HTML Variable" w:semiHidden="0" w:uiPriority="0" w:unhideWhenUsed="0"/>
+    <w:lsdException w:name="Normal Table" w:uiPriority="0" w:unhideWhenUsed="0" w:qFormat="1"/>
+    <w:lsdException w:name="annotation subject" w:semiHidden="0" w:uiPriority="0" w:unhideWhenUsed="0"/>
+    <w:lsdException w:name="Table Simple 1" w:semiHidden="0" w:uiPriority="0" w:unhideWhenUsed="0"/>
+    <w:lsdException w:name="Table Simple 2" w:semiHidden="0" w:uiPriority="0" w:unhideWhenUsed="0"/>
+    <w:lsdException w:name="Table Simple 3" w:semiHidden="0" w:uiPriority="0" w:unhideWhenUsed="0"/>
+    <w:lsdException w:name="Table Classic 1" w:semiHidden="0" w:uiPriority="0" w:unhideWhenUsed="0"/>
+    <w:lsdException w:name="Table Classic 2" w:semiHidden="0" w:uiPriority="0" w:unhideWhenUsed="0"/>
+    <w:lsdException w:name="Table Classic 3" w:semiHidden="0" w:uiPriority="0" w:unhideWhenUsed="0"/>
+    <w:lsdException w:name="Table Classic 4" w:semiHidden="0" w:uiPriority="0" w:unhideWhenUsed="0"/>
+    <w:lsdException w:name="Table Colorful 1" w:semiHidden="0" w:uiPriority="0" w:unhideWhenUsed="0"/>
+    <w:lsdException w:name="Table Colorful 2" w:semiHidden="0" w:uiPriority="0" w:unhideWhenUsed="0"/>
+    <w:lsdException w:name="Table Colorful 3" w:semiHidden="0" w:uiPriority="0" w:unhideWhenUsed="0"/>
+    <w:lsdException w:name="Table Columns 1" w:semiHidden="0" w:uiPriority="0" w:unhideWhenUsed="0"/>
+    <w:lsdException w:name="Table Columns 2" w:semiHidden="0" w:uiPriority="0" w:unhideWhenUsed="0"/>
+    <w:lsdException w:name="Table Columns 3" w:semiHidden="0" w:uiPriority="0" w:unhideWhenUsed="0"/>
+    <w:lsdException w:name="Table Columns 4" w:semiHidden="0" w:uiPriority="0" w:unhideWhenUsed="0"/>
+    <w:lsdException w:name="Table Columns 5" w:semiHidden="0" w:uiPriority="0" w:unhideWhenUsed="0"/>
+    <w:lsdException w:name="Table Grid 1" w:semiHidden="0" w:uiPriority="0" w:unhideWhenUsed="0"/>
+    <w:lsdException w:name="Table Grid 2" w:semiHidden="0" w:uiPriority="0" w:unhideWhenUsed="0"/>
+    <w:lsdException w:name="Table Grid 3" w:semiHidden="0" w:uiPriority="0" w:unhideWhenUsed="0"/>
+    <w:lsdException w:name="Table Grid 4" w:semiHidden="0" w:uiPriority="0" w:unhideWhenUsed="0"/>
+    <w:lsdException w:name="Table Grid 5" w:semiHidden="0" w:uiPriority="0" w:unhideWhenUsed="0"/>
+    <w:lsdException w:name="Table Grid 6" w:semiHidden="0" w:uiPriority="0" w:unhideWhenUsed="0"/>
+    <w:lsdException w:name="Table Grid 7" w:semiHidden="0" w:uiPriority="0" w:unhideWhenUsed="0"/>
+    <w:lsdException w:name="Table Grid 8" w:semiHidden="0" w:uiPriority="0" w:unhideWhenUsed="0"/>
+    <w:lsdException w:name="Table List 1" w:semiHidden="0" w:uiPriority="0" w:unhideWhenUsed="0"/>
+    <w:lsdException w:name="Table List 2" w:semiHidden="0" w:uiPriority="0" w:unhideWhenUsed="0"/>
+    <w:lsdException w:name="Table List 3" w:semiHidden="0" w:uiPriority="0" w:unhideWhenUsed="0"/>
+    <w:lsdException w:name="Table List 4" w:semiHidden="0" w:uiPriority="0" w:unhideWhenUsed="0"/>
+    <w:lsdException w:name="Table List 5" w:semiHidden="0" w:uiPriority="0" w:unhideWhenUsed="0"/>
+    <w:lsdException w:name="Table List 6" w:semiHidden="0" w:uiPriority="0" w:unhideWhenUsed="0"/>
+    <w:lsdException w:name="Table List 7" w:semiHidden="0" w:uiPriority="0" w:unhideWhenUsed="0"/>
+    <w:lsdException w:name="Table List 8" w:semiHidden="0" w:uiPriority="0" w:unhideWhenUsed="0"/>
+    <w:lsdException w:name="Table 3D effects 1" w:semiHidden="0" w:uiPriority="0" w:unhideWhenUsed="0"/>
+    <w:lsdException w:name="Table 3D effects 2" w:semiHidden="0" w:uiPriority="0" w:unhideWhenUsed="0"/>
+    <w:lsdException w:name="Table 3D effects 3" w:semiHidden="0" w:uiPriority="0" w:unhideWhenUsed="0"/>
+    <w:lsdException w:name="Table Contemporary" w:semiHidden="0" w:uiPriority="0" w:unhideWhenUsed="0"/>
+    <w:lsdException w:name="Table Elegant" w:semiHidden="0" w:uiPriority="0" w:unhideWhenUsed="0"/>
+    <w:lsdException w:name="Table Professional" w:semiHidden="0" w:uiPriority="0" w:unhideWhenUsed="0"/>
+    <w:lsdException w:name="Table Subtle 1" w:semiHidden="0" w:uiPriority="0" w:unhideWhenUsed="0"/>
+    <w:lsdException w:name="Table Subtle 2" w:semiHidden="0" w:uiPriority="0" w:unhideWhenUsed="0"/>
+    <w:lsdException w:name="Table Web 1" w:semiHidden="0" w:uiPriority="0" w:unhideWhenUsed="0"/>
+    <w:lsdException w:name="Table Web 2" w:semiHidden="0" w:uiPriority="0" w:unhideWhenUsed="0"/>
+    <w:lsdException w:name="Table Web 3" w:semiHidden="0" w:uiPriority="0" w:unhideWhenUsed="0"/>
+    <w:lsdException w:name="Balloon Text" w:semiHidden="0" w:uiPriority="0" w:unhideWhenUsed="0"/>
+    <w:lsdException w:name="Table Grid" w:semiHidden="0" w:uiPriority="0" w:unhideWhenUsed="0" w:qFormat="1"/>
+    <w:lsdException w:name="Table Theme" w:semiHidden="0" w:uiPriority="0" w:unhideWhenUsed="0"/>
+    <w:lsdException w:name="Light Shading" w:semiHidden="0" w:uiPriority="60" w:unhideWhenUsed="0"/>
+    <w:lsdException w:name="Light List" w:semiHidden="0" w:uiPriority="61" w:unhideWhenUsed="0"/>
+    <w:lsdException w:name="Light Grid" w:semiHidden="0" w:uiPriority="62" w:unhideWhenUsed="0"/>
+    <w:lsdException w:name="Medium Shading 1" w:semiHidden="0" w:uiPriority="63" w:unhideWhenUsed="0"/>
+    <w:lsdException w:name="Medium Shading 2" w:semiHidden="0" w:uiPriority="64" w:unhideWhenUsed="0"/>
+    <w:lsdException w:name="Medium List 1" w:semiHidden="0" w:uiPriority="65" w:unhideWhenUsed="0"/>
+    <w:lsdException w:name="Medium List 2" w:semiHidden="0" w:uiPriority="66" w:unhideWhenUsed="0"/>
+    <w:lsdException w:name="Medium Grid 1" w:semiHidden="0" w:uiPriority="67" w:unhideWhenUsed="0"/>
+    <w:lsdException w:name="Medium Grid 2" w:semiHidden="0" w:uiPriority="68" w:unhideWhenUsed="0"/>
+    <w:lsdException w:name="Medium Grid 3" w:semiHidden="0" w:uiPriority="69" w:unhideWhenUsed="0"/>
+    <w:lsdException w:name="Dark List" w:semiHidden="0" w:uiPriority="70" w:unhideWhenUsed="0"/>
+    <w:lsdException w:name="Colorful Shading" w:semiHidden="0" w:uiPriority="71" w:unhideWhenUsed="0"/>
+    <w:lsdException w:name="Colorful List" w:semiHidden="0" w:uiPriority="72" w:unhideWhenUsed="0"/>
+    <w:lsdException w:name="Colorful Grid" w:semiHidden="0" w:uiPriority="73" w:unhideWhenUsed="0"/>
+    <w:lsdException w:name="Light Shading Accent 1" w:semiHidden="0" w:uiPriority="60" w:unhideWhenUsed="0"/>
+    <w:lsdException w:name="Light List Accent 1" w:semiHidden="0" w:uiPriority="61" w:unhideWhenUsed="0"/>
+    <w:lsdException w:name="Light Grid Accent 1" w:semiHidden="0" w:uiPriority="62" w:unhideWhenUsed="0"/>
+    <w:lsdException w:name="Medium Shading 1 Accent 1" w:semiHidden="0" w:uiPriority="63" w:unhideWhenUsed="0"/>
+    <w:lsdException w:name="Medium Shading 2 Accent 1" w:semiHidden="0" w:uiPriority="64" w:unhideWhenUsed="0"/>
+    <w:lsdException w:name="Medium List 1 Accent 1" w:semiHidden="0" w:uiPriority="65" w:unhideWhenUsed="0"/>
+    <w:lsdException w:name="Medium List 2 Accent 1" w:semiHidden="0" w:uiPriority="66" w:unhideWhenUsed="0"/>
+    <w:lsdException w:name="Medium Grid 1 Accent 1" w:semiHidden="0" w:uiPriority="67" w:unhideWhenUsed="0"/>
+    <w:lsdException w:name="Medium Grid 2 Accent 1" w:semiHidden="0" w:uiPriority="68" w:unhideWhenUsed="0"/>
+    <w:lsdException w:name="Medium Grid 3 Accent 1" w:semiHidden="0" w:uiPriority="69" w:unhideWhenUsed="0"/>
+    <w:lsdException w:name="Dark List Accent 1" w:semiHidden="0" w:uiPriority="70" w:unhideWhenUsed="0"/>
+    <w:lsdException w:name="Colorful Shading Accent 1" w:semiHidden="0" w:uiPriority="71" w:unhideWhenUsed="0"/>
+    <w:lsdException w:name="Colorful List Accent 1" w:semiHidden="0" w:uiPriority="72" w:unhideWhenUsed="0"/>
+    <w:lsdException w:name="Colorful Grid Accent 1" w:semiHidden="0" w:uiPriority="73" w:unhideWhenUsed="0"/>
+    <w:lsdException w:name="Light Shading Accent 2" w:semiHidden="0" w:uiPriority="60" w:unhideWhenUsed="0"/>
+    <w:lsdException w:name="Light List Accent 2" w:semiHidden="0" w:uiPriority="61" w:unhideWhenUsed="0"/>
+    <w:lsdException w:name="Light Grid Accent 2" w:semiHidden="0" w:uiPriority="62" w:unhideWhenUsed="0"/>
+    <w:lsdException w:name="Medium Shading 1 Accent 2" w:semiHidden="0" w:uiPriority="63" w:unhideWhenUsed="0"/>
+    <w:lsdException w:name="Medium Shading 2 Accent 2" w:semiHidden="0" w:uiPriority="64" w:unhideWhenUsed="0"/>
+    <w:lsdException w:name="Medium List 1 Accent 2" w:semiHidden="0" w:uiPriority="65" w:unhideWhenUsed="0"/>
+    <w:lsdException w:name="Medium List 2 Accent 2" w:semiHidden="0" w:uiPriority="66" w:unhideWhenUsed="0"/>
+    <w:lsdException w:name="Medium Grid 1 Accent 2" w:semiHidden="0" w:uiPriority="67" w:unhideWhenUsed="0"/>
+    <w:lsdException w:name="Medium Grid 2 Accent 2" w:semiHidden="0" w:uiPriority="68" w:unhideWhenUsed="0"/>
+    <w:lsdException w:name="Medium Grid 3 Accent 2" w:semiHidden="0" w:uiPriority="69" w:unhideWhenUsed="0"/>
+    <w:lsdException w:name="Dark List Accent 2" w:semiHidden="0" w:uiPriority="70" w:unhideWhenUsed="0"/>
+    <w:lsdException w:name="Colorful Shading Accent 2" w:semiHidden="0" w:uiPriority="71" w:unhideWhenUsed="0"/>
+    <w:lsdException w:name="Colorful List Accent 2" w:semiHidden="0" w:uiPriority="72" w:unhideWhenUsed="0"/>
+    <w:lsdException w:name="Colorful Grid Accent 2" w:semiHidden="0" w:uiPriority="73" w:unhideWhenUsed="0"/>
+    <w:lsdException w:name="Light Shading Accent 3" w:semiHidden="0" w:uiPriority="60" w:unhideWhenUsed="0"/>
+    <w:lsdException w:name="Light List Accent 3" w:semiHidden="0" w:uiPriority="61" w:unhideWhenUsed="0"/>
+    <w:lsdException w:name="Light Grid Accent 3" w:semiHidden="0" w:uiPriority="62" w:unhideWhenUsed="0"/>
+    <w:lsdException w:name="Medium Shading 1 Accent 3" w:semiHidden="0" w:uiPriority="63" w:unhideWhenUsed="0"/>
+    <w:lsdException w:name="Medium Shading 2 Accent 3" w:semiHidden="0" w:uiPriority="64" w:unhideWhenUsed="0"/>
+    <w:lsdException w:name="Medium List 1 Accent 3" w:semiHidden="0" w:uiPriority="65" w:unhideWhenUsed="0"/>
+    <w:lsdException w:name="Medium List 2 Accent 3" w:semiHidden="0" w:uiPriority="66" w:unhideWhenUsed="0"/>
+    <w:lsdException w:name="Medium Grid 1 Accent 3" w:semiHidden="0" w:uiPriority="67" w:unhideWhenUsed="0"/>
+    <w:lsdException w:name="Medium Grid 2 Accent 3" w:semiHidden="0" w:uiPriority="68" w:unhideWhenUsed="0"/>
+    <w:lsdException w:name="Medium Grid 3 Accent 3" w:semiHidden="0" w:uiPriority="69" w:unhideWhenUsed="0"/>
+    <w:lsdException w:name="Dark List Accent 3" w:semiHidden="0" w:uiPriority="70" w:unhideWhenUsed="0"/>
+    <w:lsdException w:name="Colorful Shading Accent 3" w:semiHidden="0" w:uiPriority="71" w:unhideWhenUsed="0"/>
+    <w:lsdException w:name="Colorful List Accent 3" w:semiHidden="0" w:uiPriority="72" w:unhideWhenUsed="0"/>
+    <w:lsdException w:name="Colorful Grid Accent 3" w:semiHidden="0" w:uiPriority="73" w:unhideWhenUsed="0"/>
+    <w:lsdException w:name="Light Shading Accent 4" w:semiHidden="0" w:uiPriority="60" w:unhideWhenUsed="0"/>
+    <w:lsdException w:name="Light List Accent 4" w:semiHidden="0" w:uiPriority="61" w:unhideWhenUsed="0"/>
+    <w:lsdException w:name="Light Grid Accent 4" w:semiHidden="0" w:uiPriority="62" w:unhideWhenUsed="0"/>
+    <w:lsdException w:name="Medium Shading 1 Accent 4" w:semiHidden="0" w:uiPriority="63" w:unhideWhenUsed="0"/>
+    <w:lsdException w:name="Medium Shading 2 Accent 4" w:semiHidden="0" w:uiPriority="64" w:unhideWhenUsed="0"/>
+    <w:lsdException w:name="Medium List 1 Accent 4" w:semiHidden="0" w:uiPriority="65" w:unhideWhenUsed="0"/>
+    <w:lsdException w:name="Medium List 2 Accent 4" w:semiHidden="0" w:uiPriority="66" w:unhideWhenUsed="0"/>
+    <w:lsdException w:name="Medium Grid 1 Accent 4" w:semiHidden="0" w:uiPriority="67" w:unhideWhenUsed="0"/>
+    <w:lsdException w:name="Medium Grid 2 Accent 4" w:semiHidden="0" w:uiPriority="68" w:unhideWhenUsed="0"/>
+    <w:lsdException w:name="Medium Grid 3 Accent 4" w:semiHidden="0" w:uiPriority="69" w:unhideWhenUsed="0"/>
+    <w:lsdException w:name="Dark List Accent 4" w:semiHidden="0" w:uiPriority="70" w:unhideWhenUsed="0"/>
+    <w:lsdException w:name="Colorful Shading Accent 4" w:semiHidden="0" w:uiPriority="71" w:unhideWhenUsed="0"/>
+    <w:lsdException w:name="Colorful List Accent 4" w:semiHidden="0" w:uiPriority="72" w:unhideWhenUsed="0"/>
+    <w:lsdException w:name="Colorful Grid Accent 4" w:semiHidden="0" w:uiPriority="73" w:unhideWhenUsed="0"/>
+    <w:lsdException w:name="Light Shading Accent 5" w:semiHidden="0" w:uiPriority="60" w:unhideWhenUsed="0"/>
+    <w:lsdException w:name="Light List Accent 5" w:semiHidden="0" w:uiPriority="61" w:unhideWhenUsed="0"/>
+    <w:lsdException w:name="Light Grid Accent 5" w:semiHidden="0" w:uiPriority="62" w:unhideWhenUsed="0"/>
+    <w:lsdException w:name="Medium Shading 1 Accent 5" w:semiHidden="0" w:uiPriority="63" w:unhideWhenUsed="0"/>
+    <w:lsdException w:name="Medium Shading 2 Accent 5" w:semiHidden="0" w:uiPriority="64" w:unhideWhenUsed="0"/>
+    <w:lsdException w:name="Medium List 1 Accent 5" w:semiHidden="0" w:uiPriority="65" w:unhideWhenUsed="0"/>
+    <w:lsdException w:name="Medium List 2 Accent 5" w:semiHidden="0" w:uiPriority="66" w:unhideWhenUsed="0"/>
+    <w:lsdException w:name="Medium Grid 1 Accent 5" w:semiHidden="0" w:uiPriority="67" w:unhideWhenUsed="0"/>
+    <w:lsdException w:name="Medium Grid 2 Accent 5" w:semiHidden="0" w:uiPriority="68" w:unhideWhenUsed="0"/>
+    <w:lsdException w:name="Medium Grid 3 Accent 5" w:semiHidden="0" w:uiPriority="69" w:unhideWhenUsed="0"/>
+    <w:lsdException w:name="Dark List Accent 5" w:semiHidden="0" w:uiPriority="70" w:unhideWhenUsed="0"/>
+    <w:lsdException w:name="Colorful Shading Accent 5" w:semiHidden="0" w:uiPriority="71" w:unhideWhenUsed="0"/>
+    <w:lsdException w:name="Colorful List Accent 5" w:semiHidden="0" w:uiPriority="72" w:unhideWhenUsed="0"/>
+    <w:lsdException w:name="Colorful Grid Accent 5" w:semiHidden="0" w:uiPriority="73" w:unhideWhenUsed="0"/>
+    <w:lsdException w:name="Light Shading Accent 6" w:semiHidden="0" w:uiPriority="60" w:unhideWhenUsed="0"/>
+    <w:lsdException w:name="Light List Accent 6" w:semiHidden="0" w:uiPriority="61" w:unhideWhenUsed="0"/>
+    <w:lsdException w:name="Light Grid Accent 6" w:semiHidden="0" w:uiPriority="62" w:unhideWhenUsed="0"/>
+    <w:lsdException w:name="Medium Shading 1 Accent 6" w:semiHidden="0" w:uiPriority="63" w:unhideWhenUsed="0"/>
+    <w:lsdException w:name="Medium Shading 2 Accent 6" w:semiHidden="0" w:uiPriority="64" w:unhideWhenUsed="0"/>
+    <w:lsdException w:name="Medium List 1 Accent 6" w:semiHidden="0" w:uiPriority="65" w:unhideWhenUsed="0"/>
+    <w:lsdException w:name="Medium List 2 Accent 6" w:semiHidden="0" w:uiPriority="66" w:unhideWhenUsed="0"/>
+    <w:lsdException w:name="Medium Grid 1 Accent 6" w:semiHidden="0" w:uiPriority="67" w:unhideWhenUsed="0"/>
+    <w:lsdException w:name="Medium Grid 2 Accent 6" w:semiHidden="0" w:uiPriority="68" w:unhideWhenUsed="0"/>
+    <w:lsdException w:name="Medium Grid 3 Accent 6" w:semiHidden="0" w:uiPriority="69" w:unhideWhenUsed="0"/>
+    <w:lsdException w:name="Dark List Accent 6" w:semiHidden="0" w:uiPriority="70" w:unhideWhenUsed="0"/>
+    <w:lsdException w:name="Colorful Shading Accent 6" w:semiHidden="0" w:uiPriority="71" w:unhideWhenUsed="0"/>
+    <w:lsdException w:name="Colorful List Accent 6" w:semiHidden="0" w:uiPriority="72" w:unhideWhenUsed="0"/>
+    <w:lsdException w:name="Colorful Grid Accent 6" w:semiHidden="0" w:uiPriority="73" w:unhideWhenUsed="0"/>
   </w:latentStyles>
-  <w:style w:type="paragraph" w:default="1" w:styleId="1">
+  <w:style w:type="paragraph" w:default="1" w:styleId="Normal">
     <w:name w:val="Normal"/>
     <w:qFormat/>
-    <w:uiPriority w:val="0"/>
     <w:pPr>
       <w:kinsoku w:val="0"/>
       <w:autoSpaceDE w:val="0"/>
@@ -6181,7 +6102,7 @@
       <w:textAlignment w:val="baseline"/>
     </w:pPr>
     <w:rPr>
-      <w:rFonts w:ascii="Arial" w:hAnsi="Arial" w:eastAsia="宋体" w:cs="Arial"/>
+      <w:rFonts w:ascii="Arial" w:eastAsia="宋体" w:hAnsi="Arial" w:cs="Arial"/>
       <w:snapToGrid w:val="0"/>
       <w:color w:val="000000"/>
       <w:kern w:val="0"/>
@@ -6190,12 +6111,11 @@
       <w:lang w:val="en-US" w:eastAsia="en-US" w:bidi="ar-SA"/>
     </w:rPr>
   </w:style>
-  <w:style w:type="paragraph" w:styleId="2">
+  <w:style w:type="paragraph" w:styleId="Heading1">
     <w:name w:val="heading 1"/>
-    <w:basedOn w:val="1"/>
-    <w:next w:val="1"/>
+    <w:basedOn w:val="Normal"/>
+    <w:next w:val="Normal"/>
     <w:qFormat/>
-    <w:uiPriority w:val="0"/>
     <w:pPr>
       <w:keepNext/>
       <w:keepLines/>
@@ -6213,13 +6133,12 @@
       <w:sz w:val="44"/>
     </w:rPr>
   </w:style>
-  <w:style w:type="paragraph" w:styleId="3">
+  <w:style w:type="paragraph" w:styleId="Heading2">
     <w:name w:val="heading 2"/>
-    <w:basedOn w:val="1"/>
-    <w:next w:val="1"/>
+    <w:basedOn w:val="Normal"/>
+    <w:next w:val="Normal"/>
     <w:unhideWhenUsed/>
     <w:qFormat/>
-    <w:uiPriority w:val="0"/>
     <w:pPr>
       <w:keepNext/>
       <w:keepLines/>
@@ -6232,19 +6151,18 @@
       <w:outlineLvl w:val="1"/>
     </w:pPr>
     <w:rPr>
-      <w:rFonts w:ascii="Arial" w:hAnsi="Arial" w:eastAsia="黑体"/>
+      <w:rFonts w:ascii="Arial" w:eastAsia="黑体" w:hAnsi="Arial"/>
       <w:b/>
       <w:sz w:val="32"/>
     </w:rPr>
   </w:style>
-  <w:style w:type="paragraph" w:styleId="4">
+  <w:style w:type="paragraph" w:styleId="Heading3">
     <w:name w:val="heading 3"/>
-    <w:basedOn w:val="1"/>
-    <w:next w:val="1"/>
+    <w:basedOn w:val="Normal"/>
+    <w:next w:val="Normal"/>
     <w:semiHidden/>
     <w:unhideWhenUsed/>
     <w:qFormat/>
-    <w:uiPriority w:val="0"/>
     <w:pPr>
       <w:keepNext/>
       <w:keepLines/>
@@ -6261,13 +6179,12 @@
       <w:sz w:val="32"/>
     </w:rPr>
   </w:style>
-  <w:style w:type="paragraph" w:styleId="5">
+  <w:style w:type="paragraph" w:styleId="Heading4">
     <w:name w:val="heading 4"/>
-    <w:basedOn w:val="1"/>
-    <w:next w:val="1"/>
+    <w:basedOn w:val="Normal"/>
+    <w:next w:val="Normal"/>
     <w:unhideWhenUsed/>
     <w:qFormat/>
-    <w:uiPriority w:val="0"/>
     <w:pPr>
       <w:keepNext/>
       <w:keepLines/>
@@ -6280,19 +6197,18 @@
       <w:outlineLvl w:val="3"/>
     </w:pPr>
     <w:rPr>
-      <w:rFonts w:ascii="Arial" w:hAnsi="Arial" w:eastAsia="黑体"/>
+      <w:rFonts w:ascii="Arial" w:eastAsia="黑体" w:hAnsi="Arial"/>
       <w:b/>
       <w:sz w:val="28"/>
     </w:rPr>
   </w:style>
-  <w:style w:type="paragraph" w:styleId="6">
+  <w:style w:type="paragraph" w:styleId="Heading5">
     <w:name w:val="heading 5"/>
-    <w:basedOn w:val="1"/>
-    <w:next w:val="1"/>
+    <w:basedOn w:val="Normal"/>
+    <w:next w:val="Normal"/>
     <w:semiHidden/>
     <w:unhideWhenUsed/>
     <w:qFormat/>
-    <w:uiPriority w:val="0"/>
     <w:pPr>
       <w:keepNext/>
       <w:keepLines/>
@@ -6309,14 +6225,13 @@
       <w:sz w:val="28"/>
     </w:rPr>
   </w:style>
-  <w:style w:type="paragraph" w:styleId="7">
+  <w:style w:type="paragraph" w:styleId="Heading6">
     <w:name w:val="heading 6"/>
-    <w:basedOn w:val="1"/>
-    <w:next w:val="1"/>
+    <w:basedOn w:val="Normal"/>
+    <w:next w:val="Normal"/>
     <w:semiHidden/>
     <w:unhideWhenUsed/>
     <w:qFormat/>
-    <w:uiPriority w:val="0"/>
     <w:pPr>
       <w:keepNext/>
       <w:keepLines/>
@@ -6329,19 +6244,18 @@
       <w:outlineLvl w:val="5"/>
     </w:pPr>
     <w:rPr>
-      <w:rFonts w:ascii="Arial" w:hAnsi="Arial" w:eastAsia="黑体"/>
+      <w:rFonts w:ascii="Arial" w:eastAsia="黑体" w:hAnsi="Arial"/>
       <w:b/>
       <w:sz w:val="24"/>
     </w:rPr>
   </w:style>
-  <w:style w:type="paragraph" w:styleId="8">
+  <w:style w:type="paragraph" w:styleId="Heading7">
     <w:name w:val="heading 7"/>
-    <w:basedOn w:val="1"/>
-    <w:next w:val="1"/>
+    <w:basedOn w:val="Normal"/>
+    <w:next w:val="Normal"/>
     <w:semiHidden/>
     <w:unhideWhenUsed/>
     <w:qFormat/>
-    <w:uiPriority w:val="0"/>
     <w:pPr>
       <w:keepNext/>
       <w:keepLines/>
@@ -6358,14 +6272,13 @@
       <w:sz w:val="24"/>
     </w:rPr>
   </w:style>
-  <w:style w:type="paragraph" w:styleId="9">
+  <w:style w:type="paragraph" w:styleId="Heading8">
     <w:name w:val="heading 8"/>
-    <w:basedOn w:val="1"/>
-    <w:next w:val="1"/>
+    <w:basedOn w:val="Normal"/>
+    <w:next w:val="Normal"/>
     <w:semiHidden/>
     <w:unhideWhenUsed/>
     <w:qFormat/>
-    <w:uiPriority w:val="0"/>
     <w:pPr>
       <w:keepNext/>
       <w:keepLines/>
@@ -6378,18 +6291,17 @@
       <w:outlineLvl w:val="7"/>
     </w:pPr>
     <w:rPr>
-      <w:rFonts w:ascii="Arial" w:hAnsi="Arial" w:eastAsia="黑体"/>
+      <w:rFonts w:ascii="Arial" w:eastAsia="黑体" w:hAnsi="Arial"/>
       <w:sz w:val="24"/>
     </w:rPr>
   </w:style>
-  <w:style w:type="paragraph" w:styleId="10">
+  <w:style w:type="paragraph" w:styleId="Heading9">
     <w:name w:val="heading 9"/>
-    <w:basedOn w:val="1"/>
-    <w:next w:val="1"/>
+    <w:basedOn w:val="Normal"/>
+    <w:next w:val="Normal"/>
     <w:semiHidden/>
     <w:unhideWhenUsed/>
     <w:qFormat/>
-    <w:uiPriority w:val="0"/>
     <w:pPr>
       <w:keepNext/>
       <w:keepLines/>
@@ -6402,21 +6314,19 @@
       <w:outlineLvl w:val="8"/>
     </w:pPr>
     <w:rPr>
-      <w:rFonts w:ascii="Arial" w:hAnsi="Arial" w:eastAsia="黑体"/>
+      <w:rFonts w:ascii="Arial" w:eastAsia="黑体" w:hAnsi="Arial"/>
       <w:sz w:val="21"/>
     </w:rPr>
   </w:style>
-  <w:style w:type="character" w:default="1" w:styleId="22">
+  <w:style w:type="character" w:default="1" w:styleId="DefaultParagraphFont">
     <w:name w:val="Default Paragraph Font"/>
     <w:semiHidden/>
     <w:qFormat/>
-    <w:uiPriority w:val="0"/>
   </w:style>
-  <w:style w:type="table" w:default="1" w:styleId="20">
+  <w:style w:type="table" w:default="1" w:styleId="TableNormal">
     <w:name w:val="Normal Table"/>
     <w:semiHidden/>
     <w:qFormat/>
-    <w:uiPriority w:val="0"/>
     <w:tblPr>
       <w:tblCellMar>
         <w:top w:w="0" w:type="dxa"/>
@@ -6426,43 +6336,39 @@
       </w:tblCellMar>
     </w:tblPr>
   </w:style>
-  <w:style w:type="paragraph" w:styleId="11">
+  <w:style w:type="paragraph" w:styleId="CommentText">
     <w:name w:val="annotation text"/>
-    <w:basedOn w:val="1"/>
+    <w:basedOn w:val="Normal"/>
     <w:qFormat/>
-    <w:uiPriority w:val="0"/>
     <w:pPr>
       <w:jc w:val="left"/>
     </w:pPr>
   </w:style>
-  <w:style w:type="paragraph" w:styleId="12">
+  <w:style w:type="paragraph" w:styleId="BodyText">
     <w:name w:val="Body Text"/>
-    <w:basedOn w:val="1"/>
+    <w:basedOn w:val="Normal"/>
     <w:semiHidden/>
     <w:qFormat/>
-    <w:uiPriority w:val="0"/>
     <w:rPr>
-      <w:rFonts w:ascii="Arial" w:hAnsi="Arial" w:eastAsia="Arial" w:cs="Arial"/>
+      <w:rFonts w:ascii="Arial" w:eastAsia="Arial" w:hAnsi="Arial" w:cs="Arial"/>
       <w:sz w:val="21"/>
       <w:szCs w:val="21"/>
       <w:lang w:val="en-US" w:eastAsia="en-US" w:bidi="ar-SA"/>
     </w:rPr>
   </w:style>
-  <w:style w:type="paragraph" w:styleId="13">
+  <w:style w:type="paragraph" w:styleId="TOC3">
     <w:name w:val="toc 3"/>
-    <w:basedOn w:val="1"/>
-    <w:next w:val="1"/>
+    <w:basedOn w:val="Normal"/>
+    <w:next w:val="Normal"/>
     <w:qFormat/>
-    <w:uiPriority w:val="0"/>
     <w:pPr>
       <w:ind w:left="840" w:leftChars="400"/>
     </w:pPr>
   </w:style>
-  <w:style w:type="paragraph" w:styleId="14">
+  <w:style w:type="paragraph" w:styleId="Footer">
     <w:name w:val="footer"/>
-    <w:basedOn w:val="1"/>
+    <w:basedOn w:val="Normal"/>
     <w:qFormat/>
-    <w:uiPriority w:val="0"/>
     <w:pPr>
       <w:tabs>
         <w:tab w:val="center" w:pos="4153"/>
@@ -6475,17 +6381,16 @@
       <w:sz w:val="18"/>
     </w:rPr>
   </w:style>
-  <w:style w:type="paragraph" w:styleId="15">
+  <w:style w:type="paragraph" w:styleId="Header">
     <w:name w:val="header"/>
-    <w:basedOn w:val="1"/>
+    <w:basedOn w:val="Normal"/>
     <w:qFormat/>
-    <w:uiPriority w:val="0"/>
     <w:pPr>
       <w:pBdr>
-        <w:top w:val="none" w:color="auto" w:sz="0" w:space="0"/>
-        <w:left w:val="none" w:color="auto" w:sz="0" w:space="0"/>
-        <w:bottom w:val="none" w:color="auto" w:sz="0" w:space="0"/>
-        <w:right w:val="none" w:color="auto" w:sz="0" w:space="0"/>
+        <w:top w:val="nil"/>
+        <w:left w:val="nil"/>
+        <w:bottom w:val="nil"/>
+        <w:right w:val="nil"/>
       </w:pBdr>
       <w:tabs>
         <w:tab w:val="center" w:pos="4153"/>
@@ -6500,41 +6405,37 @@
       <w:sz w:val="18"/>
     </w:rPr>
   </w:style>
-  <w:style w:type="paragraph" w:styleId="16">
+  <w:style w:type="paragraph" w:styleId="TOC1">
     <w:name w:val="toc 1"/>
-    <w:basedOn w:val="1"/>
-    <w:next w:val="1"/>
+    <w:basedOn w:val="Normal"/>
+    <w:next w:val="Normal"/>
     <w:qFormat/>
-    <w:uiPriority w:val="0"/>
     <w:rPr>
-      <w:rFonts w:ascii="Arial" w:hAnsi="Arial" w:eastAsia="Microsoft JhengHei"/>
+      <w:rFonts w:ascii="Arial" w:eastAsia="Microsoft JhengHei" w:hAnsi="Arial"/>
       <w:sz w:val="24"/>
     </w:rPr>
   </w:style>
-  <w:style w:type="paragraph" w:styleId="17">
+  <w:style w:type="paragraph" w:styleId="TOC2">
     <w:name w:val="toc 2"/>
-    <w:basedOn w:val="1"/>
-    <w:next w:val="1"/>
+    <w:basedOn w:val="Normal"/>
+    <w:next w:val="Normal"/>
     <w:qFormat/>
-    <w:uiPriority w:val="0"/>
     <w:pPr>
       <w:ind w:left="420" w:leftChars="200"/>
     </w:pPr>
   </w:style>
-  <w:style w:type="paragraph" w:styleId="18">
+  <w:style w:type="paragraph" w:styleId="NormalWeb">
     <w:name w:val="Normal (Web)"/>
-    <w:basedOn w:val="1"/>
+    <w:basedOn w:val="Normal"/>
     <w:qFormat/>
-    <w:uiPriority w:val="0"/>
     <w:rPr>
       <w:sz w:val="24"/>
     </w:rPr>
   </w:style>
-  <w:style w:type="paragraph" w:styleId="19">
+  <w:style w:type="paragraph" w:styleId="Title">
     <w:name w:val="Title"/>
-    <w:basedOn w:val="1"/>
+    <w:basedOn w:val="Normal"/>
     <w:qFormat/>
-    <w:uiPriority w:val="0"/>
     <w:pPr>
       <w:spacing w:before="240" w:beforeLines="0" w:beforeAutospacing="0" w:after="60" w:afterLines="0" w:afterAutospacing="0"/>
       <w:jc w:val="center"/>
@@ -6546,73 +6447,68 @@
       <w:sz w:val="32"/>
     </w:rPr>
   </w:style>
-  <w:style w:type="table" w:styleId="21">
+  <w:style w:type="table" w:styleId="TableGrid">
     <w:name w:val="Table Grid"/>
-    <w:basedOn w:val="20"/>
+    <w:basedOn w:val="TableNormal"/>
     <w:qFormat/>
-    <w:uiPriority w:val="0"/>
     <w:pPr>
       <w:widowControl w:val="0"/>
       <w:jc w:val="both"/>
     </w:pPr>
     <w:tblPr>
       <w:tblBorders>
-        <w:top w:val="single" w:color="auto" w:sz="4" w:space="0"/>
-        <w:left w:val="single" w:color="auto" w:sz="4" w:space="0"/>
-        <w:bottom w:val="single" w:color="auto" w:sz="4" w:space="0"/>
-        <w:right w:val="single" w:color="auto" w:sz="4" w:space="0"/>
-        <w:insideH w:val="single" w:color="auto" w:sz="4" w:space="0"/>
-        <w:insideV w:val="single" w:color="auto" w:sz="4" w:space="0"/>
+        <w:top w:val="single" w:sz="4" w:space="0" w:color="auto"/>
+        <w:left w:val="single" w:sz="4" w:space="0" w:color="auto"/>
+        <w:bottom w:val="single" w:sz="4" w:space="0" w:color="auto"/>
+        <w:right w:val="single" w:sz="4" w:space="0" w:color="auto"/>
+        <w:insideH w:val="single" w:sz="4" w:space="0" w:color="auto"/>
+        <w:insideV w:val="single" w:sz="4" w:space="0" w:color="auto"/>
       </w:tblBorders>
     </w:tblPr>
   </w:style>
-  <w:style w:type="character" w:styleId="23">
+  <w:style w:type="character" w:styleId="Strong">
     <w:name w:val="Strong"/>
-    <w:basedOn w:val="22"/>
+    <w:basedOn w:val="DefaultParagraphFont"/>
     <w:qFormat/>
-    <w:uiPriority w:val="0"/>
     <w:rPr>
       <w:b/>
     </w:rPr>
   </w:style>
-  <w:style w:type="paragraph" w:customStyle="1" w:styleId="24">
+  <w:style w:type="paragraph" w:customStyle="1" w:styleId="a">
     <w:name w:val="柴_公司名"/>
-    <w:basedOn w:val="19"/>
+    <w:basedOn w:val="Title"/>
     <w:qFormat/>
-    <w:uiPriority w:val="0"/>
     <w:pPr>
       <w:spacing w:after="600" w:afterLines="600"/>
     </w:pPr>
     <w:rPr>
-      <w:rFonts w:hint="eastAsia" w:ascii="宋体" w:hAnsi="宋体" w:eastAsia="宋体" w:cs="宋体"/>
+      <w:rFonts w:ascii="宋体" w:eastAsia="宋体" w:hAnsi="宋体" w:cs="宋体" w:hint="eastAsia"/>
       <w:bCs/>
       <w:spacing w:val="-6"/>
       <w:sz w:val="52"/>
       <w:szCs w:val="52"/>
     </w:rPr>
   </w:style>
-  <w:style w:type="paragraph" w:customStyle="1" w:styleId="25">
+  <w:style w:type="paragraph" w:customStyle="1" w:styleId="a0">
     <w:name w:val="柴_文档名"/>
-    <w:basedOn w:val="19"/>
+    <w:basedOn w:val="Title"/>
     <w:qFormat/>
-    <w:uiPriority w:val="0"/>
     <w:pPr>
       <w:spacing w:after="900" w:afterLines="900"/>
     </w:pPr>
     <w:rPr>
-      <w:rFonts w:ascii="黑体" w:hAnsi="黑体" w:eastAsia="黑体" w:cs="黑体"/>
+      <w:rFonts w:ascii="黑体" w:eastAsia="黑体" w:hAnsi="黑体" w:cs="黑体"/>
       <w:bCs/>
       <w:spacing w:val="-7"/>
       <w:sz w:val="52"/>
       <w:szCs w:val="52"/>
     </w:rPr>
   </w:style>
-  <w:style w:type="table" w:customStyle="1" w:styleId="26">
+  <w:style w:type="table" w:customStyle="1" w:styleId="TableNormal0">
     <w:name w:val="Table Normal_0"/>
     <w:semiHidden/>
     <w:unhideWhenUsed/>
     <w:qFormat/>
-    <w:uiPriority w:val="0"/>
     <w:tblPr>
       <w:tblCellMar>
         <w:top w:w="0" w:type="dxa"/>
@@ -6622,87 +6518,81 @@
       </w:tblCellMar>
     </w:tblPr>
   </w:style>
-  <w:style w:type="paragraph" w:customStyle="1" w:styleId="27">
+  <w:style w:type="paragraph" w:customStyle="1" w:styleId="TableText">
     <w:name w:val="Table Text"/>
-    <w:basedOn w:val="1"/>
+    <w:basedOn w:val="Normal"/>
     <w:semiHidden/>
     <w:qFormat/>
-    <w:uiPriority w:val="0"/>
     <w:rPr>
-      <w:rFonts w:ascii="宋体" w:hAnsi="宋体" w:eastAsia="宋体" w:cs="宋体"/>
+      <w:rFonts w:ascii="宋体" w:eastAsia="宋体" w:hAnsi="宋体" w:cs="宋体"/>
       <w:sz w:val="21"/>
       <w:szCs w:val="21"/>
       <w:lang w:val="en-US" w:eastAsia="en-US" w:bidi="ar-SA"/>
     </w:rPr>
   </w:style>
-  <w:style w:type="paragraph" w:customStyle="1" w:styleId="28">
+  <w:style w:type="paragraph" w:customStyle="1" w:styleId="1">
     <w:name w:val="柴_标题1"/>
-    <w:basedOn w:val="2"/>
-    <w:next w:val="29"/>
-    <w:link w:val="38"/>
+    <w:basedOn w:val="Heading1"/>
+    <w:next w:val="a1"/>
+    <w:link w:val="1Char"/>
     <w:qFormat/>
-    <w:uiPriority w:val="0"/>
     <w:pPr>
       <w:spacing w:before="100" w:after="90" w:line="360" w:lineRule="auto"/>
     </w:pPr>
     <w:rPr>
-      <w:rFonts w:ascii="Arial" w:hAnsi="Arial" w:eastAsia="宋体"/>
+      <w:rFonts w:ascii="Arial" w:eastAsia="宋体" w:hAnsi="Arial"/>
       <w:sz w:val="32"/>
     </w:rPr>
   </w:style>
-  <w:style w:type="paragraph" w:customStyle="1" w:styleId="29">
+  <w:style w:type="paragraph" w:customStyle="1" w:styleId="a1">
     <w:name w:val="柴_正文"/>
-    <w:basedOn w:val="12"/>
-    <w:link w:val="42"/>
+    <w:basedOn w:val="BodyText"/>
+    <w:link w:val="Char"/>
     <w:qFormat/>
-    <w:uiPriority w:val="0"/>
     <w:pPr>
       <w:spacing w:line="360" w:lineRule="auto"/>
       <w:ind w:firstLine="470" w:firstLineChars="200"/>
     </w:pPr>
     <w:rPr>
-      <w:rFonts w:ascii="Arial" w:hAnsi="Arial" w:eastAsia="宋体"/>
+      <w:rFonts w:ascii="Arial" w:eastAsia="宋体" w:hAnsi="Arial"/>
       <w:sz w:val="24"/>
       <w:lang w:eastAsia="zh-CN"/>
     </w:rPr>
   </w:style>
-  <w:style w:type="paragraph" w:customStyle="1" w:styleId="30">
+  <w:style w:type="paragraph" w:customStyle="1" w:styleId="2">
     <w:name w:val="柴_标题2"/>
-    <w:basedOn w:val="3"/>
-    <w:next w:val="29"/>
+    <w:basedOn w:val="Heading2"/>
+    <w:next w:val="a1"/>
     <w:qFormat/>
-    <w:uiPriority w:val="0"/>
     <w:pPr>
       <w:spacing w:line="360" w:lineRule="auto"/>
     </w:pPr>
     <w:rPr>
-      <w:rFonts w:ascii="Arial" w:hAnsi="Arial" w:eastAsia="宋体"/>
+      <w:rFonts w:ascii="Arial" w:eastAsia="宋体" w:hAnsi="Arial"/>
       <w:sz w:val="28"/>
     </w:rPr>
   </w:style>
-  <w:style w:type="paragraph" w:customStyle="1" w:styleId="31">
+  <w:style w:type="paragraph" w:customStyle="1" w:styleId="3">
     <w:name w:val="柴_标题3"/>
-    <w:basedOn w:val="4"/>
-    <w:next w:val="29"/>
+    <w:basedOn w:val="Heading3"/>
+    <w:next w:val="a1"/>
     <w:qFormat/>
-    <w:uiPriority w:val="0"/>
     <w:pPr>
       <w:spacing w:line="360" w:lineRule="auto"/>
       <w:ind w:left="0" w:firstLine="472" w:firstLineChars="200"/>
     </w:pPr>
     <w:rPr>
-      <w:rFonts w:ascii="宋体" w:hAnsi="宋体" w:eastAsia="宋体" w:cs="宋体"/>
+      <w:rFonts w:ascii="宋体" w:eastAsia="宋体" w:hAnsi="宋体" w:cs="宋体"/>
       <w:spacing w:val="-2"/>
       <w:sz w:val="24"/>
       <w:szCs w:val="24"/>
     </w:rPr>
   </w:style>
-  <w:style w:type="paragraph" w:customStyle="1" w:styleId="32">
+  <w:style w:type="paragraph" w:customStyle="1" w:styleId="a2">
     <w:name w:val="柴_目录"/>
-    <w:basedOn w:val="1"/>
-    <w:next w:val="12"/>
+    <w:basedOn w:val="Normal"/>
+    <w:next w:val="BodyText"/>
     <w:qFormat/>
-    <w:uiPriority w:val="0"/>
     <w:pPr>
       <w:tabs>
         <w:tab w:val="right" w:leader="dot" w:pos="8442"/>
@@ -6710,64 +6600,59 @@
       <w:ind w:left="0" w:leftChars="0"/>
     </w:pPr>
     <w:rPr>
-      <w:rFonts w:ascii="Arial" w:hAnsi="Arial" w:eastAsia="Microsoft JhengHei"/>
+      <w:rFonts w:ascii="Arial" w:eastAsia="Microsoft JhengHei" w:hAnsi="Arial"/>
       <w:sz w:val="24"/>
     </w:rPr>
   </w:style>
-  <w:style w:type="paragraph" w:customStyle="1" w:styleId="33">
+  <w:style w:type="paragraph" w:customStyle="1" w:styleId="WPSOffice1">
     <w:name w:val="WPSOffice手动目录 1"/>
     <w:qFormat/>
-    <w:uiPriority w:val="0"/>
     <w:pPr>
       <w:ind w:leftChars="0"/>
     </w:pPr>
     <w:rPr>
-      <w:rFonts w:ascii="Times New Roman" w:hAnsi="Times New Roman" w:eastAsia="宋体" w:cs="Times New Roman"/>
+      <w:rFonts w:ascii="Times New Roman" w:eastAsia="宋体" w:hAnsi="Times New Roman" w:cs="Times New Roman"/>
       <w:sz w:val="20"/>
       <w:szCs w:val="20"/>
     </w:rPr>
   </w:style>
-  <w:style w:type="paragraph" w:customStyle="1" w:styleId="34">
+  <w:style w:type="paragraph" w:customStyle="1" w:styleId="WPSOffice2">
     <w:name w:val="WPSOffice手动目录 2"/>
     <w:qFormat/>
-    <w:uiPriority w:val="0"/>
     <w:pPr>
       <w:ind w:leftChars="200"/>
     </w:pPr>
     <w:rPr>
-      <w:rFonts w:ascii="Times New Roman" w:hAnsi="Times New Roman" w:eastAsia="宋体" w:cs="Times New Roman"/>
+      <w:rFonts w:ascii="Times New Roman" w:eastAsia="宋体" w:hAnsi="Times New Roman" w:cs="Times New Roman"/>
       <w:sz w:val="20"/>
       <w:szCs w:val="20"/>
     </w:rPr>
   </w:style>
-  <w:style w:type="paragraph" w:customStyle="1" w:styleId="35">
+  <w:style w:type="paragraph" w:customStyle="1" w:styleId="WPSOffice3">
     <w:name w:val="WPSOffice手动目录 3"/>
     <w:qFormat/>
-    <w:uiPriority w:val="0"/>
     <w:pPr>
       <w:ind w:leftChars="400"/>
     </w:pPr>
     <w:rPr>
-      <w:rFonts w:ascii="Times New Roman" w:hAnsi="Times New Roman" w:eastAsia="宋体" w:cs="Times New Roman"/>
+      <w:rFonts w:ascii="Times New Roman" w:eastAsia="宋体" w:hAnsi="Times New Roman" w:cs="Times New Roman"/>
       <w:sz w:val="20"/>
       <w:szCs w:val="20"/>
     </w:rPr>
   </w:style>
-  <w:style w:type="paragraph" w:customStyle="1" w:styleId="36">
+  <w:style w:type="paragraph" w:customStyle="1" w:styleId="Compact">
     <w:name w:val="Compact"/>
-    <w:basedOn w:val="12"/>
+    <w:basedOn w:val="BodyText"/>
     <w:qFormat/>
-    <w:uiPriority w:val="0"/>
     <w:pPr>
       <w:spacing w:before="36" w:after="36"/>
     </w:pPr>
   </w:style>
-  <w:style w:type="table" w:customStyle="1" w:styleId="37">
+  <w:style w:type="table" w:customStyle="1" w:styleId="Table">
     <w:name w:val="Table"/>
     <w:semiHidden/>
     <w:unhideWhenUsed/>
     <w:qFormat/>
-    <w:uiPriority w:val="0"/>
     <w:tblPr>
       <w:tblCellMar>
         <w:top w:w="0" w:type="dxa"/>
@@ -6779,28 +6664,26 @@
     <w:tblStylePr w:type="firstRow">
       <w:tcPr>
         <w:tcBorders>
-          <w:bottom w:val="single" w:color="auto" w:sz="0" w:space="0"/>
+          <w:bottom w:val="single" w:sz="0" w:space="0" w:color="auto"/>
         </w:tcBorders>
         <w:vAlign w:val="bottom"/>
       </w:tcPr>
     </w:tblStylePr>
   </w:style>
-  <w:style w:type="character" w:customStyle="1" w:styleId="38">
+  <w:style w:type="character" w:customStyle="1" w:styleId="1Char">
     <w:name w:val="柴_标题1 Char"/>
-    <w:link w:val="28"/>
+    <w:link w:val="1"/>
     <w:qFormat/>
-    <w:uiPriority w:val="0"/>
     <w:rPr>
-      <w:rFonts w:ascii="Arial" w:hAnsi="Arial" w:eastAsia="宋体"/>
+      <w:rFonts w:ascii="Arial" w:eastAsia="宋体" w:hAnsi="Arial"/>
       <w:sz w:val="32"/>
     </w:rPr>
   </w:style>
-  <w:style w:type="table" w:customStyle="1" w:styleId="39">
+  <w:style w:type="table" w:customStyle="1" w:styleId="TableNormal1">
     <w:name w:val="Table Normal_1"/>
     <w:semiHidden/>
     <w:unhideWhenUsed/>
     <w:qFormat/>
-    <w:uiPriority w:val="0"/>
     <w:tblPr>
       <w:tblCellMar>
         <w:top w:w="0" w:type="dxa"/>
@@ -6810,11 +6693,10 @@
       </w:tblCellMar>
     </w:tblPr>
   </w:style>
-  <w:style w:type="paragraph" w:customStyle="1" w:styleId="40">
+  <w:style w:type="paragraph" w:customStyle="1" w:styleId="a3">
     <w:name w:val="柴_正文_无缩进"/>
-    <w:basedOn w:val="1"/>
+    <w:basedOn w:val="Normal"/>
     <w:qFormat/>
-    <w:uiPriority w:val="0"/>
     <w:pPr>
       <w:ind w:firstLine="0" w:firstLineChars="0"/>
     </w:pPr>
@@ -6824,31 +6706,29 @@
       <w:lang w:eastAsia="zh-CN"/>
     </w:rPr>
   </w:style>
-  <w:style w:type="paragraph" w:customStyle="1" w:styleId="41">
+  <w:style w:type="paragraph" w:customStyle="1" w:styleId="4">
     <w:name w:val="柴_标题4"/>
-    <w:basedOn w:val="5"/>
-    <w:next w:val="1"/>
+    <w:basedOn w:val="Heading4"/>
+    <w:next w:val="Normal"/>
     <w:qFormat/>
-    <w:uiPriority w:val="0"/>
     <w:pPr>
       <w:widowControl w:val="0"/>
       <w:spacing w:before="160" w:line="360" w:lineRule="auto"/>
-      <w:ind w:left="981" w:leftChars="300" w:hanging="862"/>
+      <w:ind w:left="981" w:hanging="862" w:leftChars="300"/>
     </w:pPr>
     <w:rPr>
-      <w:rFonts w:hint="eastAsia" w:ascii="Calibri" w:hAnsi="Calibri" w:eastAsia="宋体" w:cs="宋体"/>
+      <w:rFonts w:ascii="Calibri" w:eastAsia="宋体" w:hAnsi="Calibri" w:cs="宋体" w:hint="eastAsia"/>
       <w:sz w:val="24"/>
       <w:szCs w:val="24"/>
       <w:lang w:eastAsia="zh-CN" w:bidi="zh-CN"/>
     </w:rPr>
   </w:style>
-  <w:style w:type="character" w:customStyle="1" w:styleId="42">
+  <w:style w:type="character" w:customStyle="1" w:styleId="Char">
     <w:name w:val="柴_正文 Char"/>
-    <w:link w:val="29"/>
+    <w:link w:val="a1"/>
     <w:qFormat/>
-    <w:uiPriority w:val="0"/>
     <w:rPr>
-      <w:rFonts w:ascii="Arial" w:hAnsi="Arial" w:eastAsia="宋体"/>
+      <w:rFonts w:ascii="Arial" w:eastAsia="宋体" w:hAnsi="Arial"/>
       <w:sz w:val="24"/>
       <w:lang w:eastAsia="zh-CN"/>
     </w:rPr>

--- a/5.人员管理/1.流程制度规范类文件/JXTX-05-07-人员入离职管理制度.docx
+++ b/5.人员管理/1.流程制度规范类文件/JXTX-05-07-人员入离职管理制度.docx
@@ -1,11 +1,10 @@
 
 <file path=word/document.xml><?xml version="1.0" encoding="utf-8"?>
-<w:document xmlns:wpc="http://schemas.microsoft.com/office/word/2010/wordprocessingCanvas" xmlns:mc="http://schemas.openxmlformats.org/markup-compatibility/2006" xmlns:o="urn:schemas-microsoft-com:office:office" xmlns:r="http://schemas.openxmlformats.org/officeDocument/2006/relationships" xmlns:m="http://schemas.openxmlformats.org/officeDocument/2006/math" xmlns:v="urn:schemas-microsoft-com:vml" xmlns:wp14="http://schemas.microsoft.com/office/word/2010/wordprocessingDrawing" xmlns:wp="http://schemas.openxmlformats.org/drawingml/2006/wordprocessingDrawing" xmlns:w10="urn:schemas-microsoft-com:office:word" xmlns:w="http://schemas.openxmlformats.org/wordprocessingml/2006/main" xmlns:w14="http://schemas.microsoft.com/office/word/2010/wordml" xmlns:w15="http://schemas.microsoft.com/office/word/2012/wordml" xmlns:wne="http://schemas.microsoft.com/office/word/2006/wordml" xmlns:wpg="http://schemas.microsoft.com/office/word/2010/wordprocessingGroup" xmlns:wpi="http://schemas.microsoft.com/office/word/2010/wordprocessingInk" xmlns:wps="http://schemas.microsoft.com/office/word/2010/wordprocessingShape" mc:Ignorable="w14 w15 wp14">
-  <!-- Generated by Aspose.Words for .NET 13.3.0.1 -->
+<w:document xmlns:wpc="http://schemas.microsoft.com/office/word/2010/wordprocessingCanvas" xmlns:mc="http://schemas.openxmlformats.org/markup-compatibility/2006" xmlns:o="urn:schemas-microsoft-com:office:office" xmlns:r="http://schemas.openxmlformats.org/officeDocument/2006/relationships" xmlns:m="http://schemas.openxmlformats.org/officeDocument/2006/math" xmlns:v="urn:schemas-microsoft-com:vml" xmlns:wp14="http://schemas.microsoft.com/office/word/2010/wordprocessingDrawing" xmlns:wp="http://schemas.openxmlformats.org/drawingml/2006/wordprocessingDrawing" xmlns:w="http://schemas.openxmlformats.org/wordprocessingml/2006/main" xmlns:w14="http://schemas.microsoft.com/office/word/2010/wordml" xmlns:w10="urn:schemas-microsoft-com:office:word" xmlns:w15="http://schemas.microsoft.com/office/word/2012/wordml" xmlns:wpg="http://schemas.microsoft.com/office/word/2010/wordprocessingGroup" xmlns:wpi="http://schemas.microsoft.com/office/word/2010/wordprocessingInk" xmlns:wne="http://schemas.microsoft.com/office/word/2006/wordml" xmlns:wps="http://schemas.microsoft.com/office/word/2010/wordprocessingShape" xmlns:wpsCustomData="http://www.wps.cn/officeDocument/2013/wpsCustomData" mc:Ignorable="w14 w15 wp14">
   <w:body>
     <w:p>
       <w:pPr>
-        <w:pStyle w:val="a"/>
+        <w:pStyle w:val="24"/>
         <w:keepNext w:val="0"/>
         <w:keepLines w:val="0"/>
         <w:pageBreakBefore w:val="0"/>
@@ -22,10 +21,10 @@
         <w:spacing w:before="3120" w:beforeLines="1000"/>
         <w:textAlignment w:val="baseline"/>
       </w:pPr>
-      <w:bookmarkStart w:id="0" w:name="_Toc3816"/>
+      <w:bookmarkStart w:id="0" w:name="_Toc30189"/>
       <w:r>
         <w:drawing>
-          <wp:anchor distT="0" distB="0" distL="114300" distR="114300" simplePos="0" relativeHeight="251660288" behindDoc="1" locked="0" layoutInCell="1" allowOverlap="1">
+          <wp:anchor distT="0" distB="0" distL="114300" distR="114300" simplePos="0" relativeHeight="251661312" behindDoc="1" locked="0" layoutInCell="1" allowOverlap="1">
             <wp:simplePos x="0" y="0"/>
             <wp:positionH relativeFrom="column">
               <wp:posOffset>-19050</wp:posOffset>
@@ -50,7 +49,7 @@
                     </pic:cNvPicPr>
                   </pic:nvPicPr>
                   <pic:blipFill>
-                    <a:blip xmlns:r="http://schemas.openxmlformats.org/officeDocument/2006/relationships" r:embed="rId4"/>
+                    <a:blip r:embed="rId7"/>
                     <a:stretch>
                       <a:fillRect/>
                     </a:stretch>
@@ -76,7 +75,7 @@
       </w:r>
       <w:r>
         <w:drawing>
-          <wp:anchor distT="0" distB="0" distL="114300" distR="114300" simplePos="0" relativeHeight="251659264" behindDoc="1" locked="0" layoutInCell="1" allowOverlap="1">
+          <wp:anchor distT="0" distB="0" distL="114300" distR="114300" simplePos="0" relativeHeight="251660288" behindDoc="1" locked="0" layoutInCell="1" allowOverlap="1">
             <wp:simplePos x="0" y="0"/>
             <wp:positionH relativeFrom="column">
               <wp:posOffset>0</wp:posOffset>
@@ -101,7 +100,7 @@
                     </pic:cNvPicPr>
                   </pic:nvPicPr>
                   <pic:blipFill>
-                    <a:blip xmlns:r="http://schemas.openxmlformats.org/officeDocument/2006/relationships" r:embed="rId5"/>
+                    <a:blip r:embed="rId8"/>
                     <a:stretch>
                       <a:fillRect/>
                     </a:stretch>
@@ -131,7 +130,7 @@
           <w:lang w:val="en-US" w:eastAsia="zh-CN"/>
         </w:rPr>
         <w:drawing>
-          <wp:anchor distT="0" distB="0" distL="114300" distR="114300" simplePos="0" relativeHeight="251658240" behindDoc="1" locked="0" layoutInCell="1" allowOverlap="1">
+          <wp:anchor distT="0" distB="0" distL="114300" distR="114300" simplePos="0" relativeHeight="251659264" behindDoc="1" locked="0" layoutInCell="1" allowOverlap="1">
             <wp:simplePos x="0" y="0"/>
             <wp:positionH relativeFrom="column">
               <wp:posOffset>635</wp:posOffset>
@@ -156,7 +155,7 @@
                     </pic:cNvPicPr>
                   </pic:nvPicPr>
                   <pic:blipFill>
-                    <a:blip xmlns:r="http://schemas.openxmlformats.org/officeDocument/2006/relationships" r:embed="rId6">
+                    <a:blip r:embed="rId9">
                       <a:alphaModFix amt="58000"/>
                       <a:lum contrast="-52000"/>
                     </a:blip>
@@ -190,7 +189,7 @@
     </w:p>
     <w:p>
       <w:pPr>
-        <w:pStyle w:val="a0"/>
+        <w:pStyle w:val="25"/>
         <w:keepNext w:val="0"/>
         <w:keepLines w:val="0"/>
         <w:pageBreakBefore w:val="0"/>
@@ -211,7 +210,7 @@
           <w:lang w:val="en-US" w:eastAsia="zh-CN"/>
         </w:rPr>
       </w:pPr>
-      <w:bookmarkStart w:id="1" w:name="_Toc23169"/>
+      <w:bookmarkStart w:id="1" w:name="_Toc17684"/>
       <w:r>
         <w:rPr>
           <w:rFonts w:hint="eastAsia"/>
@@ -237,11 +236,11 @@
         <w:adjustRightInd w:val="0"/>
         <w:snapToGrid w:val="0"/>
         <w:spacing w:after="624" w:afterLines="200" w:line="219" w:lineRule="auto"/>
-        <w:ind w:left="0" w:right="0" w:firstLine="0" w:leftChars="0" w:rightChars="0" w:firstLineChars="0"/>
+        <w:ind w:left="0" w:leftChars="0" w:right="0" w:rightChars="0" w:firstLine="0" w:firstLineChars="0"/>
         <w:jc w:val="center"/>
         <w:textAlignment w:val="baseline"/>
         <w:rPr>
-          <w:rFonts w:ascii="宋体" w:eastAsia="宋体" w:hAnsi="宋体" w:cs="宋体" w:hint="default"/>
+          <w:rFonts w:hint="default" w:ascii="宋体" w:hAnsi="宋体" w:eastAsia="宋体" w:cs="宋体"/>
           <w:sz w:val="24"/>
           <w:szCs w:val="24"/>
           <w:lang w:val="en-US" w:eastAsia="zh-CN"/>
@@ -249,7 +248,7 @@
       </w:pPr>
       <w:r>
         <w:rPr>
-          <w:rFonts w:ascii="宋体" w:eastAsia="宋体" w:hAnsi="宋体" w:cs="宋体"/>
+          <w:rFonts w:ascii="宋体" w:hAnsi="宋体" w:eastAsia="宋体" w:cs="宋体"/>
           <w:b/>
           <w:bCs/>
           <w:spacing w:val="-3"/>
@@ -260,7 +259,7 @@
       </w:r>
       <w:r>
         <w:rPr>
-          <w:rFonts w:ascii="宋体" w:eastAsia="宋体" w:hAnsi="宋体" w:cs="宋体" w:hint="eastAsia"/>
+          <w:rFonts w:hint="eastAsia" w:ascii="宋体" w:hAnsi="宋体" w:eastAsia="宋体" w:cs="宋体"/>
           <w:b/>
           <w:bCs/>
           <w:spacing w:val="-3"/>
@@ -272,7 +271,7 @@
       </w:r>
       <w:r>
         <w:rPr>
-          <w:rFonts w:ascii="宋体" w:eastAsia="宋体" w:hAnsi="宋体" w:cs="宋体"/>
+          <w:rFonts w:ascii="宋体" w:hAnsi="宋体" w:eastAsia="宋体" w:cs="宋体"/>
           <w:b/>
           <w:bCs/>
           <w:spacing w:val="-3"/>
@@ -283,7 +282,7 @@
       </w:r>
       <w:r>
         <w:rPr>
-          <w:rFonts w:ascii="宋体" w:eastAsia="宋体" w:hAnsi="宋体" w:cs="宋体" w:hint="eastAsia"/>
+          <w:rFonts w:hint="eastAsia" w:ascii="宋体" w:hAnsi="宋体" w:eastAsia="宋体" w:cs="宋体"/>
           <w:b/>
           <w:bCs/>
           <w:spacing w:val="-3"/>
@@ -295,7 +294,7 @@
       </w:r>
       <w:r>
         <w:rPr>
-          <w:rFonts w:ascii="宋体" w:eastAsia="宋体" w:hAnsi="宋体" w:cs="宋体"/>
+          <w:rFonts w:ascii="宋体" w:hAnsi="宋体" w:eastAsia="宋体" w:cs="宋体"/>
           <w:b/>
           <w:bCs/>
           <w:spacing w:val="-3"/>
@@ -306,7 +305,7 @@
       </w:r>
       <w:r>
         <w:rPr>
-          <w:rFonts w:ascii="宋体" w:hAnsi="宋体" w:cs="宋体" w:hint="eastAsia"/>
+          <w:rFonts w:hint="eastAsia" w:ascii="宋体" w:hAnsi="宋体" w:cs="宋体"/>
           <w:b/>
           <w:bCs/>
           <w:spacing w:val="-3"/>
@@ -319,17 +318,18 @@
     </w:p>
     <w:tbl>
       <w:tblPr>
-        <w:tblStyle w:val="TableGrid"/>
+        <w:tblStyle w:val="21"/>
         <w:tblW w:w="0" w:type="auto"/>
         <w:jc w:val="center"/>
         <w:tblBorders>
-          <w:top w:val="nil"/>
-          <w:left w:val="nil"/>
-          <w:bottom w:val="nil"/>
-          <w:right w:val="nil"/>
-          <w:insideH w:val="nil"/>
-          <w:insideV w:val="nil"/>
+          <w:top w:val="none" w:color="auto" w:sz="0" w:space="0"/>
+          <w:left w:val="none" w:color="auto" w:sz="0" w:space="0"/>
+          <w:bottom w:val="none" w:color="auto" w:sz="0" w:space="0"/>
+          <w:right w:val="none" w:color="auto" w:sz="0" w:space="0"/>
+          <w:insideH w:val="none" w:color="auto" w:sz="0" w:space="0"/>
+          <w:insideV w:val="none" w:color="auto" w:sz="0" w:space="0"/>
         </w:tblBorders>
+        <w:tblLayout w:type="autofit"/>
         <w:tblCellMar>
           <w:top w:w="0" w:type="dxa"/>
           <w:left w:w="108" w:type="dxa"/>
@@ -343,15 +343,13 @@
       </w:tblGrid>
       <w:tr>
         <w:tblPrEx>
-          <w:tblW w:w="0" w:type="auto"/>
-          <w:jc w:val="center"/>
           <w:tblBorders>
-            <w:top w:val="nil"/>
-            <w:left w:val="nil"/>
-            <w:bottom w:val="nil"/>
-            <w:right w:val="nil"/>
-            <w:insideH w:val="nil"/>
-            <w:insideV w:val="nil"/>
+            <w:top w:val="none" w:color="auto" w:sz="0" w:space="0"/>
+            <w:left w:val="none" w:color="auto" w:sz="0" w:space="0"/>
+            <w:bottom w:val="none" w:color="auto" w:sz="0" w:space="0"/>
+            <w:right w:val="none" w:color="auto" w:sz="0" w:space="0"/>
+            <w:insideH w:val="none" w:color="auto" w:sz="0" w:space="0"/>
+            <w:insideV w:val="none" w:color="auto" w:sz="0" w:space="0"/>
           </w:tblBorders>
           <w:tblCellMar>
             <w:top w:w="0" w:type="dxa"/>
@@ -361,7 +359,7 @@
           </w:tblCellMar>
         </w:tblPrEx>
         <w:trPr>
-          <w:trHeight w:val="810"/>
+          <w:trHeight w:val="810" w:hRule="atLeast"/>
           <w:jc w:val="center"/>
         </w:trPr>
         <w:tc>
@@ -400,7 +398,7 @@
             </w:r>
             <w:r>
               <w:rPr>
-                <w:rFonts w:asciiTheme="minorAscii" w:eastAsiaTheme="minorEastAsia" w:hAnsiTheme="minorAscii" w:hint="default"/>
+                <w:rFonts w:hint="default" w:asciiTheme="minorAscii" w:hAnsiTheme="minorAscii" w:eastAsiaTheme="minorEastAsia"/>
                 <w:spacing w:val="227"/>
                 <w:sz w:val="21"/>
                 <w:vertAlign w:val="baseline"/>
@@ -455,7 +453,7 @@
             </w:r>
             <w:r>
               <w:rPr>
-                <w:rFonts w:asciiTheme="minorAscii" w:eastAsiaTheme="minorEastAsia" w:hAnsiTheme="minorAscii" w:hint="eastAsia"/>
+                <w:rFonts w:hint="eastAsia" w:asciiTheme="minorAscii" w:hAnsiTheme="minorAscii" w:eastAsiaTheme="minorEastAsia"/>
                 <w:spacing w:val="227"/>
                 <w:sz w:val="21"/>
                 <w:vertAlign w:val="baseline"/>
@@ -477,8 +475,14 @@
       </w:tr>
       <w:tr>
         <w:tblPrEx>
-          <w:tblW w:w="0" w:type="auto"/>
-          <w:jc w:val="center"/>
+          <w:tblBorders>
+            <w:top w:val="none" w:color="auto" w:sz="0" w:space="0"/>
+            <w:left w:val="none" w:color="auto" w:sz="0" w:space="0"/>
+            <w:bottom w:val="none" w:color="auto" w:sz="0" w:space="0"/>
+            <w:right w:val="none" w:color="auto" w:sz="0" w:space="0"/>
+            <w:insideH w:val="none" w:color="auto" w:sz="0" w:space="0"/>
+            <w:insideV w:val="none" w:color="auto" w:sz="0" w:space="0"/>
+          </w:tblBorders>
           <w:tblCellMar>
             <w:top w:w="0" w:type="dxa"/>
             <w:left w:w="108" w:type="dxa"/>
@@ -487,7 +491,7 @@
           </w:tblCellMar>
         </w:tblPrEx>
         <w:trPr>
-          <w:trHeight w:val="810"/>
+          <w:trHeight w:val="810" w:hRule="atLeast"/>
           <w:jc w:val="center"/>
         </w:trPr>
         <w:tc>
@@ -512,7 +516,7 @@
               <w:snapToGrid w:val="0"/>
               <w:textAlignment w:val="baseline"/>
               <w:rPr>
-                <w:rFonts w:ascii="Arial" w:eastAsia="Arial" w:hAnsi="Arial" w:cs="Arial" w:hint="default"/>
+                <w:rFonts w:hint="default" w:ascii="Arial" w:hAnsi="Arial" w:eastAsia="Arial" w:cs="Arial"/>
                 <w:snapToGrid w:val="0"/>
                 <w:color w:val="000000"/>
                 <w:kern w:val="0"/>
@@ -544,7 +548,7 @@
             </w:r>
             <w:r>
               <w:rPr>
-                <w:rFonts w:asciiTheme="minorAscii" w:eastAsiaTheme="minorEastAsia" w:hAnsiTheme="minorAscii" w:hint="default"/>
+                <w:rFonts w:hint="default" w:asciiTheme="minorAscii" w:hAnsiTheme="minorAscii" w:eastAsiaTheme="minorEastAsia"/>
                 <w:spacing w:val="227"/>
                 <w:sz w:val="21"/>
                 <w:vertAlign w:val="baseline"/>
@@ -598,7 +602,7 @@
               <w:snapToGrid w:val="0"/>
               <w:textAlignment w:val="baseline"/>
               <w:rPr>
-                <w:rFonts w:ascii="Arial" w:eastAsia="Arial" w:hAnsi="Arial" w:cs="Arial" w:hint="default"/>
+                <w:rFonts w:hint="default" w:ascii="Arial" w:hAnsi="Arial" w:eastAsia="Arial" w:cs="Arial"/>
                 <w:snapToGrid w:val="0"/>
                 <w:color w:val="000000"/>
                 <w:kern w:val="0"/>
@@ -618,7 +622,7 @@
             </w:r>
             <w:r>
               <w:rPr>
-                <w:rFonts w:asciiTheme="minorAscii" w:eastAsiaTheme="minorEastAsia" w:hAnsiTheme="minorAscii" w:hint="eastAsia"/>
+                <w:rFonts w:hint="eastAsia" w:asciiTheme="minorAscii" w:hAnsiTheme="minorAscii" w:eastAsiaTheme="minorEastAsia"/>
                 <w:spacing w:val="227"/>
                 <w:sz w:val="21"/>
                 <w:vertAlign w:val="baseline"/>
@@ -640,8 +644,14 @@
       </w:tr>
       <w:tr>
         <w:tblPrEx>
-          <w:tblW w:w="0" w:type="auto"/>
-          <w:jc w:val="center"/>
+          <w:tblBorders>
+            <w:top w:val="none" w:color="auto" w:sz="0" w:space="0"/>
+            <w:left w:val="none" w:color="auto" w:sz="0" w:space="0"/>
+            <w:bottom w:val="none" w:color="auto" w:sz="0" w:space="0"/>
+            <w:right w:val="none" w:color="auto" w:sz="0" w:space="0"/>
+            <w:insideH w:val="none" w:color="auto" w:sz="0" w:space="0"/>
+            <w:insideV w:val="none" w:color="auto" w:sz="0" w:space="0"/>
+          </w:tblBorders>
           <w:tblCellMar>
             <w:top w:w="0" w:type="dxa"/>
             <w:left w:w="108" w:type="dxa"/>
@@ -650,7 +660,7 @@
           </w:tblCellMar>
         </w:tblPrEx>
         <w:trPr>
-          <w:trHeight w:val="635"/>
+          <w:trHeight w:val="635" w:hRule="atLeast"/>
           <w:jc w:val="center"/>
         </w:trPr>
         <w:tc>
@@ -701,7 +711,7 @@
             </w:r>
             <w:r>
               <w:rPr>
-                <w:rFonts w:asciiTheme="minorAscii" w:eastAsiaTheme="minorEastAsia" w:hAnsiTheme="minorAscii" w:hint="eastAsia"/>
+                <w:rFonts w:hint="eastAsia" w:asciiTheme="minorAscii" w:hAnsiTheme="minorAscii" w:eastAsiaTheme="minorEastAsia"/>
                 <w:spacing w:val="227"/>
                 <w:sz w:val="21"/>
                 <w:vertAlign w:val="baseline"/>
@@ -755,7 +765,7 @@
             </w:r>
             <w:r>
               <w:rPr>
-                <w:rFonts w:asciiTheme="minorAscii" w:eastAsiaTheme="minorEastAsia" w:hAnsiTheme="minorAscii" w:hint="eastAsia"/>
+                <w:rFonts w:hint="eastAsia" w:asciiTheme="minorAscii" w:hAnsiTheme="minorAscii" w:eastAsiaTheme="minorEastAsia"/>
                 <w:spacing w:val="227"/>
                 <w:sz w:val="21"/>
                 <w:vertAlign w:val="baseline"/>
@@ -816,14 +826,14 @@
         <w:ind w:left="3634"/>
         <w:textAlignment w:val="baseline"/>
         <w:rPr>
-          <w:rFonts w:ascii="宋体" w:eastAsia="宋体" w:hAnsi="宋体" w:cs="宋体"/>
+          <w:rFonts w:ascii="宋体" w:hAnsi="宋体" w:eastAsia="宋体" w:cs="宋体"/>
           <w:sz w:val="31"/>
           <w:szCs w:val="31"/>
         </w:rPr>
       </w:pPr>
       <w:r>
         <w:rPr>
-          <w:rFonts w:ascii="宋体" w:eastAsia="宋体" w:hAnsi="宋体" w:cs="宋体"/>
+          <w:rFonts w:ascii="宋体" w:hAnsi="宋体" w:eastAsia="宋体" w:cs="宋体"/>
           <w:b/>
           <w:bCs/>
           <w:spacing w:val="4"/>
@@ -835,16 +845,16 @@
     </w:p>
     <w:tbl>
       <w:tblPr>
-        <w:tblStyle w:val="TableNormal0"/>
+        <w:tblStyle w:val="26"/>
         <w:tblW w:w="8214" w:type="dxa"/>
         <w:jc w:val="center"/>
         <w:tblBorders>
-          <w:top w:val="single" w:sz="2" w:space="0" w:color="000000"/>
-          <w:left w:val="single" w:sz="2" w:space="0" w:color="000000"/>
-          <w:bottom w:val="single" w:sz="2" w:space="0" w:color="000000"/>
-          <w:right w:val="single" w:sz="2" w:space="0" w:color="000000"/>
-          <w:insideH w:val="single" w:sz="2" w:space="0" w:color="000000"/>
-          <w:insideV w:val="single" w:sz="2" w:space="0" w:color="000000"/>
+          <w:top w:val="single" w:color="000000" w:sz="2" w:space="0"/>
+          <w:left w:val="single" w:color="000000" w:sz="2" w:space="0"/>
+          <w:bottom w:val="single" w:color="000000" w:sz="2" w:space="0"/>
+          <w:right w:val="single" w:color="000000" w:sz="2" w:space="0"/>
+          <w:insideH w:val="single" w:color="000000" w:sz="2" w:space="0"/>
+          <w:insideV w:val="single" w:color="000000" w:sz="2" w:space="0"/>
         </w:tblBorders>
         <w:tblLayout w:type="fixed"/>
         <w:tblCellMar>
@@ -864,17 +874,14 @@
       </w:tblGrid>
       <w:tr>
         <w:tblPrEx>
-          <w:tblW w:w="8214" w:type="dxa"/>
-          <w:jc w:val="center"/>
           <w:tblBorders>
-            <w:top w:val="single" w:sz="2" w:space="0" w:color="000000"/>
-            <w:left w:val="single" w:sz="2" w:space="0" w:color="000000"/>
-            <w:bottom w:val="single" w:sz="2" w:space="0" w:color="000000"/>
-            <w:right w:val="single" w:sz="2" w:space="0" w:color="000000"/>
-            <w:insideH w:val="single" w:sz="2" w:space="0" w:color="000000"/>
-            <w:insideV w:val="single" w:sz="2" w:space="0" w:color="000000"/>
+            <w:top w:val="single" w:color="000000" w:sz="2" w:space="0"/>
+            <w:left w:val="single" w:color="000000" w:sz="2" w:space="0"/>
+            <w:bottom w:val="single" w:color="000000" w:sz="2" w:space="0"/>
+            <w:right w:val="single" w:color="000000" w:sz="2" w:space="0"/>
+            <w:insideH w:val="single" w:color="000000" w:sz="2" w:space="0"/>
+            <w:insideV w:val="single" w:color="000000" w:sz="2" w:space="0"/>
           </w:tblBorders>
-          <w:tblLayout w:type="fixed"/>
           <w:tblCellMar>
             <w:top w:w="0" w:type="dxa"/>
             <w:left w:w="0" w:type="dxa"/>
@@ -883,7 +890,7 @@
           </w:tblCellMar>
         </w:tblPrEx>
         <w:trPr>
-          <w:trHeight w:val="593"/>
+          <w:trHeight w:val="593" w:hRule="atLeast"/>
           <w:jc w:val="center"/>
         </w:trPr>
         <w:tc>
@@ -905,18 +912,18 @@
               <w:adjustRightInd w:val="0"/>
               <w:snapToGrid w:val="0"/>
               <w:spacing w:before="176" w:line="228" w:lineRule="auto"/>
-              <w:ind w:left="0" w:right="0" w:firstLine="0" w:leftChars="0" w:rightChars="0" w:firstLineChars="0"/>
+              <w:ind w:left="0" w:leftChars="0" w:right="0" w:rightChars="0" w:firstLine="0" w:firstLineChars="0"/>
               <w:jc w:val="center"/>
               <w:textAlignment w:val="baseline"/>
               <w:rPr>
-                <w:rFonts w:ascii="宋体" w:eastAsia="宋体" w:hAnsi="宋体" w:cs="宋体"/>
+                <w:rFonts w:ascii="宋体" w:hAnsi="宋体" w:eastAsia="宋体" w:cs="宋体"/>
                 <w:sz w:val="20"/>
                 <w:szCs w:val="20"/>
               </w:rPr>
             </w:pPr>
             <w:r>
               <w:rPr>
-                <w:rFonts w:ascii="宋体" w:hAnsi="宋体" w:cs="宋体" w:hint="eastAsia"/>
+                <w:rFonts w:hint="eastAsia" w:ascii="宋体" w:hAnsi="宋体" w:cs="宋体"/>
                 <w:spacing w:val="-14"/>
                 <w:sz w:val="20"/>
                 <w:szCs w:val="20"/>
@@ -926,7 +933,7 @@
             </w:r>
             <w:r>
               <w:rPr>
-                <w:rFonts w:ascii="宋体" w:eastAsia="宋体" w:hAnsi="宋体" w:cs="宋体"/>
+                <w:rFonts w:ascii="宋体" w:hAnsi="宋体" w:eastAsia="宋体" w:cs="宋体"/>
                 <w:spacing w:val="-14"/>
                 <w:sz w:val="20"/>
                 <w:szCs w:val="20"/>
@@ -954,18 +961,18 @@
               <w:adjustRightInd w:val="0"/>
               <w:snapToGrid w:val="0"/>
               <w:spacing w:before="175" w:line="227" w:lineRule="auto"/>
-              <w:ind w:left="0" w:right="0" w:firstLine="0" w:leftChars="0" w:rightChars="0" w:firstLineChars="0"/>
+              <w:ind w:left="0" w:leftChars="0" w:right="0" w:rightChars="0" w:firstLine="0" w:firstLineChars="0"/>
               <w:jc w:val="center"/>
               <w:textAlignment w:val="baseline"/>
               <w:rPr>
-                <w:rFonts w:ascii="宋体" w:eastAsia="宋体" w:hAnsi="宋体" w:cs="宋体"/>
+                <w:rFonts w:ascii="宋体" w:hAnsi="宋体" w:eastAsia="宋体" w:cs="宋体"/>
                 <w:sz w:val="20"/>
                 <w:szCs w:val="20"/>
               </w:rPr>
             </w:pPr>
             <w:r>
               <w:rPr>
-                <w:rFonts w:ascii="宋体" w:eastAsia="宋体" w:hAnsi="宋体" w:cs="宋体"/>
+                <w:rFonts w:ascii="宋体" w:hAnsi="宋体" w:eastAsia="宋体" w:cs="宋体"/>
                 <w:spacing w:val="4"/>
                 <w:sz w:val="20"/>
                 <w:szCs w:val="20"/>
@@ -993,18 +1000,18 @@
               <w:adjustRightInd w:val="0"/>
               <w:snapToGrid w:val="0"/>
               <w:spacing w:before="175" w:line="228" w:lineRule="auto"/>
-              <w:ind w:left="0" w:right="0" w:firstLine="0" w:leftChars="0" w:rightChars="0" w:firstLineChars="0"/>
+              <w:ind w:left="0" w:leftChars="0" w:right="0" w:rightChars="0" w:firstLine="0" w:firstLineChars="0"/>
               <w:jc w:val="center"/>
               <w:textAlignment w:val="baseline"/>
               <w:rPr>
-                <w:rFonts w:ascii="宋体" w:eastAsia="宋体" w:hAnsi="宋体" w:cs="宋体"/>
+                <w:rFonts w:ascii="宋体" w:hAnsi="宋体" w:eastAsia="宋体" w:cs="宋体"/>
                 <w:sz w:val="20"/>
                 <w:szCs w:val="20"/>
               </w:rPr>
             </w:pPr>
             <w:r>
               <w:rPr>
-                <w:rFonts w:ascii="宋体" w:eastAsia="宋体" w:hAnsi="宋体" w:cs="宋体"/>
+                <w:rFonts w:ascii="宋体" w:hAnsi="宋体" w:eastAsia="宋体" w:cs="宋体"/>
                 <w:spacing w:val="7"/>
                 <w:sz w:val="20"/>
                 <w:szCs w:val="20"/>
@@ -1032,11 +1039,11 @@
               <w:adjustRightInd w:val="0"/>
               <w:snapToGrid w:val="0"/>
               <w:spacing w:before="175" w:line="228" w:lineRule="auto"/>
-              <w:ind w:left="0" w:right="0" w:firstLine="0" w:leftChars="0" w:rightChars="0" w:firstLineChars="0"/>
+              <w:ind w:left="0" w:leftChars="0" w:right="0" w:rightChars="0" w:firstLine="0" w:firstLineChars="0"/>
               <w:jc w:val="center"/>
               <w:textAlignment w:val="baseline"/>
               <w:rPr>
-                <w:rFonts w:ascii="宋体" w:eastAsia="宋体" w:hAnsi="宋体" w:cs="宋体" w:hint="eastAsia"/>
+                <w:rFonts w:hint="eastAsia" w:ascii="宋体" w:hAnsi="宋体" w:eastAsia="宋体" w:cs="宋体"/>
                 <w:spacing w:val="7"/>
                 <w:sz w:val="20"/>
                 <w:szCs w:val="20"/>
@@ -1045,7 +1052,7 @@
             </w:pPr>
             <w:r>
               <w:rPr>
-                <w:rFonts w:ascii="宋体" w:hAnsi="宋体" w:cs="宋体" w:hint="eastAsia"/>
+                <w:rFonts w:hint="eastAsia" w:ascii="宋体" w:hAnsi="宋体" w:cs="宋体"/>
                 <w:spacing w:val="7"/>
                 <w:sz w:val="20"/>
                 <w:szCs w:val="20"/>
@@ -1074,11 +1081,11 @@
               <w:adjustRightInd w:val="0"/>
               <w:snapToGrid w:val="0"/>
               <w:spacing w:before="175" w:line="228" w:lineRule="auto"/>
-              <w:ind w:left="0" w:right="0" w:firstLine="0" w:leftChars="0" w:rightChars="0" w:firstLineChars="0"/>
+              <w:ind w:left="0" w:leftChars="0" w:right="0" w:rightChars="0" w:firstLine="0" w:firstLineChars="0"/>
               <w:jc w:val="center"/>
               <w:textAlignment w:val="baseline"/>
               <w:rPr>
-                <w:rFonts w:ascii="宋体" w:hAnsi="宋体" w:cs="宋体" w:hint="default"/>
+                <w:rFonts w:hint="default" w:ascii="宋体" w:hAnsi="宋体" w:cs="宋体"/>
                 <w:spacing w:val="7"/>
                 <w:sz w:val="20"/>
                 <w:szCs w:val="20"/>
@@ -1087,7 +1094,7 @@
             </w:pPr>
             <w:r>
               <w:rPr>
-                <w:rFonts w:ascii="宋体" w:hAnsi="宋体" w:cs="宋体" w:hint="eastAsia"/>
+                <w:rFonts w:hint="eastAsia" w:ascii="宋体" w:hAnsi="宋体" w:cs="宋体"/>
                 <w:spacing w:val="7"/>
                 <w:sz w:val="20"/>
                 <w:szCs w:val="20"/>
@@ -1116,18 +1123,18 @@
               <w:adjustRightInd w:val="0"/>
               <w:snapToGrid w:val="0"/>
               <w:spacing w:before="176" w:line="229" w:lineRule="auto"/>
-              <w:ind w:left="0" w:right="0" w:firstLine="0" w:leftChars="0" w:rightChars="0" w:firstLineChars="0"/>
+              <w:ind w:left="0" w:leftChars="0" w:right="0" w:rightChars="0" w:firstLine="0" w:firstLineChars="0"/>
               <w:jc w:val="center"/>
               <w:textAlignment w:val="baseline"/>
               <w:rPr>
-                <w:rFonts w:ascii="宋体" w:eastAsia="宋体" w:hAnsi="宋体" w:cs="宋体"/>
+                <w:rFonts w:ascii="宋体" w:hAnsi="宋体" w:eastAsia="宋体" w:cs="宋体"/>
                 <w:sz w:val="20"/>
                 <w:szCs w:val="20"/>
               </w:rPr>
             </w:pPr>
             <w:r>
               <w:rPr>
-                <w:rFonts w:ascii="宋体" w:eastAsia="宋体" w:hAnsi="宋体" w:cs="宋体"/>
+                <w:rFonts w:ascii="宋体" w:hAnsi="宋体" w:eastAsia="宋体" w:cs="宋体"/>
                 <w:spacing w:val="7"/>
                 <w:sz w:val="20"/>
                 <w:szCs w:val="20"/>
@@ -1139,9 +1146,14 @@
       </w:tr>
       <w:tr>
         <w:tblPrEx>
-          <w:tblW w:w="8214" w:type="dxa"/>
-          <w:jc w:val="center"/>
-          <w:tblLayout w:type="fixed"/>
+          <w:tblBorders>
+            <w:top w:val="single" w:color="000000" w:sz="2" w:space="0"/>
+            <w:left w:val="single" w:color="000000" w:sz="2" w:space="0"/>
+            <w:bottom w:val="single" w:color="000000" w:sz="2" w:space="0"/>
+            <w:right w:val="single" w:color="000000" w:sz="2" w:space="0"/>
+            <w:insideH w:val="single" w:color="000000" w:sz="2" w:space="0"/>
+            <w:insideV w:val="single" w:color="000000" w:sz="2" w:space="0"/>
+          </w:tblBorders>
           <w:tblCellMar>
             <w:top w:w="0" w:type="dxa"/>
             <w:left w:w="0" w:type="dxa"/>
@@ -1150,7 +1162,7 @@
           </w:tblCellMar>
         </w:tblPrEx>
         <w:trPr>
-          <w:trHeight w:val="516"/>
+          <w:trHeight w:val="516" w:hRule="atLeast"/>
           <w:jc w:val="center"/>
         </w:trPr>
         <w:tc>
@@ -1172,11 +1184,11 @@
               <w:adjustRightInd w:val="0"/>
               <w:snapToGrid w:val="0"/>
               <w:spacing w:before="173" w:line="267" w:lineRule="exact"/>
-              <w:ind w:left="0" w:right="0" w:firstLine="0" w:leftChars="0" w:rightChars="0" w:firstLineChars="0"/>
+              <w:ind w:left="0" w:leftChars="0" w:right="0" w:rightChars="0" w:firstLine="0" w:firstLineChars="0"/>
               <w:jc w:val="center"/>
               <w:textAlignment w:val="baseline"/>
               <w:rPr>
-                <w:rFonts w:ascii="宋体" w:eastAsia="宋体" w:hAnsi="宋体" w:cs="宋体" w:hint="default"/>
+                <w:rFonts w:hint="default" w:ascii="宋体" w:hAnsi="宋体" w:eastAsia="宋体" w:cs="宋体"/>
                 <w:sz w:val="20"/>
                 <w:szCs w:val="20"/>
                 <w:lang w:val="en-US"/>
@@ -1184,7 +1196,7 @@
             </w:pPr>
             <w:r>
               <w:rPr>
-                <w:rFonts w:ascii="宋体" w:eastAsia="宋体" w:hAnsi="宋体" w:cs="宋体"/>
+                <w:rFonts w:ascii="宋体" w:hAnsi="宋体" w:eastAsia="宋体" w:cs="宋体"/>
                 <w:spacing w:val="3"/>
                 <w:position w:val="1"/>
                 <w:sz w:val="20"/>
@@ -1194,7 +1206,7 @@
             </w:r>
             <w:r>
               <w:rPr>
-                <w:rFonts w:ascii="宋体" w:hAnsi="宋体" w:cs="宋体" w:hint="eastAsia"/>
+                <w:rFonts w:hint="eastAsia" w:ascii="宋体" w:hAnsi="宋体" w:cs="宋体"/>
                 <w:spacing w:val="3"/>
                 <w:position w:val="1"/>
                 <w:sz w:val="20"/>
@@ -1205,7 +1217,7 @@
             </w:r>
             <w:r>
               <w:rPr>
-                <w:rFonts w:ascii="宋体" w:eastAsia="宋体" w:hAnsi="宋体" w:cs="宋体"/>
+                <w:rFonts w:ascii="宋体" w:hAnsi="宋体" w:eastAsia="宋体" w:cs="宋体"/>
                 <w:spacing w:val="3"/>
                 <w:position w:val="1"/>
                 <w:sz w:val="20"/>
@@ -1215,7 +1227,7 @@
             </w:r>
             <w:r>
               <w:rPr>
-                <w:rFonts w:ascii="宋体" w:hAnsi="宋体" w:cs="宋体" w:hint="eastAsia"/>
+                <w:rFonts w:hint="eastAsia" w:ascii="宋体" w:hAnsi="宋体" w:cs="宋体"/>
                 <w:spacing w:val="3"/>
                 <w:position w:val="1"/>
                 <w:sz w:val="20"/>
@@ -1245,18 +1257,18 @@
               <w:adjustRightInd w:val="0"/>
               <w:snapToGrid w:val="0"/>
               <w:spacing w:before="173" w:line="267" w:lineRule="exact"/>
-              <w:ind w:left="0" w:right="0" w:firstLine="0" w:leftChars="0" w:rightChars="0" w:firstLineChars="0"/>
+              <w:ind w:left="0" w:leftChars="0" w:right="0" w:rightChars="0" w:firstLine="0" w:firstLineChars="0"/>
               <w:jc w:val="center"/>
               <w:textAlignment w:val="baseline"/>
               <w:rPr>
-                <w:rFonts w:ascii="宋体" w:eastAsia="宋体" w:hAnsi="宋体" w:cs="宋体"/>
+                <w:rFonts w:ascii="宋体" w:hAnsi="宋体" w:eastAsia="宋体" w:cs="宋体"/>
                 <w:sz w:val="20"/>
                 <w:szCs w:val="20"/>
               </w:rPr>
             </w:pPr>
             <w:r>
               <w:rPr>
-                <w:rFonts w:ascii="宋体" w:eastAsia="宋体" w:hAnsi="宋体" w:cs="宋体"/>
+                <w:rFonts w:ascii="宋体" w:hAnsi="宋体" w:eastAsia="宋体" w:cs="宋体"/>
                 <w:spacing w:val="4"/>
                 <w:position w:val="1"/>
                 <w:sz w:val="20"/>
@@ -1285,18 +1297,18 @@
               <w:adjustRightInd w:val="0"/>
               <w:snapToGrid w:val="0"/>
               <w:spacing w:before="172" w:line="228" w:lineRule="auto"/>
-              <w:ind w:left="0" w:right="0" w:firstLine="0" w:leftChars="0" w:rightChars="0" w:firstLineChars="0"/>
+              <w:ind w:left="0" w:leftChars="0" w:right="0" w:rightChars="0" w:firstLine="0" w:firstLineChars="0"/>
               <w:jc w:val="center"/>
               <w:textAlignment w:val="baseline"/>
               <w:rPr>
-                <w:rFonts w:ascii="宋体" w:eastAsia="宋体" w:hAnsi="宋体" w:cs="宋体"/>
+                <w:rFonts w:ascii="宋体" w:hAnsi="宋体" w:eastAsia="宋体" w:cs="宋体"/>
                 <w:sz w:val="20"/>
                 <w:szCs w:val="20"/>
               </w:rPr>
             </w:pPr>
             <w:r>
               <w:rPr>
-                <w:rFonts w:ascii="宋体" w:eastAsia="宋体" w:hAnsi="宋体" w:cs="宋体"/>
+                <w:rFonts w:ascii="宋体" w:hAnsi="宋体" w:eastAsia="宋体" w:cs="宋体"/>
                 <w:spacing w:val="200"/>
                 <w:kern w:val="0"/>
                 <w:sz w:val="20"/>
@@ -1306,7 +1318,7 @@
             </w:r>
             <w:r>
               <w:rPr>
-                <w:rFonts w:ascii="宋体" w:eastAsia="宋体" w:hAnsi="宋体" w:cs="宋体"/>
+                <w:rFonts w:ascii="宋体" w:hAnsi="宋体" w:eastAsia="宋体" w:cs="宋体"/>
                 <w:spacing w:val="0"/>
                 <w:kern w:val="0"/>
                 <w:sz w:val="20"/>
@@ -1335,11 +1347,11 @@
               <w:adjustRightInd w:val="0"/>
               <w:snapToGrid w:val="0"/>
               <w:spacing w:before="172" w:line="228" w:lineRule="auto"/>
-              <w:ind w:left="0" w:right="0" w:firstLine="0" w:leftChars="0" w:rightChars="0" w:firstLineChars="0"/>
+              <w:ind w:left="0" w:leftChars="0" w:right="0" w:rightChars="0" w:firstLine="0" w:firstLineChars="0"/>
               <w:jc w:val="center"/>
               <w:textAlignment w:val="baseline"/>
               <w:rPr>
-                <w:rFonts w:ascii="宋体" w:eastAsia="宋体" w:hAnsi="宋体" w:cs="宋体"/>
+                <w:rFonts w:ascii="宋体" w:hAnsi="宋体" w:eastAsia="宋体" w:cs="宋体"/>
                 <w:spacing w:val="200"/>
                 <w:kern w:val="0"/>
                 <w:sz w:val="20"/>
@@ -1348,7 +1360,7 @@
             </w:pPr>
             <w:r>
               <w:rPr>
-                <w:rFonts w:ascii="宋体" w:eastAsia="宋体" w:hAnsi="宋体" w:cs="宋体" w:hint="eastAsia"/>
+                <w:rFonts w:hint="eastAsia" w:ascii="宋体" w:hAnsi="宋体" w:eastAsia="宋体" w:cs="宋体"/>
                 <w:spacing w:val="200"/>
                 <w:kern w:val="0"/>
                 <w:sz w:val="20"/>
@@ -1359,7 +1371,7 @@
             </w:r>
             <w:r>
               <w:rPr>
-                <w:rFonts w:asciiTheme="minorAscii" w:eastAsiaTheme="minorEastAsia" w:hAnsiTheme="minorAscii" w:hint="eastAsia"/>
+                <w:rFonts w:hint="eastAsia" w:asciiTheme="minorAscii" w:hAnsiTheme="minorAscii" w:eastAsiaTheme="minorEastAsia"/>
                 <w:spacing w:val="0"/>
                 <w:kern w:val="0"/>
                 <w:sz w:val="21"/>
@@ -1389,11 +1401,11 @@
               <w:adjustRightInd w:val="0"/>
               <w:snapToGrid w:val="0"/>
               <w:spacing w:before="172" w:line="228" w:lineRule="auto"/>
-              <w:ind w:left="0" w:right="0" w:firstLine="0" w:leftChars="0" w:rightChars="0" w:firstLineChars="0"/>
+              <w:ind w:left="0" w:leftChars="0" w:right="0" w:rightChars="0" w:firstLine="0" w:firstLineChars="0"/>
               <w:jc w:val="center"/>
               <w:textAlignment w:val="baseline"/>
               <w:rPr>
-                <w:rFonts w:ascii="宋体" w:eastAsia="宋体" w:hAnsi="宋体" w:cs="宋体"/>
+                <w:rFonts w:ascii="宋体" w:hAnsi="宋体" w:eastAsia="宋体" w:cs="宋体"/>
                 <w:spacing w:val="200"/>
                 <w:kern w:val="0"/>
                 <w:sz w:val="20"/>
@@ -1402,7 +1414,7 @@
             </w:pPr>
             <w:r>
               <w:rPr>
-                <w:rFonts w:ascii="宋体" w:eastAsia="宋体" w:hAnsi="宋体" w:cs="宋体" w:hint="eastAsia"/>
+                <w:rFonts w:hint="eastAsia" w:ascii="宋体" w:hAnsi="宋体" w:eastAsia="宋体" w:cs="宋体"/>
                 <w:spacing w:val="200"/>
                 <w:kern w:val="0"/>
                 <w:sz w:val="20"/>
@@ -1412,7 +1424,7 @@
             </w:r>
             <w:r>
               <w:rPr>
-                <w:rFonts w:asciiTheme="minorAscii" w:eastAsiaTheme="minorEastAsia" w:hAnsiTheme="minorAscii" w:hint="eastAsia"/>
+                <w:rFonts w:hint="eastAsia" w:asciiTheme="minorAscii" w:hAnsiTheme="minorAscii" w:eastAsiaTheme="minorEastAsia"/>
                 <w:spacing w:val="0"/>
                 <w:kern w:val="0"/>
                 <w:sz w:val="21"/>
@@ -1442,18 +1454,18 @@
               <w:adjustRightInd w:val="0"/>
               <w:snapToGrid w:val="0"/>
               <w:spacing w:before="173" w:line="229" w:lineRule="auto"/>
-              <w:ind w:left="0" w:right="0" w:firstLine="0" w:leftChars="0" w:rightChars="0" w:firstLineChars="0"/>
+              <w:ind w:left="0" w:leftChars="0" w:right="0" w:rightChars="0" w:firstLine="0" w:firstLineChars="0"/>
               <w:jc w:val="center"/>
               <w:textAlignment w:val="baseline"/>
               <w:rPr>
-                <w:rFonts w:ascii="宋体" w:eastAsia="宋体" w:hAnsi="宋体" w:cs="宋体"/>
+                <w:rFonts w:ascii="宋体" w:hAnsi="宋体" w:eastAsia="宋体" w:cs="宋体"/>
                 <w:sz w:val="20"/>
                 <w:szCs w:val="20"/>
               </w:rPr>
             </w:pPr>
             <w:r>
               <w:rPr>
-                <w:rFonts w:asciiTheme="minorAscii" w:eastAsiaTheme="minorEastAsia" w:hAnsiTheme="minorAscii" w:hint="eastAsia"/>
+                <w:rFonts w:hint="eastAsia" w:asciiTheme="minorAscii" w:hAnsiTheme="minorAscii" w:eastAsiaTheme="minorEastAsia"/>
                 <w:spacing w:val="0"/>
                 <w:kern w:val="0"/>
                 <w:sz w:val="21"/>
@@ -1467,9 +1479,14 @@
       </w:tr>
       <w:tr>
         <w:tblPrEx>
-          <w:tblW w:w="8214" w:type="dxa"/>
-          <w:jc w:val="center"/>
-          <w:tblLayout w:type="fixed"/>
+          <w:tblBorders>
+            <w:top w:val="single" w:color="000000" w:sz="2" w:space="0"/>
+            <w:left w:val="single" w:color="000000" w:sz="2" w:space="0"/>
+            <w:bottom w:val="single" w:color="000000" w:sz="2" w:space="0"/>
+            <w:right w:val="single" w:color="000000" w:sz="2" w:space="0"/>
+            <w:insideH w:val="single" w:color="000000" w:sz="2" w:space="0"/>
+            <w:insideV w:val="single" w:color="000000" w:sz="2" w:space="0"/>
+          </w:tblBorders>
           <w:tblCellMar>
             <w:top w:w="0" w:type="dxa"/>
             <w:left w:w="0" w:type="dxa"/>
@@ -1478,7 +1495,7 @@
           </w:tblCellMar>
         </w:tblPrEx>
         <w:trPr>
-          <w:trHeight w:val="556"/>
+          <w:trHeight w:val="556" w:hRule="atLeast"/>
           <w:jc w:val="center"/>
         </w:trPr>
         <w:tc>
@@ -1487,7 +1504,7 @@
           </w:tcPr>
           <w:p>
             <w:pPr>
-              <w:pStyle w:val="TableText"/>
+              <w:pStyle w:val="27"/>
               <w:keepNext w:val="0"/>
               <w:keepLines w:val="0"/>
               <w:pageBreakBefore w:val="0"/>
@@ -1500,7 +1517,7 @@
               <w:bidi w:val="0"/>
               <w:adjustRightInd w:val="0"/>
               <w:snapToGrid w:val="0"/>
-              <w:ind w:left="0" w:right="0" w:firstLine="0" w:leftChars="0" w:rightChars="0" w:firstLineChars="0"/>
+              <w:ind w:left="0" w:leftChars="0" w:right="0" w:rightChars="0" w:firstLine="0" w:firstLineChars="0"/>
               <w:jc w:val="center"/>
               <w:textAlignment w:val="baseline"/>
             </w:pPr>
@@ -1512,7 +1529,7 @@
           </w:tcPr>
           <w:p>
             <w:pPr>
-              <w:pStyle w:val="TableText"/>
+              <w:pStyle w:val="27"/>
               <w:keepNext w:val="0"/>
               <w:keepLines w:val="0"/>
               <w:pageBreakBefore w:val="0"/>
@@ -1525,7 +1542,7 @@
               <w:bidi w:val="0"/>
               <w:adjustRightInd w:val="0"/>
               <w:snapToGrid w:val="0"/>
-              <w:ind w:left="0" w:right="0" w:firstLine="0" w:leftChars="0" w:rightChars="0" w:firstLineChars="0"/>
+              <w:ind w:left="0" w:leftChars="0" w:right="0" w:rightChars="0" w:firstLine="0" w:firstLineChars="0"/>
               <w:jc w:val="center"/>
               <w:textAlignment w:val="baseline"/>
             </w:pPr>
@@ -1537,7 +1554,7 @@
           </w:tcPr>
           <w:p>
             <w:pPr>
-              <w:pStyle w:val="TableText"/>
+              <w:pStyle w:val="27"/>
               <w:keepNext w:val="0"/>
               <w:keepLines w:val="0"/>
               <w:pageBreakBefore w:val="0"/>
@@ -1550,7 +1567,7 @@
               <w:bidi w:val="0"/>
               <w:adjustRightInd w:val="0"/>
               <w:snapToGrid w:val="0"/>
-              <w:ind w:left="0" w:right="0" w:firstLine="0" w:leftChars="0" w:rightChars="0" w:firstLineChars="0"/>
+              <w:ind w:left="0" w:leftChars="0" w:right="0" w:rightChars="0" w:firstLine="0" w:firstLineChars="0"/>
               <w:jc w:val="center"/>
               <w:textAlignment w:val="baseline"/>
             </w:pPr>
@@ -1562,7 +1579,7 @@
           </w:tcPr>
           <w:p>
             <w:pPr>
-              <w:pStyle w:val="TableText"/>
+              <w:pStyle w:val="27"/>
               <w:keepNext w:val="0"/>
               <w:keepLines w:val="0"/>
               <w:pageBreakBefore w:val="0"/>
@@ -1575,7 +1592,7 @@
               <w:bidi w:val="0"/>
               <w:adjustRightInd w:val="0"/>
               <w:snapToGrid w:val="0"/>
-              <w:ind w:left="0" w:right="0" w:firstLine="0" w:leftChars="0" w:rightChars="0" w:firstLineChars="0"/>
+              <w:ind w:left="0" w:leftChars="0" w:right="0" w:rightChars="0" w:firstLine="0" w:firstLineChars="0"/>
               <w:jc w:val="center"/>
               <w:textAlignment w:val="baseline"/>
             </w:pPr>
@@ -1587,7 +1604,7 @@
           </w:tcPr>
           <w:p>
             <w:pPr>
-              <w:pStyle w:val="TableText"/>
+              <w:pStyle w:val="27"/>
               <w:keepNext w:val="0"/>
               <w:keepLines w:val="0"/>
               <w:pageBreakBefore w:val="0"/>
@@ -1600,7 +1617,7 @@
               <w:bidi w:val="0"/>
               <w:adjustRightInd w:val="0"/>
               <w:snapToGrid w:val="0"/>
-              <w:ind w:left="0" w:right="0" w:firstLine="0" w:leftChars="0" w:rightChars="0" w:firstLineChars="0"/>
+              <w:ind w:left="0" w:leftChars="0" w:right="0" w:rightChars="0" w:firstLine="0" w:firstLineChars="0"/>
               <w:jc w:val="center"/>
               <w:textAlignment w:val="baseline"/>
             </w:pPr>
@@ -1612,7 +1629,7 @@
           </w:tcPr>
           <w:p>
             <w:pPr>
-              <w:pStyle w:val="TableText"/>
+              <w:pStyle w:val="27"/>
               <w:keepNext w:val="0"/>
               <w:keepLines w:val="0"/>
               <w:pageBreakBefore w:val="0"/>
@@ -1625,7 +1642,7 @@
               <w:bidi w:val="0"/>
               <w:adjustRightInd w:val="0"/>
               <w:snapToGrid w:val="0"/>
-              <w:ind w:left="0" w:right="0" w:firstLine="0" w:leftChars="0" w:rightChars="0" w:firstLineChars="0"/>
+              <w:ind w:left="0" w:leftChars="0" w:right="0" w:rightChars="0" w:firstLine="0" w:firstLineChars="0"/>
               <w:jc w:val="center"/>
               <w:textAlignment w:val="baseline"/>
             </w:pPr>
@@ -1634,9 +1651,14 @@
       </w:tr>
       <w:tr>
         <w:tblPrEx>
-          <w:tblW w:w="8214" w:type="dxa"/>
-          <w:jc w:val="center"/>
-          <w:tblLayout w:type="fixed"/>
+          <w:tblBorders>
+            <w:top w:val="single" w:color="000000" w:sz="2" w:space="0"/>
+            <w:left w:val="single" w:color="000000" w:sz="2" w:space="0"/>
+            <w:bottom w:val="single" w:color="000000" w:sz="2" w:space="0"/>
+            <w:right w:val="single" w:color="000000" w:sz="2" w:space="0"/>
+            <w:insideH w:val="single" w:color="000000" w:sz="2" w:space="0"/>
+            <w:insideV w:val="single" w:color="000000" w:sz="2" w:space="0"/>
+          </w:tblBorders>
           <w:tblCellMar>
             <w:top w:w="0" w:type="dxa"/>
             <w:left w:w="0" w:type="dxa"/>
@@ -1645,7 +1667,7 @@
           </w:tblCellMar>
         </w:tblPrEx>
         <w:trPr>
-          <w:trHeight w:val="556"/>
+          <w:trHeight w:val="556" w:hRule="atLeast"/>
           <w:jc w:val="center"/>
         </w:trPr>
         <w:tc>
@@ -1654,7 +1676,7 @@
           </w:tcPr>
           <w:p>
             <w:pPr>
-              <w:pStyle w:val="TableText"/>
+              <w:pStyle w:val="27"/>
               <w:keepNext w:val="0"/>
               <w:keepLines w:val="0"/>
               <w:pageBreakBefore w:val="0"/>
@@ -1667,7 +1689,7 @@
               <w:bidi w:val="0"/>
               <w:adjustRightInd w:val="0"/>
               <w:snapToGrid w:val="0"/>
-              <w:ind w:left="0" w:right="0" w:firstLine="0" w:leftChars="0" w:rightChars="0" w:firstLineChars="0"/>
+              <w:ind w:left="0" w:leftChars="0" w:right="0" w:rightChars="0" w:firstLine="0" w:firstLineChars="0"/>
               <w:jc w:val="center"/>
               <w:textAlignment w:val="baseline"/>
             </w:pPr>
@@ -1679,7 +1701,7 @@
           </w:tcPr>
           <w:p>
             <w:pPr>
-              <w:pStyle w:val="TableText"/>
+              <w:pStyle w:val="27"/>
               <w:keepNext w:val="0"/>
               <w:keepLines w:val="0"/>
               <w:pageBreakBefore w:val="0"/>
@@ -1692,7 +1714,7 @@
               <w:bidi w:val="0"/>
               <w:adjustRightInd w:val="0"/>
               <w:snapToGrid w:val="0"/>
-              <w:ind w:left="0" w:right="0" w:firstLine="0" w:leftChars="0" w:rightChars="0" w:firstLineChars="0"/>
+              <w:ind w:left="0" w:leftChars="0" w:right="0" w:rightChars="0" w:firstLine="0" w:firstLineChars="0"/>
               <w:jc w:val="center"/>
               <w:textAlignment w:val="baseline"/>
             </w:pPr>
@@ -1704,7 +1726,7 @@
           </w:tcPr>
           <w:p>
             <w:pPr>
-              <w:pStyle w:val="TableText"/>
+              <w:pStyle w:val="27"/>
               <w:keepNext w:val="0"/>
               <w:keepLines w:val="0"/>
               <w:pageBreakBefore w:val="0"/>
@@ -1717,7 +1739,7 @@
               <w:bidi w:val="0"/>
               <w:adjustRightInd w:val="0"/>
               <w:snapToGrid w:val="0"/>
-              <w:ind w:left="0" w:right="0" w:firstLine="0" w:leftChars="0" w:rightChars="0" w:firstLineChars="0"/>
+              <w:ind w:left="0" w:leftChars="0" w:right="0" w:rightChars="0" w:firstLine="0" w:firstLineChars="0"/>
               <w:jc w:val="center"/>
               <w:textAlignment w:val="baseline"/>
             </w:pPr>
@@ -1729,7 +1751,7 @@
           </w:tcPr>
           <w:p>
             <w:pPr>
-              <w:pStyle w:val="TableText"/>
+              <w:pStyle w:val="27"/>
               <w:keepNext w:val="0"/>
               <w:keepLines w:val="0"/>
               <w:pageBreakBefore w:val="0"/>
@@ -1742,7 +1764,7 @@
               <w:bidi w:val="0"/>
               <w:adjustRightInd w:val="0"/>
               <w:snapToGrid w:val="0"/>
-              <w:ind w:left="0" w:right="0" w:firstLine="0" w:leftChars="0" w:rightChars="0" w:firstLineChars="0"/>
+              <w:ind w:left="0" w:leftChars="0" w:right="0" w:rightChars="0" w:firstLine="0" w:firstLineChars="0"/>
               <w:jc w:val="center"/>
               <w:textAlignment w:val="baseline"/>
             </w:pPr>
@@ -1754,7 +1776,7 @@
           </w:tcPr>
           <w:p>
             <w:pPr>
-              <w:pStyle w:val="TableText"/>
+              <w:pStyle w:val="27"/>
               <w:keepNext w:val="0"/>
               <w:keepLines w:val="0"/>
               <w:pageBreakBefore w:val="0"/>
@@ -1767,7 +1789,7 @@
               <w:bidi w:val="0"/>
               <w:adjustRightInd w:val="0"/>
               <w:snapToGrid w:val="0"/>
-              <w:ind w:left="0" w:right="0" w:firstLine="0" w:leftChars="0" w:rightChars="0" w:firstLineChars="0"/>
+              <w:ind w:left="0" w:leftChars="0" w:right="0" w:rightChars="0" w:firstLine="0" w:firstLineChars="0"/>
               <w:jc w:val="center"/>
               <w:textAlignment w:val="baseline"/>
             </w:pPr>
@@ -1779,7 +1801,7 @@
           </w:tcPr>
           <w:p>
             <w:pPr>
-              <w:pStyle w:val="TableText"/>
+              <w:pStyle w:val="27"/>
               <w:keepNext w:val="0"/>
               <w:keepLines w:val="0"/>
               <w:pageBreakBefore w:val="0"/>
@@ -1792,7 +1814,7 @@
               <w:bidi w:val="0"/>
               <w:adjustRightInd w:val="0"/>
               <w:snapToGrid w:val="0"/>
-              <w:ind w:left="0" w:right="0" w:firstLine="0" w:leftChars="0" w:rightChars="0" w:firstLineChars="0"/>
+              <w:ind w:left="0" w:leftChars="0" w:right="0" w:rightChars="0" w:firstLine="0" w:firstLineChars="0"/>
               <w:jc w:val="center"/>
               <w:textAlignment w:val="baseline"/>
             </w:pPr>
@@ -1801,9 +1823,14 @@
       </w:tr>
       <w:tr>
         <w:tblPrEx>
-          <w:tblW w:w="8214" w:type="dxa"/>
-          <w:jc w:val="center"/>
-          <w:tblLayout w:type="fixed"/>
+          <w:tblBorders>
+            <w:top w:val="single" w:color="000000" w:sz="2" w:space="0"/>
+            <w:left w:val="single" w:color="000000" w:sz="2" w:space="0"/>
+            <w:bottom w:val="single" w:color="000000" w:sz="2" w:space="0"/>
+            <w:right w:val="single" w:color="000000" w:sz="2" w:space="0"/>
+            <w:insideH w:val="single" w:color="000000" w:sz="2" w:space="0"/>
+            <w:insideV w:val="single" w:color="000000" w:sz="2" w:space="0"/>
+          </w:tblBorders>
           <w:tblCellMar>
             <w:top w:w="0" w:type="dxa"/>
             <w:left w:w="0" w:type="dxa"/>
@@ -1812,7 +1839,7 @@
           </w:tblCellMar>
         </w:tblPrEx>
         <w:trPr>
-          <w:trHeight w:val="557"/>
+          <w:trHeight w:val="557" w:hRule="atLeast"/>
           <w:jc w:val="center"/>
         </w:trPr>
         <w:tc>
@@ -1821,7 +1848,7 @@
           </w:tcPr>
           <w:p>
             <w:pPr>
-              <w:pStyle w:val="TableText"/>
+              <w:pStyle w:val="27"/>
               <w:keepNext w:val="0"/>
               <w:keepLines w:val="0"/>
               <w:pageBreakBefore w:val="0"/>
@@ -1834,7 +1861,7 @@
               <w:bidi w:val="0"/>
               <w:adjustRightInd w:val="0"/>
               <w:snapToGrid w:val="0"/>
-              <w:ind w:left="0" w:right="0" w:firstLine="0" w:leftChars="0" w:rightChars="0" w:firstLineChars="0"/>
+              <w:ind w:left="0" w:leftChars="0" w:right="0" w:rightChars="0" w:firstLine="0" w:firstLineChars="0"/>
               <w:jc w:val="center"/>
               <w:textAlignment w:val="baseline"/>
             </w:pPr>
@@ -1846,7 +1873,7 @@
           </w:tcPr>
           <w:p>
             <w:pPr>
-              <w:pStyle w:val="TableText"/>
+              <w:pStyle w:val="27"/>
               <w:keepNext w:val="0"/>
               <w:keepLines w:val="0"/>
               <w:pageBreakBefore w:val="0"/>
@@ -1859,7 +1886,7 @@
               <w:bidi w:val="0"/>
               <w:adjustRightInd w:val="0"/>
               <w:snapToGrid w:val="0"/>
-              <w:ind w:left="0" w:right="0" w:firstLine="0" w:leftChars="0" w:rightChars="0" w:firstLineChars="0"/>
+              <w:ind w:left="0" w:leftChars="0" w:right="0" w:rightChars="0" w:firstLine="0" w:firstLineChars="0"/>
               <w:jc w:val="center"/>
               <w:textAlignment w:val="baseline"/>
             </w:pPr>
@@ -1871,7 +1898,7 @@
           </w:tcPr>
           <w:p>
             <w:pPr>
-              <w:pStyle w:val="TableText"/>
+              <w:pStyle w:val="27"/>
               <w:keepNext w:val="0"/>
               <w:keepLines w:val="0"/>
               <w:pageBreakBefore w:val="0"/>
@@ -1884,7 +1911,7 @@
               <w:bidi w:val="0"/>
               <w:adjustRightInd w:val="0"/>
               <w:snapToGrid w:val="0"/>
-              <w:ind w:left="0" w:right="0" w:firstLine="0" w:leftChars="0" w:rightChars="0" w:firstLineChars="0"/>
+              <w:ind w:left="0" w:leftChars="0" w:right="0" w:rightChars="0" w:firstLine="0" w:firstLineChars="0"/>
               <w:jc w:val="center"/>
               <w:textAlignment w:val="baseline"/>
             </w:pPr>
@@ -1896,7 +1923,7 @@
           </w:tcPr>
           <w:p>
             <w:pPr>
-              <w:pStyle w:val="TableText"/>
+              <w:pStyle w:val="27"/>
               <w:keepNext w:val="0"/>
               <w:keepLines w:val="0"/>
               <w:pageBreakBefore w:val="0"/>
@@ -1909,7 +1936,7 @@
               <w:bidi w:val="0"/>
               <w:adjustRightInd w:val="0"/>
               <w:snapToGrid w:val="0"/>
-              <w:ind w:left="0" w:right="0" w:firstLine="0" w:leftChars="0" w:rightChars="0" w:firstLineChars="0"/>
+              <w:ind w:left="0" w:leftChars="0" w:right="0" w:rightChars="0" w:firstLine="0" w:firstLineChars="0"/>
               <w:jc w:val="center"/>
               <w:textAlignment w:val="baseline"/>
             </w:pPr>
@@ -1921,7 +1948,7 @@
           </w:tcPr>
           <w:p>
             <w:pPr>
-              <w:pStyle w:val="TableText"/>
+              <w:pStyle w:val="27"/>
               <w:keepNext w:val="0"/>
               <w:keepLines w:val="0"/>
               <w:pageBreakBefore w:val="0"/>
@@ -1934,7 +1961,7 @@
               <w:bidi w:val="0"/>
               <w:adjustRightInd w:val="0"/>
               <w:snapToGrid w:val="0"/>
-              <w:ind w:left="0" w:right="0" w:firstLine="0" w:leftChars="0" w:rightChars="0" w:firstLineChars="0"/>
+              <w:ind w:left="0" w:leftChars="0" w:right="0" w:rightChars="0" w:firstLine="0" w:firstLineChars="0"/>
               <w:jc w:val="center"/>
               <w:textAlignment w:val="baseline"/>
             </w:pPr>
@@ -1946,7 +1973,7 @@
           </w:tcPr>
           <w:p>
             <w:pPr>
-              <w:pStyle w:val="TableText"/>
+              <w:pStyle w:val="27"/>
               <w:keepNext w:val="0"/>
               <w:keepLines w:val="0"/>
               <w:pageBreakBefore w:val="0"/>
@@ -1959,7 +1986,7 @@
               <w:bidi w:val="0"/>
               <w:adjustRightInd w:val="0"/>
               <w:snapToGrid w:val="0"/>
-              <w:ind w:left="0" w:right="0" w:firstLine="0" w:leftChars="0" w:rightChars="0" w:firstLineChars="0"/>
+              <w:ind w:left="0" w:leftChars="0" w:right="0" w:rightChars="0" w:firstLine="0" w:firstLineChars="0"/>
               <w:jc w:val="center"/>
               <w:textAlignment w:val="baseline"/>
             </w:pPr>
@@ -1991,7 +2018,7 @@
     <w:sdt>
       <w:sdtPr>
         <w:rPr>
-          <w:rFonts w:ascii="宋体" w:eastAsia="宋体" w:hAnsi="宋体" w:cs="宋体" w:hint="eastAsia"/>
+          <w:rFonts w:hint="eastAsia" w:ascii="宋体" w:hAnsi="宋体" w:eastAsia="宋体" w:cs="宋体"/>
           <w:snapToGrid w:val="0"/>
           <w:color w:val="000000"/>
           <w:kern w:val="0"/>
@@ -2007,7 +2034,7 @@
       </w:sdtPr>
       <w:sdtEndPr>
         <w:rPr>
-          <w:rFonts w:ascii="宋体" w:eastAsia="宋体" w:hAnsi="宋体" w:cs="宋体" w:hint="eastAsia"/>
+          <w:rFonts w:hint="eastAsia" w:ascii="宋体" w:hAnsi="宋体" w:eastAsia="宋体" w:cs="宋体"/>
           <w:snapToGrid w:val="0"/>
           <w:color w:val="000000"/>
           <w:kern w:val="0"/>
@@ -2033,18 +2060,18 @@
             <w:adjustRightInd w:val="0"/>
             <w:snapToGrid w:val="0"/>
             <w:spacing w:before="0" w:beforeLines="0" w:after="0" w:afterLines="0" w:line="240" w:lineRule="atLeast"/>
-            <w:ind w:left="0" w:right="0" w:firstLine="0" w:leftChars="0" w:rightChars="0" w:firstLineChars="0"/>
+            <w:ind w:left="0" w:leftChars="0" w:right="0" w:rightChars="0" w:firstLine="0" w:firstLineChars="0"/>
             <w:jc w:val="center"/>
             <w:textAlignment w:val="baseline"/>
             <w:rPr>
-              <w:rFonts w:ascii="宋体" w:eastAsia="宋体" w:hAnsi="宋体" w:cs="宋体" w:hint="eastAsia"/>
+              <w:rFonts w:hint="eastAsia" w:ascii="宋体" w:hAnsi="宋体" w:eastAsia="宋体" w:cs="宋体"/>
               <w:sz w:val="21"/>
               <w:szCs w:val="21"/>
             </w:rPr>
           </w:pPr>
           <w:r>
             <w:rPr>
-              <w:rFonts w:ascii="宋体" w:eastAsia="宋体" w:hAnsi="宋体" w:cs="宋体" w:hint="eastAsia"/>
+              <w:rFonts w:hint="eastAsia" w:ascii="宋体" w:hAnsi="宋体" w:eastAsia="宋体" w:cs="宋体"/>
               <w:sz w:val="21"/>
               <w:szCs w:val="21"/>
             </w:rPr>
@@ -2053,16 +2080,14 @@
         </w:p>
         <w:p>
           <w:pPr>
-            <w:pStyle w:val="TOC1"/>
+            <w:pStyle w:val="16"/>
             <w:tabs>
               <w:tab w:val="right" w:leader="dot" w:pos="8306"/>
             </w:tabs>
           </w:pPr>
-          <w:bookmarkStart w:id="2" w:name="_GoBack"/>
-          <w:bookmarkEnd w:id="2"/>
-          <w:r>
-            <w:rPr>
-              <w:rFonts w:ascii="宋体" w:eastAsia="宋体" w:hAnsi="宋体" w:cs="宋体" w:hint="eastAsia"/>
+          <w:r>
+            <w:rPr>
+              <w:rFonts w:hint="eastAsia" w:ascii="宋体" w:hAnsi="宋体" w:eastAsia="宋体" w:cs="宋体"/>
               <w:sz w:val="21"/>
               <w:szCs w:val="21"/>
             </w:rPr>
@@ -2070,7 +2095,7 @@
           </w:r>
           <w:r>
             <w:rPr>
-              <w:rFonts w:ascii="宋体" w:eastAsia="宋体" w:hAnsi="宋体" w:cs="宋体" w:hint="eastAsia"/>
+              <w:rFonts w:hint="eastAsia" w:ascii="宋体" w:hAnsi="宋体" w:eastAsia="宋体" w:cs="宋体"/>
               <w:sz w:val="21"/>
               <w:szCs w:val="21"/>
             </w:rPr>
@@ -2078,7 +2103,7 @@
           </w:r>
           <w:r>
             <w:rPr>
-              <w:rFonts w:ascii="宋体" w:eastAsia="宋体" w:hAnsi="宋体" w:cs="宋体" w:hint="eastAsia"/>
+              <w:rFonts w:hint="eastAsia" w:ascii="宋体" w:hAnsi="宋体" w:eastAsia="宋体" w:cs="宋体"/>
               <w:sz w:val="21"/>
               <w:szCs w:val="21"/>
             </w:rPr>
@@ -2086,21 +2111,21 @@
           </w:r>
           <w:r>
             <w:rPr>
-              <w:rFonts w:ascii="宋体" w:eastAsia="宋体" w:hAnsi="宋体" w:cs="宋体" w:hint="eastAsia"/>
+              <w:rFonts w:hint="eastAsia" w:ascii="宋体" w:hAnsi="宋体" w:eastAsia="宋体" w:cs="宋体"/>
               <w:szCs w:val="21"/>
             </w:rPr>
             <w:fldChar w:fldCharType="begin"/>
           </w:r>
           <w:r>
             <w:rPr>
-              <w:rFonts w:ascii="宋体" w:eastAsia="宋体" w:hAnsi="宋体" w:cs="宋体" w:hint="eastAsia"/>
-              <w:szCs w:val="21"/>
-            </w:rPr>
-            <w:instrText xml:space="preserve"> HYPERLINK \l _Toc3816 </w:instrText>
-          </w:r>
-          <w:r>
-            <w:rPr>
-              <w:rFonts w:ascii="宋体" w:eastAsia="宋体" w:hAnsi="宋体" w:cs="宋体" w:hint="eastAsia"/>
+              <w:rFonts w:hint="eastAsia" w:ascii="宋体" w:hAnsi="宋体" w:eastAsia="宋体" w:cs="宋体"/>
+              <w:szCs w:val="21"/>
+            </w:rPr>
+            <w:instrText xml:space="preserve"> HYPERLINK \l _Toc30189 </w:instrText>
+          </w:r>
+          <w:r>
+            <w:rPr>
+              <w:rFonts w:hint="eastAsia" w:ascii="宋体" w:hAnsi="宋体" w:eastAsia="宋体" w:cs="宋体"/>
               <w:szCs w:val="21"/>
             </w:rPr>
             <w:fldChar w:fldCharType="separate"/>
@@ -2119,7 +2144,7 @@
             <w:fldChar w:fldCharType="begin"/>
           </w:r>
           <w:r>
-            <w:instrText xml:space="preserve"> PAGEREF _Toc3816 \h </w:instrText>
+            <w:instrText xml:space="preserve"> PAGEREF _Toc30189 \h </w:instrText>
           </w:r>
           <w:r>
             <w:fldChar w:fldCharType="separate"/>
@@ -2132,7 +2157,7 @@
           </w:r>
           <w:r>
             <w:rPr>
-              <w:rFonts w:ascii="宋体" w:eastAsia="宋体" w:hAnsi="宋体" w:cs="宋体" w:hint="eastAsia"/>
+              <w:rFonts w:hint="eastAsia" w:ascii="宋体" w:hAnsi="宋体" w:eastAsia="宋体" w:cs="宋体"/>
               <w:szCs w:val="21"/>
             </w:rPr>
             <w:fldChar w:fldCharType="end"/>
@@ -2140,28 +2165,28 @@
         </w:p>
         <w:p>
           <w:pPr>
-            <w:pStyle w:val="TOC1"/>
+            <w:pStyle w:val="16"/>
             <w:tabs>
               <w:tab w:val="right" w:leader="dot" w:pos="8306"/>
             </w:tabs>
           </w:pPr>
           <w:r>
             <w:rPr>
-              <w:rFonts w:ascii="宋体" w:eastAsia="宋体" w:hAnsi="宋体" w:cs="宋体" w:hint="eastAsia"/>
+              <w:rFonts w:hint="eastAsia" w:ascii="宋体" w:hAnsi="宋体" w:eastAsia="宋体" w:cs="宋体"/>
               <w:szCs w:val="21"/>
             </w:rPr>
             <w:fldChar w:fldCharType="begin"/>
           </w:r>
           <w:r>
             <w:rPr>
-              <w:rFonts w:ascii="宋体" w:eastAsia="宋体" w:hAnsi="宋体" w:cs="宋体" w:hint="eastAsia"/>
-              <w:szCs w:val="21"/>
-            </w:rPr>
-            <w:instrText xml:space="preserve"> HYPERLINK \l _Toc23169 </w:instrText>
-          </w:r>
-          <w:r>
-            <w:rPr>
-              <w:rFonts w:ascii="宋体" w:eastAsia="宋体" w:hAnsi="宋体" w:cs="宋体" w:hint="eastAsia"/>
+              <w:rFonts w:hint="eastAsia" w:ascii="宋体" w:hAnsi="宋体" w:eastAsia="宋体" w:cs="宋体"/>
+              <w:szCs w:val="21"/>
+            </w:rPr>
+            <w:instrText xml:space="preserve"> HYPERLINK \l _Toc17684 </w:instrText>
+          </w:r>
+          <w:r>
+            <w:rPr>
+              <w:rFonts w:hint="eastAsia" w:ascii="宋体" w:hAnsi="宋体" w:eastAsia="宋体" w:cs="宋体"/>
               <w:szCs w:val="21"/>
             </w:rPr>
             <w:fldChar w:fldCharType="separate"/>
@@ -2180,7 +2205,7 @@
             <w:fldChar w:fldCharType="begin"/>
           </w:r>
           <w:r>
-            <w:instrText xml:space="preserve"> PAGEREF _Toc23169 \h </w:instrText>
+            <w:instrText xml:space="preserve"> PAGEREF _Toc17684 \h </w:instrText>
           </w:r>
           <w:r>
             <w:fldChar w:fldCharType="separate"/>
@@ -2193,7 +2218,7 @@
           </w:r>
           <w:r>
             <w:rPr>
-              <w:rFonts w:ascii="宋体" w:eastAsia="宋体" w:hAnsi="宋体" w:cs="宋体" w:hint="eastAsia"/>
+              <w:rFonts w:hint="eastAsia" w:ascii="宋体" w:hAnsi="宋体" w:eastAsia="宋体" w:cs="宋体"/>
               <w:szCs w:val="21"/>
             </w:rPr>
             <w:fldChar w:fldCharType="end"/>
@@ -2201,28 +2226,28 @@
         </w:p>
         <w:p>
           <w:pPr>
-            <w:pStyle w:val="TOC1"/>
+            <w:pStyle w:val="16"/>
             <w:tabs>
               <w:tab w:val="right" w:leader="dot" w:pos="8306"/>
             </w:tabs>
           </w:pPr>
           <w:r>
             <w:rPr>
-              <w:rFonts w:ascii="宋体" w:eastAsia="宋体" w:hAnsi="宋体" w:cs="宋体" w:hint="eastAsia"/>
+              <w:rFonts w:hint="eastAsia" w:ascii="宋体" w:hAnsi="宋体" w:eastAsia="宋体" w:cs="宋体"/>
               <w:szCs w:val="21"/>
             </w:rPr>
             <w:fldChar w:fldCharType="begin"/>
           </w:r>
           <w:r>
             <w:rPr>
-              <w:rFonts w:ascii="宋体" w:eastAsia="宋体" w:hAnsi="宋体" w:cs="宋体" w:hint="eastAsia"/>
-              <w:szCs w:val="21"/>
-            </w:rPr>
-            <w:instrText xml:space="preserve"> HYPERLINK \l _Toc10904 </w:instrText>
-          </w:r>
-          <w:r>
-            <w:rPr>
-              <w:rFonts w:ascii="宋体" w:eastAsia="宋体" w:hAnsi="宋体" w:cs="宋体" w:hint="eastAsia"/>
+              <w:rFonts w:hint="eastAsia" w:ascii="宋体" w:hAnsi="宋体" w:eastAsia="宋体" w:cs="宋体"/>
+              <w:szCs w:val="21"/>
+            </w:rPr>
+            <w:instrText xml:space="preserve"> HYPERLINK \l _Toc6429 </w:instrText>
+          </w:r>
+          <w:r>
+            <w:rPr>
+              <w:rFonts w:hint="eastAsia" w:ascii="宋体" w:hAnsi="宋体" w:eastAsia="宋体" w:cs="宋体"/>
               <w:szCs w:val="21"/>
             </w:rPr>
             <w:fldChar w:fldCharType="separate"/>
@@ -2241,7 +2266,7 @@
             <w:fldChar w:fldCharType="begin"/>
           </w:r>
           <w:r>
-            <w:instrText xml:space="preserve"> PAGEREF _Toc10904 \h </w:instrText>
+            <w:instrText xml:space="preserve"> PAGEREF _Toc6429 \h </w:instrText>
           </w:r>
           <w:r>
             <w:fldChar w:fldCharType="separate"/>
@@ -2254,7 +2279,7 @@
           </w:r>
           <w:r>
             <w:rPr>
-              <w:rFonts w:ascii="宋体" w:eastAsia="宋体" w:hAnsi="宋体" w:cs="宋体" w:hint="eastAsia"/>
+              <w:rFonts w:hint="eastAsia" w:ascii="宋体" w:hAnsi="宋体" w:eastAsia="宋体" w:cs="宋体"/>
               <w:szCs w:val="21"/>
             </w:rPr>
             <w:fldChar w:fldCharType="end"/>
@@ -2262,28 +2287,28 @@
         </w:p>
         <w:p>
           <w:pPr>
-            <w:pStyle w:val="TOC2"/>
+            <w:pStyle w:val="17"/>
             <w:tabs>
               <w:tab w:val="right" w:leader="dot" w:pos="8306"/>
             </w:tabs>
           </w:pPr>
           <w:r>
             <w:rPr>
-              <w:rFonts w:ascii="宋体" w:eastAsia="宋体" w:hAnsi="宋体" w:cs="宋体" w:hint="eastAsia"/>
+              <w:rFonts w:hint="eastAsia" w:ascii="宋体" w:hAnsi="宋体" w:eastAsia="宋体" w:cs="宋体"/>
               <w:szCs w:val="21"/>
             </w:rPr>
             <w:fldChar w:fldCharType="begin"/>
           </w:r>
           <w:r>
             <w:rPr>
-              <w:rFonts w:ascii="宋体" w:eastAsia="宋体" w:hAnsi="宋体" w:cs="宋体" w:hint="eastAsia"/>
-              <w:szCs w:val="21"/>
-            </w:rPr>
-            <w:instrText xml:space="preserve"> HYPERLINK \l _Toc18658 </w:instrText>
-          </w:r>
-          <w:r>
-            <w:rPr>
-              <w:rFonts w:ascii="宋体" w:eastAsia="宋体" w:hAnsi="宋体" w:cs="宋体" w:hint="eastAsia"/>
+              <w:rFonts w:hint="eastAsia" w:ascii="宋体" w:hAnsi="宋体" w:eastAsia="宋体" w:cs="宋体"/>
+              <w:szCs w:val="21"/>
+            </w:rPr>
+            <w:instrText xml:space="preserve"> HYPERLINK \l _Toc19258 </w:instrText>
+          </w:r>
+          <w:r>
+            <w:rPr>
+              <w:rFonts w:hint="eastAsia" w:ascii="宋体" w:hAnsi="宋体" w:eastAsia="宋体" w:cs="宋体"/>
               <w:szCs w:val="21"/>
             </w:rPr>
             <w:fldChar w:fldCharType="separate"/>
@@ -2302,7 +2327,7 @@
             <w:fldChar w:fldCharType="begin"/>
           </w:r>
           <w:r>
-            <w:instrText xml:space="preserve"> PAGEREF _Toc18658 \h </w:instrText>
+            <w:instrText xml:space="preserve"> PAGEREF _Toc19258 \h </w:instrText>
           </w:r>
           <w:r>
             <w:fldChar w:fldCharType="separate"/>
@@ -2315,7 +2340,7 @@
           </w:r>
           <w:r>
             <w:rPr>
-              <w:rFonts w:ascii="宋体" w:eastAsia="宋体" w:hAnsi="宋体" w:cs="宋体" w:hint="eastAsia"/>
+              <w:rFonts w:hint="eastAsia" w:ascii="宋体" w:hAnsi="宋体" w:eastAsia="宋体" w:cs="宋体"/>
               <w:szCs w:val="21"/>
             </w:rPr>
             <w:fldChar w:fldCharType="end"/>
@@ -2323,28 +2348,28 @@
         </w:p>
         <w:p>
           <w:pPr>
-            <w:pStyle w:val="TOC2"/>
+            <w:pStyle w:val="17"/>
             <w:tabs>
               <w:tab w:val="right" w:leader="dot" w:pos="8306"/>
             </w:tabs>
           </w:pPr>
           <w:r>
             <w:rPr>
-              <w:rFonts w:ascii="宋体" w:eastAsia="宋体" w:hAnsi="宋体" w:cs="宋体" w:hint="eastAsia"/>
+              <w:rFonts w:hint="eastAsia" w:ascii="宋体" w:hAnsi="宋体" w:eastAsia="宋体" w:cs="宋体"/>
               <w:szCs w:val="21"/>
             </w:rPr>
             <w:fldChar w:fldCharType="begin"/>
           </w:r>
           <w:r>
             <w:rPr>
-              <w:rFonts w:ascii="宋体" w:eastAsia="宋体" w:hAnsi="宋体" w:cs="宋体" w:hint="eastAsia"/>
-              <w:szCs w:val="21"/>
-            </w:rPr>
-            <w:instrText xml:space="preserve"> HYPERLINK \l _Toc3268 </w:instrText>
-          </w:r>
-          <w:r>
-            <w:rPr>
-              <w:rFonts w:ascii="宋体" w:eastAsia="宋体" w:hAnsi="宋体" w:cs="宋体" w:hint="eastAsia"/>
+              <w:rFonts w:hint="eastAsia" w:ascii="宋体" w:hAnsi="宋体" w:eastAsia="宋体" w:cs="宋体"/>
+              <w:szCs w:val="21"/>
+            </w:rPr>
+            <w:instrText xml:space="preserve"> HYPERLINK \l _Toc4647 </w:instrText>
+          </w:r>
+          <w:r>
+            <w:rPr>
+              <w:rFonts w:hint="eastAsia" w:ascii="宋体" w:hAnsi="宋体" w:eastAsia="宋体" w:cs="宋体"/>
               <w:szCs w:val="21"/>
             </w:rPr>
             <w:fldChar w:fldCharType="separate"/>
@@ -2363,7 +2388,7 @@
             <w:fldChar w:fldCharType="begin"/>
           </w:r>
           <w:r>
-            <w:instrText xml:space="preserve"> PAGEREF _Toc3268 \h </w:instrText>
+            <w:instrText xml:space="preserve"> PAGEREF _Toc4647 \h </w:instrText>
           </w:r>
           <w:r>
             <w:fldChar w:fldCharType="separate"/>
@@ -2376,7 +2401,7 @@
           </w:r>
           <w:r>
             <w:rPr>
-              <w:rFonts w:ascii="宋体" w:eastAsia="宋体" w:hAnsi="宋体" w:cs="宋体" w:hint="eastAsia"/>
+              <w:rFonts w:hint="eastAsia" w:ascii="宋体" w:hAnsi="宋体" w:eastAsia="宋体" w:cs="宋体"/>
               <w:szCs w:val="21"/>
             </w:rPr>
             <w:fldChar w:fldCharType="end"/>
@@ -2384,28 +2409,28 @@
         </w:p>
         <w:p>
           <w:pPr>
-            <w:pStyle w:val="TOC2"/>
+            <w:pStyle w:val="17"/>
             <w:tabs>
               <w:tab w:val="right" w:leader="dot" w:pos="8306"/>
             </w:tabs>
           </w:pPr>
           <w:r>
             <w:rPr>
-              <w:rFonts w:ascii="宋体" w:eastAsia="宋体" w:hAnsi="宋体" w:cs="宋体" w:hint="eastAsia"/>
+              <w:rFonts w:hint="eastAsia" w:ascii="宋体" w:hAnsi="宋体" w:eastAsia="宋体" w:cs="宋体"/>
               <w:szCs w:val="21"/>
             </w:rPr>
             <w:fldChar w:fldCharType="begin"/>
           </w:r>
           <w:r>
             <w:rPr>
-              <w:rFonts w:ascii="宋体" w:eastAsia="宋体" w:hAnsi="宋体" w:cs="宋体" w:hint="eastAsia"/>
-              <w:szCs w:val="21"/>
-            </w:rPr>
-            <w:instrText xml:space="preserve"> HYPERLINK \l _Toc17804 </w:instrText>
-          </w:r>
-          <w:r>
-            <w:rPr>
-              <w:rFonts w:ascii="宋体" w:eastAsia="宋体" w:hAnsi="宋体" w:cs="宋体" w:hint="eastAsia"/>
+              <w:rFonts w:hint="eastAsia" w:ascii="宋体" w:hAnsi="宋体" w:eastAsia="宋体" w:cs="宋体"/>
+              <w:szCs w:val="21"/>
+            </w:rPr>
+            <w:instrText xml:space="preserve"> HYPERLINK \l _Toc11715 </w:instrText>
+          </w:r>
+          <w:r>
+            <w:rPr>
+              <w:rFonts w:hint="eastAsia" w:ascii="宋体" w:hAnsi="宋体" w:eastAsia="宋体" w:cs="宋体"/>
               <w:szCs w:val="21"/>
             </w:rPr>
             <w:fldChar w:fldCharType="separate"/>
@@ -2424,7 +2449,7 @@
             <w:fldChar w:fldCharType="begin"/>
           </w:r>
           <w:r>
-            <w:instrText xml:space="preserve"> PAGEREF _Toc17804 \h </w:instrText>
+            <w:instrText xml:space="preserve"> PAGEREF _Toc11715 \h </w:instrText>
           </w:r>
           <w:r>
             <w:fldChar w:fldCharType="separate"/>
@@ -2437,7 +2462,7 @@
           </w:r>
           <w:r>
             <w:rPr>
-              <w:rFonts w:ascii="宋体" w:eastAsia="宋体" w:hAnsi="宋体" w:cs="宋体" w:hint="eastAsia"/>
+              <w:rFonts w:hint="eastAsia" w:ascii="宋体" w:hAnsi="宋体" w:eastAsia="宋体" w:cs="宋体"/>
               <w:szCs w:val="21"/>
             </w:rPr>
             <w:fldChar w:fldCharType="end"/>
@@ -2445,28 +2470,28 @@
         </w:p>
         <w:p>
           <w:pPr>
-            <w:pStyle w:val="TOC1"/>
+            <w:pStyle w:val="16"/>
             <w:tabs>
               <w:tab w:val="right" w:leader="dot" w:pos="8306"/>
             </w:tabs>
           </w:pPr>
           <w:r>
             <w:rPr>
-              <w:rFonts w:ascii="宋体" w:eastAsia="宋体" w:hAnsi="宋体" w:cs="宋体" w:hint="eastAsia"/>
+              <w:rFonts w:hint="eastAsia" w:ascii="宋体" w:hAnsi="宋体" w:eastAsia="宋体" w:cs="宋体"/>
               <w:szCs w:val="21"/>
             </w:rPr>
             <w:fldChar w:fldCharType="begin"/>
           </w:r>
           <w:r>
             <w:rPr>
-              <w:rFonts w:ascii="宋体" w:eastAsia="宋体" w:hAnsi="宋体" w:cs="宋体" w:hint="eastAsia"/>
-              <w:szCs w:val="21"/>
-            </w:rPr>
-            <w:instrText xml:space="preserve"> HYPERLINK \l _Toc11225 </w:instrText>
-          </w:r>
-          <w:r>
-            <w:rPr>
-              <w:rFonts w:ascii="宋体" w:eastAsia="宋体" w:hAnsi="宋体" w:cs="宋体" w:hint="eastAsia"/>
+              <w:rFonts w:hint="eastAsia" w:ascii="宋体" w:hAnsi="宋体" w:eastAsia="宋体" w:cs="宋体"/>
+              <w:szCs w:val="21"/>
+            </w:rPr>
+            <w:instrText xml:space="preserve"> HYPERLINK \l _Toc12598 </w:instrText>
+          </w:r>
+          <w:r>
+            <w:rPr>
+              <w:rFonts w:hint="eastAsia" w:ascii="宋体" w:hAnsi="宋体" w:eastAsia="宋体" w:cs="宋体"/>
               <w:szCs w:val="21"/>
             </w:rPr>
             <w:fldChar w:fldCharType="separate"/>
@@ -2485,7 +2510,7 @@
             <w:fldChar w:fldCharType="begin"/>
           </w:r>
           <w:r>
-            <w:instrText xml:space="preserve"> PAGEREF _Toc11225 \h </w:instrText>
+            <w:instrText xml:space="preserve"> PAGEREF _Toc12598 \h </w:instrText>
           </w:r>
           <w:r>
             <w:fldChar w:fldCharType="separate"/>
@@ -2498,7 +2523,7 @@
           </w:r>
           <w:r>
             <w:rPr>
-              <w:rFonts w:ascii="宋体" w:eastAsia="宋体" w:hAnsi="宋体" w:cs="宋体" w:hint="eastAsia"/>
+              <w:rFonts w:hint="eastAsia" w:ascii="宋体" w:hAnsi="宋体" w:eastAsia="宋体" w:cs="宋体"/>
               <w:szCs w:val="21"/>
             </w:rPr>
             <w:fldChar w:fldCharType="end"/>
@@ -2506,28 +2531,28 @@
         </w:p>
         <w:p>
           <w:pPr>
-            <w:pStyle w:val="TOC2"/>
+            <w:pStyle w:val="17"/>
             <w:tabs>
               <w:tab w:val="right" w:leader="dot" w:pos="8306"/>
             </w:tabs>
           </w:pPr>
           <w:r>
             <w:rPr>
-              <w:rFonts w:ascii="宋体" w:eastAsia="宋体" w:hAnsi="宋体" w:cs="宋体" w:hint="eastAsia"/>
+              <w:rFonts w:hint="eastAsia" w:ascii="宋体" w:hAnsi="宋体" w:eastAsia="宋体" w:cs="宋体"/>
               <w:szCs w:val="21"/>
             </w:rPr>
             <w:fldChar w:fldCharType="begin"/>
           </w:r>
           <w:r>
             <w:rPr>
-              <w:rFonts w:ascii="宋体" w:eastAsia="宋体" w:hAnsi="宋体" w:cs="宋体" w:hint="eastAsia"/>
-              <w:szCs w:val="21"/>
-            </w:rPr>
-            <w:instrText xml:space="preserve"> HYPERLINK \l _Toc11573 </w:instrText>
-          </w:r>
-          <w:r>
-            <w:rPr>
-              <w:rFonts w:ascii="宋体" w:eastAsia="宋体" w:hAnsi="宋体" w:cs="宋体" w:hint="eastAsia"/>
+              <w:rFonts w:hint="eastAsia" w:ascii="宋体" w:hAnsi="宋体" w:eastAsia="宋体" w:cs="宋体"/>
+              <w:szCs w:val="21"/>
+            </w:rPr>
+            <w:instrText xml:space="preserve"> HYPERLINK \l _Toc28087 </w:instrText>
+          </w:r>
+          <w:r>
+            <w:rPr>
+              <w:rFonts w:hint="eastAsia" w:ascii="宋体" w:hAnsi="宋体" w:eastAsia="宋体" w:cs="宋体"/>
               <w:szCs w:val="21"/>
             </w:rPr>
             <w:fldChar w:fldCharType="separate"/>
@@ -2546,7 +2571,7 @@
             <w:fldChar w:fldCharType="begin"/>
           </w:r>
           <w:r>
-            <w:instrText xml:space="preserve"> PAGEREF _Toc11573 \h </w:instrText>
+            <w:instrText xml:space="preserve"> PAGEREF _Toc28087 \h </w:instrText>
           </w:r>
           <w:r>
             <w:fldChar w:fldCharType="separate"/>
@@ -2559,7 +2584,7 @@
           </w:r>
           <w:r>
             <w:rPr>
-              <w:rFonts w:ascii="宋体" w:eastAsia="宋体" w:hAnsi="宋体" w:cs="宋体" w:hint="eastAsia"/>
+              <w:rFonts w:hint="eastAsia" w:ascii="宋体" w:hAnsi="宋体" w:eastAsia="宋体" w:cs="宋体"/>
               <w:szCs w:val="21"/>
             </w:rPr>
             <w:fldChar w:fldCharType="end"/>
@@ -2567,28 +2592,28 @@
         </w:p>
         <w:p>
           <w:pPr>
-            <w:pStyle w:val="TOC2"/>
+            <w:pStyle w:val="17"/>
             <w:tabs>
               <w:tab w:val="right" w:leader="dot" w:pos="8306"/>
             </w:tabs>
           </w:pPr>
           <w:r>
             <w:rPr>
-              <w:rFonts w:ascii="宋体" w:eastAsia="宋体" w:hAnsi="宋体" w:cs="宋体" w:hint="eastAsia"/>
+              <w:rFonts w:hint="eastAsia" w:ascii="宋体" w:hAnsi="宋体" w:eastAsia="宋体" w:cs="宋体"/>
               <w:szCs w:val="21"/>
             </w:rPr>
             <w:fldChar w:fldCharType="begin"/>
           </w:r>
           <w:r>
             <w:rPr>
-              <w:rFonts w:ascii="宋体" w:eastAsia="宋体" w:hAnsi="宋体" w:cs="宋体" w:hint="eastAsia"/>
-              <w:szCs w:val="21"/>
-            </w:rPr>
-            <w:instrText xml:space="preserve"> HYPERLINK \l _Toc6597 </w:instrText>
-          </w:r>
-          <w:r>
-            <w:rPr>
-              <w:rFonts w:ascii="宋体" w:eastAsia="宋体" w:hAnsi="宋体" w:cs="宋体" w:hint="eastAsia"/>
+              <w:rFonts w:hint="eastAsia" w:ascii="宋体" w:hAnsi="宋体" w:eastAsia="宋体" w:cs="宋体"/>
+              <w:szCs w:val="21"/>
+            </w:rPr>
+            <w:instrText xml:space="preserve"> HYPERLINK \l _Toc18065 </w:instrText>
+          </w:r>
+          <w:r>
+            <w:rPr>
+              <w:rFonts w:hint="eastAsia" w:ascii="宋体" w:hAnsi="宋体" w:eastAsia="宋体" w:cs="宋体"/>
               <w:szCs w:val="21"/>
             </w:rPr>
             <w:fldChar w:fldCharType="separate"/>
@@ -2607,7 +2632,7 @@
             <w:fldChar w:fldCharType="begin"/>
           </w:r>
           <w:r>
-            <w:instrText xml:space="preserve"> PAGEREF _Toc6597 \h </w:instrText>
+            <w:instrText xml:space="preserve"> PAGEREF _Toc18065 \h </w:instrText>
           </w:r>
           <w:r>
             <w:fldChar w:fldCharType="separate"/>
@@ -2620,7 +2645,7 @@
           </w:r>
           <w:r>
             <w:rPr>
-              <w:rFonts w:ascii="宋体" w:eastAsia="宋体" w:hAnsi="宋体" w:cs="宋体" w:hint="eastAsia"/>
+              <w:rFonts w:hint="eastAsia" w:ascii="宋体" w:hAnsi="宋体" w:eastAsia="宋体" w:cs="宋体"/>
               <w:szCs w:val="21"/>
             </w:rPr>
             <w:fldChar w:fldCharType="end"/>
@@ -2628,28 +2653,28 @@
         </w:p>
         <w:p>
           <w:pPr>
-            <w:pStyle w:val="TOC2"/>
+            <w:pStyle w:val="17"/>
             <w:tabs>
               <w:tab w:val="right" w:leader="dot" w:pos="8306"/>
             </w:tabs>
           </w:pPr>
           <w:r>
             <w:rPr>
-              <w:rFonts w:ascii="宋体" w:eastAsia="宋体" w:hAnsi="宋体" w:cs="宋体" w:hint="eastAsia"/>
+              <w:rFonts w:hint="eastAsia" w:ascii="宋体" w:hAnsi="宋体" w:eastAsia="宋体" w:cs="宋体"/>
               <w:szCs w:val="21"/>
             </w:rPr>
             <w:fldChar w:fldCharType="begin"/>
           </w:r>
           <w:r>
             <w:rPr>
-              <w:rFonts w:ascii="宋体" w:eastAsia="宋体" w:hAnsi="宋体" w:cs="宋体" w:hint="eastAsia"/>
-              <w:szCs w:val="21"/>
-            </w:rPr>
-            <w:instrText xml:space="preserve"> HYPERLINK \l _Toc6623 </w:instrText>
-          </w:r>
-          <w:r>
-            <w:rPr>
-              <w:rFonts w:ascii="宋体" w:eastAsia="宋体" w:hAnsi="宋体" w:cs="宋体" w:hint="eastAsia"/>
+              <w:rFonts w:hint="eastAsia" w:ascii="宋体" w:hAnsi="宋体" w:eastAsia="宋体" w:cs="宋体"/>
+              <w:szCs w:val="21"/>
+            </w:rPr>
+            <w:instrText xml:space="preserve"> HYPERLINK \l _Toc10273 </w:instrText>
+          </w:r>
+          <w:r>
+            <w:rPr>
+              <w:rFonts w:hint="eastAsia" w:ascii="宋体" w:hAnsi="宋体" w:eastAsia="宋体" w:cs="宋体"/>
               <w:szCs w:val="21"/>
             </w:rPr>
             <w:fldChar w:fldCharType="separate"/>
@@ -2668,7 +2693,7 @@
             <w:fldChar w:fldCharType="begin"/>
           </w:r>
           <w:r>
-            <w:instrText xml:space="preserve"> PAGEREF _Toc6623 \h </w:instrText>
+            <w:instrText xml:space="preserve"> PAGEREF _Toc10273 \h </w:instrText>
           </w:r>
           <w:r>
             <w:fldChar w:fldCharType="separate"/>
@@ -2681,7 +2706,7 @@
           </w:r>
           <w:r>
             <w:rPr>
-              <w:rFonts w:ascii="宋体" w:eastAsia="宋体" w:hAnsi="宋体" w:cs="宋体" w:hint="eastAsia"/>
+              <w:rFonts w:hint="eastAsia" w:ascii="宋体" w:hAnsi="宋体" w:eastAsia="宋体" w:cs="宋体"/>
               <w:szCs w:val="21"/>
             </w:rPr>
             <w:fldChar w:fldCharType="end"/>
@@ -2689,28 +2714,28 @@
         </w:p>
         <w:p>
           <w:pPr>
-            <w:pStyle w:val="TOC1"/>
+            <w:pStyle w:val="16"/>
             <w:tabs>
               <w:tab w:val="right" w:leader="dot" w:pos="8306"/>
             </w:tabs>
           </w:pPr>
           <w:r>
             <w:rPr>
-              <w:rFonts w:ascii="宋体" w:eastAsia="宋体" w:hAnsi="宋体" w:cs="宋体" w:hint="eastAsia"/>
+              <w:rFonts w:hint="eastAsia" w:ascii="宋体" w:hAnsi="宋体" w:eastAsia="宋体" w:cs="宋体"/>
               <w:szCs w:val="21"/>
             </w:rPr>
             <w:fldChar w:fldCharType="begin"/>
           </w:r>
           <w:r>
             <w:rPr>
-              <w:rFonts w:ascii="宋体" w:eastAsia="宋体" w:hAnsi="宋体" w:cs="宋体" w:hint="eastAsia"/>
-              <w:szCs w:val="21"/>
-            </w:rPr>
-            <w:instrText xml:space="preserve"> HYPERLINK \l _Toc16674 </w:instrText>
-          </w:r>
-          <w:r>
-            <w:rPr>
-              <w:rFonts w:ascii="宋体" w:eastAsia="宋体" w:hAnsi="宋体" w:cs="宋体" w:hint="eastAsia"/>
+              <w:rFonts w:hint="eastAsia" w:ascii="宋体" w:hAnsi="宋体" w:eastAsia="宋体" w:cs="宋体"/>
+              <w:szCs w:val="21"/>
+            </w:rPr>
+            <w:instrText xml:space="preserve"> HYPERLINK \l _Toc14733 </w:instrText>
+          </w:r>
+          <w:r>
+            <w:rPr>
+              <w:rFonts w:hint="eastAsia" w:ascii="宋体" w:hAnsi="宋体" w:eastAsia="宋体" w:cs="宋体"/>
               <w:szCs w:val="21"/>
             </w:rPr>
             <w:fldChar w:fldCharType="separate"/>
@@ -2729,7 +2754,7 @@
             <w:fldChar w:fldCharType="begin"/>
           </w:r>
           <w:r>
-            <w:instrText xml:space="preserve"> PAGEREF _Toc16674 \h </w:instrText>
+            <w:instrText xml:space="preserve"> PAGEREF _Toc14733 \h </w:instrText>
           </w:r>
           <w:r>
             <w:fldChar w:fldCharType="separate"/>
@@ -2742,7 +2767,7 @@
           </w:r>
           <w:r>
             <w:rPr>
-              <w:rFonts w:ascii="宋体" w:eastAsia="宋体" w:hAnsi="宋体" w:cs="宋体" w:hint="eastAsia"/>
+              <w:rFonts w:hint="eastAsia" w:ascii="宋体" w:hAnsi="宋体" w:eastAsia="宋体" w:cs="宋体"/>
               <w:szCs w:val="21"/>
             </w:rPr>
             <w:fldChar w:fldCharType="end"/>
@@ -2750,28 +2775,28 @@
         </w:p>
         <w:p>
           <w:pPr>
-            <w:pStyle w:val="TOC2"/>
+            <w:pStyle w:val="17"/>
             <w:tabs>
               <w:tab w:val="right" w:leader="dot" w:pos="8306"/>
             </w:tabs>
           </w:pPr>
           <w:r>
             <w:rPr>
-              <w:rFonts w:ascii="宋体" w:eastAsia="宋体" w:hAnsi="宋体" w:cs="宋体" w:hint="eastAsia"/>
+              <w:rFonts w:hint="eastAsia" w:ascii="宋体" w:hAnsi="宋体" w:eastAsia="宋体" w:cs="宋体"/>
               <w:szCs w:val="21"/>
             </w:rPr>
             <w:fldChar w:fldCharType="begin"/>
           </w:r>
           <w:r>
             <w:rPr>
-              <w:rFonts w:ascii="宋体" w:eastAsia="宋体" w:hAnsi="宋体" w:cs="宋体" w:hint="eastAsia"/>
-              <w:szCs w:val="21"/>
-            </w:rPr>
-            <w:instrText xml:space="preserve"> HYPERLINK \l _Toc10703 </w:instrText>
-          </w:r>
-          <w:r>
-            <w:rPr>
-              <w:rFonts w:ascii="宋体" w:eastAsia="宋体" w:hAnsi="宋体" w:cs="宋体" w:hint="eastAsia"/>
+              <w:rFonts w:hint="eastAsia" w:ascii="宋体" w:hAnsi="宋体" w:eastAsia="宋体" w:cs="宋体"/>
+              <w:szCs w:val="21"/>
+            </w:rPr>
+            <w:instrText xml:space="preserve"> HYPERLINK \l _Toc13220 </w:instrText>
+          </w:r>
+          <w:r>
+            <w:rPr>
+              <w:rFonts w:hint="eastAsia" w:ascii="宋体" w:hAnsi="宋体" w:eastAsia="宋体" w:cs="宋体"/>
               <w:szCs w:val="21"/>
             </w:rPr>
             <w:fldChar w:fldCharType="separate"/>
@@ -2790,7 +2815,7 @@
             <w:fldChar w:fldCharType="begin"/>
           </w:r>
           <w:r>
-            <w:instrText xml:space="preserve"> PAGEREF _Toc10703 \h </w:instrText>
+            <w:instrText xml:space="preserve"> PAGEREF _Toc13220 \h </w:instrText>
           </w:r>
           <w:r>
             <w:fldChar w:fldCharType="separate"/>
@@ -2803,7 +2828,7 @@
           </w:r>
           <w:r>
             <w:rPr>
-              <w:rFonts w:ascii="宋体" w:eastAsia="宋体" w:hAnsi="宋体" w:cs="宋体" w:hint="eastAsia"/>
+              <w:rFonts w:hint="eastAsia" w:ascii="宋体" w:hAnsi="宋体" w:eastAsia="宋体" w:cs="宋体"/>
               <w:szCs w:val="21"/>
             </w:rPr>
             <w:fldChar w:fldCharType="end"/>
@@ -2811,28 +2836,28 @@
         </w:p>
         <w:p>
           <w:pPr>
-            <w:pStyle w:val="TOC2"/>
+            <w:pStyle w:val="17"/>
             <w:tabs>
               <w:tab w:val="right" w:leader="dot" w:pos="8306"/>
             </w:tabs>
           </w:pPr>
           <w:r>
             <w:rPr>
-              <w:rFonts w:ascii="宋体" w:eastAsia="宋体" w:hAnsi="宋体" w:cs="宋体" w:hint="eastAsia"/>
+              <w:rFonts w:hint="eastAsia" w:ascii="宋体" w:hAnsi="宋体" w:eastAsia="宋体" w:cs="宋体"/>
               <w:szCs w:val="21"/>
             </w:rPr>
             <w:fldChar w:fldCharType="begin"/>
           </w:r>
           <w:r>
             <w:rPr>
-              <w:rFonts w:ascii="宋体" w:eastAsia="宋体" w:hAnsi="宋体" w:cs="宋体" w:hint="eastAsia"/>
-              <w:szCs w:val="21"/>
-            </w:rPr>
-            <w:instrText xml:space="preserve"> HYPERLINK \l _Toc5338 </w:instrText>
-          </w:r>
-          <w:r>
-            <w:rPr>
-              <w:rFonts w:ascii="宋体" w:eastAsia="宋体" w:hAnsi="宋体" w:cs="宋体" w:hint="eastAsia"/>
+              <w:rFonts w:hint="eastAsia" w:ascii="宋体" w:hAnsi="宋体" w:eastAsia="宋体" w:cs="宋体"/>
+              <w:szCs w:val="21"/>
+            </w:rPr>
+            <w:instrText xml:space="preserve"> HYPERLINK \l _Toc2111 </w:instrText>
+          </w:r>
+          <w:r>
+            <w:rPr>
+              <w:rFonts w:hint="eastAsia" w:ascii="宋体" w:hAnsi="宋体" w:eastAsia="宋体" w:cs="宋体"/>
               <w:szCs w:val="21"/>
             </w:rPr>
             <w:fldChar w:fldCharType="separate"/>
@@ -2851,7 +2876,7 @@
             <w:fldChar w:fldCharType="begin"/>
           </w:r>
           <w:r>
-            <w:instrText xml:space="preserve"> PAGEREF _Toc5338 \h </w:instrText>
+            <w:instrText xml:space="preserve"> PAGEREF _Toc2111 \h </w:instrText>
           </w:r>
           <w:r>
             <w:fldChar w:fldCharType="separate"/>
@@ -2864,7 +2889,7 @@
           </w:r>
           <w:r>
             <w:rPr>
-              <w:rFonts w:ascii="宋体" w:eastAsia="宋体" w:hAnsi="宋体" w:cs="宋体" w:hint="eastAsia"/>
+              <w:rFonts w:hint="eastAsia" w:ascii="宋体" w:hAnsi="宋体" w:eastAsia="宋体" w:cs="宋体"/>
               <w:szCs w:val="21"/>
             </w:rPr>
             <w:fldChar w:fldCharType="end"/>
@@ -2872,28 +2897,28 @@
         </w:p>
         <w:p>
           <w:pPr>
-            <w:pStyle w:val="TOC2"/>
+            <w:pStyle w:val="17"/>
             <w:tabs>
               <w:tab w:val="right" w:leader="dot" w:pos="8306"/>
             </w:tabs>
           </w:pPr>
           <w:r>
             <w:rPr>
-              <w:rFonts w:ascii="宋体" w:eastAsia="宋体" w:hAnsi="宋体" w:cs="宋体" w:hint="eastAsia"/>
+              <w:rFonts w:hint="eastAsia" w:ascii="宋体" w:hAnsi="宋体" w:eastAsia="宋体" w:cs="宋体"/>
               <w:szCs w:val="21"/>
             </w:rPr>
             <w:fldChar w:fldCharType="begin"/>
           </w:r>
           <w:r>
             <w:rPr>
-              <w:rFonts w:ascii="宋体" w:eastAsia="宋体" w:hAnsi="宋体" w:cs="宋体" w:hint="eastAsia"/>
-              <w:szCs w:val="21"/>
-            </w:rPr>
-            <w:instrText xml:space="preserve"> HYPERLINK \l _Toc25401 </w:instrText>
-          </w:r>
-          <w:r>
-            <w:rPr>
-              <w:rFonts w:ascii="宋体" w:eastAsia="宋体" w:hAnsi="宋体" w:cs="宋体" w:hint="eastAsia"/>
+              <w:rFonts w:hint="eastAsia" w:ascii="宋体" w:hAnsi="宋体" w:eastAsia="宋体" w:cs="宋体"/>
+              <w:szCs w:val="21"/>
+            </w:rPr>
+            <w:instrText xml:space="preserve"> HYPERLINK \l _Toc6141 </w:instrText>
+          </w:r>
+          <w:r>
+            <w:rPr>
+              <w:rFonts w:hint="eastAsia" w:ascii="宋体" w:hAnsi="宋体" w:eastAsia="宋体" w:cs="宋体"/>
               <w:szCs w:val="21"/>
             </w:rPr>
             <w:fldChar w:fldCharType="separate"/>
@@ -2912,7 +2937,7 @@
             <w:fldChar w:fldCharType="begin"/>
           </w:r>
           <w:r>
-            <w:instrText xml:space="preserve"> PAGEREF _Toc25401 \h </w:instrText>
+            <w:instrText xml:space="preserve"> PAGEREF _Toc6141 \h </w:instrText>
           </w:r>
           <w:r>
             <w:fldChar w:fldCharType="separate"/>
@@ -2925,7 +2950,7 @@
           </w:r>
           <w:r>
             <w:rPr>
-              <w:rFonts w:ascii="宋体" w:eastAsia="宋体" w:hAnsi="宋体" w:cs="宋体" w:hint="eastAsia"/>
+              <w:rFonts w:hint="eastAsia" w:ascii="宋体" w:hAnsi="宋体" w:eastAsia="宋体" w:cs="宋体"/>
               <w:szCs w:val="21"/>
             </w:rPr>
             <w:fldChar w:fldCharType="end"/>
@@ -2933,28 +2958,28 @@
         </w:p>
         <w:p>
           <w:pPr>
-            <w:pStyle w:val="TOC2"/>
+            <w:pStyle w:val="17"/>
             <w:tabs>
               <w:tab w:val="right" w:leader="dot" w:pos="8306"/>
             </w:tabs>
           </w:pPr>
           <w:r>
             <w:rPr>
-              <w:rFonts w:ascii="宋体" w:eastAsia="宋体" w:hAnsi="宋体" w:cs="宋体" w:hint="eastAsia"/>
+              <w:rFonts w:hint="eastAsia" w:ascii="宋体" w:hAnsi="宋体" w:eastAsia="宋体" w:cs="宋体"/>
               <w:szCs w:val="21"/>
             </w:rPr>
             <w:fldChar w:fldCharType="begin"/>
           </w:r>
           <w:r>
             <w:rPr>
-              <w:rFonts w:ascii="宋体" w:eastAsia="宋体" w:hAnsi="宋体" w:cs="宋体" w:hint="eastAsia"/>
-              <w:szCs w:val="21"/>
-            </w:rPr>
-            <w:instrText xml:space="preserve"> HYPERLINK \l _Toc3467 </w:instrText>
-          </w:r>
-          <w:r>
-            <w:rPr>
-              <w:rFonts w:ascii="宋体" w:eastAsia="宋体" w:hAnsi="宋体" w:cs="宋体" w:hint="eastAsia"/>
+              <w:rFonts w:hint="eastAsia" w:ascii="宋体" w:hAnsi="宋体" w:eastAsia="宋体" w:cs="宋体"/>
+              <w:szCs w:val="21"/>
+            </w:rPr>
+            <w:instrText xml:space="preserve"> HYPERLINK \l _Toc32130 </w:instrText>
+          </w:r>
+          <w:r>
+            <w:rPr>
+              <w:rFonts w:hint="eastAsia" w:ascii="宋体" w:hAnsi="宋体" w:eastAsia="宋体" w:cs="宋体"/>
               <w:szCs w:val="21"/>
             </w:rPr>
             <w:fldChar w:fldCharType="separate"/>
@@ -2973,7 +2998,7 @@
             <w:fldChar w:fldCharType="begin"/>
           </w:r>
           <w:r>
-            <w:instrText xml:space="preserve"> PAGEREF _Toc3467 \h </w:instrText>
+            <w:instrText xml:space="preserve"> PAGEREF _Toc32130 \h </w:instrText>
           </w:r>
           <w:r>
             <w:fldChar w:fldCharType="separate"/>
@@ -2986,7 +3011,7 @@
           </w:r>
           <w:r>
             <w:rPr>
-              <w:rFonts w:ascii="宋体" w:eastAsia="宋体" w:hAnsi="宋体" w:cs="宋体" w:hint="eastAsia"/>
+              <w:rFonts w:hint="eastAsia" w:ascii="宋体" w:hAnsi="宋体" w:eastAsia="宋体" w:cs="宋体"/>
               <w:szCs w:val="21"/>
             </w:rPr>
             <w:fldChar w:fldCharType="end"/>
@@ -2994,28 +3019,28 @@
         </w:p>
         <w:p>
           <w:pPr>
-            <w:pStyle w:val="TOC1"/>
+            <w:pStyle w:val="16"/>
             <w:tabs>
               <w:tab w:val="right" w:leader="dot" w:pos="8306"/>
             </w:tabs>
           </w:pPr>
           <w:r>
             <w:rPr>
-              <w:rFonts w:ascii="宋体" w:eastAsia="宋体" w:hAnsi="宋体" w:cs="宋体" w:hint="eastAsia"/>
+              <w:rFonts w:hint="eastAsia" w:ascii="宋体" w:hAnsi="宋体" w:eastAsia="宋体" w:cs="宋体"/>
               <w:szCs w:val="21"/>
             </w:rPr>
             <w:fldChar w:fldCharType="begin"/>
           </w:r>
           <w:r>
             <w:rPr>
-              <w:rFonts w:ascii="宋体" w:eastAsia="宋体" w:hAnsi="宋体" w:cs="宋体" w:hint="eastAsia"/>
-              <w:szCs w:val="21"/>
-            </w:rPr>
-            <w:instrText xml:space="preserve"> HYPERLINK \l _Toc17015 </w:instrText>
-          </w:r>
-          <w:r>
-            <w:rPr>
-              <w:rFonts w:ascii="宋体" w:eastAsia="宋体" w:hAnsi="宋体" w:cs="宋体" w:hint="eastAsia"/>
+              <w:rFonts w:hint="eastAsia" w:ascii="宋体" w:hAnsi="宋体" w:eastAsia="宋体" w:cs="宋体"/>
+              <w:szCs w:val="21"/>
+            </w:rPr>
+            <w:instrText xml:space="preserve"> HYPERLINK \l _Toc5737 </w:instrText>
+          </w:r>
+          <w:r>
+            <w:rPr>
+              <w:rFonts w:hint="eastAsia" w:ascii="宋体" w:hAnsi="宋体" w:eastAsia="宋体" w:cs="宋体"/>
               <w:szCs w:val="21"/>
             </w:rPr>
             <w:fldChar w:fldCharType="separate"/>
@@ -3034,7 +3059,7 @@
             <w:fldChar w:fldCharType="begin"/>
           </w:r>
           <w:r>
-            <w:instrText xml:space="preserve"> PAGEREF _Toc17015 \h </w:instrText>
+            <w:instrText xml:space="preserve"> PAGEREF _Toc5737 \h </w:instrText>
           </w:r>
           <w:r>
             <w:fldChar w:fldCharType="separate"/>
@@ -3047,7 +3072,7 @@
           </w:r>
           <w:r>
             <w:rPr>
-              <w:rFonts w:ascii="宋体" w:eastAsia="宋体" w:hAnsi="宋体" w:cs="宋体" w:hint="eastAsia"/>
+              <w:rFonts w:hint="eastAsia" w:ascii="宋体" w:hAnsi="宋体" w:eastAsia="宋体" w:cs="宋体"/>
               <w:szCs w:val="21"/>
             </w:rPr>
             <w:fldChar w:fldCharType="end"/>
@@ -3055,28 +3080,28 @@
         </w:p>
         <w:p>
           <w:pPr>
-            <w:pStyle w:val="TOC2"/>
+            <w:pStyle w:val="17"/>
             <w:tabs>
               <w:tab w:val="right" w:leader="dot" w:pos="8306"/>
             </w:tabs>
           </w:pPr>
           <w:r>
             <w:rPr>
-              <w:rFonts w:ascii="宋体" w:eastAsia="宋体" w:hAnsi="宋体" w:cs="宋体" w:hint="eastAsia"/>
+              <w:rFonts w:hint="eastAsia" w:ascii="宋体" w:hAnsi="宋体" w:eastAsia="宋体" w:cs="宋体"/>
               <w:szCs w:val="21"/>
             </w:rPr>
             <w:fldChar w:fldCharType="begin"/>
           </w:r>
           <w:r>
             <w:rPr>
-              <w:rFonts w:ascii="宋体" w:eastAsia="宋体" w:hAnsi="宋体" w:cs="宋体" w:hint="eastAsia"/>
-              <w:szCs w:val="21"/>
-            </w:rPr>
-            <w:instrText xml:space="preserve"> HYPERLINK \l _Toc27516 </w:instrText>
-          </w:r>
-          <w:r>
-            <w:rPr>
-              <w:rFonts w:ascii="宋体" w:eastAsia="宋体" w:hAnsi="宋体" w:cs="宋体" w:hint="eastAsia"/>
+              <w:rFonts w:hint="eastAsia" w:ascii="宋体" w:hAnsi="宋体" w:eastAsia="宋体" w:cs="宋体"/>
+              <w:szCs w:val="21"/>
+            </w:rPr>
+            <w:instrText xml:space="preserve"> HYPERLINK \l _Toc6209 </w:instrText>
+          </w:r>
+          <w:r>
+            <w:rPr>
+              <w:rFonts w:hint="eastAsia" w:ascii="宋体" w:hAnsi="宋体" w:eastAsia="宋体" w:cs="宋体"/>
               <w:szCs w:val="21"/>
             </w:rPr>
             <w:fldChar w:fldCharType="separate"/>
@@ -3095,7 +3120,7 @@
             <w:fldChar w:fldCharType="begin"/>
           </w:r>
           <w:r>
-            <w:instrText xml:space="preserve"> PAGEREF _Toc27516 \h </w:instrText>
+            <w:instrText xml:space="preserve"> PAGEREF _Toc6209 \h </w:instrText>
           </w:r>
           <w:r>
             <w:fldChar w:fldCharType="separate"/>
@@ -3108,7 +3133,7 @@
           </w:r>
           <w:r>
             <w:rPr>
-              <w:rFonts w:ascii="宋体" w:eastAsia="宋体" w:hAnsi="宋体" w:cs="宋体" w:hint="eastAsia"/>
+              <w:rFonts w:hint="eastAsia" w:ascii="宋体" w:hAnsi="宋体" w:eastAsia="宋体" w:cs="宋体"/>
               <w:szCs w:val="21"/>
             </w:rPr>
             <w:fldChar w:fldCharType="end"/>
@@ -3116,28 +3141,28 @@
         </w:p>
         <w:p>
           <w:pPr>
-            <w:pStyle w:val="TOC2"/>
+            <w:pStyle w:val="17"/>
             <w:tabs>
               <w:tab w:val="right" w:leader="dot" w:pos="8306"/>
             </w:tabs>
           </w:pPr>
           <w:r>
             <w:rPr>
-              <w:rFonts w:ascii="宋体" w:eastAsia="宋体" w:hAnsi="宋体" w:cs="宋体" w:hint="eastAsia"/>
+              <w:rFonts w:hint="eastAsia" w:ascii="宋体" w:hAnsi="宋体" w:eastAsia="宋体" w:cs="宋体"/>
               <w:szCs w:val="21"/>
             </w:rPr>
             <w:fldChar w:fldCharType="begin"/>
           </w:r>
           <w:r>
             <w:rPr>
-              <w:rFonts w:ascii="宋体" w:eastAsia="宋体" w:hAnsi="宋体" w:cs="宋体" w:hint="eastAsia"/>
-              <w:szCs w:val="21"/>
-            </w:rPr>
-            <w:instrText xml:space="preserve"> HYPERLINK \l _Toc11968 </w:instrText>
-          </w:r>
-          <w:r>
-            <w:rPr>
-              <w:rFonts w:ascii="宋体" w:eastAsia="宋体" w:hAnsi="宋体" w:cs="宋体" w:hint="eastAsia"/>
+              <w:rFonts w:hint="eastAsia" w:ascii="宋体" w:hAnsi="宋体" w:eastAsia="宋体" w:cs="宋体"/>
+              <w:szCs w:val="21"/>
+            </w:rPr>
+            <w:instrText xml:space="preserve"> HYPERLINK \l _Toc29243 </w:instrText>
+          </w:r>
+          <w:r>
+            <w:rPr>
+              <w:rFonts w:hint="eastAsia" w:ascii="宋体" w:hAnsi="宋体" w:eastAsia="宋体" w:cs="宋体"/>
               <w:szCs w:val="21"/>
             </w:rPr>
             <w:fldChar w:fldCharType="separate"/>
@@ -3156,7 +3181,7 @@
             <w:fldChar w:fldCharType="begin"/>
           </w:r>
           <w:r>
-            <w:instrText xml:space="preserve"> PAGEREF _Toc11968 \h </w:instrText>
+            <w:instrText xml:space="preserve"> PAGEREF _Toc29243 \h </w:instrText>
           </w:r>
           <w:r>
             <w:fldChar w:fldCharType="separate"/>
@@ -3169,7 +3194,7 @@
           </w:r>
           <w:r>
             <w:rPr>
-              <w:rFonts w:ascii="宋体" w:eastAsia="宋体" w:hAnsi="宋体" w:cs="宋体" w:hint="eastAsia"/>
+              <w:rFonts w:hint="eastAsia" w:ascii="宋体" w:hAnsi="宋体" w:eastAsia="宋体" w:cs="宋体"/>
               <w:szCs w:val="21"/>
             </w:rPr>
             <w:fldChar w:fldCharType="end"/>
@@ -3177,28 +3202,28 @@
         </w:p>
         <w:p>
           <w:pPr>
-            <w:pStyle w:val="TOC2"/>
+            <w:pStyle w:val="17"/>
             <w:tabs>
               <w:tab w:val="right" w:leader="dot" w:pos="8306"/>
             </w:tabs>
           </w:pPr>
           <w:r>
             <w:rPr>
-              <w:rFonts w:ascii="宋体" w:eastAsia="宋体" w:hAnsi="宋体" w:cs="宋体" w:hint="eastAsia"/>
+              <w:rFonts w:hint="eastAsia" w:ascii="宋体" w:hAnsi="宋体" w:eastAsia="宋体" w:cs="宋体"/>
               <w:szCs w:val="21"/>
             </w:rPr>
             <w:fldChar w:fldCharType="begin"/>
           </w:r>
           <w:r>
             <w:rPr>
-              <w:rFonts w:ascii="宋体" w:eastAsia="宋体" w:hAnsi="宋体" w:cs="宋体" w:hint="eastAsia"/>
-              <w:szCs w:val="21"/>
-            </w:rPr>
-            <w:instrText xml:space="preserve"> HYPERLINK \l _Toc10476 </w:instrText>
-          </w:r>
-          <w:r>
-            <w:rPr>
-              <w:rFonts w:ascii="宋体" w:eastAsia="宋体" w:hAnsi="宋体" w:cs="宋体" w:hint="eastAsia"/>
+              <w:rFonts w:hint="eastAsia" w:ascii="宋体" w:hAnsi="宋体" w:eastAsia="宋体" w:cs="宋体"/>
+              <w:szCs w:val="21"/>
+            </w:rPr>
+            <w:instrText xml:space="preserve"> HYPERLINK \l _Toc13882 </w:instrText>
+          </w:r>
+          <w:r>
+            <w:rPr>
+              <w:rFonts w:hint="eastAsia" w:ascii="宋体" w:hAnsi="宋体" w:eastAsia="宋体" w:cs="宋体"/>
               <w:szCs w:val="21"/>
             </w:rPr>
             <w:fldChar w:fldCharType="separate"/>
@@ -3217,7 +3242,7 @@
             <w:fldChar w:fldCharType="begin"/>
           </w:r>
           <w:r>
-            <w:instrText xml:space="preserve"> PAGEREF _Toc10476 \h </w:instrText>
+            <w:instrText xml:space="preserve"> PAGEREF _Toc13882 \h </w:instrText>
           </w:r>
           <w:r>
             <w:fldChar w:fldCharType="separate"/>
@@ -3230,7 +3255,7 @@
           </w:r>
           <w:r>
             <w:rPr>
-              <w:rFonts w:ascii="宋体" w:eastAsia="宋体" w:hAnsi="宋体" w:cs="宋体" w:hint="eastAsia"/>
+              <w:rFonts w:hint="eastAsia" w:ascii="宋体" w:hAnsi="宋体" w:eastAsia="宋体" w:cs="宋体"/>
               <w:szCs w:val="21"/>
             </w:rPr>
             <w:fldChar w:fldCharType="end"/>
@@ -3238,28 +3263,28 @@
         </w:p>
         <w:p>
           <w:pPr>
-            <w:pStyle w:val="TOC2"/>
+            <w:pStyle w:val="17"/>
             <w:tabs>
               <w:tab w:val="right" w:leader="dot" w:pos="8306"/>
             </w:tabs>
           </w:pPr>
           <w:r>
             <w:rPr>
-              <w:rFonts w:ascii="宋体" w:eastAsia="宋体" w:hAnsi="宋体" w:cs="宋体" w:hint="eastAsia"/>
+              <w:rFonts w:hint="eastAsia" w:ascii="宋体" w:hAnsi="宋体" w:eastAsia="宋体" w:cs="宋体"/>
               <w:szCs w:val="21"/>
             </w:rPr>
             <w:fldChar w:fldCharType="begin"/>
           </w:r>
           <w:r>
             <w:rPr>
-              <w:rFonts w:ascii="宋体" w:eastAsia="宋体" w:hAnsi="宋体" w:cs="宋体" w:hint="eastAsia"/>
-              <w:szCs w:val="21"/>
-            </w:rPr>
-            <w:instrText xml:space="preserve"> HYPERLINK \l _Toc12722 </w:instrText>
-          </w:r>
-          <w:r>
-            <w:rPr>
-              <w:rFonts w:ascii="宋体" w:eastAsia="宋体" w:hAnsi="宋体" w:cs="宋体" w:hint="eastAsia"/>
+              <w:rFonts w:hint="eastAsia" w:ascii="宋体" w:hAnsi="宋体" w:eastAsia="宋体" w:cs="宋体"/>
+              <w:szCs w:val="21"/>
+            </w:rPr>
+            <w:instrText xml:space="preserve"> HYPERLINK \l _Toc25386 </w:instrText>
+          </w:r>
+          <w:r>
+            <w:rPr>
+              <w:rFonts w:hint="eastAsia" w:ascii="宋体" w:hAnsi="宋体" w:eastAsia="宋体" w:cs="宋体"/>
               <w:szCs w:val="21"/>
             </w:rPr>
             <w:fldChar w:fldCharType="separate"/>
@@ -3278,7 +3303,7 @@
             <w:fldChar w:fldCharType="begin"/>
           </w:r>
           <w:r>
-            <w:instrText xml:space="preserve"> PAGEREF _Toc12722 \h </w:instrText>
+            <w:instrText xml:space="preserve"> PAGEREF _Toc25386 \h </w:instrText>
           </w:r>
           <w:r>
             <w:fldChar w:fldCharType="separate"/>
@@ -3291,7 +3316,7 @@
           </w:r>
           <w:r>
             <w:rPr>
-              <w:rFonts w:ascii="宋体" w:eastAsia="宋体" w:hAnsi="宋体" w:cs="宋体" w:hint="eastAsia"/>
+              <w:rFonts w:hint="eastAsia" w:ascii="宋体" w:hAnsi="宋体" w:eastAsia="宋体" w:cs="宋体"/>
               <w:szCs w:val="21"/>
             </w:rPr>
             <w:fldChar w:fldCharType="end"/>
@@ -3299,28 +3324,28 @@
         </w:p>
         <w:p>
           <w:pPr>
-            <w:pStyle w:val="TOC2"/>
+            <w:pStyle w:val="17"/>
             <w:tabs>
               <w:tab w:val="right" w:leader="dot" w:pos="8306"/>
             </w:tabs>
           </w:pPr>
           <w:r>
             <w:rPr>
-              <w:rFonts w:ascii="宋体" w:eastAsia="宋体" w:hAnsi="宋体" w:cs="宋体" w:hint="eastAsia"/>
+              <w:rFonts w:hint="eastAsia" w:ascii="宋体" w:hAnsi="宋体" w:eastAsia="宋体" w:cs="宋体"/>
               <w:szCs w:val="21"/>
             </w:rPr>
             <w:fldChar w:fldCharType="begin"/>
           </w:r>
           <w:r>
             <w:rPr>
-              <w:rFonts w:ascii="宋体" w:eastAsia="宋体" w:hAnsi="宋体" w:cs="宋体" w:hint="eastAsia"/>
-              <w:szCs w:val="21"/>
-            </w:rPr>
-            <w:instrText xml:space="preserve"> HYPERLINK \l _Toc10223 </w:instrText>
-          </w:r>
-          <w:r>
-            <w:rPr>
-              <w:rFonts w:ascii="宋体" w:eastAsia="宋体" w:hAnsi="宋体" w:cs="宋体" w:hint="eastAsia"/>
+              <w:rFonts w:hint="eastAsia" w:ascii="宋体" w:hAnsi="宋体" w:eastAsia="宋体" w:cs="宋体"/>
+              <w:szCs w:val="21"/>
+            </w:rPr>
+            <w:instrText xml:space="preserve"> HYPERLINK \l _Toc25987 </w:instrText>
+          </w:r>
+          <w:r>
+            <w:rPr>
+              <w:rFonts w:hint="eastAsia" w:ascii="宋体" w:hAnsi="宋体" w:eastAsia="宋体" w:cs="宋体"/>
               <w:szCs w:val="21"/>
             </w:rPr>
             <w:fldChar w:fldCharType="separate"/>
@@ -3339,7 +3364,7 @@
             <w:fldChar w:fldCharType="begin"/>
           </w:r>
           <w:r>
-            <w:instrText xml:space="preserve"> PAGEREF _Toc10223 \h </w:instrText>
+            <w:instrText xml:space="preserve"> PAGEREF _Toc25987 \h </w:instrText>
           </w:r>
           <w:r>
             <w:fldChar w:fldCharType="separate"/>
@@ -3352,7 +3377,7 @@
           </w:r>
           <w:r>
             <w:rPr>
-              <w:rFonts w:ascii="宋体" w:eastAsia="宋体" w:hAnsi="宋体" w:cs="宋体" w:hint="eastAsia"/>
+              <w:rFonts w:hint="eastAsia" w:ascii="宋体" w:hAnsi="宋体" w:eastAsia="宋体" w:cs="宋体"/>
               <w:szCs w:val="21"/>
             </w:rPr>
             <w:fldChar w:fldCharType="end"/>
@@ -3360,28 +3385,28 @@
         </w:p>
         <w:p>
           <w:pPr>
-            <w:pStyle w:val="TOC1"/>
+            <w:pStyle w:val="16"/>
             <w:tabs>
               <w:tab w:val="right" w:leader="dot" w:pos="8306"/>
             </w:tabs>
           </w:pPr>
           <w:r>
             <w:rPr>
-              <w:rFonts w:ascii="宋体" w:eastAsia="宋体" w:hAnsi="宋体" w:cs="宋体" w:hint="eastAsia"/>
+              <w:rFonts w:hint="eastAsia" w:ascii="宋体" w:hAnsi="宋体" w:eastAsia="宋体" w:cs="宋体"/>
               <w:szCs w:val="21"/>
             </w:rPr>
             <w:fldChar w:fldCharType="begin"/>
           </w:r>
           <w:r>
             <w:rPr>
-              <w:rFonts w:ascii="宋体" w:eastAsia="宋体" w:hAnsi="宋体" w:cs="宋体" w:hint="eastAsia"/>
-              <w:szCs w:val="21"/>
-            </w:rPr>
-            <w:instrText xml:space="preserve"> HYPERLINK \l _Toc28730 </w:instrText>
-          </w:r>
-          <w:r>
-            <w:rPr>
-              <w:rFonts w:ascii="宋体" w:eastAsia="宋体" w:hAnsi="宋体" w:cs="宋体" w:hint="eastAsia"/>
+              <w:rFonts w:hint="eastAsia" w:ascii="宋体" w:hAnsi="宋体" w:eastAsia="宋体" w:cs="宋体"/>
+              <w:szCs w:val="21"/>
+            </w:rPr>
+            <w:instrText xml:space="preserve"> HYPERLINK \l _Toc10023 </w:instrText>
+          </w:r>
+          <w:r>
+            <w:rPr>
+              <w:rFonts w:hint="eastAsia" w:ascii="宋体" w:hAnsi="宋体" w:eastAsia="宋体" w:cs="宋体"/>
               <w:szCs w:val="21"/>
             </w:rPr>
             <w:fldChar w:fldCharType="separate"/>
@@ -3400,7 +3425,7 @@
             <w:fldChar w:fldCharType="begin"/>
           </w:r>
           <w:r>
-            <w:instrText xml:space="preserve"> PAGEREF _Toc28730 \h </w:instrText>
+            <w:instrText xml:space="preserve"> PAGEREF _Toc10023 \h </w:instrText>
           </w:r>
           <w:r>
             <w:fldChar w:fldCharType="separate"/>
@@ -3413,7 +3438,7 @@
           </w:r>
           <w:r>
             <w:rPr>
-              <w:rFonts w:ascii="宋体" w:eastAsia="宋体" w:hAnsi="宋体" w:cs="宋体" w:hint="eastAsia"/>
+              <w:rFonts w:hint="eastAsia" w:ascii="宋体" w:hAnsi="宋体" w:eastAsia="宋体" w:cs="宋体"/>
               <w:szCs w:val="21"/>
             </w:rPr>
             <w:fldChar w:fldCharType="end"/>
@@ -3437,7 +3462,7 @@
             <w:spacing w:line="240" w:lineRule="atLeast"/>
             <w:textAlignment w:val="baseline"/>
             <w:rPr>
-              <w:rFonts w:ascii="宋体" w:eastAsia="宋体" w:hAnsi="宋体" w:cs="宋体" w:hint="eastAsia"/>
+              <w:rFonts w:hint="eastAsia" w:ascii="宋体" w:hAnsi="宋体" w:eastAsia="宋体" w:cs="宋体"/>
               <w:snapToGrid w:val="0"/>
               <w:color w:val="000000"/>
               <w:kern w:val="0"/>
@@ -3448,7 +3473,7 @@
           </w:pPr>
           <w:r>
             <w:rPr>
-              <w:rFonts w:ascii="宋体" w:eastAsia="宋体" w:hAnsi="宋体" w:cs="宋体" w:hint="eastAsia"/>
+              <w:rFonts w:hint="eastAsia" w:ascii="宋体" w:hAnsi="宋体" w:eastAsia="宋体" w:cs="宋体"/>
               <w:szCs w:val="21"/>
             </w:rPr>
             <w:fldChar w:fldCharType="end"/>
@@ -3467,14 +3492,14 @@
     </w:p>
     <w:p>
       <w:pPr>
-        <w:pStyle w:val="1"/>
-        <w:bidi w:val="0"/>
-        <w:rPr>
-          <w:rFonts w:hint="default"/>
-          <w:lang w:val="en-US" w:eastAsia="zh-CN"/>
-        </w:rPr>
-      </w:pPr>
-      <w:bookmarkStart w:id="3" w:name="_Toc10904"/>
+        <w:pStyle w:val="28"/>
+        <w:bidi w:val="0"/>
+        <w:rPr>
+          <w:rFonts w:hint="default"/>
+          <w:lang w:val="en-US" w:eastAsia="zh-CN"/>
+        </w:rPr>
+      </w:pPr>
+      <w:bookmarkStart w:id="2" w:name="_Toc6429"/>
       <w:r>
         <w:rPr>
           <w:rFonts w:hint="default"/>
@@ -3482,30 +3507,30 @@
         </w:rPr>
         <w:t>总则</w:t>
       </w:r>
+      <w:bookmarkEnd w:id="2"/>
+    </w:p>
+    <w:p>
+      <w:pPr>
+        <w:pStyle w:val="30"/>
+        <w:bidi w:val="0"/>
+        <w:rPr>
+          <w:rFonts w:hint="default"/>
+          <w:lang w:val="en-US" w:eastAsia="zh-CN"/>
+        </w:rPr>
+      </w:pPr>
+      <w:bookmarkStart w:id="3" w:name="_Toc19258"/>
+      <w:r>
+        <w:rPr>
+          <w:rFonts w:hint="default"/>
+          <w:lang w:val="en-US" w:eastAsia="zh-CN"/>
+        </w:rPr>
+        <w:t>目的</w:t>
+      </w:r>
       <w:bookmarkEnd w:id="3"/>
     </w:p>
     <w:p>
       <w:pPr>
-        <w:pStyle w:val="2"/>
-        <w:bidi w:val="0"/>
-        <w:rPr>
-          <w:rFonts w:hint="default"/>
-          <w:lang w:val="en-US" w:eastAsia="zh-CN"/>
-        </w:rPr>
-      </w:pPr>
-      <w:bookmarkStart w:id="4" w:name="_Toc18658"/>
-      <w:r>
-        <w:rPr>
-          <w:rFonts w:hint="default"/>
-          <w:lang w:val="en-US" w:eastAsia="zh-CN"/>
-        </w:rPr>
-        <w:t>目的</w:t>
-      </w:r>
-      <w:bookmarkEnd w:id="4"/>
-    </w:p>
-    <w:p>
-      <w:pPr>
-        <w:pStyle w:val="a1"/>
+        <w:pStyle w:val="29"/>
         <w:keepNext w:val="0"/>
         <w:keepLines w:val="0"/>
         <w:pageBreakBefore w:val="0"/>
@@ -3535,14 +3560,14 @@
     </w:p>
     <w:p>
       <w:pPr>
-        <w:pStyle w:val="2"/>
-        <w:bidi w:val="0"/>
-        <w:rPr>
-          <w:rFonts w:hint="default"/>
-          <w:lang w:val="en-US" w:eastAsia="zh-CN"/>
-        </w:rPr>
-      </w:pPr>
-      <w:bookmarkStart w:id="5" w:name="_Toc3268"/>
+        <w:pStyle w:val="30"/>
+        <w:bidi w:val="0"/>
+        <w:rPr>
+          <w:rFonts w:hint="default"/>
+          <w:lang w:val="en-US" w:eastAsia="zh-CN"/>
+        </w:rPr>
+      </w:pPr>
+      <w:bookmarkStart w:id="4" w:name="_Toc4647"/>
       <w:r>
         <w:rPr>
           <w:rFonts w:hint="default"/>
@@ -3550,11 +3575,11 @@
         </w:rPr>
         <w:t>适用范围</w:t>
       </w:r>
-      <w:bookmarkEnd w:id="5"/>
-    </w:p>
-    <w:p>
-      <w:pPr>
-        <w:pStyle w:val="a1"/>
+      <w:bookmarkEnd w:id="4"/>
+    </w:p>
+    <w:p>
+      <w:pPr>
+        <w:pStyle w:val="29"/>
         <w:keepNext w:val="0"/>
         <w:keepLines w:val="0"/>
         <w:pageBreakBefore w:val="0"/>
@@ -3584,14 +3609,14 @@
     </w:p>
     <w:p>
       <w:pPr>
-        <w:pStyle w:val="2"/>
-        <w:bidi w:val="0"/>
-        <w:rPr>
-          <w:rFonts w:hint="default"/>
-          <w:lang w:val="en-US" w:eastAsia="zh-CN"/>
-        </w:rPr>
-      </w:pPr>
-      <w:bookmarkStart w:id="6" w:name="_Toc17804"/>
+        <w:pStyle w:val="30"/>
+        <w:bidi w:val="0"/>
+        <w:rPr>
+          <w:rFonts w:hint="default"/>
+          <w:lang w:val="en-US" w:eastAsia="zh-CN"/>
+        </w:rPr>
+      </w:pPr>
+      <w:bookmarkStart w:id="5" w:name="_Toc11715"/>
       <w:r>
         <w:rPr>
           <w:rFonts w:hint="default"/>
@@ -3599,11 +3624,11 @@
         </w:rPr>
         <w:t>原则</w:t>
       </w:r>
-      <w:bookmarkEnd w:id="6"/>
-    </w:p>
-    <w:p>
-      <w:pPr>
-        <w:pStyle w:val="a1"/>
+      <w:bookmarkEnd w:id="5"/>
+    </w:p>
+    <w:p>
+      <w:pPr>
+        <w:pStyle w:val="29"/>
         <w:keepNext w:val="0"/>
         <w:keepLines w:val="0"/>
         <w:pageBreakBefore w:val="0"/>
@@ -3633,7 +3658,7 @@
     </w:p>
     <w:p>
       <w:pPr>
-        <w:pStyle w:val="a1"/>
+        <w:pStyle w:val="29"/>
         <w:keepNext w:val="0"/>
         <w:keepLines w:val="0"/>
         <w:pageBreakBefore w:val="0"/>
@@ -3663,7 +3688,7 @@
     </w:p>
     <w:p>
       <w:pPr>
-        <w:pStyle w:val="a1"/>
+        <w:pStyle w:val="29"/>
         <w:keepNext w:val="0"/>
         <w:keepLines w:val="0"/>
         <w:pageBreakBefore w:val="0"/>
@@ -3693,7 +3718,7 @@
     </w:p>
     <w:p>
       <w:pPr>
-        <w:pStyle w:val="a1"/>
+        <w:pStyle w:val="29"/>
         <w:keepNext w:val="0"/>
         <w:keepLines w:val="0"/>
         <w:pageBreakBefore w:val="0"/>
@@ -3723,14 +3748,14 @@
     </w:p>
     <w:p>
       <w:pPr>
-        <w:pStyle w:val="1"/>
-        <w:bidi w:val="0"/>
-        <w:rPr>
-          <w:rFonts w:hint="default"/>
-          <w:lang w:val="en-US" w:eastAsia="zh-CN"/>
-        </w:rPr>
-      </w:pPr>
-      <w:bookmarkStart w:id="7" w:name="_Toc11225"/>
+        <w:pStyle w:val="28"/>
+        <w:bidi w:val="0"/>
+        <w:rPr>
+          <w:rFonts w:hint="default"/>
+          <w:lang w:val="en-US" w:eastAsia="zh-CN"/>
+        </w:rPr>
+      </w:pPr>
+      <w:bookmarkStart w:id="6" w:name="_Toc12598"/>
       <w:r>
         <w:rPr>
           <w:rFonts w:hint="default"/>
@@ -3738,30 +3763,30 @@
         </w:rPr>
         <w:t>职责分工</w:t>
       </w:r>
+      <w:bookmarkEnd w:id="6"/>
+    </w:p>
+    <w:p>
+      <w:pPr>
+        <w:pStyle w:val="30"/>
+        <w:bidi w:val="0"/>
+        <w:rPr>
+          <w:rFonts w:hint="default"/>
+          <w:lang w:val="en-US" w:eastAsia="zh-CN"/>
+        </w:rPr>
+      </w:pPr>
+      <w:bookmarkStart w:id="7" w:name="_Toc28087"/>
+      <w:r>
+        <w:rPr>
+          <w:rFonts w:hint="default"/>
+          <w:lang w:val="en-US" w:eastAsia="zh-CN"/>
+        </w:rPr>
+        <w:t>人力部</w:t>
+      </w:r>
       <w:bookmarkEnd w:id="7"/>
     </w:p>
     <w:p>
       <w:pPr>
-        <w:pStyle w:val="2"/>
-        <w:bidi w:val="0"/>
-        <w:rPr>
-          <w:rFonts w:hint="default"/>
-          <w:lang w:val="en-US" w:eastAsia="zh-CN"/>
-        </w:rPr>
-      </w:pPr>
-      <w:bookmarkStart w:id="8" w:name="_Toc11573"/>
-      <w:r>
-        <w:rPr>
-          <w:rFonts w:hint="default"/>
-          <w:lang w:val="en-US" w:eastAsia="zh-CN"/>
-        </w:rPr>
-        <w:t>人力部</w:t>
-      </w:r>
-      <w:bookmarkEnd w:id="8"/>
-    </w:p>
-    <w:p>
-      <w:pPr>
-        <w:pStyle w:val="a1"/>
+        <w:pStyle w:val="29"/>
         <w:keepNext w:val="0"/>
         <w:keepLines w:val="0"/>
         <w:pageBreakBefore w:val="0"/>
@@ -3791,7 +3816,7 @@
     </w:p>
     <w:p>
       <w:pPr>
-        <w:pStyle w:val="a1"/>
+        <w:pStyle w:val="29"/>
         <w:keepNext w:val="0"/>
         <w:keepLines w:val="0"/>
         <w:pageBreakBefore w:val="0"/>
@@ -3821,7 +3846,7 @@
     </w:p>
     <w:p>
       <w:pPr>
-        <w:pStyle w:val="a1"/>
+        <w:pStyle w:val="29"/>
         <w:keepNext w:val="0"/>
         <w:keepLines w:val="0"/>
         <w:pageBreakBefore w:val="0"/>
@@ -3851,7 +3876,7 @@
     </w:p>
     <w:p>
       <w:pPr>
-        <w:pStyle w:val="a1"/>
+        <w:pStyle w:val="29"/>
         <w:keepNext w:val="0"/>
         <w:keepLines w:val="0"/>
         <w:pageBreakBefore w:val="0"/>
@@ -3881,7 +3906,7 @@
     </w:p>
     <w:p>
       <w:pPr>
-        <w:pStyle w:val="a1"/>
+        <w:pStyle w:val="29"/>
         <w:keepNext w:val="0"/>
         <w:keepLines w:val="0"/>
         <w:pageBreakBefore w:val="0"/>
@@ -3911,7 +3936,7 @@
     </w:p>
     <w:p>
       <w:pPr>
-        <w:pStyle w:val="a1"/>
+        <w:pStyle w:val="29"/>
         <w:keepNext w:val="0"/>
         <w:keepLines w:val="0"/>
         <w:pageBreakBefore w:val="0"/>
@@ -3941,14 +3966,14 @@
     </w:p>
     <w:p>
       <w:pPr>
-        <w:pStyle w:val="2"/>
-        <w:bidi w:val="0"/>
-        <w:rPr>
-          <w:rFonts w:hint="default"/>
-          <w:lang w:val="en-US" w:eastAsia="zh-CN"/>
-        </w:rPr>
-      </w:pPr>
-      <w:bookmarkStart w:id="9" w:name="_Toc6597"/>
+        <w:pStyle w:val="30"/>
+        <w:bidi w:val="0"/>
+        <w:rPr>
+          <w:rFonts w:hint="default"/>
+          <w:lang w:val="en-US" w:eastAsia="zh-CN"/>
+        </w:rPr>
+      </w:pPr>
+      <w:bookmarkStart w:id="8" w:name="_Toc18065"/>
       <w:r>
         <w:rPr>
           <w:rFonts w:hint="default"/>
@@ -3956,11 +3981,11 @@
         </w:rPr>
         <w:t>各用人部门</w:t>
       </w:r>
-      <w:bookmarkEnd w:id="9"/>
-    </w:p>
-    <w:p>
-      <w:pPr>
-        <w:pStyle w:val="a1"/>
+      <w:bookmarkEnd w:id="8"/>
+    </w:p>
+    <w:p>
+      <w:pPr>
+        <w:pStyle w:val="29"/>
         <w:keepNext w:val="0"/>
         <w:keepLines w:val="0"/>
         <w:pageBreakBefore w:val="0"/>
@@ -3990,7 +4015,7 @@
     </w:p>
     <w:p>
       <w:pPr>
-        <w:pStyle w:val="a1"/>
+        <w:pStyle w:val="29"/>
         <w:keepNext w:val="0"/>
         <w:keepLines w:val="0"/>
         <w:pageBreakBefore w:val="0"/>
@@ -4020,7 +4045,7 @@
     </w:p>
     <w:p>
       <w:pPr>
-        <w:pStyle w:val="a1"/>
+        <w:pStyle w:val="29"/>
         <w:keepNext w:val="0"/>
         <w:keepLines w:val="0"/>
         <w:pageBreakBefore w:val="0"/>
@@ -4050,7 +4075,7 @@
     </w:p>
     <w:p>
       <w:pPr>
-        <w:pStyle w:val="a1"/>
+        <w:pStyle w:val="29"/>
         <w:keepNext w:val="0"/>
         <w:keepLines w:val="0"/>
         <w:pageBreakBefore w:val="0"/>
@@ -4080,7 +4105,7 @@
     </w:p>
     <w:p>
       <w:pPr>
-        <w:pStyle w:val="a1"/>
+        <w:pStyle w:val="29"/>
         <w:keepNext w:val="0"/>
         <w:keepLines w:val="0"/>
         <w:pageBreakBefore w:val="0"/>
@@ -4110,14 +4135,14 @@
     </w:p>
     <w:p>
       <w:pPr>
-        <w:pStyle w:val="2"/>
-        <w:bidi w:val="0"/>
-        <w:rPr>
-          <w:rFonts w:hint="default"/>
-          <w:lang w:val="en-US" w:eastAsia="zh-CN"/>
-        </w:rPr>
-      </w:pPr>
-      <w:bookmarkStart w:id="10" w:name="_Toc6623"/>
+        <w:pStyle w:val="30"/>
+        <w:bidi w:val="0"/>
+        <w:rPr>
+          <w:rFonts w:hint="default"/>
+          <w:lang w:val="en-US" w:eastAsia="zh-CN"/>
+        </w:rPr>
+      </w:pPr>
+      <w:bookmarkStart w:id="9" w:name="_Toc10273"/>
       <w:r>
         <w:rPr>
           <w:rFonts w:hint="default"/>
@@ -4125,11 +4150,11 @@
         </w:rPr>
         <w:t>数智运营部</w:t>
       </w:r>
-      <w:bookmarkEnd w:id="10"/>
-    </w:p>
-    <w:p>
-      <w:pPr>
-        <w:pStyle w:val="a1"/>
+      <w:bookmarkEnd w:id="9"/>
+    </w:p>
+    <w:p>
+      <w:pPr>
+        <w:pStyle w:val="29"/>
         <w:keepNext w:val="0"/>
         <w:keepLines w:val="0"/>
         <w:pageBreakBefore w:val="0"/>
@@ -4159,7 +4184,7 @@
     </w:p>
     <w:p>
       <w:pPr>
-        <w:pStyle w:val="a1"/>
+        <w:pStyle w:val="29"/>
         <w:keepNext w:val="0"/>
         <w:keepLines w:val="0"/>
         <w:pageBreakBefore w:val="0"/>
@@ -4189,14 +4214,14 @@
     </w:p>
     <w:p>
       <w:pPr>
-        <w:pStyle w:val="1"/>
-        <w:bidi w:val="0"/>
-        <w:rPr>
-          <w:rFonts w:hint="default"/>
-          <w:lang w:val="en-US" w:eastAsia="zh-CN"/>
-        </w:rPr>
-      </w:pPr>
-      <w:bookmarkStart w:id="11" w:name="_Toc16674"/>
+        <w:pStyle w:val="28"/>
+        <w:bidi w:val="0"/>
+        <w:rPr>
+          <w:rFonts w:hint="default"/>
+          <w:lang w:val="en-US" w:eastAsia="zh-CN"/>
+        </w:rPr>
+      </w:pPr>
+      <w:bookmarkStart w:id="10" w:name="_Toc14733"/>
       <w:r>
         <w:rPr>
           <w:rFonts w:hint="default"/>
@@ -4204,30 +4229,30 @@
         </w:rPr>
         <w:t>入职管理</w:t>
       </w:r>
+      <w:bookmarkEnd w:id="10"/>
+    </w:p>
+    <w:p>
+      <w:pPr>
+        <w:pStyle w:val="30"/>
+        <w:bidi w:val="0"/>
+        <w:rPr>
+          <w:rFonts w:hint="default"/>
+          <w:lang w:val="en-US" w:eastAsia="zh-CN"/>
+        </w:rPr>
+      </w:pPr>
+      <w:bookmarkStart w:id="11" w:name="_Toc13220"/>
+      <w:r>
+        <w:rPr>
+          <w:rFonts w:hint="default"/>
+          <w:lang w:val="en-US" w:eastAsia="zh-CN"/>
+        </w:rPr>
+        <w:t>入职前准备</w:t>
+      </w:r>
       <w:bookmarkEnd w:id="11"/>
     </w:p>
     <w:p>
       <w:pPr>
-        <w:pStyle w:val="2"/>
-        <w:bidi w:val="0"/>
-        <w:rPr>
-          <w:rFonts w:hint="default"/>
-          <w:lang w:val="en-US" w:eastAsia="zh-CN"/>
-        </w:rPr>
-      </w:pPr>
-      <w:bookmarkStart w:id="12" w:name="_Toc10703"/>
-      <w:r>
-        <w:rPr>
-          <w:rFonts w:hint="default"/>
-          <w:lang w:val="en-US" w:eastAsia="zh-CN"/>
-        </w:rPr>
-        <w:t>入职前准备</w:t>
-      </w:r>
-      <w:bookmarkEnd w:id="12"/>
-    </w:p>
-    <w:p>
-      <w:pPr>
-        <w:pStyle w:val="a1"/>
+        <w:pStyle w:val="29"/>
         <w:keepNext w:val="0"/>
         <w:keepLines w:val="0"/>
         <w:pageBreakBefore w:val="0"/>
@@ -4257,7 +4282,7 @@
     </w:p>
     <w:p>
       <w:pPr>
-        <w:pStyle w:val="a1"/>
+        <w:pStyle w:val="29"/>
         <w:keepNext w:val="0"/>
         <w:keepLines w:val="0"/>
         <w:pageBreakBefore w:val="0"/>
@@ -4287,14 +4312,14 @@
     </w:p>
     <w:p>
       <w:pPr>
-        <w:pStyle w:val="2"/>
-        <w:bidi w:val="0"/>
-        <w:rPr>
-          <w:rFonts w:hint="default"/>
-          <w:lang w:val="en-US" w:eastAsia="zh-CN"/>
-        </w:rPr>
-      </w:pPr>
-      <w:bookmarkStart w:id="13" w:name="_Toc5338"/>
+        <w:pStyle w:val="30"/>
+        <w:bidi w:val="0"/>
+        <w:rPr>
+          <w:rFonts w:hint="default"/>
+          <w:lang w:val="en-US" w:eastAsia="zh-CN"/>
+        </w:rPr>
+      </w:pPr>
+      <w:bookmarkStart w:id="12" w:name="_Toc2111"/>
       <w:r>
         <w:rPr>
           <w:rFonts w:hint="default"/>
@@ -4302,11 +4327,11 @@
         </w:rPr>
         <w:t>报到手续办理</w:t>
       </w:r>
-      <w:bookmarkEnd w:id="13"/>
-    </w:p>
-    <w:p>
-      <w:pPr>
-        <w:pStyle w:val="a1"/>
+      <w:bookmarkEnd w:id="12"/>
+    </w:p>
+    <w:p>
+      <w:pPr>
+        <w:pStyle w:val="29"/>
         <w:keepNext w:val="0"/>
         <w:keepLines w:val="0"/>
         <w:pageBreakBefore w:val="0"/>
@@ -4336,7 +4361,7 @@
     </w:p>
     <w:p>
       <w:pPr>
-        <w:pStyle w:val="a1"/>
+        <w:pStyle w:val="29"/>
         <w:keepNext w:val="0"/>
         <w:keepLines w:val="0"/>
         <w:pageBreakBefore w:val="0"/>
@@ -4366,7 +4391,7 @@
     </w:p>
     <w:p>
       <w:pPr>
-        <w:pStyle w:val="a1"/>
+        <w:pStyle w:val="29"/>
         <w:keepNext w:val="0"/>
         <w:keepLines w:val="0"/>
         <w:pageBreakBefore w:val="0"/>
@@ -4396,7 +4421,7 @@
     </w:p>
     <w:p>
       <w:pPr>
-        <w:pStyle w:val="a1"/>
+        <w:pStyle w:val="29"/>
         <w:keepNext w:val="0"/>
         <w:keepLines w:val="0"/>
         <w:pageBreakBefore w:val="0"/>
@@ -4426,14 +4451,14 @@
     </w:p>
     <w:p>
       <w:pPr>
-        <w:pStyle w:val="2"/>
-        <w:bidi w:val="0"/>
-        <w:rPr>
-          <w:rFonts w:hint="default"/>
-          <w:lang w:val="en-US" w:eastAsia="zh-CN"/>
-        </w:rPr>
-      </w:pPr>
-      <w:bookmarkStart w:id="14" w:name="_Toc25401"/>
+        <w:pStyle w:val="30"/>
+        <w:bidi w:val="0"/>
+        <w:rPr>
+          <w:rFonts w:hint="default"/>
+          <w:lang w:val="en-US" w:eastAsia="zh-CN"/>
+        </w:rPr>
+      </w:pPr>
+      <w:bookmarkStart w:id="13" w:name="_Toc6141"/>
       <w:r>
         <w:rPr>
           <w:rFonts w:hint="default"/>
@@ -4441,11 +4466,11 @@
         </w:rPr>
         <w:t>入职引导与培训</w:t>
       </w:r>
-      <w:bookmarkEnd w:id="14"/>
-    </w:p>
-    <w:p>
-      <w:pPr>
-        <w:pStyle w:val="a1"/>
+      <w:bookmarkEnd w:id="13"/>
+    </w:p>
+    <w:p>
+      <w:pPr>
+        <w:pStyle w:val="29"/>
         <w:keepNext w:val="0"/>
         <w:keepLines w:val="0"/>
         <w:pageBreakBefore w:val="0"/>
@@ -4475,7 +4500,7 @@
     </w:p>
     <w:p>
       <w:pPr>
-        <w:pStyle w:val="a1"/>
+        <w:pStyle w:val="29"/>
         <w:keepNext w:val="0"/>
         <w:keepLines w:val="0"/>
         <w:pageBreakBefore w:val="0"/>
@@ -4505,7 +4530,7 @@
     </w:p>
     <w:p>
       <w:pPr>
-        <w:pStyle w:val="a1"/>
+        <w:pStyle w:val="29"/>
         <w:keepNext w:val="0"/>
         <w:keepLines w:val="0"/>
         <w:pageBreakBefore w:val="0"/>
@@ -4535,14 +4560,14 @@
     </w:p>
     <w:p>
       <w:pPr>
-        <w:pStyle w:val="2"/>
-        <w:bidi w:val="0"/>
-        <w:rPr>
-          <w:rFonts w:hint="default"/>
-          <w:lang w:val="en-US" w:eastAsia="zh-CN"/>
-        </w:rPr>
-      </w:pPr>
-      <w:bookmarkStart w:id="15" w:name="_Toc3467"/>
+        <w:pStyle w:val="30"/>
+        <w:bidi w:val="0"/>
+        <w:rPr>
+          <w:rFonts w:hint="default"/>
+          <w:lang w:val="en-US" w:eastAsia="zh-CN"/>
+        </w:rPr>
+      </w:pPr>
+      <w:bookmarkStart w:id="14" w:name="_Toc32130"/>
       <w:r>
         <w:rPr>
           <w:rFonts w:hint="default"/>
@@ -4550,11 +4575,11 @@
         </w:rPr>
         <w:t>试用期管理</w:t>
       </w:r>
-      <w:bookmarkEnd w:id="15"/>
-    </w:p>
-    <w:p>
-      <w:pPr>
-        <w:pStyle w:val="a1"/>
+      <w:bookmarkEnd w:id="14"/>
+    </w:p>
+    <w:p>
+      <w:pPr>
+        <w:pStyle w:val="29"/>
         <w:keepNext w:val="0"/>
         <w:keepLines w:val="0"/>
         <w:pageBreakBefore w:val="0"/>
@@ -4584,7 +4609,7 @@
     </w:p>
     <w:p>
       <w:pPr>
-        <w:pStyle w:val="a1"/>
+        <w:pStyle w:val="29"/>
         <w:keepNext w:val="0"/>
         <w:keepLines w:val="0"/>
         <w:pageBreakBefore w:val="0"/>
@@ -4614,7 +4639,7 @@
     </w:p>
     <w:p>
       <w:pPr>
-        <w:pStyle w:val="a1"/>
+        <w:pStyle w:val="29"/>
         <w:keepNext w:val="0"/>
         <w:keepLines w:val="0"/>
         <w:pageBreakBefore w:val="0"/>
@@ -4644,14 +4669,14 @@
     </w:p>
     <w:p>
       <w:pPr>
-        <w:pStyle w:val="1"/>
-        <w:bidi w:val="0"/>
-        <w:rPr>
-          <w:rFonts w:hint="default"/>
-          <w:lang w:val="en-US" w:eastAsia="zh-CN"/>
-        </w:rPr>
-      </w:pPr>
-      <w:bookmarkStart w:id="16" w:name="_Toc17015"/>
+        <w:pStyle w:val="28"/>
+        <w:bidi w:val="0"/>
+        <w:rPr>
+          <w:rFonts w:hint="default"/>
+          <w:lang w:val="en-US" w:eastAsia="zh-CN"/>
+        </w:rPr>
+      </w:pPr>
+      <w:bookmarkStart w:id="15" w:name="_Toc5737"/>
       <w:r>
         <w:rPr>
           <w:rFonts w:hint="default"/>
@@ -4659,30 +4684,30 @@
         </w:rPr>
         <w:t>离职管理</w:t>
       </w:r>
+      <w:bookmarkEnd w:id="15"/>
+    </w:p>
+    <w:p>
+      <w:pPr>
+        <w:pStyle w:val="30"/>
+        <w:bidi w:val="0"/>
+        <w:rPr>
+          <w:rFonts w:hint="default"/>
+          <w:lang w:val="en-US" w:eastAsia="zh-CN"/>
+        </w:rPr>
+      </w:pPr>
+      <w:bookmarkStart w:id="16" w:name="_Toc6209"/>
+      <w:r>
+        <w:rPr>
+          <w:rFonts w:hint="default"/>
+          <w:lang w:val="en-US" w:eastAsia="zh-CN"/>
+        </w:rPr>
+        <w:t>离职类型与申请</w:t>
+      </w:r>
       <w:bookmarkEnd w:id="16"/>
     </w:p>
     <w:p>
       <w:pPr>
-        <w:pStyle w:val="2"/>
-        <w:bidi w:val="0"/>
-        <w:rPr>
-          <w:rFonts w:hint="default"/>
-          <w:lang w:val="en-US" w:eastAsia="zh-CN"/>
-        </w:rPr>
-      </w:pPr>
-      <w:bookmarkStart w:id="17" w:name="_Toc27516"/>
-      <w:r>
-        <w:rPr>
-          <w:rFonts w:hint="default"/>
-          <w:lang w:val="en-US" w:eastAsia="zh-CN"/>
-        </w:rPr>
-        <w:t>离职类型与申请</w:t>
-      </w:r>
-      <w:bookmarkEnd w:id="17"/>
-    </w:p>
-    <w:p>
-      <w:pPr>
-        <w:pStyle w:val="a1"/>
+        <w:pStyle w:val="29"/>
         <w:keepNext w:val="0"/>
         <w:keepLines w:val="0"/>
         <w:pageBreakBefore w:val="0"/>
@@ -4712,7 +4737,7 @@
     </w:p>
     <w:p>
       <w:pPr>
-        <w:pStyle w:val="a1"/>
+        <w:pStyle w:val="29"/>
         <w:keepNext w:val="0"/>
         <w:keepLines w:val="0"/>
         <w:pageBreakBefore w:val="0"/>
@@ -4742,7 +4767,7 @@
     </w:p>
     <w:p>
       <w:pPr>
-        <w:pStyle w:val="a1"/>
+        <w:pStyle w:val="29"/>
         <w:keepNext w:val="0"/>
         <w:keepLines w:val="0"/>
         <w:pageBreakBefore w:val="0"/>
@@ -4772,14 +4797,14 @@
     </w:p>
     <w:p>
       <w:pPr>
-        <w:pStyle w:val="2"/>
-        <w:bidi w:val="0"/>
-        <w:rPr>
-          <w:rFonts w:hint="default"/>
-          <w:lang w:val="en-US" w:eastAsia="zh-CN"/>
-        </w:rPr>
-      </w:pPr>
-      <w:bookmarkStart w:id="18" w:name="_Toc11968"/>
+        <w:pStyle w:val="30"/>
+        <w:bidi w:val="0"/>
+        <w:rPr>
+          <w:rFonts w:hint="default"/>
+          <w:lang w:val="en-US" w:eastAsia="zh-CN"/>
+        </w:rPr>
+      </w:pPr>
+      <w:bookmarkStart w:id="17" w:name="_Toc29243"/>
       <w:r>
         <w:rPr>
           <w:rFonts w:hint="default"/>
@@ -4787,11 +4812,11 @@
         </w:rPr>
         <w:t>离职审批流程</w:t>
       </w:r>
-      <w:bookmarkEnd w:id="18"/>
-    </w:p>
-    <w:p>
-      <w:pPr>
-        <w:pStyle w:val="a1"/>
+      <w:bookmarkEnd w:id="17"/>
+    </w:p>
+    <w:p>
+      <w:pPr>
+        <w:pStyle w:val="29"/>
         <w:keepNext w:val="0"/>
         <w:keepLines w:val="0"/>
         <w:pageBreakBefore w:val="0"/>
@@ -4821,7 +4846,7 @@
     </w:p>
     <w:p>
       <w:pPr>
-        <w:pStyle w:val="a1"/>
+        <w:pStyle w:val="29"/>
         <w:keepNext w:val="0"/>
         <w:keepLines w:val="0"/>
         <w:pageBreakBefore w:val="0"/>
@@ -4851,7 +4876,7 @@
     </w:p>
     <w:p>
       <w:pPr>
-        <w:pStyle w:val="a1"/>
+        <w:pStyle w:val="29"/>
         <w:keepNext w:val="0"/>
         <w:keepLines w:val="0"/>
         <w:pageBreakBefore w:val="0"/>
@@ -4881,7 +4906,7 @@
     </w:p>
     <w:p>
       <w:pPr>
-        <w:pStyle w:val="a1"/>
+        <w:pStyle w:val="29"/>
         <w:keepNext w:val="0"/>
         <w:keepLines w:val="0"/>
         <w:pageBreakBefore w:val="0"/>
@@ -4911,14 +4936,14 @@
     </w:p>
     <w:p>
       <w:pPr>
-        <w:pStyle w:val="2"/>
-        <w:bidi w:val="0"/>
-        <w:rPr>
-          <w:rFonts w:hint="default"/>
-          <w:lang w:val="en-US" w:eastAsia="zh-CN"/>
-        </w:rPr>
-      </w:pPr>
-      <w:bookmarkStart w:id="19" w:name="_Toc10476"/>
+        <w:pStyle w:val="30"/>
+        <w:bidi w:val="0"/>
+        <w:rPr>
+          <w:rFonts w:hint="default"/>
+          <w:lang w:val="en-US" w:eastAsia="zh-CN"/>
+        </w:rPr>
+      </w:pPr>
+      <w:bookmarkStart w:id="18" w:name="_Toc13882"/>
       <w:r>
         <w:rPr>
           <w:rFonts w:hint="default"/>
@@ -4926,11 +4951,11 @@
         </w:rPr>
         <w:t>工作交接（核心环节）</w:t>
       </w:r>
-      <w:bookmarkEnd w:id="19"/>
-    </w:p>
-    <w:p>
-      <w:pPr>
-        <w:pStyle w:val="a1"/>
+      <w:bookmarkEnd w:id="18"/>
+    </w:p>
+    <w:p>
+      <w:pPr>
+        <w:pStyle w:val="29"/>
         <w:keepNext w:val="0"/>
         <w:keepLines w:val="0"/>
         <w:pageBreakBefore w:val="0"/>
@@ -4960,7 +4985,7 @@
     </w:p>
     <w:p>
       <w:pPr>
-        <w:pStyle w:val="a1"/>
+        <w:pStyle w:val="29"/>
         <w:keepNext w:val="0"/>
         <w:keepLines w:val="0"/>
         <w:pageBreakBefore w:val="0"/>
@@ -4990,7 +5015,7 @@
     </w:p>
     <w:p>
       <w:pPr>
-        <w:pStyle w:val="a1"/>
+        <w:pStyle w:val="29"/>
         <w:keepNext w:val="0"/>
         <w:keepLines w:val="0"/>
         <w:pageBreakBefore w:val="0"/>
@@ -5020,7 +5045,7 @@
     </w:p>
     <w:p>
       <w:pPr>
-        <w:pStyle w:val="a1"/>
+        <w:pStyle w:val="29"/>
         <w:keepNext w:val="0"/>
         <w:keepLines w:val="0"/>
         <w:pageBreakBefore w:val="0"/>
@@ -5050,7 +5075,7 @@
     </w:p>
     <w:p>
       <w:pPr>
-        <w:pStyle w:val="a1"/>
+        <w:pStyle w:val="29"/>
         <w:keepNext w:val="0"/>
         <w:keepLines w:val="0"/>
         <w:pageBreakBefore w:val="0"/>
@@ -5080,7 +5105,7 @@
     </w:p>
     <w:p>
       <w:pPr>
-        <w:pStyle w:val="a1"/>
+        <w:pStyle w:val="29"/>
         <w:keepNext w:val="0"/>
         <w:keepLines w:val="0"/>
         <w:pageBreakBefore w:val="0"/>
@@ -5110,7 +5135,7 @@
     </w:p>
     <w:p>
       <w:pPr>
-        <w:pStyle w:val="a1"/>
+        <w:pStyle w:val="29"/>
         <w:keepNext w:val="0"/>
         <w:keepLines w:val="0"/>
         <w:pageBreakBefore w:val="0"/>
@@ -5140,7 +5165,7 @@
     </w:p>
     <w:p>
       <w:pPr>
-        <w:pStyle w:val="a1"/>
+        <w:pStyle w:val="29"/>
         <w:keepNext w:val="0"/>
         <w:keepLines w:val="0"/>
         <w:pageBreakBefore w:val="0"/>
@@ -5170,7 +5195,7 @@
     </w:p>
     <w:p>
       <w:pPr>
-        <w:pStyle w:val="a1"/>
+        <w:pStyle w:val="29"/>
         <w:keepNext w:val="0"/>
         <w:keepLines w:val="0"/>
         <w:pageBreakBefore w:val="0"/>
@@ -5200,7 +5225,7 @@
     </w:p>
     <w:p>
       <w:pPr>
-        <w:pStyle w:val="a1"/>
+        <w:pStyle w:val="29"/>
         <w:keepNext w:val="0"/>
         <w:keepLines w:val="0"/>
         <w:pageBreakBefore w:val="0"/>
@@ -5230,14 +5255,14 @@
     </w:p>
     <w:p>
       <w:pPr>
-        <w:pStyle w:val="2"/>
-        <w:bidi w:val="0"/>
-        <w:rPr>
-          <w:rFonts w:hint="default"/>
-          <w:lang w:val="en-US" w:eastAsia="zh-CN"/>
-        </w:rPr>
-      </w:pPr>
-      <w:bookmarkStart w:id="20" w:name="_Toc12722"/>
+        <w:pStyle w:val="30"/>
+        <w:bidi w:val="0"/>
+        <w:rPr>
+          <w:rFonts w:hint="default"/>
+          <w:lang w:val="en-US" w:eastAsia="zh-CN"/>
+        </w:rPr>
+      </w:pPr>
+      <w:bookmarkStart w:id="19" w:name="_Toc25386"/>
       <w:r>
         <w:rPr>
           <w:rFonts w:hint="default"/>
@@ -5245,11 +5270,11 @@
         </w:rPr>
         <w:t>离职手续会签</w:t>
       </w:r>
-      <w:bookmarkEnd w:id="20"/>
-    </w:p>
-    <w:p>
-      <w:pPr>
-        <w:pStyle w:val="a1"/>
+      <w:bookmarkEnd w:id="19"/>
+    </w:p>
+    <w:p>
+      <w:pPr>
+        <w:pStyle w:val="29"/>
         <w:keepNext w:val="0"/>
         <w:keepLines w:val="0"/>
         <w:pageBreakBefore w:val="0"/>
@@ -5279,7 +5304,7 @@
     </w:p>
     <w:p>
       <w:pPr>
-        <w:pStyle w:val="a1"/>
+        <w:pStyle w:val="29"/>
         <w:keepNext w:val="0"/>
         <w:keepLines w:val="0"/>
         <w:pageBreakBefore w:val="0"/>
@@ -5309,7 +5334,7 @@
     </w:p>
     <w:p>
       <w:pPr>
-        <w:pStyle w:val="a1"/>
+        <w:pStyle w:val="29"/>
         <w:keepNext w:val="0"/>
         <w:keepLines w:val="0"/>
         <w:pageBreakBefore w:val="0"/>
@@ -5339,7 +5364,7 @@
     </w:p>
     <w:p>
       <w:pPr>
-        <w:pStyle w:val="a1"/>
+        <w:pStyle w:val="29"/>
         <w:keepNext w:val="0"/>
         <w:keepLines w:val="0"/>
         <w:pageBreakBefore w:val="0"/>
@@ -5361,15 +5386,24 @@
       </w:pPr>
       <w:r>
         <w:rPr>
-          <w:rFonts w:hint="default"/>
-          <w:lang w:val="en-US" w:eastAsia="zh-CN"/>
-        </w:rPr>
-        <w:t>综合管理部：回收门禁卡、办公用品、结清公务借款等。</w:t>
-      </w:r>
-    </w:p>
-    <w:p>
-      <w:pPr>
-        <w:pStyle w:val="a1"/>
+          <w:rFonts w:hint="eastAsia"/>
+          <w:lang w:val="en-US" w:eastAsia="zh-CN"/>
+        </w:rPr>
+        <w:t>人力部</w:t>
+      </w:r>
+      <w:bookmarkStart w:id="22" w:name="_GoBack"/>
+      <w:bookmarkEnd w:id="22"/>
+      <w:r>
+        <w:rPr>
+          <w:rFonts w:hint="default"/>
+          <w:lang w:val="en-US" w:eastAsia="zh-CN"/>
+        </w:rPr>
+        <w:t>：回收门禁卡、办公用品、结清公务借款等。</w:t>
+      </w:r>
+    </w:p>
+    <w:p>
+      <w:pPr>
+        <w:pStyle w:val="29"/>
         <w:keepNext w:val="0"/>
         <w:keepLines w:val="0"/>
         <w:pageBreakBefore w:val="0"/>
@@ -5399,7 +5433,7 @@
     </w:p>
     <w:p>
       <w:pPr>
-        <w:pStyle w:val="a1"/>
+        <w:pStyle w:val="29"/>
         <w:keepNext w:val="0"/>
         <w:keepLines w:val="0"/>
         <w:pageBreakBefore w:val="0"/>
@@ -5429,14 +5463,14 @@
     </w:p>
     <w:p>
       <w:pPr>
-        <w:pStyle w:val="2"/>
-        <w:bidi w:val="0"/>
-        <w:rPr>
-          <w:rFonts w:hint="default"/>
-          <w:lang w:val="en-US" w:eastAsia="zh-CN"/>
-        </w:rPr>
-      </w:pPr>
-      <w:bookmarkStart w:id="21" w:name="_Toc10223"/>
+        <w:pStyle w:val="30"/>
+        <w:bidi w:val="0"/>
+        <w:rPr>
+          <w:rFonts w:hint="default"/>
+          <w:lang w:val="en-US" w:eastAsia="zh-CN"/>
+        </w:rPr>
+      </w:pPr>
+      <w:bookmarkStart w:id="20" w:name="_Toc25987"/>
       <w:r>
         <w:rPr>
           <w:rFonts w:hint="default"/>
@@ -5444,11 +5478,11 @@
         </w:rPr>
         <w:t>离职后管理</w:t>
       </w:r>
-      <w:bookmarkEnd w:id="21"/>
-    </w:p>
-    <w:p>
-      <w:pPr>
-        <w:pStyle w:val="a1"/>
+      <w:bookmarkEnd w:id="20"/>
+    </w:p>
+    <w:p>
+      <w:pPr>
+        <w:pStyle w:val="29"/>
         <w:keepNext w:val="0"/>
         <w:keepLines w:val="0"/>
         <w:pageBreakBefore w:val="0"/>
@@ -5478,7 +5512,7 @@
     </w:p>
     <w:p>
       <w:pPr>
-        <w:pStyle w:val="a1"/>
+        <w:pStyle w:val="29"/>
         <w:keepNext w:val="0"/>
         <w:keepLines w:val="0"/>
         <w:pageBreakBefore w:val="0"/>
@@ -5508,7 +5542,7 @@
     </w:p>
     <w:p>
       <w:pPr>
-        <w:pStyle w:val="a1"/>
+        <w:pStyle w:val="29"/>
         <w:keepNext w:val="0"/>
         <w:keepLines w:val="0"/>
         <w:pageBreakBefore w:val="0"/>
@@ -5538,14 +5572,14 @@
     </w:p>
     <w:p>
       <w:pPr>
-        <w:pStyle w:val="1"/>
-        <w:bidi w:val="0"/>
-        <w:rPr>
-          <w:rFonts w:hint="default"/>
-          <w:lang w:val="en-US" w:eastAsia="zh-CN"/>
-        </w:rPr>
-      </w:pPr>
-      <w:bookmarkStart w:id="22" w:name="_Toc28730"/>
+        <w:pStyle w:val="28"/>
+        <w:bidi w:val="0"/>
+        <w:rPr>
+          <w:rFonts w:hint="default"/>
+          <w:lang w:val="en-US" w:eastAsia="zh-CN"/>
+        </w:rPr>
+      </w:pPr>
+      <w:bookmarkStart w:id="21" w:name="_Toc10023"/>
       <w:r>
         <w:rPr>
           <w:rFonts w:hint="default"/>
@@ -5553,11 +5587,11 @@
         </w:rPr>
         <w:t>附则</w:t>
       </w:r>
-      <w:bookmarkEnd w:id="22"/>
-    </w:p>
-    <w:p>
-      <w:pPr>
-        <w:pStyle w:val="a1"/>
+      <w:bookmarkEnd w:id="21"/>
+    </w:p>
+    <w:p>
+      <w:pPr>
+        <w:pStyle w:val="29"/>
         <w:keepNext w:val="0"/>
         <w:keepLines w:val="0"/>
         <w:pageBreakBefore w:val="0"/>
@@ -5587,7 +5621,7 @@
     </w:p>
     <w:p>
       <w:pPr>
-        <w:pStyle w:val="a1"/>
+        <w:pStyle w:val="29"/>
         <w:keepNext w:val="0"/>
         <w:keepLines w:val="0"/>
         <w:pageBreakBefore w:val="0"/>
@@ -5617,7 +5651,7 @@
     </w:p>
     <w:p>
       <w:pPr>
-        <w:pStyle w:val="a1"/>
+        <w:pStyle w:val="29"/>
         <w:keepNext w:val="0"/>
         <w:keepLines w:val="0"/>
         <w:pageBreakBefore w:val="0"/>
@@ -5646,23 +5680,73 @@
       </w:r>
     </w:p>
     <w:sectPr>
-      <w:headerReference w:type="default" r:id="rId7"/>
+      <w:headerReference r:id="rId5" w:type="default"/>
       <w:pgSz w:w="11906" w:h="16838"/>
       <w:pgMar w:top="1417" w:right="1800" w:bottom="1440" w:left="1800" w:header="1140" w:footer="992" w:gutter="0"/>
-      <w:cols w:num="1" w:space="425"/>
+      <w:cols w:space="425" w:num="1"/>
       <w:docGrid w:type="lines" w:linePitch="312" w:charSpace="0"/>
     </w:sectPr>
   </w:body>
 </w:document>
 </file>
 
+<file path=word/endnotes.xml><?xml version="1.0" encoding="utf-8"?>
+<w:endnotes xmlns:wpc="http://schemas.microsoft.com/office/word/2010/wordprocessingCanvas" xmlns:mc="http://schemas.openxmlformats.org/markup-compatibility/2006" xmlns:o="urn:schemas-microsoft-com:office:office" xmlns:r="http://schemas.openxmlformats.org/officeDocument/2006/relationships" xmlns:m="http://schemas.openxmlformats.org/officeDocument/2006/math" xmlns:v="urn:schemas-microsoft-com:vml" xmlns:wp14="http://schemas.microsoft.com/office/word/2010/wordprocessingDrawing" xmlns:wp="http://schemas.openxmlformats.org/drawingml/2006/wordprocessingDrawing" xmlns:w="http://schemas.openxmlformats.org/wordprocessingml/2006/main" xmlns:w14="http://schemas.microsoft.com/office/word/2010/wordml" xmlns:w15="http://schemas.microsoft.com/office/word/2012/wordml" xmlns:w10="urn:schemas-microsoft-com:office:word" xmlns:wpg="http://schemas.microsoft.com/office/word/2010/wordprocessingGroup" xmlns:wpi="http://schemas.microsoft.com/office/word/2010/wordprocessingInk" xmlns:wne="http://schemas.microsoft.com/office/word/2006/wordml" xmlns:wps="http://schemas.microsoft.com/office/word/2010/wordprocessingShape" xmlns:wpsCustomData="http://www.wps.cn/officeDocument/2013/wpsCustomData" mc:Ignorable="w14 w15 wp14">
+  <w:endnote w:type="separator" w:id="0">
+    <w:p>
+      <w:pPr>
+        <w:spacing w:line="240" w:lineRule="auto"/>
+      </w:pPr>
+      <w:r>
+        <w:separator/>
+      </w:r>
+    </w:p>
+  </w:endnote>
+  <w:endnote w:type="continuationSeparator" w:id="1">
+    <w:p>
+      <w:pPr>
+        <w:spacing w:line="240" w:lineRule="auto"/>
+      </w:pPr>
+      <w:r>
+        <w:continuationSeparator/>
+      </w:r>
+    </w:p>
+  </w:endnote>
+</w:endnotes>
+</file>
+
+<file path=word/footnotes.xml><?xml version="1.0" encoding="utf-8"?>
+<w:footnotes xmlns:wpc="http://schemas.microsoft.com/office/word/2010/wordprocessingCanvas" xmlns:mc="http://schemas.openxmlformats.org/markup-compatibility/2006" xmlns:o="urn:schemas-microsoft-com:office:office" xmlns:r="http://schemas.openxmlformats.org/officeDocument/2006/relationships" xmlns:m="http://schemas.openxmlformats.org/officeDocument/2006/math" xmlns:v="urn:schemas-microsoft-com:vml" xmlns:wp14="http://schemas.microsoft.com/office/word/2010/wordprocessingDrawing" xmlns:wp="http://schemas.openxmlformats.org/drawingml/2006/wordprocessingDrawing" xmlns:w="http://schemas.openxmlformats.org/wordprocessingml/2006/main" xmlns:w14="http://schemas.microsoft.com/office/word/2010/wordml" xmlns:w15="http://schemas.microsoft.com/office/word/2012/wordml" xmlns:w10="urn:schemas-microsoft-com:office:word" xmlns:wpg="http://schemas.microsoft.com/office/word/2010/wordprocessingGroup" xmlns:wpi="http://schemas.microsoft.com/office/word/2010/wordprocessingInk" xmlns:wne="http://schemas.microsoft.com/office/word/2006/wordml" xmlns:wps="http://schemas.microsoft.com/office/word/2010/wordprocessingShape" xmlns:wpsCustomData="http://www.wps.cn/officeDocument/2013/wpsCustomData" mc:Ignorable="w14 w15 wp14">
+  <w:footnote w:type="separator" w:id="0">
+    <w:p>
+      <w:pPr>
+        <w:spacing w:line="360" w:lineRule="auto"/>
+      </w:pPr>
+      <w:r>
+        <w:separator/>
+      </w:r>
+    </w:p>
+  </w:footnote>
+  <w:footnote w:type="continuationSeparator" w:id="1">
+    <w:p>
+      <w:pPr>
+        <w:spacing w:line="360" w:lineRule="auto"/>
+      </w:pPr>
+      <w:r>
+        <w:continuationSeparator/>
+      </w:r>
+    </w:p>
+  </w:footnote>
+</w:footnotes>
+</file>
+
 <file path=word/header1.xml><?xml version="1.0" encoding="utf-8"?>
-<w:hdr xmlns:wpc="http://schemas.microsoft.com/office/word/2010/wordprocessingCanvas" xmlns:mc="http://schemas.openxmlformats.org/markup-compatibility/2006" xmlns:o="urn:schemas-microsoft-com:office:office" xmlns:r="http://schemas.openxmlformats.org/officeDocument/2006/relationships" xmlns:m="http://schemas.openxmlformats.org/officeDocument/2006/math" xmlns:v="urn:schemas-microsoft-com:vml" xmlns:wp14="http://schemas.microsoft.com/office/word/2010/wordprocessingDrawing" xmlns:wp="http://schemas.openxmlformats.org/drawingml/2006/wordprocessingDrawing" xmlns:w10="urn:schemas-microsoft-com:office:word" xmlns:w="http://schemas.openxmlformats.org/wordprocessingml/2006/main" xmlns:w14="http://schemas.microsoft.com/office/word/2010/wordml" xmlns:w15="http://schemas.microsoft.com/office/word/2012/wordml" xmlns:wne="http://schemas.microsoft.com/office/word/2006/wordml" xmlns:wpg="http://schemas.microsoft.com/office/word/2010/wordprocessingGroup" xmlns:wpi="http://schemas.microsoft.com/office/word/2010/wordprocessingInk" xmlns:wps="http://schemas.microsoft.com/office/word/2010/wordprocessingShape" mc:Ignorable="w14 w15 wp14">
+<w:hdr xmlns:wpc="http://schemas.microsoft.com/office/word/2010/wordprocessingCanvas" xmlns:mc="http://schemas.openxmlformats.org/markup-compatibility/2006" xmlns:o="urn:schemas-microsoft-com:office:office" xmlns:r="http://schemas.openxmlformats.org/officeDocument/2006/relationships" xmlns:m="http://schemas.openxmlformats.org/officeDocument/2006/math" xmlns:v="urn:schemas-microsoft-com:vml" xmlns:wp14="http://schemas.microsoft.com/office/word/2010/wordprocessingDrawing" xmlns:wp="http://schemas.openxmlformats.org/drawingml/2006/wordprocessingDrawing" xmlns:w10="urn:schemas-microsoft-com:office:word" xmlns:w="http://schemas.openxmlformats.org/wordprocessingml/2006/main" xmlns:w14="http://schemas.microsoft.com/office/word/2010/wordml" xmlns:w15="http://schemas.microsoft.com/office/word/2012/wordml" xmlns:wpg="http://schemas.microsoft.com/office/word/2010/wordprocessingGroup" xmlns:wpi="http://schemas.microsoft.com/office/word/2010/wordprocessingInk" xmlns:wne="http://schemas.microsoft.com/office/word/2006/wordml" xmlns:wps="http://schemas.microsoft.com/office/word/2010/wordprocessingShape" xmlns:wpsCustomData="http://www.wps.cn/officeDocument/2013/wpsCustomData" mc:Ignorable="w14 w15 wp14">
   <w:p>
     <w:pPr>
-      <w:pStyle w:val="Header"/>
+      <w:pStyle w:val="15"/>
       <w:pBdr>
-        <w:bottom w:val="single" w:sz="4" w:space="1" w:color="auto"/>
+        <w:bottom w:val="single" w:color="auto" w:sz="4" w:space="1"/>
       </w:pBdr>
       <w:tabs>
         <w:tab w:val="left" w:pos="335"/>
@@ -5670,27 +5754,27 @@
       </w:tabs>
       <w:jc w:val="right"/>
       <w:rPr>
-        <w:rFonts w:eastAsiaTheme="minorEastAsia" w:hint="eastAsia"/>
+        <w:rFonts w:hint="eastAsia" w:eastAsiaTheme="minorEastAsia"/>
         <w:lang w:eastAsia="zh-CN"/>
       </w:rPr>
     </w:pPr>
     <w:r>
       <w:rPr>
-        <w:rFonts w:eastAsiaTheme="minorEastAsia" w:hint="eastAsia"/>
+        <w:rFonts w:hint="eastAsia" w:eastAsiaTheme="minorEastAsia"/>
         <w:lang w:val="en-US" w:eastAsia="zh-CN"/>
       </w:rPr>
       <w:tab/>
     </w:r>
     <w:r>
       <w:rPr>
-        <w:rFonts w:eastAsiaTheme="minorEastAsia" w:hint="eastAsia"/>
+        <w:rFonts w:hint="eastAsia" w:eastAsiaTheme="minorEastAsia"/>
         <w:lang w:val="en-US" w:eastAsia="zh-CN"/>
       </w:rPr>
       <w:tab/>
     </w:r>
     <w:r>
       <w:rPr>
-        <w:rFonts w:eastAsiaTheme="minorEastAsia" w:hint="eastAsia"/>
+        <w:rFonts w:hint="eastAsia" w:eastAsiaTheme="minorEastAsia"/>
         <w:lang w:val="en-US" w:eastAsia="zh-CN"/>
       </w:rPr>
       <w:t>江西通信产业服务有限公司</w:t>
@@ -5700,15 +5784,15 @@
 </file>
 
 <file path=word/numbering.xml><?xml version="1.0" encoding="utf-8"?>
-<w:numbering xmlns:wpc="http://schemas.microsoft.com/office/word/2010/wordprocessingCanvas" xmlns:mc="http://schemas.openxmlformats.org/markup-compatibility/2006" xmlns:o="urn:schemas-microsoft-com:office:office" xmlns:r="http://schemas.openxmlformats.org/officeDocument/2006/relationships" xmlns:m="http://schemas.openxmlformats.org/officeDocument/2006/math" xmlns:v="urn:schemas-microsoft-com:vml" xmlns:wp14="http://schemas.microsoft.com/office/word/2010/wordprocessingDrawing" xmlns:wp="http://schemas.openxmlformats.org/drawingml/2006/wordprocessingDrawing" xmlns:w10="urn:schemas-microsoft-com:office:word" xmlns:w="http://schemas.openxmlformats.org/wordprocessingml/2006/main" xmlns:w14="http://schemas.microsoft.com/office/word/2010/wordml" xmlns:w15="http://schemas.microsoft.com/office/word/2012/wordml" xmlns:wne="http://schemas.microsoft.com/office/word/2006/wordml" xmlns:wpg="http://schemas.microsoft.com/office/word/2010/wordprocessingGroup" xmlns:wpi="http://schemas.microsoft.com/office/word/2010/wordprocessingInk" xmlns:wps="http://schemas.microsoft.com/office/word/2010/wordprocessingShape" mc:Ignorable="w14 w15 wp14">
+<w:numbering xmlns:wpc="http://schemas.microsoft.com/office/word/2010/wordprocessingCanvas" xmlns:mc="http://schemas.openxmlformats.org/markup-compatibility/2006" xmlns:o="urn:schemas-microsoft-com:office:office" xmlns:r="http://schemas.openxmlformats.org/officeDocument/2006/relationships" xmlns:m="http://schemas.openxmlformats.org/officeDocument/2006/math" xmlns:v="urn:schemas-microsoft-com:vml" xmlns:wp14="http://schemas.microsoft.com/office/word/2010/wordprocessingDrawing" xmlns:wp="http://schemas.openxmlformats.org/drawingml/2006/wordprocessingDrawing" xmlns:w10="urn:schemas-microsoft-com:office:word" xmlns:w="http://schemas.openxmlformats.org/wordprocessingml/2006/main" xmlns:w14="http://schemas.microsoft.com/office/word/2010/wordml" xmlns:wpg="http://schemas.microsoft.com/office/word/2010/wordprocessingGroup" xmlns:wpi="http://schemas.microsoft.com/office/word/2010/wordprocessingInk" xmlns:wne="http://schemas.microsoft.com/office/word/2006/wordml" xmlns:wps="http://schemas.microsoft.com/office/word/2010/wordprocessingShape" xmlns:wpsCustomData="http://www.wps.cn/officeDocument/2013/wpsCustomData" mc:Ignorable="w14 wp14">
   <w:abstractNum w:abstractNumId="0">
     <w:nsid w:val="8E964DCE"/>
     <w:multiLevelType w:val="multilevel"/>
     <w:tmpl w:val="8E964DCE"/>
-    <w:lvl w:ilvl="0">
+    <w:lvl w:ilvl="0" w:tentative="0">
       <w:start w:val="1"/>
       <w:numFmt w:val="decimal"/>
-      <w:pStyle w:val="Heading1"/>
+      <w:pStyle w:val="2"/>
       <w:lvlText w:val="%1."/>
       <w:lvlJc w:val="left"/>
       <w:pPr>
@@ -5718,10 +5802,10 @@
         <w:rFonts w:hint="default"/>
       </w:rPr>
     </w:lvl>
-    <w:lvl w:ilvl="1">
+    <w:lvl w:ilvl="1" w:tentative="0">
       <w:start w:val="1"/>
       <w:numFmt w:val="decimal"/>
-      <w:pStyle w:val="Heading2"/>
+      <w:pStyle w:val="3"/>
       <w:lvlText w:val="%1.%2."/>
       <w:lvlJc w:val="left"/>
       <w:pPr>
@@ -5731,10 +5815,10 @@
         <w:rFonts w:hint="default"/>
       </w:rPr>
     </w:lvl>
-    <w:lvl w:ilvl="2">
+    <w:lvl w:ilvl="2" w:tentative="0">
       <w:start w:val="1"/>
       <w:numFmt w:val="decimal"/>
-      <w:pStyle w:val="Heading3"/>
+      <w:pStyle w:val="4"/>
       <w:lvlText w:val="%1.%2.%3."/>
       <w:lvlJc w:val="left"/>
       <w:pPr>
@@ -5744,10 +5828,10 @@
         <w:rFonts w:hint="default"/>
       </w:rPr>
     </w:lvl>
-    <w:lvl w:ilvl="3">
+    <w:lvl w:ilvl="3" w:tentative="0">
       <w:start w:val="1"/>
       <w:numFmt w:val="decimal"/>
-      <w:pStyle w:val="Heading4"/>
+      <w:pStyle w:val="5"/>
       <w:lvlText w:val="%1.%2.%3.%4."/>
       <w:lvlJc w:val="left"/>
       <w:pPr>
@@ -5757,10 +5841,10 @@
         <w:rFonts w:hint="default"/>
       </w:rPr>
     </w:lvl>
-    <w:lvl w:ilvl="4">
+    <w:lvl w:ilvl="4" w:tentative="0">
       <w:start w:val="1"/>
       <w:numFmt w:val="decimal"/>
-      <w:pStyle w:val="Heading5"/>
+      <w:pStyle w:val="6"/>
       <w:lvlText w:val="%1.%2.%3.%4.%5."/>
       <w:lvlJc w:val="left"/>
       <w:pPr>
@@ -5770,10 +5854,10 @@
         <w:rFonts w:hint="default"/>
       </w:rPr>
     </w:lvl>
-    <w:lvl w:ilvl="5">
+    <w:lvl w:ilvl="5" w:tentative="0">
       <w:start w:val="1"/>
       <w:numFmt w:val="decimal"/>
-      <w:pStyle w:val="Heading6"/>
+      <w:pStyle w:val="7"/>
       <w:lvlText w:val="%1.%2.%3.%4.%5.%6."/>
       <w:lvlJc w:val="left"/>
       <w:pPr>
@@ -5783,10 +5867,10 @@
         <w:rFonts w:hint="default"/>
       </w:rPr>
     </w:lvl>
-    <w:lvl w:ilvl="6">
+    <w:lvl w:ilvl="6" w:tentative="0">
       <w:start w:val="1"/>
       <w:numFmt w:val="decimal"/>
-      <w:pStyle w:val="Heading7"/>
+      <w:pStyle w:val="8"/>
       <w:lvlText w:val="%1.%2.%3.%4.%5.%6.%7."/>
       <w:lvlJc w:val="left"/>
       <w:pPr>
@@ -5796,10 +5880,10 @@
         <w:rFonts w:hint="default"/>
       </w:rPr>
     </w:lvl>
-    <w:lvl w:ilvl="7">
+    <w:lvl w:ilvl="7" w:tentative="0">
       <w:start w:val="1"/>
       <w:numFmt w:val="decimal"/>
-      <w:pStyle w:val="Heading8"/>
+      <w:pStyle w:val="9"/>
       <w:lvlText w:val="%1.%2.%3.%4.%5.%6.%7.%8."/>
       <w:lvlJc w:val="left"/>
       <w:pPr>
@@ -5809,10 +5893,10 @@
         <w:rFonts w:hint="default"/>
       </w:rPr>
     </w:lvl>
-    <w:lvl w:ilvl="8">
+    <w:lvl w:ilvl="8" w:tentative="0">
       <w:start w:val="1"/>
       <w:numFmt w:val="decimal"/>
-      <w:pStyle w:val="Heading9"/>
+      <w:pStyle w:val="10"/>
       <w:lvlText w:val="%1.%2.%3.%4.%5.%6.%7.%8.%9."/>
       <w:lvlJc w:val="left"/>
       <w:pPr>
@@ -5830,267 +5914,269 @@
 </file>
 
 <file path=word/styles.xml><?xml version="1.0" encoding="utf-8"?>
-<w:styles xmlns:mc="http://schemas.openxmlformats.org/markup-compatibility/2006" xmlns:r="http://schemas.openxmlformats.org/officeDocument/2006/relationships" xmlns:w="http://schemas.openxmlformats.org/wordprocessingml/2006/main" xmlns:w14="http://schemas.microsoft.com/office/word/2010/wordml" xmlns:w15="http://schemas.microsoft.com/office/word/2012/wordml" mc:Ignorable="w14 w15">
+<w:styles xmlns:mc="http://schemas.openxmlformats.org/markup-compatibility/2006" xmlns:o="urn:schemas-microsoft-com:office:office" xmlns:r="http://schemas.openxmlformats.org/officeDocument/2006/relationships" xmlns:m="http://schemas.openxmlformats.org/officeDocument/2006/math" xmlns:v="urn:schemas-microsoft-com:vml" xmlns:w="http://schemas.openxmlformats.org/wordprocessingml/2006/main" xmlns:w14="http://schemas.microsoft.com/office/word/2010/wordml" xmlns:w10="urn:schemas-microsoft-com:office:word" xmlns:sl="http://schemas.openxmlformats.org/schemaLibrary/2006/main" xmlns:wpsCustomData="http://www.wps.cn/officeDocument/2013/wpsCustomData" mc:Ignorable="w14">
   <w:docDefaults>
     <w:rPrDefault>
       <w:rPr>
-        <w:rFonts w:ascii="Times New Roman" w:eastAsia="宋体" w:hAnsi="Times New Roman" w:cs="Times New Roman"/>
+        <w:rFonts w:ascii="Times New Roman" w:hAnsi="Times New Roman" w:eastAsia="宋体" w:cs="Times New Roman"/>
       </w:rPr>
     </w:rPrDefault>
     <w:pPrDefault/>
   </w:docDefaults>
-  <w:latentStyles w:defLockedState="0" w:defUIPriority="99" w:defSemiHidden="1" w:defUnhideWhenUsed="1" w:defQFormat="0" w:count="260">
-    <w:lsdException w:name="Normal" w:semiHidden="0" w:uiPriority="0" w:unhideWhenUsed="0" w:qFormat="1"/>
-    <w:lsdException w:name="heading 1" w:semiHidden="0" w:uiPriority="0" w:unhideWhenUsed="0" w:qFormat="1"/>
-    <w:lsdException w:name="heading 2" w:semiHidden="0" w:uiPriority="0" w:qFormat="1"/>
-    <w:lsdException w:name="heading 3" w:uiPriority="0" w:qFormat="1"/>
-    <w:lsdException w:name="heading 4" w:semiHidden="0" w:uiPriority="0" w:qFormat="1"/>
-    <w:lsdException w:name="heading 5" w:uiPriority="0" w:qFormat="1"/>
-    <w:lsdException w:name="heading 6" w:uiPriority="0" w:qFormat="1"/>
-    <w:lsdException w:name="heading 7" w:uiPriority="0" w:qFormat="1"/>
-    <w:lsdException w:name="heading 8" w:uiPriority="0" w:qFormat="1"/>
-    <w:lsdException w:name="heading 9" w:uiPriority="0" w:qFormat="1"/>
-    <w:lsdException w:name="index 1" w:semiHidden="0" w:uiPriority="0" w:unhideWhenUsed="0"/>
-    <w:lsdException w:name="index 2" w:semiHidden="0" w:uiPriority="0" w:unhideWhenUsed="0"/>
-    <w:lsdException w:name="index 3" w:semiHidden="0" w:uiPriority="0" w:unhideWhenUsed="0"/>
-    <w:lsdException w:name="index 4" w:semiHidden="0" w:uiPriority="0" w:unhideWhenUsed="0"/>
-    <w:lsdException w:name="index 5" w:semiHidden="0" w:uiPriority="0" w:unhideWhenUsed="0"/>
-    <w:lsdException w:name="index 6" w:semiHidden="0" w:uiPriority="0" w:unhideWhenUsed="0"/>
-    <w:lsdException w:name="index 7" w:semiHidden="0" w:uiPriority="0" w:unhideWhenUsed="0"/>
-    <w:lsdException w:name="index 8" w:semiHidden="0" w:uiPriority="0" w:unhideWhenUsed="0"/>
-    <w:lsdException w:name="index 9" w:semiHidden="0" w:uiPriority="0" w:unhideWhenUsed="0"/>
-    <w:lsdException w:name="toc 1" w:semiHidden="0" w:uiPriority="0" w:unhideWhenUsed="0" w:qFormat="1"/>
-    <w:lsdException w:name="toc 2" w:semiHidden="0" w:uiPriority="0" w:unhideWhenUsed="0" w:qFormat="1"/>
-    <w:lsdException w:name="toc 3" w:semiHidden="0" w:uiPriority="0" w:unhideWhenUsed="0" w:qFormat="1"/>
-    <w:lsdException w:name="toc 4" w:semiHidden="0" w:uiPriority="0" w:unhideWhenUsed="0"/>
-    <w:lsdException w:name="toc 5" w:semiHidden="0" w:uiPriority="0" w:unhideWhenUsed="0"/>
-    <w:lsdException w:name="toc 6" w:semiHidden="0" w:uiPriority="0" w:unhideWhenUsed="0"/>
-    <w:lsdException w:name="toc 7" w:semiHidden="0" w:uiPriority="0" w:unhideWhenUsed="0"/>
-    <w:lsdException w:name="toc 8" w:semiHidden="0" w:uiPriority="0" w:unhideWhenUsed="0"/>
-    <w:lsdException w:name="toc 9" w:semiHidden="0" w:uiPriority="0" w:unhideWhenUsed="0"/>
-    <w:lsdException w:name="Normal Indent" w:semiHidden="0" w:uiPriority="0" w:unhideWhenUsed="0"/>
-    <w:lsdException w:name="footnote text" w:semiHidden="0" w:uiPriority="0" w:unhideWhenUsed="0"/>
-    <w:lsdException w:name="annotation text" w:semiHidden="0" w:uiPriority="0" w:unhideWhenUsed="0" w:qFormat="1"/>
-    <w:lsdException w:name="header" w:semiHidden="0" w:uiPriority="0" w:unhideWhenUsed="0" w:qFormat="1"/>
-    <w:lsdException w:name="footer" w:semiHidden="0" w:uiPriority="0" w:unhideWhenUsed="0" w:qFormat="1"/>
-    <w:lsdException w:name="index heading" w:semiHidden="0" w:uiPriority="0" w:unhideWhenUsed="0"/>
-    <w:lsdException w:name="caption" w:uiPriority="0" w:qFormat="1"/>
-    <w:lsdException w:name="table of figures" w:semiHidden="0" w:uiPriority="0" w:unhideWhenUsed="0"/>
-    <w:lsdException w:name="envelope address" w:semiHidden="0" w:uiPriority="0" w:unhideWhenUsed="0"/>
-    <w:lsdException w:name="envelope return" w:semiHidden="0" w:uiPriority="0" w:unhideWhenUsed="0"/>
-    <w:lsdException w:name="footnote reference" w:semiHidden="0" w:uiPriority="0" w:unhideWhenUsed="0"/>
-    <w:lsdException w:name="annotation reference" w:semiHidden="0" w:uiPriority="0" w:unhideWhenUsed="0"/>
-    <w:lsdException w:name="line number" w:semiHidden="0" w:uiPriority="0" w:unhideWhenUsed="0"/>
-    <w:lsdException w:name="page number" w:semiHidden="0" w:uiPriority="0" w:unhideWhenUsed="0"/>
-    <w:lsdException w:name="endnote reference" w:semiHidden="0" w:uiPriority="0" w:unhideWhenUsed="0"/>
-    <w:lsdException w:name="endnote text" w:semiHidden="0" w:uiPriority="0" w:unhideWhenUsed="0"/>
-    <w:lsdException w:name="table of authorities" w:semiHidden="0" w:uiPriority="0" w:unhideWhenUsed="0"/>
-    <w:lsdException w:name="macro" w:semiHidden="0" w:uiPriority="0" w:unhideWhenUsed="0"/>
-    <w:lsdException w:name="toa heading" w:semiHidden="0" w:uiPriority="0" w:unhideWhenUsed="0"/>
-    <w:lsdException w:name="List" w:semiHidden="0" w:uiPriority="0" w:unhideWhenUsed="0"/>
-    <w:lsdException w:name="List Bullet" w:semiHidden="0" w:uiPriority="0" w:unhideWhenUsed="0"/>
-    <w:lsdException w:name="List Number" w:semiHidden="0" w:uiPriority="0" w:unhideWhenUsed="0"/>
-    <w:lsdException w:name="List 2" w:semiHidden="0" w:uiPriority="0" w:unhideWhenUsed="0"/>
-    <w:lsdException w:name="List 3" w:semiHidden="0" w:uiPriority="0" w:unhideWhenUsed="0"/>
-    <w:lsdException w:name="List 4" w:semiHidden="0" w:uiPriority="0" w:unhideWhenUsed="0"/>
-    <w:lsdException w:name="List 5" w:semiHidden="0" w:uiPriority="0" w:unhideWhenUsed="0"/>
-    <w:lsdException w:name="List Bullet 2" w:semiHidden="0" w:uiPriority="0" w:unhideWhenUsed="0"/>
-    <w:lsdException w:name="List Bullet 3" w:semiHidden="0" w:uiPriority="0" w:unhideWhenUsed="0"/>
-    <w:lsdException w:name="List Bullet 4" w:semiHidden="0" w:uiPriority="0" w:unhideWhenUsed="0"/>
-    <w:lsdException w:name="List Bullet 5" w:semiHidden="0" w:uiPriority="0" w:unhideWhenUsed="0"/>
-    <w:lsdException w:name="List Number 2" w:semiHidden="0" w:uiPriority="0" w:unhideWhenUsed="0"/>
-    <w:lsdException w:name="List Number 3" w:semiHidden="0" w:uiPriority="0" w:unhideWhenUsed="0"/>
-    <w:lsdException w:name="List Number 4" w:semiHidden="0" w:uiPriority="0" w:unhideWhenUsed="0"/>
-    <w:lsdException w:name="List Number 5" w:semiHidden="0" w:uiPriority="0" w:unhideWhenUsed="0"/>
-    <w:lsdException w:name="Title" w:semiHidden="0" w:uiPriority="0" w:unhideWhenUsed="0" w:qFormat="1"/>
-    <w:lsdException w:name="Closing" w:semiHidden="0" w:uiPriority="0" w:unhideWhenUsed="0"/>
-    <w:lsdException w:name="Signature" w:semiHidden="0" w:uiPriority="0" w:unhideWhenUsed="0"/>
-    <w:lsdException w:name="Default Paragraph Font" w:uiPriority="0" w:unhideWhenUsed="0" w:qFormat="1"/>
-    <w:lsdException w:name="Body Text" w:uiPriority="0" w:unhideWhenUsed="0" w:qFormat="1"/>
-    <w:lsdException w:name="Body Text Indent" w:semiHidden="0" w:uiPriority="0" w:unhideWhenUsed="0"/>
-    <w:lsdException w:name="List Continue" w:semiHidden="0" w:uiPriority="0" w:unhideWhenUsed="0"/>
-    <w:lsdException w:name="List Continue 2" w:semiHidden="0" w:uiPriority="0" w:unhideWhenUsed="0"/>
-    <w:lsdException w:name="List Continue 3" w:semiHidden="0" w:uiPriority="0" w:unhideWhenUsed="0"/>
-    <w:lsdException w:name="List Continue 4" w:semiHidden="0" w:uiPriority="0" w:unhideWhenUsed="0"/>
-    <w:lsdException w:name="List Continue 5" w:semiHidden="0" w:uiPriority="0" w:unhideWhenUsed="0"/>
-    <w:lsdException w:name="Message Header" w:semiHidden="0" w:uiPriority="0" w:unhideWhenUsed="0"/>
-    <w:lsdException w:name="Subtitle" w:semiHidden="0" w:uiPriority="0" w:unhideWhenUsed="0" w:qFormat="1"/>
-    <w:lsdException w:name="Salutation" w:semiHidden="0" w:uiPriority="0" w:unhideWhenUsed="0"/>
-    <w:lsdException w:name="Date" w:semiHidden="0" w:uiPriority="0" w:unhideWhenUsed="0"/>
-    <w:lsdException w:name="Body Text First Indent" w:semiHidden="0" w:uiPriority="0" w:unhideWhenUsed="0"/>
-    <w:lsdException w:name="Body Text First Indent 2" w:semiHidden="0" w:uiPriority="0" w:unhideWhenUsed="0"/>
-    <w:lsdException w:name="Body Text 2" w:semiHidden="0" w:uiPriority="0" w:unhideWhenUsed="0"/>
-    <w:lsdException w:name="Body Text 3" w:semiHidden="0" w:uiPriority="0" w:unhideWhenUsed="0"/>
-    <w:lsdException w:name="Body Text Indent 2" w:semiHidden="0" w:uiPriority="0" w:unhideWhenUsed="0"/>
-    <w:lsdException w:name="Body Text Indent 3" w:semiHidden="0" w:uiPriority="0" w:unhideWhenUsed="0"/>
-    <w:lsdException w:name="Block Text" w:semiHidden="0" w:uiPriority="0" w:unhideWhenUsed="0"/>
-    <w:lsdException w:name="Hyperlink" w:semiHidden="0" w:uiPriority="0" w:unhideWhenUsed="0"/>
-    <w:lsdException w:name="FollowedHyperlink" w:semiHidden="0" w:uiPriority="0" w:unhideWhenUsed="0"/>
-    <w:lsdException w:name="Strong" w:semiHidden="0" w:uiPriority="0" w:unhideWhenUsed="0" w:qFormat="1"/>
-    <w:lsdException w:name="Emphasis" w:semiHidden="0" w:uiPriority="0" w:unhideWhenUsed="0" w:qFormat="1"/>
-    <w:lsdException w:name="Document Map" w:semiHidden="0" w:uiPriority="0" w:unhideWhenUsed="0"/>
-    <w:lsdException w:name="Plain Text" w:semiHidden="0" w:uiPriority="0" w:unhideWhenUsed="0"/>
-    <w:lsdException w:name="E-mail Signature" w:semiHidden="0" w:uiPriority="0" w:unhideWhenUsed="0"/>
-    <w:lsdException w:name="Normal (Web)" w:semiHidden="0" w:uiPriority="0" w:unhideWhenUsed="0" w:qFormat="1"/>
-    <w:lsdException w:name="HTML Acronym" w:semiHidden="0" w:uiPriority="0" w:unhideWhenUsed="0"/>
-    <w:lsdException w:name="HTML Address" w:semiHidden="0" w:uiPriority="0" w:unhideWhenUsed="0"/>
-    <w:lsdException w:name="HTML Cite" w:semiHidden="0" w:uiPriority="0" w:unhideWhenUsed="0"/>
-    <w:lsdException w:name="HTML Code" w:semiHidden="0" w:uiPriority="0" w:unhideWhenUsed="0"/>
-    <w:lsdException w:name="HTML Definition" w:semiHidden="0" w:uiPriority="0" w:unhideWhenUsed="0"/>
-    <w:lsdException w:name="HTML Keyboard" w:semiHidden="0" w:uiPriority="0" w:unhideWhenUsed="0"/>
-    <w:lsdException w:name="HTML Preformatted" w:semiHidden="0" w:uiPriority="0" w:unhideWhenUsed="0"/>
-    <w:lsdException w:name="HTML Sample" w:semiHidden="0" w:uiPriority="0" w:unhideWhenUsed="0"/>
-    <w:lsdException w:name="HTML Typewriter" w:semiHidden="0" w:uiPriority="0" w:unhideWhenUsed="0"/>
-    <w:lsdException w:name="HTML Variable" w:semiHidden="0" w:uiPriority="0" w:unhideWhenUsed="0"/>
-    <w:lsdException w:name="Normal Table" w:uiPriority="0" w:unhideWhenUsed="0" w:qFormat="1"/>
-    <w:lsdException w:name="annotation subject" w:semiHidden="0" w:uiPriority="0" w:unhideWhenUsed="0"/>
-    <w:lsdException w:name="Table Simple 1" w:semiHidden="0" w:uiPriority="0" w:unhideWhenUsed="0"/>
-    <w:lsdException w:name="Table Simple 2" w:semiHidden="0" w:uiPriority="0" w:unhideWhenUsed="0"/>
-    <w:lsdException w:name="Table Simple 3" w:semiHidden="0" w:uiPriority="0" w:unhideWhenUsed="0"/>
-    <w:lsdException w:name="Table Classic 1" w:semiHidden="0" w:uiPriority="0" w:unhideWhenUsed="0"/>
-    <w:lsdException w:name="Table Classic 2" w:semiHidden="0" w:uiPriority="0" w:unhideWhenUsed="0"/>
-    <w:lsdException w:name="Table Classic 3" w:semiHidden="0" w:uiPriority="0" w:unhideWhenUsed="0"/>
-    <w:lsdException w:name="Table Classic 4" w:semiHidden="0" w:uiPriority="0" w:unhideWhenUsed="0"/>
-    <w:lsdException w:name="Table Colorful 1" w:semiHidden="0" w:uiPriority="0" w:unhideWhenUsed="0"/>
-    <w:lsdException w:name="Table Colorful 2" w:semiHidden="0" w:uiPriority="0" w:unhideWhenUsed="0"/>
-    <w:lsdException w:name="Table Colorful 3" w:semiHidden="0" w:uiPriority="0" w:unhideWhenUsed="0"/>
-    <w:lsdException w:name="Table Columns 1" w:semiHidden="0" w:uiPriority="0" w:unhideWhenUsed="0"/>
-    <w:lsdException w:name="Table Columns 2" w:semiHidden="0" w:uiPriority="0" w:unhideWhenUsed="0"/>
-    <w:lsdException w:name="Table Columns 3" w:semiHidden="0" w:uiPriority="0" w:unhideWhenUsed="0"/>
-    <w:lsdException w:name="Table Columns 4" w:semiHidden="0" w:uiPriority="0" w:unhideWhenUsed="0"/>
-    <w:lsdException w:name="Table Columns 5" w:semiHidden="0" w:uiPriority="0" w:unhideWhenUsed="0"/>
-    <w:lsdException w:name="Table Grid 1" w:semiHidden="0" w:uiPriority="0" w:unhideWhenUsed="0"/>
-    <w:lsdException w:name="Table Grid 2" w:semiHidden="0" w:uiPriority="0" w:unhideWhenUsed="0"/>
-    <w:lsdException w:name="Table Grid 3" w:semiHidden="0" w:uiPriority="0" w:unhideWhenUsed="0"/>
-    <w:lsdException w:name="Table Grid 4" w:semiHidden="0" w:uiPriority="0" w:unhideWhenUsed="0"/>
-    <w:lsdException w:name="Table Grid 5" w:semiHidden="0" w:uiPriority="0" w:unhideWhenUsed="0"/>
-    <w:lsdException w:name="Table Grid 6" w:semiHidden="0" w:uiPriority="0" w:unhideWhenUsed="0"/>
-    <w:lsdException w:name="Table Grid 7" w:semiHidden="0" w:uiPriority="0" w:unhideWhenUsed="0"/>
-    <w:lsdException w:name="Table Grid 8" w:semiHidden="0" w:uiPriority="0" w:unhideWhenUsed="0"/>
-    <w:lsdException w:name="Table List 1" w:semiHidden="0" w:uiPriority="0" w:unhideWhenUsed="0"/>
-    <w:lsdException w:name="Table List 2" w:semiHidden="0" w:uiPriority="0" w:unhideWhenUsed="0"/>
-    <w:lsdException w:name="Table List 3" w:semiHidden="0" w:uiPriority="0" w:unhideWhenUsed="0"/>
-    <w:lsdException w:name="Table List 4" w:semiHidden="0" w:uiPriority="0" w:unhideWhenUsed="0"/>
-    <w:lsdException w:name="Table List 5" w:semiHidden="0" w:uiPriority="0" w:unhideWhenUsed="0"/>
-    <w:lsdException w:name="Table List 6" w:semiHidden="0" w:uiPriority="0" w:unhideWhenUsed="0"/>
-    <w:lsdException w:name="Table List 7" w:semiHidden="0" w:uiPriority="0" w:unhideWhenUsed="0"/>
-    <w:lsdException w:name="Table List 8" w:semiHidden="0" w:uiPriority="0" w:unhideWhenUsed="0"/>
-    <w:lsdException w:name="Table 3D effects 1" w:semiHidden="0" w:uiPriority="0" w:unhideWhenUsed="0"/>
-    <w:lsdException w:name="Table 3D effects 2" w:semiHidden="0" w:uiPriority="0" w:unhideWhenUsed="0"/>
-    <w:lsdException w:name="Table 3D effects 3" w:semiHidden="0" w:uiPriority="0" w:unhideWhenUsed="0"/>
-    <w:lsdException w:name="Table Contemporary" w:semiHidden="0" w:uiPriority="0" w:unhideWhenUsed="0"/>
-    <w:lsdException w:name="Table Elegant" w:semiHidden="0" w:uiPriority="0" w:unhideWhenUsed="0"/>
-    <w:lsdException w:name="Table Professional" w:semiHidden="0" w:uiPriority="0" w:unhideWhenUsed="0"/>
-    <w:lsdException w:name="Table Subtle 1" w:semiHidden="0" w:uiPriority="0" w:unhideWhenUsed="0"/>
-    <w:lsdException w:name="Table Subtle 2" w:semiHidden="0" w:uiPriority="0" w:unhideWhenUsed="0"/>
-    <w:lsdException w:name="Table Web 1" w:semiHidden="0" w:uiPriority="0" w:unhideWhenUsed="0"/>
-    <w:lsdException w:name="Table Web 2" w:semiHidden="0" w:uiPriority="0" w:unhideWhenUsed="0"/>
-    <w:lsdException w:name="Table Web 3" w:semiHidden="0" w:uiPriority="0" w:unhideWhenUsed="0"/>
-    <w:lsdException w:name="Balloon Text" w:semiHidden="0" w:uiPriority="0" w:unhideWhenUsed="0"/>
-    <w:lsdException w:name="Table Grid" w:semiHidden="0" w:uiPriority="0" w:unhideWhenUsed="0" w:qFormat="1"/>
-    <w:lsdException w:name="Table Theme" w:semiHidden="0" w:uiPriority="0" w:unhideWhenUsed="0"/>
-    <w:lsdException w:name="Light Shading" w:semiHidden="0" w:uiPriority="60" w:unhideWhenUsed="0"/>
-    <w:lsdException w:name="Light List" w:semiHidden="0" w:uiPriority="61" w:unhideWhenUsed="0"/>
-    <w:lsdException w:name="Light Grid" w:semiHidden="0" w:uiPriority="62" w:unhideWhenUsed="0"/>
-    <w:lsdException w:name="Medium Shading 1" w:semiHidden="0" w:uiPriority="63" w:unhideWhenUsed="0"/>
-    <w:lsdException w:name="Medium Shading 2" w:semiHidden="0" w:uiPriority="64" w:unhideWhenUsed="0"/>
-    <w:lsdException w:name="Medium List 1" w:semiHidden="0" w:uiPriority="65" w:unhideWhenUsed="0"/>
-    <w:lsdException w:name="Medium List 2" w:semiHidden="0" w:uiPriority="66" w:unhideWhenUsed="0"/>
-    <w:lsdException w:name="Medium Grid 1" w:semiHidden="0" w:uiPriority="67" w:unhideWhenUsed="0"/>
-    <w:lsdException w:name="Medium Grid 2" w:semiHidden="0" w:uiPriority="68" w:unhideWhenUsed="0"/>
-    <w:lsdException w:name="Medium Grid 3" w:semiHidden="0" w:uiPriority="69" w:unhideWhenUsed="0"/>
-    <w:lsdException w:name="Dark List" w:semiHidden="0" w:uiPriority="70" w:unhideWhenUsed="0"/>
-    <w:lsdException w:name="Colorful Shading" w:semiHidden="0" w:uiPriority="71" w:unhideWhenUsed="0"/>
-    <w:lsdException w:name="Colorful List" w:semiHidden="0" w:uiPriority="72" w:unhideWhenUsed="0"/>
-    <w:lsdException w:name="Colorful Grid" w:semiHidden="0" w:uiPriority="73" w:unhideWhenUsed="0"/>
-    <w:lsdException w:name="Light Shading Accent 1" w:semiHidden="0" w:uiPriority="60" w:unhideWhenUsed="0"/>
-    <w:lsdException w:name="Light List Accent 1" w:semiHidden="0" w:uiPriority="61" w:unhideWhenUsed="0"/>
-    <w:lsdException w:name="Light Grid Accent 1" w:semiHidden="0" w:uiPriority="62" w:unhideWhenUsed="0"/>
-    <w:lsdException w:name="Medium Shading 1 Accent 1" w:semiHidden="0" w:uiPriority="63" w:unhideWhenUsed="0"/>
-    <w:lsdException w:name="Medium Shading 2 Accent 1" w:semiHidden="0" w:uiPriority="64" w:unhideWhenUsed="0"/>
-    <w:lsdException w:name="Medium List 1 Accent 1" w:semiHidden="0" w:uiPriority="65" w:unhideWhenUsed="0"/>
-    <w:lsdException w:name="Medium List 2 Accent 1" w:semiHidden="0" w:uiPriority="66" w:unhideWhenUsed="0"/>
-    <w:lsdException w:name="Medium Grid 1 Accent 1" w:semiHidden="0" w:uiPriority="67" w:unhideWhenUsed="0"/>
-    <w:lsdException w:name="Medium Grid 2 Accent 1" w:semiHidden="0" w:uiPriority="68" w:unhideWhenUsed="0"/>
-    <w:lsdException w:name="Medium Grid 3 Accent 1" w:semiHidden="0" w:uiPriority="69" w:unhideWhenUsed="0"/>
-    <w:lsdException w:name="Dark List Accent 1" w:semiHidden="0" w:uiPriority="70" w:unhideWhenUsed="0"/>
-    <w:lsdException w:name="Colorful Shading Accent 1" w:semiHidden="0" w:uiPriority="71" w:unhideWhenUsed="0"/>
-    <w:lsdException w:name="Colorful List Accent 1" w:semiHidden="0" w:uiPriority="72" w:unhideWhenUsed="0"/>
-    <w:lsdException w:name="Colorful Grid Accent 1" w:semiHidden="0" w:uiPriority="73" w:unhideWhenUsed="0"/>
-    <w:lsdException w:name="Light Shading Accent 2" w:semiHidden="0" w:uiPriority="60" w:unhideWhenUsed="0"/>
-    <w:lsdException w:name="Light List Accent 2" w:semiHidden="0" w:uiPriority="61" w:unhideWhenUsed="0"/>
-    <w:lsdException w:name="Light Grid Accent 2" w:semiHidden="0" w:uiPriority="62" w:unhideWhenUsed="0"/>
-    <w:lsdException w:name="Medium Shading 1 Accent 2" w:semiHidden="0" w:uiPriority="63" w:unhideWhenUsed="0"/>
-    <w:lsdException w:name="Medium Shading 2 Accent 2" w:semiHidden="0" w:uiPriority="64" w:unhideWhenUsed="0"/>
-    <w:lsdException w:name="Medium List 1 Accent 2" w:semiHidden="0" w:uiPriority="65" w:unhideWhenUsed="0"/>
-    <w:lsdException w:name="Medium List 2 Accent 2" w:semiHidden="0" w:uiPriority="66" w:unhideWhenUsed="0"/>
-    <w:lsdException w:name="Medium Grid 1 Accent 2" w:semiHidden="0" w:uiPriority="67" w:unhideWhenUsed="0"/>
-    <w:lsdException w:name="Medium Grid 2 Accent 2" w:semiHidden="0" w:uiPriority="68" w:unhideWhenUsed="0"/>
-    <w:lsdException w:name="Medium Grid 3 Accent 2" w:semiHidden="0" w:uiPriority="69" w:unhideWhenUsed="0"/>
-    <w:lsdException w:name="Dark List Accent 2" w:semiHidden="0" w:uiPriority="70" w:unhideWhenUsed="0"/>
-    <w:lsdException w:name="Colorful Shading Accent 2" w:semiHidden="0" w:uiPriority="71" w:unhideWhenUsed="0"/>
-    <w:lsdException w:name="Colorful List Accent 2" w:semiHidden="0" w:uiPriority="72" w:unhideWhenUsed="0"/>
-    <w:lsdException w:name="Colorful Grid Accent 2" w:semiHidden="0" w:uiPriority="73" w:unhideWhenUsed="0"/>
-    <w:lsdException w:name="Light Shading Accent 3" w:semiHidden="0" w:uiPriority="60" w:unhideWhenUsed="0"/>
-    <w:lsdException w:name="Light List Accent 3" w:semiHidden="0" w:uiPriority="61" w:unhideWhenUsed="0"/>
-    <w:lsdException w:name="Light Grid Accent 3" w:semiHidden="0" w:uiPriority="62" w:unhideWhenUsed="0"/>
-    <w:lsdException w:name="Medium Shading 1 Accent 3" w:semiHidden="0" w:uiPriority="63" w:unhideWhenUsed="0"/>
-    <w:lsdException w:name="Medium Shading 2 Accent 3" w:semiHidden="0" w:uiPriority="64" w:unhideWhenUsed="0"/>
-    <w:lsdException w:name="Medium List 1 Accent 3" w:semiHidden="0" w:uiPriority="65" w:unhideWhenUsed="0"/>
-    <w:lsdException w:name="Medium List 2 Accent 3" w:semiHidden="0" w:uiPriority="66" w:unhideWhenUsed="0"/>
-    <w:lsdException w:name="Medium Grid 1 Accent 3" w:semiHidden="0" w:uiPriority="67" w:unhideWhenUsed="0"/>
-    <w:lsdException w:name="Medium Grid 2 Accent 3" w:semiHidden="0" w:uiPriority="68" w:unhideWhenUsed="0"/>
-    <w:lsdException w:name="Medium Grid 3 Accent 3" w:semiHidden="0" w:uiPriority="69" w:unhideWhenUsed="0"/>
-    <w:lsdException w:name="Dark List Accent 3" w:semiHidden="0" w:uiPriority="70" w:unhideWhenUsed="0"/>
-    <w:lsdException w:name="Colorful Shading Accent 3" w:semiHidden="0" w:uiPriority="71" w:unhideWhenUsed="0"/>
-    <w:lsdException w:name="Colorful List Accent 3" w:semiHidden="0" w:uiPriority="72" w:unhideWhenUsed="0"/>
-    <w:lsdException w:name="Colorful Grid Accent 3" w:semiHidden="0" w:uiPriority="73" w:unhideWhenUsed="0"/>
-    <w:lsdException w:name="Light Shading Accent 4" w:semiHidden="0" w:uiPriority="60" w:unhideWhenUsed="0"/>
-    <w:lsdException w:name="Light List Accent 4" w:semiHidden="0" w:uiPriority="61" w:unhideWhenUsed="0"/>
-    <w:lsdException w:name="Light Grid Accent 4" w:semiHidden="0" w:uiPriority="62" w:unhideWhenUsed="0"/>
-    <w:lsdException w:name="Medium Shading 1 Accent 4" w:semiHidden="0" w:uiPriority="63" w:unhideWhenUsed="0"/>
-    <w:lsdException w:name="Medium Shading 2 Accent 4" w:semiHidden="0" w:uiPriority="64" w:unhideWhenUsed="0"/>
-    <w:lsdException w:name="Medium List 1 Accent 4" w:semiHidden="0" w:uiPriority="65" w:unhideWhenUsed="0"/>
-    <w:lsdException w:name="Medium List 2 Accent 4" w:semiHidden="0" w:uiPriority="66" w:unhideWhenUsed="0"/>
-    <w:lsdException w:name="Medium Grid 1 Accent 4" w:semiHidden="0" w:uiPriority="67" w:unhideWhenUsed="0"/>
-    <w:lsdException w:name="Medium Grid 2 Accent 4" w:semiHidden="0" w:uiPriority="68" w:unhideWhenUsed="0"/>
-    <w:lsdException w:name="Medium Grid 3 Accent 4" w:semiHidden="0" w:uiPriority="69" w:unhideWhenUsed="0"/>
-    <w:lsdException w:name="Dark List Accent 4" w:semiHidden="0" w:uiPriority="70" w:unhideWhenUsed="0"/>
-    <w:lsdException w:name="Colorful Shading Accent 4" w:semiHidden="0" w:uiPriority="71" w:unhideWhenUsed="0"/>
-    <w:lsdException w:name="Colorful List Accent 4" w:semiHidden="0" w:uiPriority="72" w:unhideWhenUsed="0"/>
-    <w:lsdException w:name="Colorful Grid Accent 4" w:semiHidden="0" w:uiPriority="73" w:unhideWhenUsed="0"/>
-    <w:lsdException w:name="Light Shading Accent 5" w:semiHidden="0" w:uiPriority="60" w:unhideWhenUsed="0"/>
-    <w:lsdException w:name="Light List Accent 5" w:semiHidden="0" w:uiPriority="61" w:unhideWhenUsed="0"/>
-    <w:lsdException w:name="Light Grid Accent 5" w:semiHidden="0" w:uiPriority="62" w:unhideWhenUsed="0"/>
-    <w:lsdException w:name="Medium Shading 1 Accent 5" w:semiHidden="0" w:uiPriority="63" w:unhideWhenUsed="0"/>
-    <w:lsdException w:name="Medium Shading 2 Accent 5" w:semiHidden="0" w:uiPriority="64" w:unhideWhenUsed="0"/>
-    <w:lsdException w:name="Medium List 1 Accent 5" w:semiHidden="0" w:uiPriority="65" w:unhideWhenUsed="0"/>
-    <w:lsdException w:name="Medium List 2 Accent 5" w:semiHidden="0" w:uiPriority="66" w:unhideWhenUsed="0"/>
-    <w:lsdException w:name="Medium Grid 1 Accent 5" w:semiHidden="0" w:uiPriority="67" w:unhideWhenUsed="0"/>
-    <w:lsdException w:name="Medium Grid 2 Accent 5" w:semiHidden="0" w:uiPriority="68" w:unhideWhenUsed="0"/>
-    <w:lsdException w:name="Medium Grid 3 Accent 5" w:semiHidden="0" w:uiPriority="69" w:unhideWhenUsed="0"/>
-    <w:lsdException w:name="Dark List Accent 5" w:semiHidden="0" w:uiPriority="70" w:unhideWhenUsed="0"/>
-    <w:lsdException w:name="Colorful Shading Accent 5" w:semiHidden="0" w:uiPriority="71" w:unhideWhenUsed="0"/>
-    <w:lsdException w:name="Colorful List Accent 5" w:semiHidden="0" w:uiPriority="72" w:unhideWhenUsed="0"/>
-    <w:lsdException w:name="Colorful Grid Accent 5" w:semiHidden="0" w:uiPriority="73" w:unhideWhenUsed="0"/>
-    <w:lsdException w:name="Light Shading Accent 6" w:semiHidden="0" w:uiPriority="60" w:unhideWhenUsed="0"/>
-    <w:lsdException w:name="Light List Accent 6" w:semiHidden="0" w:uiPriority="61" w:unhideWhenUsed="0"/>
-    <w:lsdException w:name="Light Grid Accent 6" w:semiHidden="0" w:uiPriority="62" w:unhideWhenUsed="0"/>
-    <w:lsdException w:name="Medium Shading 1 Accent 6" w:semiHidden="0" w:uiPriority="63" w:unhideWhenUsed="0"/>
-    <w:lsdException w:name="Medium Shading 2 Accent 6" w:semiHidden="0" w:uiPriority="64" w:unhideWhenUsed="0"/>
-    <w:lsdException w:name="Medium List 1 Accent 6" w:semiHidden="0" w:uiPriority="65" w:unhideWhenUsed="0"/>
-    <w:lsdException w:name="Medium List 2 Accent 6" w:semiHidden="0" w:uiPriority="66" w:unhideWhenUsed="0"/>
-    <w:lsdException w:name="Medium Grid 1 Accent 6" w:semiHidden="0" w:uiPriority="67" w:unhideWhenUsed="0"/>
-    <w:lsdException w:name="Medium Grid 2 Accent 6" w:semiHidden="0" w:uiPriority="68" w:unhideWhenUsed="0"/>
-    <w:lsdException w:name="Medium Grid 3 Accent 6" w:semiHidden="0" w:uiPriority="69" w:unhideWhenUsed="0"/>
-    <w:lsdException w:name="Dark List Accent 6" w:semiHidden="0" w:uiPriority="70" w:unhideWhenUsed="0"/>
-    <w:lsdException w:name="Colorful Shading Accent 6" w:semiHidden="0" w:uiPriority="71" w:unhideWhenUsed="0"/>
-    <w:lsdException w:name="Colorful List Accent 6" w:semiHidden="0" w:uiPriority="72" w:unhideWhenUsed="0"/>
-    <w:lsdException w:name="Colorful Grid Accent 6" w:semiHidden="0" w:uiPriority="73" w:unhideWhenUsed="0"/>
+  <w:latentStyles w:count="260" w:defQFormat="0" w:defUnhideWhenUsed="1" w:defSemiHidden="1" w:defUIPriority="99" w:defLockedState="0">
+    <w:lsdException w:qFormat="1" w:unhideWhenUsed="0" w:uiPriority="0" w:semiHidden="0" w:name="Normal"/>
+    <w:lsdException w:qFormat="1" w:unhideWhenUsed="0" w:uiPriority="0" w:semiHidden="0" w:name="heading 1"/>
+    <w:lsdException w:qFormat="1" w:uiPriority="0" w:semiHidden="0" w:name="heading 2"/>
+    <w:lsdException w:qFormat="1" w:uiPriority="0" w:name="heading 3"/>
+    <w:lsdException w:qFormat="1" w:uiPriority="0" w:semiHidden="0" w:name="heading 4"/>
+    <w:lsdException w:qFormat="1" w:uiPriority="0" w:name="heading 5"/>
+    <w:lsdException w:qFormat="1" w:uiPriority="0" w:name="heading 6"/>
+    <w:lsdException w:qFormat="1" w:uiPriority="0" w:name="heading 7"/>
+    <w:lsdException w:qFormat="1" w:uiPriority="0" w:name="heading 8"/>
+    <w:lsdException w:qFormat="1" w:uiPriority="0" w:name="heading 9"/>
+    <w:lsdException w:unhideWhenUsed="0" w:uiPriority="0" w:semiHidden="0" w:name="index 1"/>
+    <w:lsdException w:unhideWhenUsed="0" w:uiPriority="0" w:semiHidden="0" w:name="index 2"/>
+    <w:lsdException w:unhideWhenUsed="0" w:uiPriority="0" w:semiHidden="0" w:name="index 3"/>
+    <w:lsdException w:unhideWhenUsed="0" w:uiPriority="0" w:semiHidden="0" w:name="index 4"/>
+    <w:lsdException w:unhideWhenUsed="0" w:uiPriority="0" w:semiHidden="0" w:name="index 5"/>
+    <w:lsdException w:unhideWhenUsed="0" w:uiPriority="0" w:semiHidden="0" w:name="index 6"/>
+    <w:lsdException w:unhideWhenUsed="0" w:uiPriority="0" w:semiHidden="0" w:name="index 7"/>
+    <w:lsdException w:unhideWhenUsed="0" w:uiPriority="0" w:semiHidden="0" w:name="index 8"/>
+    <w:lsdException w:unhideWhenUsed="0" w:uiPriority="0" w:semiHidden="0" w:name="index 9"/>
+    <w:lsdException w:qFormat="1" w:unhideWhenUsed="0" w:uiPriority="0" w:semiHidden="0" w:name="toc 1"/>
+    <w:lsdException w:qFormat="1" w:unhideWhenUsed="0" w:uiPriority="0" w:semiHidden="0" w:name="toc 2"/>
+    <w:lsdException w:qFormat="1" w:unhideWhenUsed="0" w:uiPriority="0" w:semiHidden="0" w:name="toc 3"/>
+    <w:lsdException w:unhideWhenUsed="0" w:uiPriority="0" w:semiHidden="0" w:name="toc 4"/>
+    <w:lsdException w:unhideWhenUsed="0" w:uiPriority="0" w:semiHidden="0" w:name="toc 5"/>
+    <w:lsdException w:unhideWhenUsed="0" w:uiPriority="0" w:semiHidden="0" w:name="toc 6"/>
+    <w:lsdException w:unhideWhenUsed="0" w:uiPriority="0" w:semiHidden="0" w:name="toc 7"/>
+    <w:lsdException w:unhideWhenUsed="0" w:uiPriority="0" w:semiHidden="0" w:name="toc 8"/>
+    <w:lsdException w:unhideWhenUsed="0" w:uiPriority="0" w:semiHidden="0" w:name="toc 9"/>
+    <w:lsdException w:unhideWhenUsed="0" w:uiPriority="0" w:semiHidden="0" w:name="Normal Indent"/>
+    <w:lsdException w:unhideWhenUsed="0" w:uiPriority="0" w:semiHidden="0" w:name="footnote text"/>
+    <w:lsdException w:qFormat="1" w:unhideWhenUsed="0" w:uiPriority="0" w:semiHidden="0" w:name="annotation text"/>
+    <w:lsdException w:qFormat="1" w:unhideWhenUsed="0" w:uiPriority="0" w:semiHidden="0" w:name="header"/>
+    <w:lsdException w:qFormat="1" w:unhideWhenUsed="0" w:uiPriority="0" w:semiHidden="0" w:name="footer"/>
+    <w:lsdException w:unhideWhenUsed="0" w:uiPriority="0" w:semiHidden="0" w:name="index heading"/>
+    <w:lsdException w:qFormat="1" w:uiPriority="0" w:name="caption"/>
+    <w:lsdException w:unhideWhenUsed="0" w:uiPriority="0" w:semiHidden="0" w:name="table of figures"/>
+    <w:lsdException w:unhideWhenUsed="0" w:uiPriority="0" w:semiHidden="0" w:name="envelope address"/>
+    <w:lsdException w:unhideWhenUsed="0" w:uiPriority="0" w:semiHidden="0" w:name="envelope return"/>
+    <w:lsdException w:unhideWhenUsed="0" w:uiPriority="0" w:semiHidden="0" w:name="footnote reference"/>
+    <w:lsdException w:unhideWhenUsed="0" w:uiPriority="0" w:semiHidden="0" w:name="annotation reference"/>
+    <w:lsdException w:unhideWhenUsed="0" w:uiPriority="0" w:semiHidden="0" w:name="line number"/>
+    <w:lsdException w:unhideWhenUsed="0" w:uiPriority="0" w:semiHidden="0" w:name="page number"/>
+    <w:lsdException w:unhideWhenUsed="0" w:uiPriority="0" w:semiHidden="0" w:name="endnote reference"/>
+    <w:lsdException w:unhideWhenUsed="0" w:uiPriority="0" w:semiHidden="0" w:name="endnote text"/>
+    <w:lsdException w:unhideWhenUsed="0" w:uiPriority="0" w:semiHidden="0" w:name="table of authorities"/>
+    <w:lsdException w:unhideWhenUsed="0" w:uiPriority="0" w:semiHidden="0" w:name="macro"/>
+    <w:lsdException w:unhideWhenUsed="0" w:uiPriority="0" w:semiHidden="0" w:name="toa heading"/>
+    <w:lsdException w:unhideWhenUsed="0" w:uiPriority="0" w:semiHidden="0" w:name="List"/>
+    <w:lsdException w:unhideWhenUsed="0" w:uiPriority="0" w:semiHidden="0" w:name="List Bullet"/>
+    <w:lsdException w:unhideWhenUsed="0" w:uiPriority="0" w:semiHidden="0" w:name="List Number"/>
+    <w:lsdException w:unhideWhenUsed="0" w:uiPriority="0" w:semiHidden="0" w:name="List 2"/>
+    <w:lsdException w:unhideWhenUsed="0" w:uiPriority="0" w:semiHidden="0" w:name="List 3"/>
+    <w:lsdException w:unhideWhenUsed="0" w:uiPriority="0" w:semiHidden="0" w:name="List 4"/>
+    <w:lsdException w:unhideWhenUsed="0" w:uiPriority="0" w:semiHidden="0" w:name="List 5"/>
+    <w:lsdException w:unhideWhenUsed="0" w:uiPriority="0" w:semiHidden="0" w:name="List Bullet 2"/>
+    <w:lsdException w:unhideWhenUsed="0" w:uiPriority="0" w:semiHidden="0" w:name="List Bullet 3"/>
+    <w:lsdException w:unhideWhenUsed="0" w:uiPriority="0" w:semiHidden="0" w:name="List Bullet 4"/>
+    <w:lsdException w:unhideWhenUsed="0" w:uiPriority="0" w:semiHidden="0" w:name="List Bullet 5"/>
+    <w:lsdException w:unhideWhenUsed="0" w:uiPriority="0" w:semiHidden="0" w:name="List Number 2"/>
+    <w:lsdException w:unhideWhenUsed="0" w:uiPriority="0" w:semiHidden="0" w:name="List Number 3"/>
+    <w:lsdException w:unhideWhenUsed="0" w:uiPriority="0" w:semiHidden="0" w:name="List Number 4"/>
+    <w:lsdException w:unhideWhenUsed="0" w:uiPriority="0" w:semiHidden="0" w:name="List Number 5"/>
+    <w:lsdException w:qFormat="1" w:unhideWhenUsed="0" w:uiPriority="0" w:semiHidden="0" w:name="Title"/>
+    <w:lsdException w:unhideWhenUsed="0" w:uiPriority="0" w:semiHidden="0" w:name="Closing"/>
+    <w:lsdException w:unhideWhenUsed="0" w:uiPriority="0" w:semiHidden="0" w:name="Signature"/>
+    <w:lsdException w:qFormat="1" w:unhideWhenUsed="0" w:uiPriority="0" w:name="Default Paragraph Font"/>
+    <w:lsdException w:qFormat="1" w:unhideWhenUsed="0" w:uiPriority="0" w:name="Body Text"/>
+    <w:lsdException w:unhideWhenUsed="0" w:uiPriority="0" w:semiHidden="0" w:name="Body Text Indent"/>
+    <w:lsdException w:unhideWhenUsed="0" w:uiPriority="0" w:semiHidden="0" w:name="List Continue"/>
+    <w:lsdException w:unhideWhenUsed="0" w:uiPriority="0" w:semiHidden="0" w:name="List Continue 2"/>
+    <w:lsdException w:unhideWhenUsed="0" w:uiPriority="0" w:semiHidden="0" w:name="List Continue 3"/>
+    <w:lsdException w:unhideWhenUsed="0" w:uiPriority="0" w:semiHidden="0" w:name="List Continue 4"/>
+    <w:lsdException w:unhideWhenUsed="0" w:uiPriority="0" w:semiHidden="0" w:name="List Continue 5"/>
+    <w:lsdException w:unhideWhenUsed="0" w:uiPriority="0" w:semiHidden="0" w:name="Message Header"/>
+    <w:lsdException w:qFormat="1" w:unhideWhenUsed="0" w:uiPriority="0" w:semiHidden="0" w:name="Subtitle"/>
+    <w:lsdException w:unhideWhenUsed="0" w:uiPriority="0" w:semiHidden="0" w:name="Salutation"/>
+    <w:lsdException w:unhideWhenUsed="0" w:uiPriority="0" w:semiHidden="0" w:name="Date"/>
+    <w:lsdException w:unhideWhenUsed="0" w:uiPriority="0" w:semiHidden="0" w:name="Body Text First Indent"/>
+    <w:lsdException w:unhideWhenUsed="0" w:uiPriority="0" w:semiHidden="0" w:name="Body Text First Indent 2"/>
+    <w:lsdException w:uiPriority="99" w:name="Note Heading"/>
+    <w:lsdException w:unhideWhenUsed="0" w:uiPriority="0" w:semiHidden="0" w:name="Body Text 2"/>
+    <w:lsdException w:unhideWhenUsed="0" w:uiPriority="0" w:semiHidden="0" w:name="Body Text 3"/>
+    <w:lsdException w:unhideWhenUsed="0" w:uiPriority="0" w:semiHidden="0" w:name="Body Text Indent 2"/>
+    <w:lsdException w:unhideWhenUsed="0" w:uiPriority="0" w:semiHidden="0" w:name="Body Text Indent 3"/>
+    <w:lsdException w:unhideWhenUsed="0" w:uiPriority="0" w:semiHidden="0" w:name="Block Text"/>
+    <w:lsdException w:unhideWhenUsed="0" w:uiPriority="0" w:semiHidden="0" w:name="Hyperlink"/>
+    <w:lsdException w:unhideWhenUsed="0" w:uiPriority="0" w:semiHidden="0" w:name="FollowedHyperlink"/>
+    <w:lsdException w:qFormat="1" w:unhideWhenUsed="0" w:uiPriority="0" w:semiHidden="0" w:name="Strong"/>
+    <w:lsdException w:qFormat="1" w:unhideWhenUsed="0" w:uiPriority="0" w:semiHidden="0" w:name="Emphasis"/>
+    <w:lsdException w:unhideWhenUsed="0" w:uiPriority="0" w:semiHidden="0" w:name="Document Map"/>
+    <w:lsdException w:unhideWhenUsed="0" w:uiPriority="0" w:semiHidden="0" w:name="Plain Text"/>
+    <w:lsdException w:unhideWhenUsed="0" w:uiPriority="0" w:semiHidden="0" w:name="E-mail Signature"/>
+    <w:lsdException w:qFormat="1" w:unhideWhenUsed="0" w:uiPriority="0" w:semiHidden="0" w:name="Normal (Web)"/>
+    <w:lsdException w:unhideWhenUsed="0" w:uiPriority="0" w:semiHidden="0" w:name="HTML Acronym"/>
+    <w:lsdException w:unhideWhenUsed="0" w:uiPriority="0" w:semiHidden="0" w:name="HTML Address"/>
+    <w:lsdException w:unhideWhenUsed="0" w:uiPriority="0" w:semiHidden="0" w:name="HTML Cite"/>
+    <w:lsdException w:unhideWhenUsed="0" w:uiPriority="0" w:semiHidden="0" w:name="HTML Code"/>
+    <w:lsdException w:unhideWhenUsed="0" w:uiPriority="0" w:semiHidden="0" w:name="HTML Definition"/>
+    <w:lsdException w:unhideWhenUsed="0" w:uiPriority="0" w:semiHidden="0" w:name="HTML Keyboard"/>
+    <w:lsdException w:unhideWhenUsed="0" w:uiPriority="0" w:semiHidden="0" w:name="HTML Preformatted"/>
+    <w:lsdException w:unhideWhenUsed="0" w:uiPriority="0" w:semiHidden="0" w:name="HTML Sample"/>
+    <w:lsdException w:unhideWhenUsed="0" w:uiPriority="0" w:semiHidden="0" w:name="HTML Typewriter"/>
+    <w:lsdException w:unhideWhenUsed="0" w:uiPriority="0" w:semiHidden="0" w:name="HTML Variable"/>
+    <w:lsdException w:qFormat="1" w:unhideWhenUsed="0" w:uiPriority="0" w:name="Normal Table"/>
+    <w:lsdException w:unhideWhenUsed="0" w:uiPriority="0" w:semiHidden="0" w:name="annotation subject"/>
+    <w:lsdException w:unhideWhenUsed="0" w:uiPriority="0" w:semiHidden="0" w:name="Table Simple 1"/>
+    <w:lsdException w:unhideWhenUsed="0" w:uiPriority="0" w:semiHidden="0" w:name="Table Simple 2"/>
+    <w:lsdException w:unhideWhenUsed="0" w:uiPriority="0" w:semiHidden="0" w:name="Table Simple 3"/>
+    <w:lsdException w:unhideWhenUsed="0" w:uiPriority="0" w:semiHidden="0" w:name="Table Classic 1"/>
+    <w:lsdException w:unhideWhenUsed="0" w:uiPriority="0" w:semiHidden="0" w:name="Table Classic 2"/>
+    <w:lsdException w:unhideWhenUsed="0" w:uiPriority="0" w:semiHidden="0" w:name="Table Classic 3"/>
+    <w:lsdException w:unhideWhenUsed="0" w:uiPriority="0" w:semiHidden="0" w:name="Table Classic 4"/>
+    <w:lsdException w:unhideWhenUsed="0" w:uiPriority="0" w:semiHidden="0" w:name="Table Colorful 1"/>
+    <w:lsdException w:unhideWhenUsed="0" w:uiPriority="0" w:semiHidden="0" w:name="Table Colorful 2"/>
+    <w:lsdException w:unhideWhenUsed="0" w:uiPriority="0" w:semiHidden="0" w:name="Table Colorful 3"/>
+    <w:lsdException w:unhideWhenUsed="0" w:uiPriority="0" w:semiHidden="0" w:name="Table Columns 1"/>
+    <w:lsdException w:unhideWhenUsed="0" w:uiPriority="0" w:semiHidden="0" w:name="Table Columns 2"/>
+    <w:lsdException w:unhideWhenUsed="0" w:uiPriority="0" w:semiHidden="0" w:name="Table Columns 3"/>
+    <w:lsdException w:unhideWhenUsed="0" w:uiPriority="0" w:semiHidden="0" w:name="Table Columns 4"/>
+    <w:lsdException w:unhideWhenUsed="0" w:uiPriority="0" w:semiHidden="0" w:name="Table Columns 5"/>
+    <w:lsdException w:unhideWhenUsed="0" w:uiPriority="0" w:semiHidden="0" w:name="Table Grid 1"/>
+    <w:lsdException w:unhideWhenUsed="0" w:uiPriority="0" w:semiHidden="0" w:name="Table Grid 2"/>
+    <w:lsdException w:unhideWhenUsed="0" w:uiPriority="0" w:semiHidden="0" w:name="Table Grid 3"/>
+    <w:lsdException w:unhideWhenUsed="0" w:uiPriority="0" w:semiHidden="0" w:name="Table Grid 4"/>
+    <w:lsdException w:unhideWhenUsed="0" w:uiPriority="0" w:semiHidden="0" w:name="Table Grid 5"/>
+    <w:lsdException w:unhideWhenUsed="0" w:uiPriority="0" w:semiHidden="0" w:name="Table Grid 6"/>
+    <w:lsdException w:unhideWhenUsed="0" w:uiPriority="0" w:semiHidden="0" w:name="Table Grid 7"/>
+    <w:lsdException w:unhideWhenUsed="0" w:uiPriority="0" w:semiHidden="0" w:name="Table Grid 8"/>
+    <w:lsdException w:unhideWhenUsed="0" w:uiPriority="0" w:semiHidden="0" w:name="Table List 1"/>
+    <w:lsdException w:unhideWhenUsed="0" w:uiPriority="0" w:semiHidden="0" w:name="Table List 2"/>
+    <w:lsdException w:unhideWhenUsed="0" w:uiPriority="0" w:semiHidden="0" w:name="Table List 3"/>
+    <w:lsdException w:unhideWhenUsed="0" w:uiPriority="0" w:semiHidden="0" w:name="Table List 4"/>
+    <w:lsdException w:unhideWhenUsed="0" w:uiPriority="0" w:semiHidden="0" w:name="Table List 5"/>
+    <w:lsdException w:unhideWhenUsed="0" w:uiPriority="0" w:semiHidden="0" w:name="Table List 6"/>
+    <w:lsdException w:unhideWhenUsed="0" w:uiPriority="0" w:semiHidden="0" w:name="Table List 7"/>
+    <w:lsdException w:unhideWhenUsed="0" w:uiPriority="0" w:semiHidden="0" w:name="Table List 8"/>
+    <w:lsdException w:unhideWhenUsed="0" w:uiPriority="0" w:semiHidden="0" w:name="Table 3D effects 1"/>
+    <w:lsdException w:unhideWhenUsed="0" w:uiPriority="0" w:semiHidden="0" w:name="Table 3D effects 2"/>
+    <w:lsdException w:unhideWhenUsed="0" w:uiPriority="0" w:semiHidden="0" w:name="Table 3D effects 3"/>
+    <w:lsdException w:unhideWhenUsed="0" w:uiPriority="0" w:semiHidden="0" w:name="Table Contemporary"/>
+    <w:lsdException w:unhideWhenUsed="0" w:uiPriority="0" w:semiHidden="0" w:name="Table Elegant"/>
+    <w:lsdException w:unhideWhenUsed="0" w:uiPriority="0" w:semiHidden="0" w:name="Table Professional"/>
+    <w:lsdException w:unhideWhenUsed="0" w:uiPriority="0" w:semiHidden="0" w:name="Table Subtle 1"/>
+    <w:lsdException w:unhideWhenUsed="0" w:uiPriority="0" w:semiHidden="0" w:name="Table Subtle 2"/>
+    <w:lsdException w:unhideWhenUsed="0" w:uiPriority="0" w:semiHidden="0" w:name="Table Web 1"/>
+    <w:lsdException w:unhideWhenUsed="0" w:uiPriority="0" w:semiHidden="0" w:name="Table Web 2"/>
+    <w:lsdException w:unhideWhenUsed="0" w:uiPriority="0" w:semiHidden="0" w:name="Table Web 3"/>
+    <w:lsdException w:unhideWhenUsed="0" w:uiPriority="0" w:semiHidden="0" w:name="Balloon Text"/>
+    <w:lsdException w:qFormat="1" w:unhideWhenUsed="0" w:uiPriority="0" w:semiHidden="0" w:name="Table Grid"/>
+    <w:lsdException w:unhideWhenUsed="0" w:uiPriority="0" w:semiHidden="0" w:name="Table Theme"/>
+    <w:lsdException w:unhideWhenUsed="0" w:uiPriority="60" w:semiHidden="0" w:name="Light Shading"/>
+    <w:lsdException w:unhideWhenUsed="0" w:uiPriority="61" w:semiHidden="0" w:name="Light List"/>
+    <w:lsdException w:unhideWhenUsed="0" w:uiPriority="62" w:semiHidden="0" w:name="Light Grid"/>
+    <w:lsdException w:unhideWhenUsed="0" w:uiPriority="63" w:semiHidden="0" w:name="Medium Shading 1"/>
+    <w:lsdException w:unhideWhenUsed="0" w:uiPriority="64" w:semiHidden="0" w:name="Medium Shading 2"/>
+    <w:lsdException w:unhideWhenUsed="0" w:uiPriority="65" w:semiHidden="0" w:name="Medium List 1"/>
+    <w:lsdException w:unhideWhenUsed="0" w:uiPriority="66" w:semiHidden="0" w:name="Medium List 2"/>
+    <w:lsdException w:unhideWhenUsed="0" w:uiPriority="67" w:semiHidden="0" w:name="Medium Grid 1"/>
+    <w:lsdException w:unhideWhenUsed="0" w:uiPriority="68" w:semiHidden="0" w:name="Medium Grid 2"/>
+    <w:lsdException w:unhideWhenUsed="0" w:uiPriority="69" w:semiHidden="0" w:name="Medium Grid 3"/>
+    <w:lsdException w:unhideWhenUsed="0" w:uiPriority="70" w:semiHidden="0" w:name="Dark List"/>
+    <w:lsdException w:unhideWhenUsed="0" w:uiPriority="71" w:semiHidden="0" w:name="Colorful Shading"/>
+    <w:lsdException w:unhideWhenUsed="0" w:uiPriority="72" w:semiHidden="0" w:name="Colorful List"/>
+    <w:lsdException w:unhideWhenUsed="0" w:uiPriority="73" w:semiHidden="0" w:name="Colorful Grid"/>
+    <w:lsdException w:unhideWhenUsed="0" w:uiPriority="60" w:semiHidden="0" w:name="Light Shading Accent 1"/>
+    <w:lsdException w:unhideWhenUsed="0" w:uiPriority="61" w:semiHidden="0" w:name="Light List Accent 1"/>
+    <w:lsdException w:unhideWhenUsed="0" w:uiPriority="62" w:semiHidden="0" w:name="Light Grid Accent 1"/>
+    <w:lsdException w:unhideWhenUsed="0" w:uiPriority="63" w:semiHidden="0" w:name="Medium Shading 1 Accent 1"/>
+    <w:lsdException w:unhideWhenUsed="0" w:uiPriority="64" w:semiHidden="0" w:name="Medium Shading 2 Accent 1"/>
+    <w:lsdException w:unhideWhenUsed="0" w:uiPriority="65" w:semiHidden="0" w:name="Medium List 1 Accent 1"/>
+    <w:lsdException w:unhideWhenUsed="0" w:uiPriority="66" w:semiHidden="0" w:name="Medium List 2 Accent 1"/>
+    <w:lsdException w:unhideWhenUsed="0" w:uiPriority="67" w:semiHidden="0" w:name="Medium Grid 1 Accent 1"/>
+    <w:lsdException w:unhideWhenUsed="0" w:uiPriority="68" w:semiHidden="0" w:name="Medium Grid 2 Accent 1"/>
+    <w:lsdException w:unhideWhenUsed="0" w:uiPriority="69" w:semiHidden="0" w:name="Medium Grid 3 Accent 1"/>
+    <w:lsdException w:unhideWhenUsed="0" w:uiPriority="70" w:semiHidden="0" w:name="Dark List Accent 1"/>
+    <w:lsdException w:unhideWhenUsed="0" w:uiPriority="71" w:semiHidden="0" w:name="Colorful Shading Accent 1"/>
+    <w:lsdException w:unhideWhenUsed="0" w:uiPriority="72" w:semiHidden="0" w:name="Colorful List Accent 1"/>
+    <w:lsdException w:unhideWhenUsed="0" w:uiPriority="73" w:semiHidden="0" w:name="Colorful Grid Accent 1"/>
+    <w:lsdException w:unhideWhenUsed="0" w:uiPriority="60" w:semiHidden="0" w:name="Light Shading Accent 2"/>
+    <w:lsdException w:unhideWhenUsed="0" w:uiPriority="61" w:semiHidden="0" w:name="Light List Accent 2"/>
+    <w:lsdException w:unhideWhenUsed="0" w:uiPriority="62" w:semiHidden="0" w:name="Light Grid Accent 2"/>
+    <w:lsdException w:unhideWhenUsed="0" w:uiPriority="63" w:semiHidden="0" w:name="Medium Shading 1 Accent 2"/>
+    <w:lsdException w:unhideWhenUsed="0" w:uiPriority="64" w:semiHidden="0" w:name="Medium Shading 2 Accent 2"/>
+    <w:lsdException w:unhideWhenUsed="0" w:uiPriority="65" w:semiHidden="0" w:name="Medium List 1 Accent 2"/>
+    <w:lsdException w:unhideWhenUsed="0" w:uiPriority="66" w:semiHidden="0" w:name="Medium List 2 Accent 2"/>
+    <w:lsdException w:unhideWhenUsed="0" w:uiPriority="67" w:semiHidden="0" w:name="Medium Grid 1 Accent 2"/>
+    <w:lsdException w:unhideWhenUsed="0" w:uiPriority="68" w:semiHidden="0" w:name="Medium Grid 2 Accent 2"/>
+    <w:lsdException w:unhideWhenUsed="0" w:uiPriority="69" w:semiHidden="0" w:name="Medium Grid 3 Accent 2"/>
+    <w:lsdException w:unhideWhenUsed="0" w:uiPriority="70" w:semiHidden="0" w:name="Dark List Accent 2"/>
+    <w:lsdException w:unhideWhenUsed="0" w:uiPriority="71" w:semiHidden="0" w:name="Colorful Shading Accent 2"/>
+    <w:lsdException w:unhideWhenUsed="0" w:uiPriority="72" w:semiHidden="0" w:name="Colorful List Accent 2"/>
+    <w:lsdException w:unhideWhenUsed="0" w:uiPriority="73" w:semiHidden="0" w:name="Colorful Grid Accent 2"/>
+    <w:lsdException w:unhideWhenUsed="0" w:uiPriority="60" w:semiHidden="0" w:name="Light Shading Accent 3"/>
+    <w:lsdException w:unhideWhenUsed="0" w:uiPriority="61" w:semiHidden="0" w:name="Light List Accent 3"/>
+    <w:lsdException w:unhideWhenUsed="0" w:uiPriority="62" w:semiHidden="0" w:name="Light Grid Accent 3"/>
+    <w:lsdException w:unhideWhenUsed="0" w:uiPriority="63" w:semiHidden="0" w:name="Medium Shading 1 Accent 3"/>
+    <w:lsdException w:unhideWhenUsed="0" w:uiPriority="64" w:semiHidden="0" w:name="Medium Shading 2 Accent 3"/>
+    <w:lsdException w:unhideWhenUsed="0" w:uiPriority="65" w:semiHidden="0" w:name="Medium List 1 Accent 3"/>
+    <w:lsdException w:unhideWhenUsed="0" w:uiPriority="66" w:semiHidden="0" w:name="Medium List 2 Accent 3"/>
+    <w:lsdException w:unhideWhenUsed="0" w:uiPriority="67" w:semiHidden="0" w:name="Medium Grid 1 Accent 3"/>
+    <w:lsdException w:unhideWhenUsed="0" w:uiPriority="68" w:semiHidden="0" w:name="Medium Grid 2 Accent 3"/>
+    <w:lsdException w:unhideWhenUsed="0" w:uiPriority="69" w:semiHidden="0" w:name="Medium Grid 3 Accent 3"/>
+    <w:lsdException w:unhideWhenUsed="0" w:uiPriority="70" w:semiHidden="0" w:name="Dark List Accent 3"/>
+    <w:lsdException w:unhideWhenUsed="0" w:uiPriority="71" w:semiHidden="0" w:name="Colorful Shading Accent 3"/>
+    <w:lsdException w:unhideWhenUsed="0" w:uiPriority="72" w:semiHidden="0" w:name="Colorful List Accent 3"/>
+    <w:lsdException w:unhideWhenUsed="0" w:uiPriority="73" w:semiHidden="0" w:name="Colorful Grid Accent 3"/>
+    <w:lsdException w:unhideWhenUsed="0" w:uiPriority="60" w:semiHidden="0" w:name="Light Shading Accent 4"/>
+    <w:lsdException w:unhideWhenUsed="0" w:uiPriority="61" w:semiHidden="0" w:name="Light List Accent 4"/>
+    <w:lsdException w:unhideWhenUsed="0" w:uiPriority="62" w:semiHidden="0" w:name="Light Grid Accent 4"/>
+    <w:lsdException w:unhideWhenUsed="0" w:uiPriority="63" w:semiHidden="0" w:name="Medium Shading 1 Accent 4"/>
+    <w:lsdException w:unhideWhenUsed="0" w:uiPriority="64" w:semiHidden="0" w:name="Medium Shading 2 Accent 4"/>
+    <w:lsdException w:unhideWhenUsed="0" w:uiPriority="65" w:semiHidden="0" w:name="Medium List 1 Accent 4"/>
+    <w:lsdException w:unhideWhenUsed="0" w:uiPriority="66" w:semiHidden="0" w:name="Medium List 2 Accent 4"/>
+    <w:lsdException w:unhideWhenUsed="0" w:uiPriority="67" w:semiHidden="0" w:name="Medium Grid 1 Accent 4"/>
+    <w:lsdException w:unhideWhenUsed="0" w:uiPriority="68" w:semiHidden="0" w:name="Medium Grid 2 Accent 4"/>
+    <w:lsdException w:unhideWhenUsed="0" w:uiPriority="69" w:semiHidden="0" w:name="Medium Grid 3 Accent 4"/>
+    <w:lsdException w:unhideWhenUsed="0" w:uiPriority="70" w:semiHidden="0" w:name="Dark List Accent 4"/>
+    <w:lsdException w:unhideWhenUsed="0" w:uiPriority="71" w:semiHidden="0" w:name="Colorful Shading Accent 4"/>
+    <w:lsdException w:unhideWhenUsed="0" w:uiPriority="72" w:semiHidden="0" w:name="Colorful List Accent 4"/>
+    <w:lsdException w:unhideWhenUsed="0" w:uiPriority="73" w:semiHidden="0" w:name="Colorful Grid Accent 4"/>
+    <w:lsdException w:unhideWhenUsed="0" w:uiPriority="60" w:semiHidden="0" w:name="Light Shading Accent 5"/>
+    <w:lsdException w:unhideWhenUsed="0" w:uiPriority="61" w:semiHidden="0" w:name="Light List Accent 5"/>
+    <w:lsdException w:unhideWhenUsed="0" w:uiPriority="62" w:semiHidden="0" w:name="Light Grid Accent 5"/>
+    <w:lsdException w:unhideWhenUsed="0" w:uiPriority="63" w:semiHidden="0" w:name="Medium Shading 1 Accent 5"/>
+    <w:lsdException w:unhideWhenUsed="0" w:uiPriority="64" w:semiHidden="0" w:name="Medium Shading 2 Accent 5"/>
+    <w:lsdException w:unhideWhenUsed="0" w:uiPriority="65" w:semiHidden="0" w:name="Medium List 1 Accent 5"/>
+    <w:lsdException w:unhideWhenUsed="0" w:uiPriority="66" w:semiHidden="0" w:name="Medium List 2 Accent 5"/>
+    <w:lsdException w:unhideWhenUsed="0" w:uiPriority="67" w:semiHidden="0" w:name="Medium Grid 1 Accent 5"/>
+    <w:lsdException w:unhideWhenUsed="0" w:uiPriority="68" w:semiHidden="0" w:name="Medium Grid 2 Accent 5"/>
+    <w:lsdException w:unhideWhenUsed="0" w:uiPriority="69" w:semiHidden="0" w:name="Medium Grid 3 Accent 5"/>
+    <w:lsdException w:unhideWhenUsed="0" w:uiPriority="70" w:semiHidden="0" w:name="Dark List Accent 5"/>
+    <w:lsdException w:unhideWhenUsed="0" w:uiPriority="71" w:semiHidden="0" w:name="Colorful Shading Accent 5"/>
+    <w:lsdException w:unhideWhenUsed="0" w:uiPriority="72" w:semiHidden="0" w:name="Colorful List Accent 5"/>
+    <w:lsdException w:unhideWhenUsed="0" w:uiPriority="73" w:semiHidden="0" w:name="Colorful Grid Accent 5"/>
+    <w:lsdException w:unhideWhenUsed="0" w:uiPriority="60" w:semiHidden="0" w:name="Light Shading Accent 6"/>
+    <w:lsdException w:unhideWhenUsed="0" w:uiPriority="61" w:semiHidden="0" w:name="Light List Accent 6"/>
+    <w:lsdException w:unhideWhenUsed="0" w:uiPriority="62" w:semiHidden="0" w:name="Light Grid Accent 6"/>
+    <w:lsdException w:unhideWhenUsed="0" w:uiPriority="63" w:semiHidden="0" w:name="Medium Shading 1 Accent 6"/>
+    <w:lsdException w:unhideWhenUsed="0" w:uiPriority="64" w:semiHidden="0" w:name="Medium Shading 2 Accent 6"/>
+    <w:lsdException w:unhideWhenUsed="0" w:uiPriority="65" w:semiHidden="0" w:name="Medium List 1 Accent 6"/>
+    <w:lsdException w:unhideWhenUsed="0" w:uiPriority="66" w:semiHidden="0" w:name="Medium List 2 Accent 6"/>
+    <w:lsdException w:unhideWhenUsed="0" w:uiPriority="67" w:semiHidden="0" w:name="Medium Grid 1 Accent 6"/>
+    <w:lsdException w:unhideWhenUsed="0" w:uiPriority="68" w:semiHidden="0" w:name="Medium Grid 2 Accent 6"/>
+    <w:lsdException w:unhideWhenUsed="0" w:uiPriority="69" w:semiHidden="0" w:name="Medium Grid 3 Accent 6"/>
+    <w:lsdException w:unhideWhenUsed="0" w:uiPriority="70" w:semiHidden="0" w:name="Dark List Accent 6"/>
+    <w:lsdException w:unhideWhenUsed="0" w:uiPriority="71" w:semiHidden="0" w:name="Colorful Shading Accent 6"/>
+    <w:lsdException w:unhideWhenUsed="0" w:uiPriority="72" w:semiHidden="0" w:name="Colorful List Accent 6"/>
+    <w:lsdException w:unhideWhenUsed="0" w:uiPriority="73" w:semiHidden="0" w:name="Colorful Grid Accent 6"/>
   </w:latentStyles>
-  <w:style w:type="paragraph" w:default="1" w:styleId="Normal">
+  <w:style w:type="paragraph" w:default="1" w:styleId="1">
     <w:name w:val="Normal"/>
     <w:qFormat/>
+    <w:uiPriority w:val="0"/>
     <w:pPr>
       <w:kinsoku w:val="0"/>
       <w:autoSpaceDE w:val="0"/>
@@ -6102,7 +6188,7 @@
       <w:textAlignment w:val="baseline"/>
     </w:pPr>
     <w:rPr>
-      <w:rFonts w:ascii="Arial" w:eastAsia="宋体" w:hAnsi="Arial" w:cs="Arial"/>
+      <w:rFonts w:ascii="Arial" w:hAnsi="Arial" w:eastAsia="宋体" w:cs="Arial"/>
       <w:snapToGrid w:val="0"/>
       <w:color w:val="000000"/>
       <w:kern w:val="0"/>
@@ -6111,11 +6197,12 @@
       <w:lang w:val="en-US" w:eastAsia="en-US" w:bidi="ar-SA"/>
     </w:rPr>
   </w:style>
-  <w:style w:type="paragraph" w:styleId="Heading1">
+  <w:style w:type="paragraph" w:styleId="2">
     <w:name w:val="heading 1"/>
-    <w:basedOn w:val="Normal"/>
-    <w:next w:val="Normal"/>
+    <w:basedOn w:val="1"/>
+    <w:next w:val="1"/>
     <w:qFormat/>
+    <w:uiPriority w:val="0"/>
     <w:pPr>
       <w:keepNext/>
       <w:keepLines/>
@@ -6133,12 +6220,13 @@
       <w:sz w:val="44"/>
     </w:rPr>
   </w:style>
-  <w:style w:type="paragraph" w:styleId="Heading2">
+  <w:style w:type="paragraph" w:styleId="3">
     <w:name w:val="heading 2"/>
-    <w:basedOn w:val="Normal"/>
-    <w:next w:val="Normal"/>
+    <w:basedOn w:val="1"/>
+    <w:next w:val="1"/>
     <w:unhideWhenUsed/>
     <w:qFormat/>
+    <w:uiPriority w:val="0"/>
     <w:pPr>
       <w:keepNext/>
       <w:keepLines/>
@@ -6151,18 +6239,19 @@
       <w:outlineLvl w:val="1"/>
     </w:pPr>
     <w:rPr>
-      <w:rFonts w:ascii="Arial" w:eastAsia="黑体" w:hAnsi="Arial"/>
+      <w:rFonts w:ascii="Arial" w:hAnsi="Arial" w:eastAsia="黑体"/>
       <w:b/>
       <w:sz w:val="32"/>
     </w:rPr>
   </w:style>
-  <w:style w:type="paragraph" w:styleId="Heading3">
+  <w:style w:type="paragraph" w:styleId="4">
     <w:name w:val="heading 3"/>
-    <w:basedOn w:val="Normal"/>
-    <w:next w:val="Normal"/>
+    <w:basedOn w:val="1"/>
+    <w:next w:val="1"/>
     <w:semiHidden/>
     <w:unhideWhenUsed/>
     <w:qFormat/>
+    <w:uiPriority w:val="0"/>
     <w:pPr>
       <w:keepNext/>
       <w:keepLines/>
@@ -6179,12 +6268,13 @@
       <w:sz w:val="32"/>
     </w:rPr>
   </w:style>
-  <w:style w:type="paragraph" w:styleId="Heading4">
+  <w:style w:type="paragraph" w:styleId="5">
     <w:name w:val="heading 4"/>
-    <w:basedOn w:val="Normal"/>
-    <w:next w:val="Normal"/>
+    <w:basedOn w:val="1"/>
+    <w:next w:val="1"/>
     <w:unhideWhenUsed/>
     <w:qFormat/>
+    <w:uiPriority w:val="0"/>
     <w:pPr>
       <w:keepNext/>
       <w:keepLines/>
@@ -6197,18 +6287,19 @@
       <w:outlineLvl w:val="3"/>
     </w:pPr>
     <w:rPr>
-      <w:rFonts w:ascii="Arial" w:eastAsia="黑体" w:hAnsi="Arial"/>
+      <w:rFonts w:ascii="Arial" w:hAnsi="Arial" w:eastAsia="黑体"/>
       <w:b/>
       <w:sz w:val="28"/>
     </w:rPr>
   </w:style>
-  <w:style w:type="paragraph" w:styleId="Heading5">
+  <w:style w:type="paragraph" w:styleId="6">
     <w:name w:val="heading 5"/>
-    <w:basedOn w:val="Normal"/>
-    <w:next w:val="Normal"/>
+    <w:basedOn w:val="1"/>
+    <w:next w:val="1"/>
     <w:semiHidden/>
     <w:unhideWhenUsed/>
     <w:qFormat/>
+    <w:uiPriority w:val="0"/>
     <w:pPr>
       <w:keepNext/>
       <w:keepLines/>
@@ -6225,13 +6316,14 @@
       <w:sz w:val="28"/>
     </w:rPr>
   </w:style>
-  <w:style w:type="paragraph" w:styleId="Heading6">
+  <w:style w:type="paragraph" w:styleId="7">
     <w:name w:val="heading 6"/>
-    <w:basedOn w:val="Normal"/>
-    <w:next w:val="Normal"/>
+    <w:basedOn w:val="1"/>
+    <w:next w:val="1"/>
     <w:semiHidden/>
     <w:unhideWhenUsed/>
     <w:qFormat/>
+    <w:uiPriority w:val="0"/>
     <w:pPr>
       <w:keepNext/>
       <w:keepLines/>
@@ -6244,18 +6336,19 @@
       <w:outlineLvl w:val="5"/>
     </w:pPr>
     <w:rPr>
-      <w:rFonts w:ascii="Arial" w:eastAsia="黑体" w:hAnsi="Arial"/>
+      <w:rFonts w:ascii="Arial" w:hAnsi="Arial" w:eastAsia="黑体"/>
       <w:b/>
       <w:sz w:val="24"/>
     </w:rPr>
   </w:style>
-  <w:style w:type="paragraph" w:styleId="Heading7">
+  <w:style w:type="paragraph" w:styleId="8">
     <w:name w:val="heading 7"/>
-    <w:basedOn w:val="Normal"/>
-    <w:next w:val="Normal"/>
+    <w:basedOn w:val="1"/>
+    <w:next w:val="1"/>
     <w:semiHidden/>
     <w:unhideWhenUsed/>
     <w:qFormat/>
+    <w:uiPriority w:val="0"/>
     <w:pPr>
       <w:keepNext/>
       <w:keepLines/>
@@ -6272,13 +6365,14 @@
       <w:sz w:val="24"/>
     </w:rPr>
   </w:style>
-  <w:style w:type="paragraph" w:styleId="Heading8">
+  <w:style w:type="paragraph" w:styleId="9">
     <w:name w:val="heading 8"/>
-    <w:basedOn w:val="Normal"/>
-    <w:next w:val="Normal"/>
+    <w:basedOn w:val="1"/>
+    <w:next w:val="1"/>
     <w:semiHidden/>
     <w:unhideWhenUsed/>
     <w:qFormat/>
+    <w:uiPriority w:val="0"/>
     <w:pPr>
       <w:keepNext/>
       <w:keepLines/>
@@ -6291,17 +6385,18 @@
       <w:outlineLvl w:val="7"/>
     </w:pPr>
     <w:rPr>
-      <w:rFonts w:ascii="Arial" w:eastAsia="黑体" w:hAnsi="Arial"/>
+      <w:rFonts w:ascii="Arial" w:hAnsi="Arial" w:eastAsia="黑体"/>
       <w:sz w:val="24"/>
     </w:rPr>
   </w:style>
-  <w:style w:type="paragraph" w:styleId="Heading9">
+  <w:style w:type="paragraph" w:styleId="10">
     <w:name w:val="heading 9"/>
-    <w:basedOn w:val="Normal"/>
-    <w:next w:val="Normal"/>
+    <w:basedOn w:val="1"/>
+    <w:next w:val="1"/>
     <w:semiHidden/>
     <w:unhideWhenUsed/>
     <w:qFormat/>
+    <w:uiPriority w:val="0"/>
     <w:pPr>
       <w:keepNext/>
       <w:keepLines/>
@@ -6314,19 +6409,21 @@
       <w:outlineLvl w:val="8"/>
     </w:pPr>
     <w:rPr>
-      <w:rFonts w:ascii="Arial" w:eastAsia="黑体" w:hAnsi="Arial"/>
+      <w:rFonts w:ascii="Arial" w:hAnsi="Arial" w:eastAsia="黑体"/>
       <w:sz w:val="21"/>
     </w:rPr>
   </w:style>
-  <w:style w:type="character" w:default="1" w:styleId="DefaultParagraphFont">
+  <w:style w:type="character" w:default="1" w:styleId="22">
     <w:name w:val="Default Paragraph Font"/>
     <w:semiHidden/>
     <w:qFormat/>
+    <w:uiPriority w:val="0"/>
   </w:style>
-  <w:style w:type="table" w:default="1" w:styleId="TableNormal">
+  <w:style w:type="table" w:default="1" w:styleId="20">
     <w:name w:val="Normal Table"/>
     <w:semiHidden/>
     <w:qFormat/>
+    <w:uiPriority w:val="0"/>
     <w:tblPr>
       <w:tblCellMar>
         <w:top w:w="0" w:type="dxa"/>
@@ -6336,39 +6433,43 @@
       </w:tblCellMar>
     </w:tblPr>
   </w:style>
-  <w:style w:type="paragraph" w:styleId="CommentText">
+  <w:style w:type="paragraph" w:styleId="11">
     <w:name w:val="annotation text"/>
-    <w:basedOn w:val="Normal"/>
+    <w:basedOn w:val="1"/>
     <w:qFormat/>
+    <w:uiPriority w:val="0"/>
     <w:pPr>
       <w:jc w:val="left"/>
     </w:pPr>
   </w:style>
-  <w:style w:type="paragraph" w:styleId="BodyText">
+  <w:style w:type="paragraph" w:styleId="12">
     <w:name w:val="Body Text"/>
-    <w:basedOn w:val="Normal"/>
+    <w:basedOn w:val="1"/>
     <w:semiHidden/>
     <w:qFormat/>
+    <w:uiPriority w:val="0"/>
     <w:rPr>
-      <w:rFonts w:ascii="Arial" w:eastAsia="Arial" w:hAnsi="Arial" w:cs="Arial"/>
+      <w:rFonts w:ascii="Arial" w:hAnsi="Arial" w:eastAsia="Arial" w:cs="Arial"/>
       <w:sz w:val="21"/>
       <w:szCs w:val="21"/>
       <w:lang w:val="en-US" w:eastAsia="en-US" w:bidi="ar-SA"/>
     </w:rPr>
   </w:style>
-  <w:style w:type="paragraph" w:styleId="TOC3">
+  <w:style w:type="paragraph" w:styleId="13">
     <w:name w:val="toc 3"/>
-    <w:basedOn w:val="Normal"/>
-    <w:next w:val="Normal"/>
+    <w:basedOn w:val="1"/>
+    <w:next w:val="1"/>
     <w:qFormat/>
+    <w:uiPriority w:val="0"/>
     <w:pPr>
       <w:ind w:left="840" w:leftChars="400"/>
     </w:pPr>
   </w:style>
-  <w:style w:type="paragraph" w:styleId="Footer">
+  <w:style w:type="paragraph" w:styleId="14">
     <w:name w:val="footer"/>
-    <w:basedOn w:val="Normal"/>
+    <w:basedOn w:val="1"/>
     <w:qFormat/>
+    <w:uiPriority w:val="0"/>
     <w:pPr>
       <w:tabs>
         <w:tab w:val="center" w:pos="4153"/>
@@ -6381,16 +6482,17 @@
       <w:sz w:val="18"/>
     </w:rPr>
   </w:style>
-  <w:style w:type="paragraph" w:styleId="Header">
+  <w:style w:type="paragraph" w:styleId="15">
     <w:name w:val="header"/>
-    <w:basedOn w:val="Normal"/>
+    <w:basedOn w:val="1"/>
     <w:qFormat/>
+    <w:uiPriority w:val="0"/>
     <w:pPr>
       <w:pBdr>
-        <w:top w:val="nil"/>
-        <w:left w:val="nil"/>
-        <w:bottom w:val="nil"/>
-        <w:right w:val="nil"/>
+        <w:top w:val="none" w:color="auto" w:sz="0" w:space="0"/>
+        <w:left w:val="none" w:color="auto" w:sz="0" w:space="0"/>
+        <w:bottom w:val="none" w:color="auto" w:sz="0" w:space="0"/>
+        <w:right w:val="none" w:color="auto" w:sz="0" w:space="0"/>
       </w:pBdr>
       <w:tabs>
         <w:tab w:val="center" w:pos="4153"/>
@@ -6405,37 +6507,41 @@
       <w:sz w:val="18"/>
     </w:rPr>
   </w:style>
-  <w:style w:type="paragraph" w:styleId="TOC1">
+  <w:style w:type="paragraph" w:styleId="16">
     <w:name w:val="toc 1"/>
-    <w:basedOn w:val="Normal"/>
-    <w:next w:val="Normal"/>
+    <w:basedOn w:val="1"/>
+    <w:next w:val="1"/>
     <w:qFormat/>
+    <w:uiPriority w:val="0"/>
     <w:rPr>
-      <w:rFonts w:ascii="Arial" w:eastAsia="Microsoft JhengHei" w:hAnsi="Arial"/>
+      <w:rFonts w:ascii="Arial" w:hAnsi="Arial" w:eastAsia="Microsoft JhengHei"/>
       <w:sz w:val="24"/>
     </w:rPr>
   </w:style>
-  <w:style w:type="paragraph" w:styleId="TOC2">
+  <w:style w:type="paragraph" w:styleId="17">
     <w:name w:val="toc 2"/>
-    <w:basedOn w:val="Normal"/>
-    <w:next w:val="Normal"/>
+    <w:basedOn w:val="1"/>
+    <w:next w:val="1"/>
     <w:qFormat/>
+    <w:uiPriority w:val="0"/>
     <w:pPr>
       <w:ind w:left="420" w:leftChars="200"/>
     </w:pPr>
   </w:style>
-  <w:style w:type="paragraph" w:styleId="NormalWeb">
+  <w:style w:type="paragraph" w:styleId="18">
     <w:name w:val="Normal (Web)"/>
-    <w:basedOn w:val="Normal"/>
+    <w:basedOn w:val="1"/>
     <w:qFormat/>
+    <w:uiPriority w:val="0"/>
     <w:rPr>
       <w:sz w:val="24"/>
     </w:rPr>
   </w:style>
-  <w:style w:type="paragraph" w:styleId="Title">
+  <w:style w:type="paragraph" w:styleId="19">
     <w:name w:val="Title"/>
-    <w:basedOn w:val="Normal"/>
+    <w:basedOn w:val="1"/>
     <w:qFormat/>
+    <w:uiPriority w:val="0"/>
     <w:pPr>
       <w:spacing w:before="240" w:beforeLines="0" w:beforeAutospacing="0" w:after="60" w:afterLines="0" w:afterAutospacing="0"/>
       <w:jc w:val="center"/>
@@ -6447,68 +6553,73 @@
       <w:sz w:val="32"/>
     </w:rPr>
   </w:style>
-  <w:style w:type="table" w:styleId="TableGrid">
+  <w:style w:type="table" w:styleId="21">
     <w:name w:val="Table Grid"/>
-    <w:basedOn w:val="TableNormal"/>
+    <w:basedOn w:val="20"/>
     <w:qFormat/>
+    <w:uiPriority w:val="0"/>
     <w:pPr>
       <w:widowControl w:val="0"/>
       <w:jc w:val="both"/>
     </w:pPr>
     <w:tblPr>
       <w:tblBorders>
-        <w:top w:val="single" w:sz="4" w:space="0" w:color="auto"/>
-        <w:left w:val="single" w:sz="4" w:space="0" w:color="auto"/>
-        <w:bottom w:val="single" w:sz="4" w:space="0" w:color="auto"/>
-        <w:right w:val="single" w:sz="4" w:space="0" w:color="auto"/>
-        <w:insideH w:val="single" w:sz="4" w:space="0" w:color="auto"/>
-        <w:insideV w:val="single" w:sz="4" w:space="0" w:color="auto"/>
+        <w:top w:val="single" w:color="auto" w:sz="4" w:space="0"/>
+        <w:left w:val="single" w:color="auto" w:sz="4" w:space="0"/>
+        <w:bottom w:val="single" w:color="auto" w:sz="4" w:space="0"/>
+        <w:right w:val="single" w:color="auto" w:sz="4" w:space="0"/>
+        <w:insideH w:val="single" w:color="auto" w:sz="4" w:space="0"/>
+        <w:insideV w:val="single" w:color="auto" w:sz="4" w:space="0"/>
       </w:tblBorders>
     </w:tblPr>
   </w:style>
-  <w:style w:type="character" w:styleId="Strong">
+  <w:style w:type="character" w:styleId="23">
     <w:name w:val="Strong"/>
-    <w:basedOn w:val="DefaultParagraphFont"/>
+    <w:basedOn w:val="22"/>
     <w:qFormat/>
+    <w:uiPriority w:val="0"/>
     <w:rPr>
       <w:b/>
     </w:rPr>
   </w:style>
-  <w:style w:type="paragraph" w:customStyle="1" w:styleId="a">
+  <w:style w:type="paragraph" w:customStyle="1" w:styleId="24">
     <w:name w:val="柴_公司名"/>
-    <w:basedOn w:val="Title"/>
+    <w:basedOn w:val="19"/>
     <w:qFormat/>
+    <w:uiPriority w:val="0"/>
     <w:pPr>
       <w:spacing w:after="600" w:afterLines="600"/>
     </w:pPr>
     <w:rPr>
-      <w:rFonts w:ascii="宋体" w:eastAsia="宋体" w:hAnsi="宋体" w:cs="宋体" w:hint="eastAsia"/>
+      <w:rFonts w:hint="eastAsia" w:ascii="宋体" w:hAnsi="宋体" w:eastAsia="宋体" w:cs="宋体"/>
       <w:bCs/>
       <w:spacing w:val="-6"/>
       <w:sz w:val="52"/>
       <w:szCs w:val="52"/>
     </w:rPr>
   </w:style>
-  <w:style w:type="paragraph" w:customStyle="1" w:styleId="a0">
+  <w:style w:type="paragraph" w:customStyle="1" w:styleId="25">
     <w:name w:val="柴_文档名"/>
-    <w:basedOn w:val="Title"/>
+    <w:basedOn w:val="19"/>
     <w:qFormat/>
+    <w:uiPriority w:val="0"/>
     <w:pPr>
       <w:spacing w:after="900" w:afterLines="900"/>
     </w:pPr>
     <w:rPr>
-      <w:rFonts w:ascii="黑体" w:eastAsia="黑体" w:hAnsi="黑体" w:cs="黑体"/>
+      <w:rFonts w:ascii="黑体" w:hAnsi="黑体" w:eastAsia="黑体" w:cs="黑体"/>
       <w:bCs/>
       <w:spacing w:val="-7"/>
       <w:sz w:val="52"/>
       <w:szCs w:val="52"/>
     </w:rPr>
   </w:style>
-  <w:style w:type="table" w:customStyle="1" w:styleId="TableNormal0">
+  <w:style w:type="table" w:customStyle="1" w:styleId="26">
     <w:name w:val="Table Normal_0"/>
     <w:semiHidden/>
     <w:unhideWhenUsed/>
     <w:qFormat/>
+    <w:uiPriority w:val="0"/>
     <w:tblPr>
       <w:tblCellMar>
         <w:top w:w="0" w:type="dxa"/>
@@ -6518,81 +6629,87 @@
       </w:tblCellMar>
     </w:tblPr>
   </w:style>
-  <w:style w:type="paragraph" w:customStyle="1" w:styleId="TableText">
+  <w:style w:type="paragraph" w:customStyle="1" w:styleId="27">
     <w:name w:val="Table Text"/>
-    <w:basedOn w:val="Normal"/>
+    <w:basedOn w:val="1"/>
     <w:semiHidden/>
     <w:qFormat/>
+    <w:uiPriority w:val="0"/>
     <w:rPr>
-      <w:rFonts w:ascii="宋体" w:eastAsia="宋体" w:hAnsi="宋体" w:cs="宋体"/>
+      <w:rFonts w:ascii="宋体" w:hAnsi="宋体" w:eastAsia="宋体" w:cs="宋体"/>
       <w:sz w:val="21"/>
       <w:szCs w:val="21"/>
       <w:lang w:val="en-US" w:eastAsia="en-US" w:bidi="ar-SA"/>
     </w:rPr>
   </w:style>
-  <w:style w:type="paragraph" w:customStyle="1" w:styleId="1">
+  <w:style w:type="paragraph" w:customStyle="1" w:styleId="28">
     <w:name w:val="柴_标题1"/>
-    <w:basedOn w:val="Heading1"/>
-    <w:next w:val="a1"/>
-    <w:link w:val="1Char"/>
+    <w:basedOn w:val="2"/>
+    <w:next w:val="29"/>
+    <w:link w:val="38"/>
     <w:qFormat/>
+    <w:uiPriority w:val="0"/>
     <w:pPr>
       <w:spacing w:before="100" w:after="90" w:line="360" w:lineRule="auto"/>
     </w:pPr>
     <w:rPr>
-      <w:rFonts w:ascii="Arial" w:eastAsia="宋体" w:hAnsi="Arial"/>
+      <w:rFonts w:ascii="Arial" w:hAnsi="Arial" w:eastAsia="宋体"/>
       <w:sz w:val="32"/>
     </w:rPr>
   </w:style>
-  <w:style w:type="paragraph" w:customStyle="1" w:styleId="a1">
+  <w:style w:type="paragraph" w:customStyle="1" w:styleId="29">
     <w:name w:val="柴_正文"/>
-    <w:basedOn w:val="BodyText"/>
-    <w:link w:val="Char"/>
+    <w:basedOn w:val="12"/>
+    <w:link w:val="42"/>
     <w:qFormat/>
+    <w:uiPriority w:val="0"/>
     <w:pPr>
       <w:spacing w:line="360" w:lineRule="auto"/>
       <w:ind w:firstLine="470" w:firstLineChars="200"/>
     </w:pPr>
     <w:rPr>
-      <w:rFonts w:ascii="Arial" w:eastAsia="宋体" w:hAnsi="Arial"/>
+      <w:rFonts w:ascii="Arial" w:hAnsi="Arial" w:eastAsia="宋体"/>
       <w:sz w:val="24"/>
       <w:lang w:eastAsia="zh-CN"/>
     </w:rPr>
   </w:style>
-  <w:style w:type="paragraph" w:customStyle="1" w:styleId="2">
+  <w:style w:type="paragraph" w:customStyle="1" w:styleId="30">
     <w:name w:val="柴_标题2"/>
-    <w:basedOn w:val="Heading2"/>
-    <w:next w:val="a1"/>
+    <w:basedOn w:val="3"/>
+    <w:next w:val="29"/>
     <w:qFormat/>
+    <w:uiPriority w:val="0"/>
     <w:pPr>
       <w:spacing w:line="360" w:lineRule="auto"/>
     </w:pPr>
     <w:rPr>
-      <w:rFonts w:ascii="Arial" w:eastAsia="宋体" w:hAnsi="Arial"/>
+      <w:rFonts w:ascii="Arial" w:hAnsi="Arial" w:eastAsia="宋体"/>
       <w:sz w:val="28"/>
     </w:rPr>
   </w:style>
-  <w:style w:type="paragraph" w:customStyle="1" w:styleId="3">
+  <w:style w:type="paragraph" w:customStyle="1" w:styleId="31">
     <w:name w:val="柴_标题3"/>
-    <w:basedOn w:val="Heading3"/>
-    <w:next w:val="a1"/>
+    <w:basedOn w:val="4"/>
+    <w:next w:val="29"/>
     <w:qFormat/>
+    <w:uiPriority w:val="0"/>
     <w:pPr>
       <w:spacing w:line="360" w:lineRule="auto"/>
       <w:ind w:left="0" w:firstLine="472" w:firstLineChars="200"/>
     </w:pPr>
     <w:rPr>
-      <w:rFonts w:ascii="宋体" w:eastAsia="宋体" w:hAnsi="宋体" w:cs="宋体"/>
+      <w:rFonts w:ascii="宋体" w:hAnsi="宋体" w:eastAsia="宋体" w:cs="宋体"/>
       <w:spacing w:val="-2"/>
       <w:sz w:val="24"/>
       <w:szCs w:val="24"/>
     </w:rPr>
   </w:style>
-  <w:style w:type="paragraph" w:customStyle="1" w:styleId="a2">
+  <w:style w:type="paragraph" w:customStyle="1" w:styleId="32">
     <w:name w:val="柴_目录"/>
-    <w:basedOn w:val="Normal"/>
-    <w:next w:val="BodyText"/>
+    <w:basedOn w:val="1"/>
+    <w:next w:val="12"/>
     <w:qFormat/>
+    <w:uiPriority w:val="0"/>
     <w:pPr>
       <w:tabs>
         <w:tab w:val="right" w:leader="dot" w:pos="8442"/>
@@ -6600,59 +6717,64 @@
       <w:ind w:left="0" w:leftChars="0"/>
     </w:pPr>
     <w:rPr>
-      <w:rFonts w:ascii="Arial" w:eastAsia="Microsoft JhengHei" w:hAnsi="Arial"/>
+      <w:rFonts w:ascii="Arial" w:hAnsi="Arial" w:eastAsia="Microsoft JhengHei"/>
       <w:sz w:val="24"/>
     </w:rPr>
   </w:style>
-  <w:style w:type="paragraph" w:customStyle="1" w:styleId="WPSOffice1">
+  <w:style w:type="paragraph" w:customStyle="1" w:styleId="33">
     <w:name w:val="WPSOffice手动目录 1"/>
     <w:qFormat/>
+    <w:uiPriority w:val="0"/>
     <w:pPr>
       <w:ind w:leftChars="0"/>
     </w:pPr>
     <w:rPr>
-      <w:rFonts w:ascii="Times New Roman" w:eastAsia="宋体" w:hAnsi="Times New Roman" w:cs="Times New Roman"/>
+      <w:rFonts w:ascii="Times New Roman" w:hAnsi="Times New Roman" w:eastAsia="宋体" w:cs="Times New Roman"/>
       <w:sz w:val="20"/>
       <w:szCs w:val="20"/>
     </w:rPr>
   </w:style>
-  <w:style w:type="paragraph" w:customStyle="1" w:styleId="WPSOffice2">
+  <w:style w:type="paragraph" w:customStyle="1" w:styleId="34">
     <w:name w:val="WPSOffice手动目录 2"/>
     <w:qFormat/>
+    <w:uiPriority w:val="0"/>
     <w:pPr>
       <w:ind w:leftChars="200"/>
     </w:pPr>
     <w:rPr>
-      <w:rFonts w:ascii="Times New Roman" w:eastAsia="宋体" w:hAnsi="Times New Roman" w:cs="Times New Roman"/>
+      <w:rFonts w:ascii="Times New Roman" w:hAnsi="Times New Roman" w:eastAsia="宋体" w:cs="Times New Roman"/>
       <w:sz w:val="20"/>
       <w:szCs w:val="20"/>
     </w:rPr>
   </w:style>
-  <w:style w:type="paragraph" w:customStyle="1" w:styleId="WPSOffice3">
+  <w:style w:type="paragraph" w:customStyle="1" w:styleId="35">
     <w:name w:val="WPSOffice手动目录 3"/>
     <w:qFormat/>
+    <w:uiPriority w:val="0"/>
     <w:pPr>
       <w:ind w:leftChars="400"/>
     </w:pPr>
     <w:rPr>
-      <w:rFonts w:ascii="Times New Roman" w:eastAsia="宋体" w:hAnsi="Times New Roman" w:cs="Times New Roman"/>
+      <w:rFonts w:ascii="Times New Roman" w:hAnsi="Times New Roman" w:eastAsia="宋体" w:cs="Times New Roman"/>
       <w:sz w:val="20"/>
       <w:szCs w:val="20"/>
     </w:rPr>
   </w:style>
-  <w:style w:type="paragraph" w:customStyle="1" w:styleId="Compact">
+  <w:style w:type="paragraph" w:customStyle="1" w:styleId="36">
     <w:name w:val="Compact"/>
-    <w:basedOn w:val="BodyText"/>
+    <w:basedOn w:val="12"/>
     <w:qFormat/>
+    <w:uiPriority w:val="0"/>
     <w:pPr>
       <w:spacing w:before="36" w:after="36"/>
     </w:pPr>
   </w:style>
-  <w:style w:type="table" w:customStyle="1" w:styleId="Table">
+  <w:style w:type="table" w:customStyle="1" w:styleId="37">
     <w:name w:val="Table"/>
     <w:semiHidden/>
     <w:unhideWhenUsed/>
     <w:qFormat/>
+    <w:uiPriority w:val="0"/>
     <w:tblPr>
       <w:tblCellMar>
         <w:top w:w="0" w:type="dxa"/>
@@ -6664,26 +6786,28 @@
     <w:tblStylePr w:type="firstRow">
       <w:tcPr>
         <w:tcBorders>
-          <w:bottom w:val="single" w:sz="0" w:space="0" w:color="auto"/>
+          <w:bottom w:val="single" w:color="auto" w:sz="0" w:space="0"/>
         </w:tcBorders>
         <w:vAlign w:val="bottom"/>
       </w:tcPr>
     </w:tblStylePr>
   </w:style>
-  <w:style w:type="character" w:customStyle="1" w:styleId="1Char">
+  <w:style w:type="character" w:customStyle="1" w:styleId="38">
     <w:name w:val="柴_标题1 Char"/>
-    <w:link w:val="1"/>
+    <w:link w:val="28"/>
     <w:qFormat/>
+    <w:uiPriority w:val="0"/>
     <w:rPr>
-      <w:rFonts w:ascii="Arial" w:eastAsia="宋体" w:hAnsi="Arial"/>
+      <w:rFonts w:ascii="Arial" w:hAnsi="Arial" w:eastAsia="宋体"/>
       <w:sz w:val="32"/>
     </w:rPr>
   </w:style>
-  <w:style w:type="table" w:customStyle="1" w:styleId="TableNormal1">
+  <w:style w:type="table" w:customStyle="1" w:styleId="39">
     <w:name w:val="Table Normal_1"/>
     <w:semiHidden/>
     <w:unhideWhenUsed/>
     <w:qFormat/>
+    <w:uiPriority w:val="0"/>
     <w:tblPr>
       <w:tblCellMar>
         <w:top w:w="0" w:type="dxa"/>
@@ -6693,10 +6817,11 @@
       </w:tblCellMar>
     </w:tblPr>
   </w:style>
-  <w:style w:type="paragraph" w:customStyle="1" w:styleId="a3">
+  <w:style w:type="paragraph" w:customStyle="1" w:styleId="40">
     <w:name w:val="柴_正文_无缩进"/>
-    <w:basedOn w:val="Normal"/>
+    <w:basedOn w:val="1"/>
     <w:qFormat/>
+    <w:uiPriority w:val="0"/>
     <w:pPr>
       <w:ind w:firstLine="0" w:firstLineChars="0"/>
     </w:pPr>
@@ -6706,29 +6831,31 @@
       <w:lang w:eastAsia="zh-CN"/>
     </w:rPr>
   </w:style>
-  <w:style w:type="paragraph" w:customStyle="1" w:styleId="4">
+  <w:style w:type="paragraph" w:customStyle="1" w:styleId="41">
     <w:name w:val="柴_标题4"/>
-    <w:basedOn w:val="Heading4"/>
-    <w:next w:val="Normal"/>
+    <w:basedOn w:val="5"/>
+    <w:next w:val="1"/>
     <w:qFormat/>
+    <w:uiPriority w:val="0"/>
     <w:pPr>
       <w:widowControl w:val="0"/>
       <w:spacing w:before="160" w:line="360" w:lineRule="auto"/>
-      <w:ind w:left="981" w:hanging="862" w:leftChars="300"/>
+      <w:ind w:left="981" w:leftChars="300" w:hanging="862"/>
     </w:pPr>
     <w:rPr>
-      <w:rFonts w:ascii="Calibri" w:eastAsia="宋体" w:hAnsi="Calibri" w:cs="宋体" w:hint="eastAsia"/>
+      <w:rFonts w:hint="eastAsia" w:ascii="Calibri" w:hAnsi="Calibri" w:eastAsia="宋体" w:cs="宋体"/>
       <w:sz w:val="24"/>
       <w:szCs w:val="24"/>
       <w:lang w:eastAsia="zh-CN" w:bidi="zh-CN"/>
     </w:rPr>
   </w:style>
-  <w:style w:type="character" w:customStyle="1" w:styleId="Char">
+  <w:style w:type="character" w:customStyle="1" w:styleId="42">
     <w:name w:val="柴_正文 Char"/>
-    <w:link w:val="a1"/>
+    <w:link w:val="29"/>
     <w:qFormat/>
+    <w:uiPriority w:val="0"/>
     <w:rPr>
-      <w:rFonts w:ascii="Arial" w:eastAsia="宋体" w:hAnsi="Arial"/>
+      <w:rFonts w:ascii="Arial" w:hAnsi="Arial" w:eastAsia="宋体"/>
       <w:sz w:val="24"/>
       <w:lang w:eastAsia="zh-CN"/>
     </w:rPr>
